--- a/Python Rv Patel.docx
+++ b/Python Rv Patel.docx
@@ -6276,8 +6276,9 @@
           <w:szCs w:val="28"/>
           <w:highlight w:val="yellow"/>
         </w:rPr>
-        <w:t>-----------------------</w:t>
-      </w:r>
+        <w:t xml:space="preserve">-----------------------Head Tail Functions </w:t>
+      </w:r>
+      <w:proofErr w:type="gramStart"/>
       <w:r>
         <w:rPr>
           <w:b/>
@@ -6286,9 +6287,9 @@
           <w:szCs w:val="28"/>
           <w:highlight w:val="yellow"/>
         </w:rPr>
-        <w:t xml:space="preserve">Head Tail Functions </w:t>
-      </w:r>
-      <w:proofErr w:type="gramStart"/>
+        <w:t>In</w:t>
+      </w:r>
+      <w:proofErr w:type="gramEnd"/>
       <w:r>
         <w:rPr>
           <w:b/>
@@ -6297,9 +6298,248 @@
           <w:szCs w:val="28"/>
           <w:highlight w:val="yellow"/>
         </w:rPr>
-        <w:t>In</w:t>
-      </w:r>
-      <w:proofErr w:type="gramEnd"/>
+        <w:t xml:space="preserve"> Series --------------------------------</w:t>
+      </w:r>
+    </w:p>
+    <w:p>
+      <w:r>
+        <w:t xml:space="preserve">head (): It is used to access the first 5 rows of a series. </w:t>
+      </w:r>
+    </w:p>
+    <w:p>
+      <w:proofErr w:type="gramStart"/>
+      <w:r>
+        <w:t>Note :To</w:t>
+      </w:r>
+      <w:proofErr w:type="gramEnd"/>
+      <w:r>
+        <w:t xml:space="preserve"> access first 3 </w:t>
+      </w:r>
+      <w:proofErr w:type="gramStart"/>
+      <w:r>
+        <w:t>rows</w:t>
+      </w:r>
+      <w:proofErr w:type="gramEnd"/>
+      <w:r>
+        <w:t xml:space="preserve"> we can call </w:t>
+      </w:r>
+      <w:proofErr w:type="spellStart"/>
+      <w:r>
+        <w:t>series_</w:t>
+      </w:r>
+      <w:proofErr w:type="gramStart"/>
+      <w:r>
+        <w:t>name.head</w:t>
+      </w:r>
+      <w:proofErr w:type="spellEnd"/>
+      <w:proofErr w:type="gramEnd"/>
+      <w:r>
+        <w:t>(3)</w:t>
+      </w:r>
+    </w:p>
+    <w:p>
+      <w:pPr>
+        <w:rPr>
+          <w:b/>
+          <w:bCs/>
+          <w:sz w:val="28"/>
+          <w:szCs w:val="28"/>
+        </w:rPr>
+      </w:pPr>
+    </w:p>
+    <w:p>
+      <w:r>
+        <w:t>import pandas as pd</w:t>
+      </w:r>
+    </w:p>
+    <w:p>
+      <w:r>
+        <w:t># Create a Series directly from a list</w:t>
+      </w:r>
+    </w:p>
+    <w:p>
+      <w:r>
+        <w:t xml:space="preserve">s = </w:t>
+      </w:r>
+      <w:proofErr w:type="spellStart"/>
+      <w:proofErr w:type="gramStart"/>
+      <w:r>
+        <w:t>pd.Series</w:t>
+      </w:r>
+      <w:proofErr w:type="spellEnd"/>
+      <w:proofErr w:type="gramEnd"/>
+      <w:r>
+        <w:t>([10, 15, 18, 22, 55, 77, 42, 48, 97])</w:t>
+      </w:r>
+    </w:p>
+    <w:p/>
+    <w:p>
+      <w:r>
+        <w:t># To print first 5 rows</w:t>
+      </w:r>
+    </w:p>
+    <w:p>
+      <w:proofErr w:type="gramStart"/>
+      <w:r>
+        <w:t>print(</w:t>
+      </w:r>
+      <w:proofErr w:type="gramEnd"/>
+      <w:r>
+        <w:t>"First 5 rows:")</w:t>
+      </w:r>
+    </w:p>
+    <w:p>
+      <w:r>
+        <w:lastRenderedPageBreak/>
+        <w:t>print(</w:t>
+      </w:r>
+      <w:proofErr w:type="spellStart"/>
+      <w:proofErr w:type="gramStart"/>
+      <w:r>
+        <w:t>s.head</w:t>
+      </w:r>
+      <w:proofErr w:type="spellEnd"/>
+      <w:proofErr w:type="gramEnd"/>
+      <w:r>
+        <w:t>())</w:t>
+      </w:r>
+    </w:p>
+    <w:p/>
+    <w:p>
+      <w:r>
+        <w:t># To print first 3 rows</w:t>
+      </w:r>
+    </w:p>
+    <w:p>
+      <w:proofErr w:type="gramStart"/>
+      <w:r>
+        <w:t>print(</w:t>
+      </w:r>
+      <w:proofErr w:type="gramEnd"/>
+      <w:r>
+        <w:t>"\</w:t>
+      </w:r>
+      <w:proofErr w:type="spellStart"/>
+      <w:r>
+        <w:t>nFirst</w:t>
+      </w:r>
+      <w:proofErr w:type="spellEnd"/>
+      <w:r>
+        <w:t xml:space="preserve"> 3 rows:")</w:t>
+      </w:r>
+    </w:p>
+    <w:p>
+      <w:r>
+        <w:t>print(</w:t>
+      </w:r>
+      <w:proofErr w:type="spellStart"/>
+      <w:proofErr w:type="gramStart"/>
+      <w:r>
+        <w:t>s.head</w:t>
+      </w:r>
+      <w:proofErr w:type="spellEnd"/>
+      <w:proofErr w:type="gramEnd"/>
+      <w:r>
+        <w:t>(3))</w:t>
+      </w:r>
+    </w:p>
+    <w:p/>
+    <w:p>
+      <w:r>
+        <w:t># To print last 5 rows</w:t>
+      </w:r>
+    </w:p>
+    <w:p>
+      <w:proofErr w:type="gramStart"/>
+      <w:r>
+        <w:t>print(</w:t>
+      </w:r>
+      <w:proofErr w:type="gramEnd"/>
+      <w:r>
+        <w:t>"\</w:t>
+      </w:r>
+      <w:proofErr w:type="spellStart"/>
+      <w:r>
+        <w:t>nLast</w:t>
+      </w:r>
+      <w:proofErr w:type="spellEnd"/>
+      <w:r>
+        <w:t xml:space="preserve"> 5 rows:")</w:t>
+      </w:r>
+    </w:p>
+    <w:p>
+      <w:r>
+        <w:t>print(</w:t>
+      </w:r>
+      <w:proofErr w:type="spellStart"/>
+      <w:proofErr w:type="gramStart"/>
+      <w:r>
+        <w:t>s.tail</w:t>
+      </w:r>
+      <w:proofErr w:type="spellEnd"/>
+      <w:proofErr w:type="gramEnd"/>
+      <w:r>
+        <w:t>())</w:t>
+      </w:r>
+    </w:p>
+    <w:p/>
+    <w:p>
+      <w:r>
+        <w:t># To print last 3 rows</w:t>
+      </w:r>
+    </w:p>
+    <w:p>
+      <w:proofErr w:type="gramStart"/>
+      <w:r>
+        <w:t>print(</w:t>
+      </w:r>
+      <w:proofErr w:type="gramEnd"/>
+      <w:r>
+        <w:t>"\</w:t>
+      </w:r>
+      <w:proofErr w:type="spellStart"/>
+      <w:r>
+        <w:t>nLast</w:t>
+      </w:r>
+      <w:proofErr w:type="spellEnd"/>
+      <w:r>
+        <w:t xml:space="preserve"> 3 rows:")</w:t>
+      </w:r>
+    </w:p>
+    <w:p>
+      <w:r>
+        <w:t>print(</w:t>
+      </w:r>
+      <w:proofErr w:type="spellStart"/>
+      <w:proofErr w:type="gramStart"/>
+      <w:r>
+        <w:t>s.tail</w:t>
+      </w:r>
+      <w:proofErr w:type="spellEnd"/>
+      <w:proofErr w:type="gramEnd"/>
+      <w:r>
+        <w:t>(3))</w:t>
+      </w:r>
+    </w:p>
+    <w:p>
+      <w:pPr>
+        <w:rPr>
+          <w:b/>
+          <w:bCs/>
+          <w:sz w:val="28"/>
+          <w:szCs w:val="28"/>
+        </w:rPr>
+      </w:pPr>
+    </w:p>
+    <w:p>
+      <w:pPr>
+        <w:rPr>
+          <w:b/>
+          <w:bCs/>
+          <w:sz w:val="28"/>
+          <w:szCs w:val="28"/>
+        </w:rPr>
+      </w:pPr>
       <w:r>
         <w:rPr>
           <w:b/>
@@ -6308,8 +6548,9 @@
           <w:szCs w:val="28"/>
           <w:highlight w:val="yellow"/>
         </w:rPr>
-        <w:t xml:space="preserve"> Series</w:t>
-      </w:r>
+        <w:t xml:space="preserve">----------------------- Selection in </w:t>
+      </w:r>
+      <w:proofErr w:type="gramStart"/>
       <w:r>
         <w:rPr>
           <w:b/>
@@ -6318,43 +6559,45 @@
           <w:szCs w:val="28"/>
           <w:highlight w:val="yellow"/>
         </w:rPr>
-        <w:t xml:space="preserve"> --------------------------------</w:t>
-      </w:r>
-    </w:p>
-    <w:p>
-      <w:r>
-        <w:t xml:space="preserve">head (): It is used to access the first 5 rows of a series. </w:t>
-      </w:r>
-    </w:p>
-    <w:p>
-      <w:proofErr w:type="gramStart"/>
-      <w:r>
-        <w:t>Note :To</w:t>
-      </w:r>
-      <w:proofErr w:type="gramEnd"/>
-      <w:r>
-        <w:t xml:space="preserve"> access first 3 </w:t>
-      </w:r>
-      <w:proofErr w:type="gramStart"/>
-      <w:r>
-        <w:t>rows</w:t>
-      </w:r>
-      <w:proofErr w:type="gramEnd"/>
-      <w:r>
-        <w:t xml:space="preserve"> we can call </w:t>
-      </w:r>
-      <w:proofErr w:type="spellStart"/>
-      <w:r>
-        <w:t>series_</w:t>
-      </w:r>
-      <w:proofErr w:type="gramStart"/>
-      <w:r>
-        <w:t>name.head</w:t>
-      </w:r>
-      <w:proofErr w:type="spellEnd"/>
-      <w:proofErr w:type="gramEnd"/>
-      <w:r>
-        <w:t>(3)</w:t>
+        <w:t>Series  --------------------------------</w:t>
+      </w:r>
+      <w:proofErr w:type="gramEnd"/>
+    </w:p>
+    <w:p>
+      <w:r>
+        <w:t xml:space="preserve">Series provides index label </w:t>
+      </w:r>
+      <w:r>
+        <w:rPr>
+          <w:highlight w:val="yellow"/>
+        </w:rPr>
+        <w:t>loc</w:t>
+      </w:r>
+      <w:r>
+        <w:t xml:space="preserve"> and </w:t>
+      </w:r>
+      <w:proofErr w:type="spellStart"/>
+      <w:r>
+        <w:rPr>
+          <w:highlight w:val="yellow"/>
+        </w:rPr>
+        <w:t>iloc</w:t>
+      </w:r>
+      <w:proofErr w:type="spellEnd"/>
+      <w:r>
+        <w:t xml:space="preserve"> </w:t>
+      </w:r>
+      <w:r>
+        <w:t xml:space="preserve">and </w:t>
+      </w:r>
+      <w:r>
+        <w:rPr>
+          <w:highlight w:val="yellow"/>
+        </w:rPr>
+        <w:t>[]</w:t>
+      </w:r>
+      <w:r>
+        <w:t xml:space="preserve"> to access rows and columns.</w:t>
       </w:r>
     </w:p>
     <w:p>
@@ -6369,6 +6612,94 @@
     </w:p>
     <w:p>
       <w:r>
+        <w:rPr>
+          <w:highlight w:val="magenta"/>
+        </w:rPr>
+        <w:t xml:space="preserve">1. loc index </w:t>
+      </w:r>
+      <w:proofErr w:type="gramStart"/>
+      <w:r>
+        <w:rPr>
+          <w:highlight w:val="magenta"/>
+        </w:rPr>
+        <w:t>label :</w:t>
+      </w:r>
+      <w:proofErr w:type="gramEnd"/>
+      <w:r>
+        <w:rPr>
+          <w:highlight w:val="magenta"/>
+        </w:rPr>
+        <w:t>-</w:t>
+      </w:r>
+      <w:r>
+        <w:t xml:space="preserve"> </w:t>
+      </w:r>
+    </w:p>
+    <w:p>
+      <w:proofErr w:type="gramStart"/>
+      <w:r>
+        <w:t>Syntax:-</w:t>
+      </w:r>
+      <w:proofErr w:type="gramEnd"/>
+      <w:r>
+        <w:t xml:space="preserve"> </w:t>
+      </w:r>
+      <w:proofErr w:type="spellStart"/>
+      <w:proofErr w:type="gramStart"/>
+      <w:r>
+        <w:rPr>
+          <w:highlight w:val="green"/>
+        </w:rPr>
+        <w:t>series_name.loc</w:t>
+      </w:r>
+      <w:proofErr w:type="spellEnd"/>
+      <w:r>
+        <w:rPr>
+          <w:highlight w:val="green"/>
+        </w:rPr>
+        <w:t>[</w:t>
+      </w:r>
+      <w:proofErr w:type="spellStart"/>
+      <w:proofErr w:type="gramEnd"/>
+      <w:r>
+        <w:rPr>
+          <w:highlight w:val="green"/>
+        </w:rPr>
+        <w:t>StartRange</w:t>
+      </w:r>
+      <w:proofErr w:type="spellEnd"/>
+      <w:r>
+        <w:rPr>
+          <w:highlight w:val="green"/>
+        </w:rPr>
+        <w:t xml:space="preserve">: </w:t>
+      </w:r>
+      <w:proofErr w:type="spellStart"/>
+      <w:r>
+        <w:rPr>
+          <w:highlight w:val="green"/>
+        </w:rPr>
+        <w:t>StopRange</w:t>
+      </w:r>
+      <w:proofErr w:type="spellEnd"/>
+      <w:r>
+        <w:rPr>
+          <w:highlight w:val="green"/>
+        </w:rPr>
+        <w:t>]</w:t>
+      </w:r>
+      <w:r>
+        <w:t xml:space="preserve"> </w:t>
+      </w:r>
+    </w:p>
+    <w:p/>
+    <w:p>
+      <w:r>
+        <w:t>Example</w:t>
+      </w:r>
+    </w:p>
+    <w:p>
+      <w:r>
         <w:t>import pandas as pd</w:t>
       </w:r>
     </w:p>
@@ -6389,156 +6720,63 @@
       <w:proofErr w:type="spellEnd"/>
       <w:proofErr w:type="gramEnd"/>
       <w:r>
-        <w:t>([10, 15, 18, 22, 55, 77, 42, 48, 97])</w:t>
+        <w:t>([10, 15, 18, 22, 55, 77])</w:t>
+      </w:r>
+    </w:p>
+    <w:p>
+      <w:r>
+        <w:t>print(s)</w:t>
       </w:r>
     </w:p>
     <w:p/>
-    <w:p>
-      <w:r>
-        <w:t># To print first 5 rows</w:t>
-      </w:r>
-    </w:p>
-    <w:p>
-      <w:proofErr w:type="gramStart"/>
+    <w:p/>
+    <w:p/>
+    <w:p>
+      <w:r>
+        <w:lastRenderedPageBreak/>
+        <w:t># To print values from index 0 to 2</w:t>
+      </w:r>
+    </w:p>
+    <w:p>
       <w:r>
         <w:t>print(</w:t>
       </w:r>
-      <w:proofErr w:type="gramEnd"/>
-      <w:r>
-        <w:t>"First 5 rows:")</w:t>
-      </w:r>
-    </w:p>
-    <w:p>
-      <w:r>
-        <w:lastRenderedPageBreak/>
+      <w:proofErr w:type="spellStart"/>
+      <w:proofErr w:type="gramStart"/>
+      <w:r>
+        <w:t>s.loc</w:t>
+      </w:r>
+      <w:proofErr w:type="spellEnd"/>
+      <w:r>
+        <w:t>[</w:t>
+      </w:r>
+      <w:proofErr w:type="gramEnd"/>
+      <w:r>
+        <w:t>:2])</w:t>
+      </w:r>
+    </w:p>
+    <w:p/>
+    <w:p>
+      <w:r>
+        <w:t># To print values from index 3 to 4</w:t>
+      </w:r>
+    </w:p>
+    <w:p>
+      <w:r>
         <w:t>print(</w:t>
       </w:r>
       <w:proofErr w:type="spellStart"/>
       <w:proofErr w:type="gramStart"/>
       <w:r>
-        <w:t>s.head</w:t>
-      </w:r>
-      <w:proofErr w:type="spellEnd"/>
-      <w:proofErr w:type="gramEnd"/>
-      <w:r>
-        <w:t>())</w:t>
-      </w:r>
-    </w:p>
-    <w:p/>
-    <w:p>
-      <w:r>
-        <w:t># To print first 3 rows</w:t>
-      </w:r>
-    </w:p>
-    <w:p>
-      <w:proofErr w:type="gramStart"/>
-      <w:r>
-        <w:t>print(</w:t>
-      </w:r>
-      <w:proofErr w:type="gramEnd"/>
-      <w:r>
-        <w:t>"\</w:t>
-      </w:r>
-      <w:proofErr w:type="spellStart"/>
-      <w:r>
-        <w:t>nFirst</w:t>
-      </w:r>
-      <w:proofErr w:type="spellEnd"/>
-      <w:r>
-        <w:t xml:space="preserve"> 3 rows:")</w:t>
-      </w:r>
-    </w:p>
-    <w:p>
-      <w:r>
-        <w:t>print(</w:t>
-      </w:r>
-      <w:proofErr w:type="spellStart"/>
-      <w:proofErr w:type="gramStart"/>
-      <w:r>
-        <w:t>s.head</w:t>
-      </w:r>
-      <w:proofErr w:type="spellEnd"/>
-      <w:proofErr w:type="gramEnd"/>
-      <w:r>
-        <w:t>(3))</w:t>
-      </w:r>
-    </w:p>
-    <w:p/>
-    <w:p>
-      <w:r>
-        <w:t># To print last 5 rows</w:t>
-      </w:r>
-    </w:p>
-    <w:p>
-      <w:proofErr w:type="gramStart"/>
-      <w:r>
-        <w:t>print(</w:t>
-      </w:r>
-      <w:proofErr w:type="gramEnd"/>
-      <w:r>
-        <w:t>"\</w:t>
-      </w:r>
-      <w:proofErr w:type="spellStart"/>
-      <w:r>
-        <w:t>nLast</w:t>
-      </w:r>
-      <w:proofErr w:type="spellEnd"/>
-      <w:r>
-        <w:t xml:space="preserve"> 5 rows:")</w:t>
-      </w:r>
-    </w:p>
-    <w:p>
-      <w:r>
-        <w:t>print(</w:t>
-      </w:r>
-      <w:proofErr w:type="spellStart"/>
-      <w:proofErr w:type="gramStart"/>
-      <w:r>
-        <w:t>s.tail</w:t>
-      </w:r>
-      <w:proofErr w:type="spellEnd"/>
-      <w:proofErr w:type="gramEnd"/>
-      <w:r>
-        <w:t>())</w:t>
-      </w:r>
-    </w:p>
-    <w:p/>
-    <w:p>
-      <w:r>
-        <w:t># To print last 3 rows</w:t>
-      </w:r>
-    </w:p>
-    <w:p>
-      <w:proofErr w:type="gramStart"/>
-      <w:r>
-        <w:t>print(</w:t>
-      </w:r>
-      <w:proofErr w:type="gramEnd"/>
-      <w:r>
-        <w:t>"\</w:t>
-      </w:r>
-      <w:proofErr w:type="spellStart"/>
-      <w:r>
-        <w:t>nLast</w:t>
-      </w:r>
-      <w:proofErr w:type="spellEnd"/>
-      <w:r>
-        <w:t xml:space="preserve"> 3 rows:")</w:t>
-      </w:r>
-    </w:p>
-    <w:p>
-      <w:r>
-        <w:t>print(</w:t>
-      </w:r>
-      <w:proofErr w:type="spellStart"/>
-      <w:proofErr w:type="gramStart"/>
-      <w:r>
-        <w:t>s.tail</w:t>
-      </w:r>
-      <w:proofErr w:type="spellEnd"/>
-      <w:proofErr w:type="gramEnd"/>
-      <w:r>
-        <w:t>(3))</w:t>
+        <w:t>s.loc</w:t>
+      </w:r>
+      <w:proofErr w:type="spellEnd"/>
+      <w:r>
+        <w:t>[</w:t>
+      </w:r>
+      <w:proofErr w:type="gramEnd"/>
+      <w:r>
+        <w:t>3:4])</w:t>
       </w:r>
     </w:p>
     <w:p>
@@ -6551,6 +6789,399 @@
         </w:rPr>
       </w:pPr>
     </w:p>
+    <w:p>
+      <w:r>
+        <w:rPr>
+          <w:highlight w:val="magenta"/>
+        </w:rPr>
+        <w:t xml:space="preserve">2. Selection Using </w:t>
+      </w:r>
+      <w:proofErr w:type="spellStart"/>
+      <w:r>
+        <w:rPr>
+          <w:highlight w:val="magenta"/>
+        </w:rPr>
+        <w:t>iloc</w:t>
+      </w:r>
+      <w:proofErr w:type="spellEnd"/>
+      <w:r>
+        <w:rPr>
+          <w:highlight w:val="magenta"/>
+        </w:rPr>
+        <w:t xml:space="preserve"> index </w:t>
+      </w:r>
+      <w:proofErr w:type="gramStart"/>
+      <w:r>
+        <w:rPr>
+          <w:highlight w:val="magenta"/>
+        </w:rPr>
+        <w:t>label :</w:t>
+      </w:r>
+      <w:proofErr w:type="gramEnd"/>
+      <w:r>
+        <w:rPr>
+          <w:highlight w:val="magenta"/>
+        </w:rPr>
+        <w:t>-</w:t>
+      </w:r>
+    </w:p>
+    <w:p>
+      <w:proofErr w:type="gramStart"/>
+      <w:r>
+        <w:t>Syntax:-</w:t>
+      </w:r>
+      <w:proofErr w:type="spellStart"/>
+      <w:proofErr w:type="gramEnd"/>
+      <w:r>
+        <w:rPr>
+          <w:highlight w:val="green"/>
+        </w:rPr>
+        <w:t>series_</w:t>
+      </w:r>
+      <w:proofErr w:type="gramStart"/>
+      <w:r>
+        <w:rPr>
+          <w:highlight w:val="green"/>
+        </w:rPr>
+        <w:t>name.iloc</w:t>
+      </w:r>
+      <w:proofErr w:type="spellEnd"/>
+      <w:proofErr w:type="gramEnd"/>
+      <w:r>
+        <w:rPr>
+          <w:highlight w:val="green"/>
+        </w:rPr>
+        <w:t>[</w:t>
+      </w:r>
+      <w:proofErr w:type="spellStart"/>
+      <w:proofErr w:type="gramStart"/>
+      <w:r>
+        <w:rPr>
+          <w:highlight w:val="green"/>
+        </w:rPr>
+        <w:t>StartRange</w:t>
+      </w:r>
+      <w:proofErr w:type="spellEnd"/>
+      <w:r>
+        <w:rPr>
+          <w:highlight w:val="green"/>
+        </w:rPr>
+        <w:t xml:space="preserve"> :</w:t>
+      </w:r>
+      <w:proofErr w:type="gramEnd"/>
+      <w:r>
+        <w:rPr>
+          <w:highlight w:val="green"/>
+        </w:rPr>
+        <w:t xml:space="preserve"> </w:t>
+      </w:r>
+      <w:proofErr w:type="spellStart"/>
+      <w:r>
+        <w:rPr>
+          <w:highlight w:val="green"/>
+        </w:rPr>
+        <w:t>StopRange</w:t>
+      </w:r>
+      <w:proofErr w:type="spellEnd"/>
+      <w:r>
+        <w:rPr>
+          <w:highlight w:val="green"/>
+        </w:rPr>
+        <w:t>]</w:t>
+      </w:r>
+      <w:r>
+        <w:t xml:space="preserve"> </w:t>
+      </w:r>
+    </w:p>
+    <w:p/>
+    <w:p>
+      <w:r>
+        <w:t>Example</w:t>
+      </w:r>
+    </w:p>
+    <w:p>
+      <w:r>
+        <w:t>import pandas as pd</w:t>
+      </w:r>
+    </w:p>
+    <w:p>
+      <w:r>
+        <w:t># Create a Series directly from a list</w:t>
+      </w:r>
+    </w:p>
+    <w:p>
+      <w:r>
+        <w:t xml:space="preserve">s = </w:t>
+      </w:r>
+      <w:proofErr w:type="spellStart"/>
+      <w:proofErr w:type="gramStart"/>
+      <w:r>
+        <w:t>pd.Series</w:t>
+      </w:r>
+      <w:proofErr w:type="spellEnd"/>
+      <w:proofErr w:type="gramEnd"/>
+      <w:r>
+        <w:t>([10, 15, 18, 22, 55, 77])</w:t>
+      </w:r>
+    </w:p>
+    <w:p>
+      <w:r>
+        <w:t>print(s)</w:t>
+      </w:r>
+    </w:p>
+    <w:p/>
+    <w:p>
+      <w:r>
+        <w:t># To print values from index 0 to 1</w:t>
+      </w:r>
+    </w:p>
+    <w:p>
+      <w:r>
+        <w:t>print(</w:t>
+      </w:r>
+      <w:proofErr w:type="spellStart"/>
+      <w:proofErr w:type="gramStart"/>
+      <w:r>
+        <w:t>s.iloc</w:t>
+      </w:r>
+      <w:proofErr w:type="spellEnd"/>
+      <w:proofErr w:type="gramEnd"/>
+      <w:r>
+        <w:t>[:2])</w:t>
+      </w:r>
+    </w:p>
+    <w:p/>
+    <w:p>
+      <w:r>
+        <w:t># To print values from index 3 to 4</w:t>
+      </w:r>
+    </w:p>
+    <w:p>
+      <w:r>
+        <w:t>print(</w:t>
+      </w:r>
+      <w:proofErr w:type="spellStart"/>
+      <w:proofErr w:type="gramStart"/>
+      <w:r>
+        <w:t>s.iloc</w:t>
+      </w:r>
+      <w:proofErr w:type="spellEnd"/>
+      <w:proofErr w:type="gramEnd"/>
+      <w:r>
+        <w:t>[3:4])</w:t>
+      </w:r>
+    </w:p>
+    <w:p>
+      <w:pPr>
+        <w:rPr>
+          <w:b/>
+          <w:bCs/>
+          <w:sz w:val="28"/>
+          <w:szCs w:val="28"/>
+        </w:rPr>
+      </w:pPr>
+    </w:p>
+    <w:p>
+      <w:r>
+        <w:rPr>
+          <w:highlight w:val="magenta"/>
+        </w:rPr>
+        <w:t>3. Selection Using [</w:t>
+      </w:r>
+      <w:proofErr w:type="gramStart"/>
+      <w:r>
+        <w:rPr>
+          <w:highlight w:val="magenta"/>
+        </w:rPr>
+        <w:t>] :</w:t>
+      </w:r>
+      <w:proofErr w:type="gramEnd"/>
+    </w:p>
+    <w:p>
+      <w:proofErr w:type="gramStart"/>
+      <w:r>
+        <w:t>Syntax:-</w:t>
+      </w:r>
+      <w:proofErr w:type="spellStart"/>
+      <w:proofErr w:type="gramEnd"/>
+      <w:r>
+        <w:rPr>
+          <w:highlight w:val="green"/>
+        </w:rPr>
+        <w:t>series_</w:t>
+      </w:r>
+      <w:proofErr w:type="gramStart"/>
+      <w:r>
+        <w:rPr>
+          <w:highlight w:val="green"/>
+        </w:rPr>
+        <w:t>name</w:t>
+      </w:r>
+      <w:proofErr w:type="spellEnd"/>
+      <w:r>
+        <w:rPr>
+          <w:highlight w:val="green"/>
+        </w:rPr>
+        <w:t>[</w:t>
+      </w:r>
+      <w:proofErr w:type="spellStart"/>
+      <w:proofErr w:type="gramEnd"/>
+      <w:r>
+        <w:rPr>
+          <w:highlight w:val="green"/>
+        </w:rPr>
+        <w:t>StartRange</w:t>
+      </w:r>
+      <w:proofErr w:type="spellEnd"/>
+      <w:proofErr w:type="gramStart"/>
+      <w:r>
+        <w:rPr>
+          <w:highlight w:val="green"/>
+        </w:rPr>
+        <w:t>&gt; :</w:t>
+      </w:r>
+      <w:proofErr w:type="gramEnd"/>
+      <w:r>
+        <w:rPr>
+          <w:highlight w:val="green"/>
+        </w:rPr>
+        <w:t xml:space="preserve"> </w:t>
+      </w:r>
+      <w:proofErr w:type="spellStart"/>
+      <w:r>
+        <w:rPr>
+          <w:highlight w:val="green"/>
+        </w:rPr>
+        <w:t>StopRange</w:t>
+      </w:r>
+      <w:proofErr w:type="spellEnd"/>
+      <w:r>
+        <w:rPr>
+          <w:highlight w:val="green"/>
+        </w:rPr>
+        <w:t xml:space="preserve">] </w:t>
+      </w:r>
+      <w:r>
+        <w:t xml:space="preserve">or </w:t>
+      </w:r>
+      <w:proofErr w:type="spellStart"/>
+      <w:r>
+        <w:rPr>
+          <w:highlight w:val="green"/>
+        </w:rPr>
+        <w:t>series_</w:t>
+      </w:r>
+      <w:proofErr w:type="gramStart"/>
+      <w:r>
+        <w:rPr>
+          <w:highlight w:val="green"/>
+        </w:rPr>
+        <w:t>name</w:t>
+      </w:r>
+      <w:proofErr w:type="spellEnd"/>
+      <w:r>
+        <w:rPr>
+          <w:highlight w:val="green"/>
+        </w:rPr>
+        <w:t>[</w:t>
+      </w:r>
+      <w:proofErr w:type="gramEnd"/>
+      <w:r>
+        <w:rPr>
+          <w:highlight w:val="green"/>
+        </w:rPr>
+        <w:t xml:space="preserve"> index]</w:t>
+      </w:r>
+    </w:p>
+    <w:p/>
+    <w:p>
+      <w:r>
+        <w:t>import pandas as pd</w:t>
+      </w:r>
+    </w:p>
+    <w:p>
+      <w:r>
+        <w:t># Create a Series directly from a list</w:t>
+      </w:r>
+    </w:p>
+    <w:p>
+      <w:r>
+        <w:t xml:space="preserve">s = </w:t>
+      </w:r>
+      <w:proofErr w:type="spellStart"/>
+      <w:proofErr w:type="gramStart"/>
+      <w:r>
+        <w:t>pd.Series</w:t>
+      </w:r>
+      <w:proofErr w:type="spellEnd"/>
+      <w:proofErr w:type="gramEnd"/>
+      <w:r>
+        <w:t>([10, 15, 18, 22, 55, 77])</w:t>
+      </w:r>
+    </w:p>
+    <w:p>
+      <w:r>
+        <w:t>print(s)</w:t>
+      </w:r>
+    </w:p>
+    <w:p/>
+    <w:p>
+      <w:r>
+        <w:t># To print value at index 1</w:t>
+      </w:r>
+    </w:p>
+    <w:p>
+      <w:r>
+        <w:t>print(</w:t>
+      </w:r>
+      <w:proofErr w:type="gramStart"/>
+      <w:r>
+        <w:t>s[</w:t>
+      </w:r>
+      <w:proofErr w:type="gramEnd"/>
+      <w:r>
+        <w:t>1])</w:t>
+      </w:r>
+    </w:p>
+    <w:p/>
+    <w:p>
+      <w:r>
+        <w:t># To print value at index 3</w:t>
+      </w:r>
+    </w:p>
+    <w:p>
+      <w:r>
+        <w:t>print(</w:t>
+      </w:r>
+      <w:proofErr w:type="gramStart"/>
+      <w:r>
+        <w:t>s[</w:t>
+      </w:r>
+      <w:proofErr w:type="gramEnd"/>
+      <w:r>
+        <w:t>3:4])</w:t>
+      </w:r>
+    </w:p>
+    <w:p/>
+    <w:p>
+      <w:r>
+        <w:t># To print values from index 0 to 2</w:t>
+      </w:r>
+    </w:p>
+    <w:p>
+      <w:r>
+        <w:t>print(</w:t>
+      </w:r>
+      <w:proofErr w:type="gramStart"/>
+      <w:r>
+        <w:t>s[</w:t>
+      </w:r>
+      <w:proofErr w:type="gramEnd"/>
+      <w:r>
+        <w:t>:3])</w:t>
+      </w:r>
+    </w:p>
+    <w:p/>
     <w:p>
       <w:pPr>
         <w:rPr>
@@ -6578,7 +7209,7 @@
           <w:szCs w:val="28"/>
           <w:highlight w:val="yellow"/>
         </w:rPr>
-        <w:t xml:space="preserve"> </w:t>
+        <w:t xml:space="preserve"> Slicing in Series</w:t>
       </w:r>
       <w:r>
         <w:rPr>
@@ -6588,213 +7219,272 @@
           <w:szCs w:val="28"/>
           <w:highlight w:val="yellow"/>
         </w:rPr>
-        <w:t xml:space="preserve">Selection in </w:t>
-      </w:r>
-      <w:proofErr w:type="gramStart"/>
-      <w:r>
-        <w:rPr>
-          <w:b/>
-          <w:bCs/>
-          <w:sz w:val="28"/>
-          <w:szCs w:val="28"/>
-          <w:highlight w:val="yellow"/>
-        </w:rPr>
-        <w:t>Series</w:t>
-      </w:r>
-      <w:r>
-        <w:rPr>
-          <w:b/>
-          <w:bCs/>
-          <w:sz w:val="28"/>
-          <w:szCs w:val="28"/>
-          <w:highlight w:val="yellow"/>
-        </w:rPr>
-        <w:t xml:space="preserve"> </w:t>
-      </w:r>
-      <w:r>
-        <w:rPr>
-          <w:b/>
-          <w:bCs/>
-          <w:sz w:val="28"/>
-          <w:szCs w:val="28"/>
-          <w:highlight w:val="yellow"/>
-        </w:rPr>
-        <w:t xml:space="preserve"> --------------------------------</w:t>
-      </w:r>
-      <w:proofErr w:type="gramEnd"/>
-    </w:p>
-    <w:p>
-      <w:r>
-        <w:t xml:space="preserve">Series provides index label </w:t>
-      </w:r>
-      <w:r>
-        <w:rPr>
-          <w:highlight w:val="yellow"/>
-        </w:rPr>
+        <w:t>--------------------------------</w:t>
+      </w:r>
+    </w:p>
+    <w:p>
+      <w:r>
+        <w:t xml:space="preserve">Slicing is a way to retrieve subsets of data from a </w:t>
+      </w:r>
+      <w:proofErr w:type="gramStart"/>
+      <w:r>
+        <w:t>pandas</w:t>
+      </w:r>
+      <w:proofErr w:type="gramEnd"/>
+      <w:r>
+        <w:t xml:space="preserve"> object. A slice object </w:t>
+      </w:r>
+    </w:p>
+    <w:p>
+      <w:r>
+        <w:t>syntax is –</w:t>
+      </w:r>
+    </w:p>
+    <w:p>
+      <w:r>
+        <w:rPr>
+          <w:highlight w:val="green"/>
+        </w:rPr>
+        <w:t>SERIES_NAME [</w:t>
+      </w:r>
+      <w:proofErr w:type="spellStart"/>
+      <w:proofErr w:type="gramStart"/>
+      <w:r>
+        <w:rPr>
+          <w:highlight w:val="green"/>
+        </w:rPr>
+        <w:t>start:end</w:t>
+      </w:r>
+      <w:proofErr w:type="spellEnd"/>
+      <w:proofErr w:type="gramEnd"/>
+      <w:r>
+        <w:rPr>
+          <w:highlight w:val="green"/>
+        </w:rPr>
+        <w:t>: step]</w:t>
+      </w:r>
+    </w:p>
+    <w:p>
+      <w:r>
+        <w:rPr>
+          <w:highlight w:val="lightGray"/>
+        </w:rPr>
+        <w:t>The segments start representing the first item, end representing the last item, and step representing the increment between each item that you would like</w:t>
+      </w:r>
+    </w:p>
+    <w:p/>
+    <w:p>
+      <w:r>
+        <w:t>import pandas as pd</w:t>
+      </w:r>
+    </w:p>
+    <w:p/>
+    <w:p>
+      <w:r>
+        <w:t># Create a Series directly from a list with custom indexes</w:t>
+      </w:r>
+    </w:p>
+    <w:p>
+      <w:r>
+        <w:t xml:space="preserve">s = </w:t>
+      </w:r>
+      <w:proofErr w:type="spellStart"/>
+      <w:proofErr w:type="gramStart"/>
+      <w:r>
+        <w:t>pd.Series</w:t>
+      </w:r>
+      <w:proofErr w:type="spellEnd"/>
+      <w:proofErr w:type="gramEnd"/>
+      <w:r>
+        <w:t>([10, 15, 18, 22, 55, 77], index</w:t>
+      </w:r>
+      <w:proofErr w:type="gramStart"/>
+      <w:r>
+        <w:t>=[</w:t>
+      </w:r>
+      <w:proofErr w:type="gramEnd"/>
+      <w:r>
+        <w:t>'A', 'B', 'C', 'D', 'E', 'F'])</w:t>
+      </w:r>
+    </w:p>
+    <w:p>
+      <w:r>
+        <w:t>print(s)</w:t>
+      </w:r>
+    </w:p>
+    <w:p/>
+    <w:p>
+      <w:r>
+        <w:t># Print values from index positions 1 to 4 with a step of 2</w:t>
+      </w:r>
+    </w:p>
+    <w:p>
+      <w:r>
+        <w:t>print(</w:t>
+      </w:r>
+      <w:proofErr w:type="gramStart"/>
+      <w:r>
+        <w:t>s[</w:t>
+      </w:r>
+      <w:proofErr w:type="gramEnd"/>
+      <w:r>
+        <w:t>1:5:2])</w:t>
+      </w:r>
+    </w:p>
+    <w:p/>
+    <w:p>
+      <w:r>
+        <w:t># Print values from index positions 0 to 5 with a step of 2</w:t>
+      </w:r>
+    </w:p>
+    <w:p>
+      <w:r>
+        <w:t>print(</w:t>
+      </w:r>
+      <w:proofErr w:type="gramStart"/>
+      <w:r>
+        <w:t>s[</w:t>
+      </w:r>
+      <w:proofErr w:type="gramEnd"/>
+      <w:r>
+        <w:t>0:6:2])</w:t>
+      </w:r>
+    </w:p>
+    <w:p>
+      <w:r>
+        <w:lastRenderedPageBreak/>
+        <w:t xml:space="preserve">Understanding Of loc and </w:t>
+      </w:r>
+      <w:proofErr w:type="spellStart"/>
+      <w:r>
+        <w:t>iloc</w:t>
+      </w:r>
+      <w:proofErr w:type="spellEnd"/>
+      <w:r>
+        <w:t xml:space="preserve"> (</w:t>
+      </w:r>
+      <w:proofErr w:type="spellStart"/>
+      <w:r>
+        <w:t>interger</w:t>
+      </w:r>
+      <w:proofErr w:type="spellEnd"/>
+      <w:r>
+        <w:t xml:space="preserve"> based index and normal index)</w:t>
+      </w:r>
+    </w:p>
+    <w:p>
+      <w:r>
+        <w:t xml:space="preserve">s = </w:t>
+      </w:r>
+      <w:proofErr w:type="spellStart"/>
+      <w:proofErr w:type="gramStart"/>
+      <w:r>
+        <w:t>pd.Series</w:t>
+      </w:r>
+      <w:proofErr w:type="spellEnd"/>
+      <w:proofErr w:type="gramEnd"/>
+      <w:r>
+        <w:t>(['a', 'b', 'c'], index</w:t>
+      </w:r>
+      <w:proofErr w:type="gramStart"/>
+      <w:r>
+        <w:t>=[</w:t>
+      </w:r>
+      <w:proofErr w:type="gramEnd"/>
+      <w:r>
+        <w:t>10, 20, 30])</w:t>
+      </w:r>
+    </w:p>
+    <w:p>
+      <w:r>
+        <w:t>print(s)</w:t>
+      </w:r>
+    </w:p>
+    <w:p>
+      <w:r>
+        <w:t>print(</w:t>
+      </w:r>
+      <w:proofErr w:type="spellStart"/>
+      <w:proofErr w:type="gramStart"/>
+      <w:r>
+        <w:t>s.</w:t>
+      </w:r>
+      <w:r>
+        <w:t>i</w:t>
+      </w:r>
+      <w:r>
         <w:t>loc</w:t>
       </w:r>
-      <w:r>
-        <w:t xml:space="preserve"> and </w:t>
-      </w:r>
-      <w:proofErr w:type="spellStart"/>
-      <w:r>
-        <w:rPr>
-          <w:highlight w:val="yellow"/>
-        </w:rPr>
-        <w:t>iloc</w:t>
-      </w:r>
-      <w:proofErr w:type="spellEnd"/>
-      <w:r>
-        <w:t xml:space="preserve"> </w:t>
-      </w:r>
-      <w:r>
-        <w:t xml:space="preserve">and </w:t>
-      </w:r>
-      <w:r>
-        <w:rPr>
-          <w:highlight w:val="yellow"/>
-        </w:rPr>
-        <w:t>[]</w:t>
-      </w:r>
-      <w:r>
-        <w:t xml:space="preserve"> to access rows and columns.</w:t>
-      </w:r>
-    </w:p>
-    <w:p>
-      <w:pPr>
-        <w:rPr>
-          <w:b/>
-          <w:bCs/>
-          <w:sz w:val="28"/>
-          <w:szCs w:val="28"/>
-        </w:rPr>
-      </w:pPr>
-    </w:p>
-    <w:p>
-      <w:r>
-        <w:rPr>
-          <w:highlight w:val="magenta"/>
-        </w:rPr>
-        <w:t xml:space="preserve">1. loc index </w:t>
-      </w:r>
-      <w:proofErr w:type="gramStart"/>
-      <w:r>
-        <w:rPr>
-          <w:highlight w:val="magenta"/>
-        </w:rPr>
-        <w:t>label :</w:t>
-      </w:r>
-      <w:proofErr w:type="gramEnd"/>
-      <w:r>
-        <w:rPr>
-          <w:highlight w:val="magenta"/>
-        </w:rPr>
-        <w:t>-</w:t>
-      </w:r>
-      <w:r>
-        <w:t xml:space="preserve"> </w:t>
-      </w:r>
-    </w:p>
-    <w:p>
-      <w:proofErr w:type="gramStart"/>
-      <w:r>
-        <w:t>Syntax:-</w:t>
-      </w:r>
-      <w:proofErr w:type="gramEnd"/>
-      <w:r>
-        <w:t xml:space="preserve"> </w:t>
-      </w:r>
-      <w:proofErr w:type="spellStart"/>
-      <w:proofErr w:type="gramStart"/>
-      <w:r>
-        <w:rPr>
-          <w:highlight w:val="green"/>
-        </w:rPr>
-        <w:t>series_name.loc</w:t>
-      </w:r>
-      <w:proofErr w:type="spellEnd"/>
-      <w:r>
-        <w:rPr>
-          <w:highlight w:val="green"/>
-        </w:rPr>
+      <w:proofErr w:type="spellEnd"/>
+      <w:proofErr w:type="gramEnd"/>
+      <w:r>
+        <w:t>[0])</w:t>
+      </w:r>
+    </w:p>
+    <w:p>
+      <w:r>
+        <w:t>print(</w:t>
+      </w:r>
+      <w:proofErr w:type="spellStart"/>
+      <w:proofErr w:type="gramStart"/>
+      <w:r>
+        <w:t>s.loc</w:t>
+      </w:r>
+      <w:proofErr w:type="spellEnd"/>
+      <w:r>
         <w:t>[</w:t>
       </w:r>
-      <w:proofErr w:type="spellStart"/>
-      <w:proofErr w:type="gramEnd"/>
-      <w:r>
-        <w:rPr>
-          <w:highlight w:val="green"/>
-        </w:rPr>
-        <w:t>StartRange</w:t>
-      </w:r>
-      <w:proofErr w:type="spellEnd"/>
-      <w:r>
-        <w:rPr>
-          <w:highlight w:val="green"/>
-        </w:rPr>
-        <w:t xml:space="preserve">: </w:t>
-      </w:r>
-      <w:proofErr w:type="spellStart"/>
-      <w:r>
-        <w:rPr>
-          <w:highlight w:val="green"/>
-        </w:rPr>
-        <w:t>StopRange</w:t>
-      </w:r>
-      <w:proofErr w:type="spellEnd"/>
-      <w:r>
-        <w:rPr>
-          <w:highlight w:val="green"/>
-        </w:rPr>
-        <w:t>]</w:t>
-      </w:r>
-      <w:r>
-        <w:t xml:space="preserve"> </w:t>
-      </w:r>
-    </w:p>
-    <w:p/>
-    <w:p>
-      <w:r>
-        <w:t>Example</w:t>
-      </w:r>
-    </w:p>
-    <w:p>
-      <w:r>
-        <w:t>import pandas as pd</w:t>
-      </w:r>
-    </w:p>
-    <w:p>
-      <w:r>
-        <w:t># Create a Series directly from a list</w:t>
-      </w:r>
-    </w:p>
-    <w:p>
-      <w:r>
-        <w:t xml:space="preserve">s = </w:t>
-      </w:r>
-      <w:proofErr w:type="spellStart"/>
-      <w:proofErr w:type="gramStart"/>
-      <w:r>
-        <w:t>pd.Series</w:t>
-      </w:r>
-      <w:proofErr w:type="spellEnd"/>
-      <w:proofErr w:type="gramEnd"/>
-      <w:r>
-        <w:t>([10, 15, 18, 22, 55, 77])</w:t>
-      </w:r>
-    </w:p>
-    <w:p>
-      <w:r>
-        <w:t>print(s)</w:t>
+      <w:proofErr w:type="gramEnd"/>
+      <w:r>
+        <w:t>0])</w:t>
       </w:r>
     </w:p>
     <w:p/>
     <w:p/>
     <w:p/>
-    <w:p>
-      <w:r>
-        <w:lastRenderedPageBreak/>
-        <w:t># To print values from index 0 to 2</w:t>
+    <w:p/>
+    <w:p>
+      <w:pPr>
+        <w:rPr>
+          <w:b/>
+          <w:bCs/>
+        </w:rPr>
+      </w:pPr>
+      <w:r>
+        <w:rPr>
+          <w:b/>
+          <w:bCs/>
+        </w:rPr>
+        <w:t>Question 1: What will this return?</w:t>
+      </w:r>
+    </w:p>
+    <w:p>
+      <w:r>
+        <w:t>import pandas as pd</w:t>
+      </w:r>
+    </w:p>
+    <w:p/>
+    <w:p>
+      <w:r>
+        <w:t xml:space="preserve">s = </w:t>
+      </w:r>
+      <w:proofErr w:type="spellStart"/>
+      <w:proofErr w:type="gramStart"/>
+      <w:r>
+        <w:t>pd.Series</w:t>
+      </w:r>
+      <w:proofErr w:type="spellEnd"/>
+      <w:proofErr w:type="gramEnd"/>
+      <w:r>
+        <w:t>([100, 200, 300, 400], index</w:t>
+      </w:r>
+      <w:proofErr w:type="gramStart"/>
+      <w:r>
+        <w:t>=[</w:t>
+      </w:r>
+      <w:proofErr w:type="gramEnd"/>
+      <w:r>
+        <w:t>10, 20, 30, 40])</w:t>
       </w:r>
     </w:p>
     <w:p>
@@ -6804,6 +7494,67 @@
       <w:proofErr w:type="spellStart"/>
       <w:proofErr w:type="gramStart"/>
       <w:r>
+        <w:t>s.iloc</w:t>
+      </w:r>
+      <w:proofErr w:type="spellEnd"/>
+      <w:proofErr w:type="gramEnd"/>
+      <w:r>
+        <w:t>[1:3])</w:t>
+      </w:r>
+    </w:p>
+    <w:p/>
+    <w:p>
+      <w:pPr>
+        <w:rPr>
+          <w:b/>
+          <w:bCs/>
+        </w:rPr>
+      </w:pPr>
+      <w:r>
+        <w:rPr>
+          <w:b/>
+          <w:bCs/>
+        </w:rPr>
+        <w:t xml:space="preserve">Question </w:t>
+      </w:r>
+      <w:r>
+        <w:rPr>
+          <w:b/>
+          <w:bCs/>
+        </w:rPr>
+        <w:t>2</w:t>
+      </w:r>
+      <w:r>
+        <w:rPr>
+          <w:b/>
+          <w:bCs/>
+        </w:rPr>
+        <w:t>: What will this return?</w:t>
+      </w:r>
+    </w:p>
+    <w:p/>
+    <w:p>
+      <w:r>
+        <w:t xml:space="preserve">s = </w:t>
+      </w:r>
+      <w:proofErr w:type="spellStart"/>
+      <w:proofErr w:type="gramStart"/>
+      <w:r>
+        <w:t>pd.Series</w:t>
+      </w:r>
+      <w:proofErr w:type="spellEnd"/>
+      <w:proofErr w:type="gramEnd"/>
+      <w:r>
+        <w:t>([10, 15, 18, 22, 55, 77])</w:t>
+      </w:r>
+    </w:p>
+    <w:p>
+      <w:r>
+        <w:t>print(</w:t>
+      </w:r>
+      <w:proofErr w:type="spellStart"/>
+      <w:proofErr w:type="gramStart"/>
+      <w:r>
         <w:t>s.loc</w:t>
       </w:r>
       <w:proofErr w:type="spellEnd"/>
@@ -6812,13 +7563,76 @@
       </w:r>
       <w:proofErr w:type="gramEnd"/>
       <w:r>
-        <w:t>:2])</w:t>
+        <w:t>2:4])</w:t>
+      </w:r>
+    </w:p>
+    <w:p>
+      <w:r>
+        <w:t>print(</w:t>
+      </w:r>
+      <w:proofErr w:type="spellStart"/>
+      <w:proofErr w:type="gramStart"/>
+      <w:r>
+        <w:t>s.iloc</w:t>
+      </w:r>
+      <w:proofErr w:type="spellEnd"/>
+      <w:proofErr w:type="gramEnd"/>
+      <w:r>
+        <w:t>[2:4])</w:t>
       </w:r>
     </w:p>
     <w:p/>
     <w:p>
-      <w:r>
-        <w:t># To print values from index 3 to 4</w:t>
+      <w:pPr>
+        <w:rPr>
+          <w:b/>
+          <w:bCs/>
+        </w:rPr>
+      </w:pPr>
+      <w:r>
+        <w:rPr>
+          <w:b/>
+          <w:bCs/>
+        </w:rPr>
+        <w:t xml:space="preserve">Question </w:t>
+      </w:r>
+      <w:r>
+        <w:rPr>
+          <w:b/>
+          <w:bCs/>
+        </w:rPr>
+        <w:t>3</w:t>
+      </w:r>
+      <w:r>
+        <w:rPr>
+          <w:b/>
+          <w:bCs/>
+        </w:rPr>
+        <w:t>: What will this return?</w:t>
+      </w:r>
+    </w:p>
+    <w:p/>
+    <w:p>
+      <w:r>
+        <w:t xml:space="preserve">s = </w:t>
+      </w:r>
+      <w:proofErr w:type="spellStart"/>
+      <w:proofErr w:type="gramStart"/>
+      <w:r>
+        <w:t>pd.Series</w:t>
+      </w:r>
+      <w:proofErr w:type="spellEnd"/>
+      <w:proofErr w:type="gramEnd"/>
+      <w:r>
+        <w:t>([10, 20, 30], index</w:t>
+      </w:r>
+      <w:proofErr w:type="gramStart"/>
+      <w:r>
+        <w:t>=[</w:t>
+      </w:r>
+      <w:proofErr w:type="gramEnd"/>
+      <w:r>
+        <w:t>5, 3, 1])</w:t>
       </w:r>
     </w:p>
     <w:p>
@@ -6836,139 +7650,55 @@
       </w:r>
       <w:proofErr w:type="gramEnd"/>
       <w:r>
-        <w:t>3:4])</w:t>
-      </w:r>
-    </w:p>
-    <w:p>
-      <w:pPr>
-        <w:rPr>
-          <w:b/>
-          <w:bCs/>
-          <w:sz w:val="28"/>
-          <w:szCs w:val="28"/>
-        </w:rPr>
-      </w:pPr>
-    </w:p>
-    <w:p>
-      <w:r>
-        <w:rPr>
-          <w:highlight w:val="magenta"/>
-        </w:rPr>
-        <w:t xml:space="preserve">2. Selection Using </w:t>
-      </w:r>
-      <w:proofErr w:type="spellStart"/>
-      <w:r>
-        <w:rPr>
-          <w:highlight w:val="magenta"/>
-        </w:rPr>
-        <w:t>iloc</w:t>
-      </w:r>
-      <w:proofErr w:type="spellEnd"/>
-      <w:r>
-        <w:rPr>
-          <w:highlight w:val="magenta"/>
-        </w:rPr>
-        <w:t xml:space="preserve"> index </w:t>
-      </w:r>
-      <w:proofErr w:type="gramStart"/>
-      <w:r>
-        <w:rPr>
-          <w:highlight w:val="magenta"/>
-        </w:rPr>
-        <w:t>label :</w:t>
-      </w:r>
-      <w:proofErr w:type="gramEnd"/>
-      <w:r>
-        <w:rPr>
-          <w:highlight w:val="magenta"/>
-        </w:rPr>
-        <w:t>-</w:t>
-      </w:r>
-    </w:p>
-    <w:p>
-      <w:proofErr w:type="gramStart"/>
-      <w:r>
-        <w:t>Syntax:-</w:t>
-      </w:r>
-      <w:proofErr w:type="spellStart"/>
-      <w:proofErr w:type="gramEnd"/>
-      <w:r>
-        <w:rPr>
-          <w:highlight w:val="green"/>
-        </w:rPr>
-        <w:t>series_</w:t>
-      </w:r>
-      <w:proofErr w:type="gramStart"/>
-      <w:r>
-        <w:rPr>
-          <w:highlight w:val="green"/>
-        </w:rPr>
-        <w:t>name.iloc</w:t>
-      </w:r>
-      <w:proofErr w:type="spellEnd"/>
-      <w:proofErr w:type="gramEnd"/>
-      <w:r>
-        <w:rPr>
-          <w:highlight w:val="green"/>
-        </w:rPr>
-        <w:t>[</w:t>
-      </w:r>
-      <w:proofErr w:type="spellStart"/>
-      <w:proofErr w:type="gramStart"/>
-      <w:r>
-        <w:rPr>
-          <w:highlight w:val="green"/>
-        </w:rPr>
-        <w:t>StartRange</w:t>
-      </w:r>
-      <w:proofErr w:type="spellEnd"/>
-      <w:r>
-        <w:rPr>
-          <w:highlight w:val="green"/>
-        </w:rPr>
-        <w:t xml:space="preserve"> :</w:t>
-      </w:r>
-      <w:proofErr w:type="gramEnd"/>
-      <w:r>
-        <w:rPr>
-          <w:highlight w:val="green"/>
-        </w:rPr>
-        <w:t xml:space="preserve"> </w:t>
-      </w:r>
-      <w:proofErr w:type="spellStart"/>
-      <w:r>
-        <w:rPr>
-          <w:highlight w:val="green"/>
-        </w:rPr>
-        <w:t>StopRange</w:t>
-      </w:r>
-      <w:proofErr w:type="spellEnd"/>
-      <w:r>
-        <w:rPr>
-          <w:highlight w:val="green"/>
-        </w:rPr>
-        <w:t>]</w:t>
-      </w:r>
-      <w:r>
-        <w:t xml:space="preserve"> </w:t>
+        <w:t>1])</w:t>
+      </w:r>
+    </w:p>
+    <w:p>
+      <w:r>
+        <w:t>print(</w:t>
+      </w:r>
+      <w:proofErr w:type="spellStart"/>
+      <w:proofErr w:type="gramStart"/>
+      <w:r>
+        <w:t>s.iloc</w:t>
+      </w:r>
+      <w:proofErr w:type="spellEnd"/>
+      <w:proofErr w:type="gramEnd"/>
+      <w:r>
+        <w:t>[1])</w:t>
       </w:r>
     </w:p>
     <w:p/>
     <w:p>
-      <w:r>
-        <w:t>Example</w:t>
-      </w:r>
-    </w:p>
-    <w:p>
-      <w:r>
-        <w:t>import pandas as pd</w:t>
-      </w:r>
-    </w:p>
-    <w:p>
-      <w:r>
-        <w:t># Create a Series directly from a list</w:t>
-      </w:r>
-    </w:p>
+      <w:pPr>
+        <w:rPr>
+          <w:b/>
+          <w:bCs/>
+        </w:rPr>
+      </w:pPr>
+      <w:r>
+        <w:rPr>
+          <w:b/>
+          <w:bCs/>
+        </w:rPr>
+        <w:t xml:space="preserve">Question </w:t>
+      </w:r>
+      <w:r>
+        <w:rPr>
+          <w:b/>
+          <w:bCs/>
+        </w:rPr>
+        <w:t>4</w:t>
+      </w:r>
+      <w:r>
+        <w:rPr>
+          <w:b/>
+          <w:bCs/>
+        </w:rPr>
+        <w:t>: What will this return?</w:t>
+      </w:r>
+    </w:p>
+    <w:p/>
     <w:p>
       <w:r>
         <w:t xml:space="preserve">s = </w:t>
@@ -6981,18 +7711,15 @@
       <w:proofErr w:type="spellEnd"/>
       <w:proofErr w:type="gramEnd"/>
       <w:r>
-        <w:t>([10, 15, 18, 22, 55, 77])</w:t>
-      </w:r>
-    </w:p>
-    <w:p>
-      <w:r>
-        <w:t>print(s)</w:t>
-      </w:r>
-    </w:p>
-    <w:p/>
-    <w:p>
-      <w:r>
-        <w:t># To print values from index 0 to 1</w:t>
+        <w:t>([7, 8, 9], index</w:t>
+      </w:r>
+      <w:proofErr w:type="gramStart"/>
+      <w:r>
+        <w:t>=[</w:t>
+      </w:r>
+      <w:proofErr w:type="gramEnd"/>
+      <w:r>
+        <w:t>'x', 'y', 'z'])</w:t>
       </w:r>
     </w:p>
     <w:p>
@@ -7007,417 +7734,7 @@
       <w:proofErr w:type="spellEnd"/>
       <w:proofErr w:type="gramEnd"/>
       <w:r>
-        <w:t>[:2])</w:t>
-      </w:r>
-    </w:p>
-    <w:p/>
-    <w:p>
-      <w:r>
-        <w:t># To print values from index 3 to 4</w:t>
-      </w:r>
-    </w:p>
-    <w:p>
-      <w:r>
-        <w:t>print(</w:t>
-      </w:r>
-      <w:proofErr w:type="spellStart"/>
-      <w:proofErr w:type="gramStart"/>
-      <w:r>
-        <w:t>s.iloc</w:t>
-      </w:r>
-      <w:proofErr w:type="spellEnd"/>
-      <w:proofErr w:type="gramEnd"/>
-      <w:r>
-        <w:t>[3:4])</w:t>
-      </w:r>
-    </w:p>
-    <w:p>
-      <w:pPr>
-        <w:rPr>
-          <w:b/>
-          <w:bCs/>
-          <w:sz w:val="28"/>
-          <w:szCs w:val="28"/>
-        </w:rPr>
-      </w:pPr>
-    </w:p>
-    <w:p>
-      <w:r>
-        <w:rPr>
-          <w:highlight w:val="magenta"/>
-        </w:rPr>
-        <w:t>3. Selection Using [</w:t>
-      </w:r>
-      <w:proofErr w:type="gramStart"/>
-      <w:r>
-        <w:rPr>
-          <w:highlight w:val="magenta"/>
-        </w:rPr>
-        <w:t>] :</w:t>
-      </w:r>
-      <w:proofErr w:type="gramEnd"/>
-    </w:p>
-    <w:p>
-      <w:proofErr w:type="gramStart"/>
-      <w:r>
-        <w:t>Syntax:-</w:t>
-      </w:r>
-      <w:proofErr w:type="spellStart"/>
-      <w:proofErr w:type="gramEnd"/>
-      <w:r>
-        <w:rPr>
-          <w:highlight w:val="green"/>
-        </w:rPr>
-        <w:t>series_</w:t>
-      </w:r>
-      <w:proofErr w:type="gramStart"/>
-      <w:r>
-        <w:rPr>
-          <w:highlight w:val="green"/>
-        </w:rPr>
-        <w:t>name</w:t>
-      </w:r>
-      <w:proofErr w:type="spellEnd"/>
-      <w:r>
-        <w:rPr>
-          <w:highlight w:val="green"/>
-        </w:rPr>
-        <w:t>[</w:t>
-      </w:r>
-      <w:proofErr w:type="spellStart"/>
-      <w:proofErr w:type="gramEnd"/>
-      <w:r>
-        <w:rPr>
-          <w:highlight w:val="green"/>
-        </w:rPr>
-        <w:t>StartRange</w:t>
-      </w:r>
-      <w:proofErr w:type="spellEnd"/>
-      <w:proofErr w:type="gramStart"/>
-      <w:r>
-        <w:rPr>
-          <w:highlight w:val="green"/>
-        </w:rPr>
-        <w:t>&gt; :</w:t>
-      </w:r>
-      <w:proofErr w:type="gramEnd"/>
-      <w:r>
-        <w:rPr>
-          <w:highlight w:val="green"/>
-        </w:rPr>
-        <w:t xml:space="preserve"> </w:t>
-      </w:r>
-      <w:proofErr w:type="spellStart"/>
-      <w:r>
-        <w:rPr>
-          <w:highlight w:val="green"/>
-        </w:rPr>
-        <w:t>StopRange</w:t>
-      </w:r>
-      <w:proofErr w:type="spellEnd"/>
-      <w:r>
-        <w:rPr>
-          <w:highlight w:val="green"/>
-        </w:rPr>
-        <w:t xml:space="preserve">] </w:t>
-      </w:r>
-      <w:r>
-        <w:t xml:space="preserve">or </w:t>
-      </w:r>
-      <w:proofErr w:type="spellStart"/>
-      <w:r>
-        <w:rPr>
-          <w:highlight w:val="green"/>
-        </w:rPr>
-        <w:t>series_</w:t>
-      </w:r>
-      <w:proofErr w:type="gramStart"/>
-      <w:r>
-        <w:rPr>
-          <w:highlight w:val="green"/>
-        </w:rPr>
-        <w:t>name</w:t>
-      </w:r>
-      <w:proofErr w:type="spellEnd"/>
-      <w:r>
-        <w:rPr>
-          <w:highlight w:val="green"/>
-        </w:rPr>
-        <w:t>[</w:t>
-      </w:r>
-      <w:proofErr w:type="gramEnd"/>
-      <w:r>
-        <w:rPr>
-          <w:highlight w:val="green"/>
-        </w:rPr>
-        <w:t xml:space="preserve"> index]</w:t>
-      </w:r>
-    </w:p>
-    <w:p/>
-    <w:p>
-      <w:r>
-        <w:t>import pandas as pd</w:t>
-      </w:r>
-    </w:p>
-    <w:p>
-      <w:r>
-        <w:t># Create a Series directly from a list</w:t>
-      </w:r>
-    </w:p>
-    <w:p>
-      <w:r>
-        <w:t xml:space="preserve">s = </w:t>
-      </w:r>
-      <w:proofErr w:type="spellStart"/>
-      <w:proofErr w:type="gramStart"/>
-      <w:r>
-        <w:t>pd.Series</w:t>
-      </w:r>
-      <w:proofErr w:type="spellEnd"/>
-      <w:proofErr w:type="gramEnd"/>
-      <w:r>
-        <w:t>([10, 15, 18, 22, 55, 77])</w:t>
-      </w:r>
-    </w:p>
-    <w:p>
-      <w:r>
-        <w:t>print(s)</w:t>
-      </w:r>
-    </w:p>
-    <w:p/>
-    <w:p>
-      <w:r>
-        <w:t># To print value at index 1</w:t>
-      </w:r>
-    </w:p>
-    <w:p>
-      <w:r>
-        <w:t>print(</w:t>
-      </w:r>
-      <w:proofErr w:type="gramStart"/>
-      <w:r>
-        <w:t>s[</w:t>
-      </w:r>
-      <w:proofErr w:type="gramEnd"/>
-      <w:r>
-        <w:t>1])</w:t>
-      </w:r>
-    </w:p>
-    <w:p/>
-    <w:p>
-      <w:r>
-        <w:t># To print value at index 3</w:t>
-      </w:r>
-    </w:p>
-    <w:p>
-      <w:r>
-        <w:t>print(</w:t>
-      </w:r>
-      <w:proofErr w:type="gramStart"/>
-      <w:r>
-        <w:t>s[</w:t>
-      </w:r>
-      <w:proofErr w:type="gramEnd"/>
-      <w:r>
-        <w:t>3:4])</w:t>
-      </w:r>
-    </w:p>
-    <w:p/>
-    <w:p>
-      <w:r>
-        <w:t># To print values from index 0 to 2</w:t>
-      </w:r>
-    </w:p>
-    <w:p>
-      <w:r>
-        <w:t>print(</w:t>
-      </w:r>
-      <w:proofErr w:type="gramStart"/>
-      <w:r>
-        <w:t>s[</w:t>
-      </w:r>
-      <w:proofErr w:type="gramEnd"/>
-      <w:r>
-        <w:t>:3])</w:t>
-      </w:r>
-    </w:p>
-    <w:p/>
-    <w:p>
-      <w:pPr>
-        <w:rPr>
-          <w:b/>
-          <w:bCs/>
-          <w:sz w:val="28"/>
-          <w:szCs w:val="28"/>
-        </w:rPr>
-      </w:pPr>
-      <w:r>
-        <w:rPr>
-          <w:b/>
-          <w:bCs/>
-          <w:sz w:val="28"/>
-          <w:szCs w:val="28"/>
-          <w:highlight w:val="yellow"/>
-        </w:rPr>
-        <w:t>-----------------------</w:t>
-      </w:r>
-      <w:r>
-        <w:rPr>
-          <w:b/>
-          <w:bCs/>
-          <w:sz w:val="28"/>
-          <w:szCs w:val="28"/>
-          <w:highlight w:val="yellow"/>
-        </w:rPr>
-        <w:t xml:space="preserve"> </w:t>
-      </w:r>
-      <w:r>
-        <w:rPr>
-          <w:b/>
-          <w:bCs/>
-          <w:sz w:val="28"/>
-          <w:szCs w:val="28"/>
-          <w:highlight w:val="yellow"/>
-        </w:rPr>
-        <w:t>Slicing in Series</w:t>
-      </w:r>
-      <w:r>
-        <w:rPr>
-          <w:b/>
-          <w:bCs/>
-          <w:sz w:val="28"/>
-          <w:szCs w:val="28"/>
-          <w:highlight w:val="yellow"/>
-        </w:rPr>
-        <w:t>--------------------------------</w:t>
-      </w:r>
-    </w:p>
-    <w:p>
-      <w:r>
-        <w:t xml:space="preserve">Slicing is a way to retrieve subsets of data from a </w:t>
-      </w:r>
-      <w:proofErr w:type="gramStart"/>
-      <w:r>
-        <w:t>pandas</w:t>
-      </w:r>
-      <w:proofErr w:type="gramEnd"/>
-      <w:r>
-        <w:t xml:space="preserve"> object. A slice object </w:t>
-      </w:r>
-    </w:p>
-    <w:p>
-      <w:r>
-        <w:t>syntax is –</w:t>
-      </w:r>
-    </w:p>
-    <w:p>
-      <w:r>
-        <w:rPr>
-          <w:highlight w:val="green"/>
-        </w:rPr>
-        <w:t>SERIES_NAME [</w:t>
-      </w:r>
-      <w:proofErr w:type="spellStart"/>
-      <w:proofErr w:type="gramStart"/>
-      <w:r>
-        <w:rPr>
-          <w:highlight w:val="green"/>
-        </w:rPr>
-        <w:t>start:end</w:t>
-      </w:r>
-      <w:proofErr w:type="spellEnd"/>
-      <w:proofErr w:type="gramEnd"/>
-      <w:r>
-        <w:rPr>
-          <w:highlight w:val="green"/>
-        </w:rPr>
-        <w:t>: step]</w:t>
-      </w:r>
-    </w:p>
-    <w:p>
-      <w:r>
-        <w:rPr>
-          <w:highlight w:val="lightGray"/>
-        </w:rPr>
-        <w:t>The segments start representing the first item, end representing the last item, and step representing the increment between each item that you would like</w:t>
-      </w:r>
-    </w:p>
-    <w:p/>
-    <w:p>
-      <w:r>
-        <w:t>import pandas as pd</w:t>
-      </w:r>
-    </w:p>
-    <w:p/>
-    <w:p>
-      <w:r>
-        <w:t># Create a Series directly from a list with custom indexes</w:t>
-      </w:r>
-    </w:p>
-    <w:p>
-      <w:r>
-        <w:t xml:space="preserve">s = </w:t>
-      </w:r>
-      <w:proofErr w:type="spellStart"/>
-      <w:proofErr w:type="gramStart"/>
-      <w:r>
-        <w:t>pd.Series</w:t>
-      </w:r>
-      <w:proofErr w:type="spellEnd"/>
-      <w:proofErr w:type="gramEnd"/>
-      <w:r>
-        <w:t>([10, 15, 18, 22, 55, 77], index</w:t>
-      </w:r>
-      <w:proofErr w:type="gramStart"/>
-      <w:r>
-        <w:t>=[</w:t>
-      </w:r>
-      <w:proofErr w:type="gramEnd"/>
-      <w:r>
-        <w:t>'A', 'B', 'C', 'D', 'E', 'F'])</w:t>
-      </w:r>
-    </w:p>
-    <w:p>
-      <w:r>
-        <w:t>print(s)</w:t>
-      </w:r>
-    </w:p>
-    <w:p/>
-    <w:p>
-      <w:r>
-        <w:t># Print values from index positions 1 to 4 with a step of 2</w:t>
-      </w:r>
-    </w:p>
-    <w:p>
-      <w:r>
-        <w:t>print(</w:t>
-      </w:r>
-      <w:proofErr w:type="gramStart"/>
-      <w:r>
-        <w:t>s[</w:t>
-      </w:r>
-      <w:proofErr w:type="gramEnd"/>
-      <w:r>
-        <w:t>1:5:2])</w:t>
-      </w:r>
-    </w:p>
-    <w:p/>
-    <w:p>
-      <w:r>
-        <w:t># Print values from index positions 0 to 5 with a step of 2</w:t>
-      </w:r>
-    </w:p>
-    <w:p>
-      <w:r>
-        <w:t>print(</w:t>
-      </w:r>
-      <w:proofErr w:type="gramStart"/>
-      <w:r>
-        <w:t>s[</w:t>
-      </w:r>
-      <w:proofErr w:type="gramEnd"/>
-      <w:r>
-        <w:t>0:6:2])</w:t>
+        <w:t>['1'])</w:t>
       </w:r>
     </w:p>
     <w:p/>
@@ -7701,6 +8018,433 @@
         </w:rPr>
         <w:t xml:space="preserve"> Data is Mutable.</w:t>
       </w:r>
+    </w:p>
+    <w:p>
+      <w:pPr>
+        <w:rPr>
+          <w:color w:val="000000" w:themeColor="text1"/>
+        </w:rPr>
+      </w:pPr>
+      <w:r>
+        <w:rPr>
+          <w:color w:val="000000" w:themeColor="text1"/>
+        </w:rPr>
+        <w:t xml:space="preserve">A data frame can be created using any of the following- </w:t>
+      </w:r>
+    </w:p>
+    <w:p>
+      <w:pPr>
+        <w:rPr>
+          <w:color w:val="000000" w:themeColor="text1"/>
+        </w:rPr>
+      </w:pPr>
+      <w:r>
+        <w:rPr>
+          <w:color w:val="000000" w:themeColor="text1"/>
+        </w:rPr>
+        <w:t xml:space="preserve">1. Series </w:t>
+      </w:r>
+    </w:p>
+    <w:p>
+      <w:pPr>
+        <w:rPr>
+          <w:color w:val="000000" w:themeColor="text1"/>
+        </w:rPr>
+      </w:pPr>
+      <w:r>
+        <w:rPr>
+          <w:color w:val="000000" w:themeColor="text1"/>
+        </w:rPr>
+        <w:lastRenderedPageBreak/>
+        <w:t xml:space="preserve">2. Lists </w:t>
+      </w:r>
+    </w:p>
+    <w:p>
+      <w:pPr>
+        <w:rPr>
+          <w:color w:val="000000" w:themeColor="text1"/>
+        </w:rPr>
+      </w:pPr>
+      <w:r>
+        <w:rPr>
+          <w:color w:val="000000" w:themeColor="text1"/>
+        </w:rPr>
+        <w:t xml:space="preserve">3. Dictionary </w:t>
+      </w:r>
+    </w:p>
+    <w:p>
+      <w:pPr>
+        <w:rPr>
+          <w:color w:val="000000" w:themeColor="text1"/>
+        </w:rPr>
+      </w:pPr>
+      <w:r>
+        <w:rPr>
+          <w:color w:val="000000" w:themeColor="text1"/>
+        </w:rPr>
+        <w:t xml:space="preserve">4. A </w:t>
+      </w:r>
+      <w:proofErr w:type="spellStart"/>
+      <w:r>
+        <w:rPr>
+          <w:color w:val="000000" w:themeColor="text1"/>
+        </w:rPr>
+        <w:t>numpy</w:t>
+      </w:r>
+      <w:proofErr w:type="spellEnd"/>
+      <w:r>
+        <w:rPr>
+          <w:color w:val="000000" w:themeColor="text1"/>
+        </w:rPr>
+        <w:t xml:space="preserve"> 2D array</w:t>
+      </w:r>
+    </w:p>
+    <w:p>
+      <w:pPr>
+        <w:rPr>
+          <w:color w:val="000000" w:themeColor="text1"/>
+        </w:rPr>
+      </w:pPr>
+    </w:p>
+    <w:p>
+      <w:pPr>
+        <w:rPr>
+          <w:color w:val="000000" w:themeColor="text1"/>
+        </w:rPr>
+      </w:pPr>
+      <w:r>
+        <w:rPr>
+          <w:color w:val="000000" w:themeColor="text1"/>
+          <w:highlight w:val="yellow"/>
+        </w:rPr>
+        <w:t xml:space="preserve">How to create </w:t>
+      </w:r>
+      <w:proofErr w:type="spellStart"/>
+      <w:r>
+        <w:rPr>
+          <w:color w:val="000000" w:themeColor="text1"/>
+          <w:highlight w:val="yellow"/>
+        </w:rPr>
+        <w:t>Dataframe</w:t>
+      </w:r>
+      <w:proofErr w:type="spellEnd"/>
+      <w:r>
+        <w:rPr>
+          <w:color w:val="000000" w:themeColor="text1"/>
+          <w:highlight w:val="yellow"/>
+        </w:rPr>
+        <w:t xml:space="preserve"> </w:t>
+      </w:r>
+      <w:proofErr w:type="gramStart"/>
+      <w:r>
+        <w:rPr>
+          <w:color w:val="000000" w:themeColor="text1"/>
+          <w:highlight w:val="yellow"/>
+        </w:rPr>
+        <w:t>From</w:t>
+      </w:r>
+      <w:proofErr w:type="gramEnd"/>
+      <w:r>
+        <w:rPr>
+          <w:color w:val="000000" w:themeColor="text1"/>
+          <w:highlight w:val="yellow"/>
+        </w:rPr>
+        <w:t xml:space="preserve"> Series</w:t>
+      </w:r>
+    </w:p>
+    <w:p>
+      <w:pPr>
+        <w:rPr>
+          <w:color w:val="000000" w:themeColor="text1"/>
+        </w:rPr>
+      </w:pPr>
+      <w:r>
+        <w:rPr>
+          <w:color w:val="000000" w:themeColor="text1"/>
+        </w:rPr>
+        <w:t>import pandas as pd</w:t>
+      </w:r>
+    </w:p>
+    <w:p>
+      <w:pPr>
+        <w:rPr>
+          <w:color w:val="000000" w:themeColor="text1"/>
+        </w:rPr>
+      </w:pPr>
+      <w:r>
+        <w:rPr>
+          <w:color w:val="000000" w:themeColor="text1"/>
+        </w:rPr>
+        <w:t>s</w:t>
+      </w:r>
+      <w:r>
+        <w:t xml:space="preserve"> </w:t>
+      </w:r>
+      <w:r>
+        <w:rPr>
+          <w:color w:val="000000" w:themeColor="text1"/>
+        </w:rPr>
+        <w:t xml:space="preserve">= </w:t>
+      </w:r>
+      <w:proofErr w:type="spellStart"/>
+      <w:proofErr w:type="gramStart"/>
+      <w:r>
+        <w:rPr>
+          <w:color w:val="000000" w:themeColor="text1"/>
+        </w:rPr>
+        <w:t>pd.Series</w:t>
+      </w:r>
+      <w:proofErr w:type="spellEnd"/>
+      <w:proofErr w:type="gramEnd"/>
+      <w:r>
+        <w:rPr>
+          <w:color w:val="000000" w:themeColor="text1"/>
+        </w:rPr>
+        <w:t>(['</w:t>
+      </w:r>
+      <w:proofErr w:type="spellStart"/>
+      <w:r>
+        <w:rPr>
+          <w:color w:val="000000" w:themeColor="text1"/>
+        </w:rPr>
+        <w:t>a','b','c','d</w:t>
+      </w:r>
+      <w:proofErr w:type="spellEnd"/>
+      <w:r>
+        <w:rPr>
+          <w:color w:val="000000" w:themeColor="text1"/>
+        </w:rPr>
+        <w:t>'])</w:t>
+      </w:r>
+    </w:p>
+    <w:p>
+      <w:pPr>
+        <w:rPr>
+          <w:color w:val="000000" w:themeColor="text1"/>
+        </w:rPr>
+      </w:pPr>
+      <w:proofErr w:type="spellStart"/>
+      <w:r>
+        <w:rPr>
+          <w:color w:val="000000" w:themeColor="text1"/>
+        </w:rPr>
+        <w:t>df</w:t>
+      </w:r>
+      <w:proofErr w:type="spellEnd"/>
+      <w:r>
+        <w:rPr>
+          <w:color w:val="000000" w:themeColor="text1"/>
+        </w:rPr>
+        <w:t>=</w:t>
+      </w:r>
+      <w:proofErr w:type="spellStart"/>
+      <w:proofErr w:type="gramStart"/>
+      <w:r>
+        <w:rPr>
+          <w:color w:val="000000" w:themeColor="text1"/>
+        </w:rPr>
+        <w:t>pd.DataFrame</w:t>
+      </w:r>
+      <w:proofErr w:type="spellEnd"/>
+      <w:proofErr w:type="gramEnd"/>
+      <w:r>
+        <w:rPr>
+          <w:color w:val="000000" w:themeColor="text1"/>
+        </w:rPr>
+        <w:t>(s)</w:t>
+      </w:r>
+    </w:p>
+    <w:p>
+      <w:pPr>
+        <w:rPr>
+          <w:color w:val="000000" w:themeColor="text1"/>
+        </w:rPr>
+      </w:pPr>
+      <w:r>
+        <w:rPr>
+          <w:color w:val="000000" w:themeColor="text1"/>
+        </w:rPr>
+        <w:t>print(</w:t>
+      </w:r>
+      <w:proofErr w:type="spellStart"/>
+      <w:r>
+        <w:rPr>
+          <w:color w:val="000000" w:themeColor="text1"/>
+        </w:rPr>
+        <w:t>df</w:t>
+      </w:r>
+      <w:proofErr w:type="spellEnd"/>
+      <w:r>
+        <w:rPr>
+          <w:color w:val="000000" w:themeColor="text1"/>
+        </w:rPr>
+        <w:t>)</w:t>
+      </w:r>
+    </w:p>
+    <w:p>
+      <w:pPr>
+        <w:rPr>
+          <w:color w:val="000000" w:themeColor="text1"/>
+        </w:rPr>
+      </w:pPr>
+    </w:p>
+    <w:p>
+      <w:pPr>
+        <w:rPr>
+          <w:color w:val="000000" w:themeColor="text1"/>
+        </w:rPr>
+      </w:pPr>
+      <w:r>
+        <w:rPr>
+          <w:color w:val="000000" w:themeColor="text1"/>
+        </w:rPr>
+        <w:t>import pandas as pd</w:t>
+      </w:r>
+    </w:p>
+    <w:p>
+      <w:pPr>
+        <w:rPr>
+          <w:color w:val="000000" w:themeColor="text1"/>
+        </w:rPr>
+      </w:pPr>
+      <w:r>
+        <w:rPr>
+          <w:color w:val="000000" w:themeColor="text1"/>
+        </w:rPr>
+        <w:t>data = [(1,'herry','dotnet','pune'),</w:t>
+      </w:r>
+    </w:p>
+    <w:p>
+      <w:pPr>
+        <w:rPr>
+          <w:color w:val="000000" w:themeColor="text1"/>
+        </w:rPr>
+      </w:pPr>
+      <w:r>
+        <w:rPr>
+          <w:color w:val="000000" w:themeColor="text1"/>
+        </w:rPr>
+        <w:t>        (2,'hiren','c++','</w:t>
+      </w:r>
+      <w:proofErr w:type="spellStart"/>
+      <w:r>
+        <w:rPr>
+          <w:color w:val="000000" w:themeColor="text1"/>
+        </w:rPr>
+        <w:t>banglore</w:t>
+      </w:r>
+      <w:proofErr w:type="spellEnd"/>
+      <w:r>
+        <w:rPr>
+          <w:color w:val="000000" w:themeColor="text1"/>
+        </w:rPr>
+        <w:t>'),</w:t>
+      </w:r>
+    </w:p>
+    <w:p>
+      <w:pPr>
+        <w:rPr>
+          <w:color w:val="000000" w:themeColor="text1"/>
+        </w:rPr>
+      </w:pPr>
+      <w:r>
+        <w:rPr>
+          <w:color w:val="000000" w:themeColor="text1"/>
+        </w:rPr>
+        <w:t>        (3,'amit','react','surat')]</w:t>
+      </w:r>
+    </w:p>
+    <w:p>
+      <w:pPr>
+        <w:rPr>
+          <w:color w:val="000000" w:themeColor="text1"/>
+        </w:rPr>
+      </w:pPr>
+      <w:proofErr w:type="spellStart"/>
+      <w:r>
+        <w:rPr>
+          <w:color w:val="000000" w:themeColor="text1"/>
+        </w:rPr>
+        <w:t>df</w:t>
+      </w:r>
+      <w:proofErr w:type="spellEnd"/>
+      <w:r>
+        <w:rPr>
+          <w:color w:val="000000" w:themeColor="text1"/>
+        </w:rPr>
+        <w:t xml:space="preserve"> = </w:t>
+      </w:r>
+      <w:proofErr w:type="spellStart"/>
+      <w:proofErr w:type="gramStart"/>
+      <w:r>
+        <w:rPr>
+          <w:color w:val="000000" w:themeColor="text1"/>
+        </w:rPr>
+        <w:t>pd.DataFrame</w:t>
+      </w:r>
+      <w:proofErr w:type="spellEnd"/>
+      <w:proofErr w:type="gramEnd"/>
+      <w:r>
+        <w:rPr>
+          <w:color w:val="000000" w:themeColor="text1"/>
+        </w:rPr>
+        <w:t>(data, columns=['</w:t>
+      </w:r>
+      <w:proofErr w:type="spellStart"/>
+      <w:r>
+        <w:rPr>
+          <w:color w:val="000000" w:themeColor="text1"/>
+        </w:rPr>
+        <w:t>id','name','expertise','city</w:t>
+      </w:r>
+      <w:proofErr w:type="spellEnd"/>
+      <w:r>
+        <w:rPr>
+          <w:color w:val="000000" w:themeColor="text1"/>
+        </w:rPr>
+        <w:t>'])</w:t>
+      </w:r>
+    </w:p>
+    <w:p>
+      <w:pPr>
+        <w:rPr>
+          <w:color w:val="000000" w:themeColor="text1"/>
+        </w:rPr>
+      </w:pPr>
+      <w:r>
+        <w:rPr>
+          <w:color w:val="000000" w:themeColor="text1"/>
+        </w:rPr>
+        <w:t>print(</w:t>
+      </w:r>
+      <w:proofErr w:type="spellStart"/>
+      <w:r>
+        <w:rPr>
+          <w:color w:val="000000" w:themeColor="text1"/>
+        </w:rPr>
+        <w:t>df</w:t>
+      </w:r>
+      <w:proofErr w:type="spellEnd"/>
+      <w:r>
+        <w:rPr>
+          <w:color w:val="000000" w:themeColor="text1"/>
+        </w:rPr>
+        <w:t>)</w:t>
+      </w:r>
+    </w:p>
+    <w:p>
+      <w:pPr>
+        <w:rPr>
+          <w:color w:val="000000" w:themeColor="text1"/>
+        </w:rPr>
+      </w:pPr>
+    </w:p>
+    <w:p>
+      <w:pPr>
+        <w:rPr>
+          <w:color w:val="000000" w:themeColor="text1"/>
+        </w:rPr>
+      </w:pPr>
     </w:p>
     <w:p>
       <w:pPr>
@@ -9776,7 +10520,7 @@
   <w:style w:type="paragraph" w:default="1" w:styleId="Normal">
     <w:name w:val="Normal"/>
     <w:qFormat/>
-    <w:rsid w:val="00740CAB"/>
+    <w:rsid w:val="00DC515F"/>
   </w:style>
   <w:style w:type="paragraph" w:styleId="Heading1">
     <w:name w:val="heading 1"/>

--- a/Python Rv Patel.docx
+++ b/Python Rv Patel.docx
@@ -64,53 +64,123 @@
         <w:rPr>
           <w:lang w:val="en-US"/>
         </w:rPr>
-        <w:t xml:space="preserve">What Is Lambda </w:t>
-      </w:r>
-      <w:proofErr w:type="gramStart"/>
+        <w:t>What Is Lambda Function ?</w:t>
+      </w:r>
+    </w:p>
+    <w:p>
+      <w:pPr>
+        <w:spacing w:line="360" w:lineRule="auto"/>
+      </w:pPr>
       <w:r>
         <w:rPr>
           <w:lang w:val="en-US"/>
         </w:rPr>
-        <w:t>Function ?</w:t>
-      </w:r>
-      <w:proofErr w:type="gramEnd"/>
-    </w:p>
-    <w:p>
-      <w:pPr>
-        <w:spacing w:line="360" w:lineRule="auto"/>
-      </w:pPr>
-      <w:r>
-        <w:rPr>
+        <w:tab/>
+      </w:r>
+      <w:r>
+        <w:rPr>
+          <w:b/>
+          <w:bCs/>
+        </w:rPr>
+        <w:t>Lambda functions</w:t>
+      </w:r>
+      <w:r>
+        <w:t xml:space="preserve"> are anonymous, inline functions defined using the lambda keyword</w:t>
+      </w:r>
+    </w:p>
+    <w:p>
+      <w:pPr>
+        <w:rPr>
+          <w:b/>
+          <w:bCs/>
           <w:lang w:val="en-US"/>
         </w:rPr>
+      </w:pPr>
+      <w:r>
+        <w:rPr>
+          <w:b/>
+          <w:bCs/>
+          <w:lang w:val="en-US"/>
+        </w:rPr>
+        <w:t>Syntax</w:t>
+      </w:r>
+    </w:p>
+    <w:p>
+      <w:pPr>
+        <w:ind w:firstLine="720"/>
+        <w:rPr>
+          <w:lang w:val="en-US"/>
+        </w:rPr>
+      </w:pPr>
+      <w:r>
+        <w:rPr>
+          <w:lang w:val="en-US"/>
+        </w:rPr>
+        <w:t>lambda arguments: expression</w:t>
+      </w:r>
+    </w:p>
+    <w:p>
+      <w:pPr>
+        <w:ind w:firstLine="720"/>
+      </w:pPr>
+      <w:r>
+        <w:t xml:space="preserve">  arguments = inputs to the function</w:t>
+      </w:r>
+    </w:p>
+    <w:p>
+      <w:pPr>
+        <w:ind w:firstLine="720"/>
+        <w:rPr>
+          <w:lang w:val="en-US"/>
+        </w:rPr>
+      </w:pPr>
+      <w:r>
+        <w:t xml:space="preserve">  expression = single output returned automatically</w:t>
+      </w:r>
+    </w:p>
+    <w:p>
+      <w:pPr>
+        <w:rPr>
+          <w:b/>
+          <w:bCs/>
+          <w:lang w:val="en-US"/>
+        </w:rPr>
+      </w:pPr>
+      <w:r>
+        <w:rPr>
+          <w:b/>
+          <w:bCs/>
+        </w:rPr>
+        <w:t>Example</w:t>
+      </w:r>
+    </w:p>
+    <w:p>
+      <w:pPr>
+        <w:rPr>
+          <w:lang w:val="en-US"/>
+        </w:rPr>
+      </w:pPr>
+      <w:r>
+        <w:rPr>
+          <w:b/>
+          <w:bCs/>
+          <w:lang w:val="en-US"/>
+        </w:rPr>
         <w:tab/>
       </w:r>
       <w:r>
         <w:rPr>
           <w:b/>
           <w:bCs/>
-        </w:rPr>
-        <w:t>Lambda functions</w:t>
-      </w:r>
-      <w:r>
-        <w:t xml:space="preserve"> are anonymous, inline functions defined using the lambda keyword</w:t>
-      </w:r>
-    </w:p>
-    <w:p>
-      <w:pPr>
-        <w:rPr>
-          <w:b/>
-          <w:bCs/>
           <w:lang w:val="en-US"/>
         </w:rPr>
-      </w:pPr>
-      <w:r>
-        <w:rPr>
-          <w:b/>
-          <w:bCs/>
+        <w:t xml:space="preserve">1 ) </w:t>
+      </w:r>
+      <w:r>
+        <w:rPr>
           <w:lang w:val="en-US"/>
         </w:rPr>
-        <w:t>Syntax</w:t>
+        <w:t>square = lambda x: x ** 2</w:t>
       </w:r>
     </w:p>
     <w:p>
@@ -124,15 +194,48 @@
         <w:rPr>
           <w:lang w:val="en-US"/>
         </w:rPr>
-        <w:t>lambda arguments: expression</w:t>
+        <w:t xml:space="preserve">print(square(5))  </w:t>
       </w:r>
     </w:p>
     <w:p>
       <w:pPr>
         <w:ind w:firstLine="720"/>
-      </w:pPr>
-      <w:r>
-        <w:t xml:space="preserve">  arguments = inputs to the function</w:t>
+        <w:rPr>
+          <w:b/>
+          <w:bCs/>
+          <w:lang w:val="en-US"/>
+        </w:rPr>
+      </w:pPr>
+      <w:r>
+        <w:rPr>
+          <w:lang w:val="en-US"/>
+        </w:rPr>
+        <w:t># Output: 25</w:t>
+      </w:r>
+      <w:r>
+        <w:rPr>
+          <w:b/>
+          <w:bCs/>
+          <w:lang w:val="en-US"/>
+        </w:rPr>
+        <w:tab/>
+      </w:r>
+    </w:p>
+    <w:p>
+      <w:pPr>
+        <w:rPr>
+          <w:b/>
+          <w:bCs/>
+          <w:lang w:val="en-US"/>
+        </w:rPr>
+      </w:pPr>
+      <w:r>
+        <w:rPr>
+          <w:b/>
+          <w:bCs/>
+          <w:lang w:val="en-US"/>
+        </w:rPr>
+        <w:tab/>
       </w:r>
     </w:p>
     <w:p>
@@ -143,185 +246,32 @@
         </w:rPr>
       </w:pPr>
       <w:r>
-        <w:t xml:space="preserve">  expression = single output returned automatically</w:t>
-      </w:r>
-    </w:p>
-    <w:p>
-      <w:pPr>
         <w:rPr>
           <w:b/>
           <w:bCs/>
           <w:lang w:val="en-US"/>
         </w:rPr>
-      </w:pPr>
-      <w:r>
-        <w:rPr>
-          <w:b/>
-          <w:bCs/>
-        </w:rPr>
-        <w:t>Example</w:t>
-      </w:r>
-    </w:p>
-    <w:p>
-      <w:pPr>
+        <w:t xml:space="preserve">2 ) </w:t>
+      </w:r>
+      <w:r>
         <w:rPr>
           <w:lang w:val="en-US"/>
         </w:rPr>
-      </w:pPr>
-      <w:r>
-        <w:rPr>
-          <w:b/>
-          <w:bCs/>
+        <w:t>add = lambda a, b: a + b</w:t>
+      </w:r>
+    </w:p>
+    <w:p>
+      <w:pPr>
+        <w:ind w:firstLine="720"/>
+        <w:rPr>
           <w:lang w:val="en-US"/>
         </w:rPr>
-        <w:tab/>
-      </w:r>
-      <w:proofErr w:type="gramStart"/>
-      <w:r>
-        <w:rPr>
-          <w:b/>
-          <w:bCs/>
+      </w:pPr>
+      <w:r>
+        <w:rPr>
           <w:lang w:val="en-US"/>
         </w:rPr>
-        <w:t>1 )</w:t>
-      </w:r>
-      <w:proofErr w:type="gramEnd"/>
-      <w:r>
-        <w:rPr>
-          <w:b/>
-          <w:bCs/>
-          <w:lang w:val="en-US"/>
-        </w:rPr>
-        <w:t xml:space="preserve"> </w:t>
-      </w:r>
-      <w:r>
-        <w:rPr>
-          <w:lang w:val="en-US"/>
-        </w:rPr>
-        <w:t>square = lambda x: x ** 2</w:t>
-      </w:r>
-    </w:p>
-    <w:p>
-      <w:pPr>
-        <w:ind w:firstLine="720"/>
-        <w:rPr>
-          <w:lang w:val="en-US"/>
-        </w:rPr>
-      </w:pPr>
-      <w:r>
-        <w:rPr>
-          <w:lang w:val="en-US"/>
-        </w:rPr>
-        <w:t>print(</w:t>
-      </w:r>
-      <w:proofErr w:type="gramStart"/>
-      <w:r>
-        <w:rPr>
-          <w:lang w:val="en-US"/>
-        </w:rPr>
-        <w:t>square(</w:t>
-      </w:r>
-      <w:proofErr w:type="gramEnd"/>
-      <w:r>
-        <w:rPr>
-          <w:lang w:val="en-US"/>
-        </w:rPr>
-        <w:t xml:space="preserve">5))  </w:t>
-      </w:r>
-    </w:p>
-    <w:p>
-      <w:pPr>
-        <w:ind w:firstLine="720"/>
-        <w:rPr>
-          <w:b/>
-          <w:bCs/>
-          <w:lang w:val="en-US"/>
-        </w:rPr>
-      </w:pPr>
-      <w:r>
-        <w:rPr>
-          <w:lang w:val="en-US"/>
-        </w:rPr>
-        <w:t># Output: 25</w:t>
-      </w:r>
-      <w:r>
-        <w:rPr>
-          <w:b/>
-          <w:bCs/>
-          <w:lang w:val="en-US"/>
-        </w:rPr>
-        <w:tab/>
-      </w:r>
-    </w:p>
-    <w:p>
-      <w:pPr>
-        <w:rPr>
-          <w:b/>
-          <w:bCs/>
-          <w:lang w:val="en-US"/>
-        </w:rPr>
-      </w:pPr>
-      <w:r>
-        <w:rPr>
-          <w:b/>
-          <w:bCs/>
-          <w:lang w:val="en-US"/>
-        </w:rPr>
-        <w:tab/>
-      </w:r>
-    </w:p>
-    <w:p>
-      <w:pPr>
-        <w:ind w:firstLine="720"/>
-        <w:rPr>
-          <w:lang w:val="en-US"/>
-        </w:rPr>
-      </w:pPr>
-      <w:proofErr w:type="gramStart"/>
-      <w:r>
-        <w:rPr>
-          <w:b/>
-          <w:bCs/>
-          <w:lang w:val="en-US"/>
-        </w:rPr>
-        <w:t>2 )</w:t>
-      </w:r>
-      <w:proofErr w:type="gramEnd"/>
-      <w:r>
-        <w:rPr>
-          <w:b/>
-          <w:bCs/>
-          <w:lang w:val="en-US"/>
-        </w:rPr>
-        <w:t xml:space="preserve"> </w:t>
-      </w:r>
-      <w:r>
-        <w:rPr>
-          <w:lang w:val="en-US"/>
-        </w:rPr>
-        <w:t>add = lambda a, b: a + b</w:t>
-      </w:r>
-    </w:p>
-    <w:p>
-      <w:pPr>
-        <w:ind w:firstLine="720"/>
-        <w:rPr>
-          <w:lang w:val="en-US"/>
-        </w:rPr>
-      </w:pPr>
-      <w:proofErr w:type="gramStart"/>
-      <w:r>
-        <w:rPr>
-          <w:lang w:val="en-US"/>
-        </w:rPr>
-        <w:t>print(add(</w:t>
-      </w:r>
-      <w:proofErr w:type="gramEnd"/>
-      <w:r>
-        <w:rPr>
-          <w:lang w:val="en-US"/>
-        </w:rPr>
-        <w:t xml:space="preserve">3, 5))  </w:t>
+        <w:t xml:space="preserve">print(add(3, 5))  </w:t>
       </w:r>
     </w:p>
     <w:p>
@@ -555,15 +505,7 @@
           </w:tcPr>
           <w:p>
             <w:r>
-              <w:t xml:space="preserve">Has a name (e.g., def </w:t>
-            </w:r>
-            <w:proofErr w:type="gramStart"/>
-            <w:r>
-              <w:t>add(</w:t>
-            </w:r>
-            <w:proofErr w:type="gramEnd"/>
-            <w:r>
-              <w:t>):)</w:t>
+              <w:t>Has a name (e.g., def add():)</w:t>
             </w:r>
           </w:p>
         </w:tc>
@@ -736,15 +678,7 @@
     </w:p>
     <w:p>
       <w:r>
-        <w:t xml:space="preserve">def </w:t>
-      </w:r>
-      <w:proofErr w:type="gramStart"/>
-      <w:r>
-        <w:t>add(</w:t>
-      </w:r>
-      <w:proofErr w:type="gramEnd"/>
-      <w:r>
-        <w:t>x, y):</w:t>
+        <w:t>def add(x, y):</w:t>
       </w:r>
     </w:p>
     <w:p>
@@ -753,13 +687,8 @@
       </w:r>
     </w:p>
     <w:p>
-      <w:proofErr w:type="gramStart"/>
-      <w:r>
-        <w:t>print(add(</w:t>
-      </w:r>
-      <w:proofErr w:type="gramEnd"/>
-      <w:r>
-        <w:t xml:space="preserve">5, 3))  </w:t>
+      <w:r>
+        <w:t xml:space="preserve">print(add(5, 3))  </w:t>
       </w:r>
     </w:p>
     <w:p>
@@ -779,13 +708,8 @@
       </w:r>
     </w:p>
     <w:p>
-      <w:proofErr w:type="gramStart"/>
-      <w:r>
-        <w:t>print(add(</w:t>
-      </w:r>
-      <w:proofErr w:type="gramEnd"/>
-      <w:r>
-        <w:t xml:space="preserve">5, 3)) </w:t>
+      <w:r>
+        <w:t xml:space="preserve">print(add(5, 3)) </w:t>
       </w:r>
     </w:p>
     <w:p>
@@ -870,23 +794,7 @@
         </w:numPr>
       </w:pPr>
       <w:r>
-        <w:t xml:space="preserve">You need a quick, one-line function (e.g., with </w:t>
-      </w:r>
-      <w:proofErr w:type="gramStart"/>
-      <w:r>
-        <w:t>map(</w:t>
-      </w:r>
-      <w:proofErr w:type="gramEnd"/>
-      <w:r>
-        <w:t xml:space="preserve">), </w:t>
-      </w:r>
-      <w:proofErr w:type="gramStart"/>
-      <w:r>
-        <w:t>filter(</w:t>
-      </w:r>
-      <w:proofErr w:type="gramEnd"/>
-      <w:r>
-        <w:t>)).</w:t>
+        <w:t>You need a quick, one-line function (e.g., with map(), filter()).</w:t>
       </w:r>
     </w:p>
     <w:p>
@@ -925,15 +833,7 @@
         <w:tab/>
       </w:r>
       <w:r>
-        <w:t xml:space="preserve">The </w:t>
-      </w:r>
-      <w:proofErr w:type="gramStart"/>
-      <w:r>
-        <w:t>map(</w:t>
-      </w:r>
-      <w:proofErr w:type="gramEnd"/>
-      <w:r>
-        <w:t>) function is used when you want to apply the same operation to every item in a data set</w:t>
+        <w:t>The map() function is used when you want to apply the same operation to every item in a data set</w:t>
       </w:r>
       <w:r>
         <w:t xml:space="preserve"> model.</w:t>
@@ -1103,21 +1003,8 @@
       </w:r>
     </w:p>
     <w:p>
-      <w:proofErr w:type="gramStart"/>
-      <w:r>
-        <w:t>map(</w:t>
-      </w:r>
-      <w:proofErr w:type="gramEnd"/>
-      <w:r>
-        <w:t xml:space="preserve">function, </w:t>
-      </w:r>
-      <w:proofErr w:type="spellStart"/>
-      <w:r>
-        <w:t>iterable</w:t>
-      </w:r>
-      <w:proofErr w:type="spellEnd"/>
-      <w:r>
-        <w:t>)</w:t>
+      <w:r>
+        <w:t>map(function, iterable)</w:t>
       </w:r>
     </w:p>
     <w:p>
@@ -1127,28 +1014,12 @@
     </w:p>
     <w:p>
       <w:r>
-        <w:t xml:space="preserve">  </w:t>
-      </w:r>
-      <w:proofErr w:type="spellStart"/>
-      <w:r>
-        <w:t>iterable</w:t>
-      </w:r>
-      <w:proofErr w:type="spellEnd"/>
-      <w:r>
-        <w:t>: A list, tuple, etc.</w:t>
-      </w:r>
-    </w:p>
-    <w:p>
-      <w:r>
-        <w:t xml:space="preserve">Applies a function to every item in an </w:t>
-      </w:r>
-      <w:proofErr w:type="spellStart"/>
-      <w:r>
-        <w:t>iterable</w:t>
-      </w:r>
-      <w:proofErr w:type="spellEnd"/>
-      <w:r>
-        <w:t>.</w:t>
+        <w:t xml:space="preserve">  iterable: A list, tuple, etc.</w:t>
+      </w:r>
+    </w:p>
+    <w:p>
+      <w:r>
+        <w:t>Applies a function to every item in an iterable.</w:t>
       </w:r>
     </w:p>
     <w:p/>
@@ -1176,34 +1047,13 @@
       </w:r>
     </w:p>
     <w:p>
-      <w:proofErr w:type="spellStart"/>
-      <w:r>
-        <w:t>nums</w:t>
-      </w:r>
-      <w:proofErr w:type="spellEnd"/>
-      <w:r>
-        <w:t xml:space="preserve"> = [1, 2, 3]</w:t>
-      </w:r>
-    </w:p>
-    <w:p>
-      <w:r>
-        <w:t xml:space="preserve">squares = </w:t>
-      </w:r>
-      <w:proofErr w:type="gramStart"/>
-      <w:r>
-        <w:t>list(map(</w:t>
-      </w:r>
-      <w:proofErr w:type="gramEnd"/>
-      <w:r>
-        <w:t xml:space="preserve">lambda x: x ** 2, </w:t>
-      </w:r>
-      <w:proofErr w:type="spellStart"/>
-      <w:r>
-        <w:t>nums</w:t>
-      </w:r>
-      <w:proofErr w:type="spellEnd"/>
-      <w:r>
-        <w:t>))</w:t>
+      <w:r>
+        <w:t>nums = [1, 2, 3]</w:t>
+      </w:r>
+    </w:p>
+    <w:p>
+      <w:r>
+        <w:t>squares = list(map(lambda x: x ** 2, nums))</w:t>
       </w:r>
     </w:p>
     <w:p>
@@ -1214,22 +1064,12 @@
     <w:p/>
     <w:p>
       <w:r>
-        <w:t xml:space="preserve">When to use map and when to use for </w:t>
-      </w:r>
-      <w:proofErr w:type="gramStart"/>
-      <w:r>
-        <w:t>loop ?</w:t>
-      </w:r>
-      <w:proofErr w:type="gramEnd"/>
-    </w:p>
-    <w:p>
-      <w:proofErr w:type="gramStart"/>
-      <w:r>
-        <w:t>map(</w:t>
-      </w:r>
-      <w:proofErr w:type="gramEnd"/>
-      <w:r>
-        <w:t>) = cleaner, shorter, good for simple transformations</w:t>
+        <w:t>When to use map and when to use for loop ?</w:t>
+      </w:r>
+    </w:p>
+    <w:p>
+      <w:r>
+        <w:t>map() = cleaner, shorter, good for simple transformations</w:t>
       </w:r>
       <w:r>
         <w:br/>
@@ -1291,15 +1131,7 @@
     </w:p>
     <w:p>
       <w:r>
-        <w:t xml:space="preserve">result = </w:t>
-      </w:r>
-      <w:proofErr w:type="gramStart"/>
-      <w:r>
-        <w:t>list(map(</w:t>
-      </w:r>
-      <w:proofErr w:type="gramEnd"/>
-      <w:r>
-        <w:t>lambda x: x * 2, numbers))</w:t>
+        <w:t>result = list(map(lambda x: x * 2, numbers))</w:t>
       </w:r>
     </w:p>
     <w:p>
@@ -1353,17 +1185,7 @@
     </w:p>
     <w:p>
       <w:r>
-        <w:t xml:space="preserve">    </w:t>
-      </w:r>
-      <w:proofErr w:type="spellStart"/>
-      <w:proofErr w:type="gramStart"/>
-      <w:r>
-        <w:t>result.append</w:t>
-      </w:r>
-      <w:proofErr w:type="spellEnd"/>
-      <w:proofErr w:type="gramEnd"/>
-      <w:r>
-        <w:t>(x * 2)</w:t>
+        <w:t xml:space="preserve">    result.append(x * 2)</w:t>
       </w:r>
     </w:p>
     <w:p>
@@ -1390,55 +1212,17 @@
           <w:b/>
           <w:bCs/>
         </w:rPr>
-        <w:t xml:space="preserve">Why </w:t>
-      </w:r>
-      <w:proofErr w:type="gramStart"/>
-      <w:r>
-        <w:rPr>
-          <w:b/>
-          <w:bCs/>
-        </w:rPr>
-        <w:t>list(</w:t>
-      </w:r>
-      <w:proofErr w:type="gramEnd"/>
-      <w:r>
-        <w:rPr>
-          <w:b/>
-          <w:bCs/>
-        </w:rPr>
-        <w:t xml:space="preserve">) is used around </w:t>
-      </w:r>
-      <w:proofErr w:type="gramStart"/>
-      <w:r>
-        <w:rPr>
-          <w:b/>
-          <w:bCs/>
-        </w:rPr>
-        <w:t>map() ?</w:t>
-      </w:r>
-      <w:proofErr w:type="gramEnd"/>
-    </w:p>
-    <w:p>
-      <w:r>
-        <w:t xml:space="preserve">If we not use list </w:t>
-      </w:r>
-      <w:proofErr w:type="gramStart"/>
-      <w:r>
-        <w:t>then ?</w:t>
-      </w:r>
-      <w:proofErr w:type="gramEnd"/>
-    </w:p>
-    <w:p>
-      <w:r>
-        <w:t xml:space="preserve">result = </w:t>
-      </w:r>
-      <w:proofErr w:type="gramStart"/>
-      <w:r>
-        <w:t>map(</w:t>
-      </w:r>
-      <w:proofErr w:type="gramEnd"/>
-      <w:r>
-        <w:t>lambda x: x**2, [1, 2, 3])</w:t>
+        <w:t>Why list() is used around map() ?</w:t>
+      </w:r>
+    </w:p>
+    <w:p>
+      <w:r>
+        <w:t>If we not use list then ?</w:t>
+      </w:r>
+    </w:p>
+    <w:p>
+      <w:r>
+        <w:t>result = map(lambda x: x**2, [1, 2, 3])</w:t>
       </w:r>
     </w:p>
     <w:p>
@@ -1489,23 +1273,7 @@
           <w:b/>
           <w:bCs/>
         </w:rPr>
-        <w:t xml:space="preserve">Other Collection Converters Like </w:t>
-      </w:r>
-      <w:proofErr w:type="gramStart"/>
-      <w:r>
-        <w:rPr>
-          <w:b/>
-          <w:bCs/>
-        </w:rPr>
-        <w:t>list(</w:t>
-      </w:r>
-      <w:proofErr w:type="gramEnd"/>
-      <w:r>
-        <w:rPr>
-          <w:b/>
-          <w:bCs/>
-        </w:rPr>
-        <w:t>)</w:t>
+        <w:t>Other Collection Converters Like list()</w:t>
       </w:r>
     </w:p>
     <w:tbl>
@@ -1635,21 +1403,12 @@
             <w:hideMark/>
           </w:tcPr>
           <w:p>
-            <w:proofErr w:type="gramStart"/>
             <w:r>
               <w:rPr>
                 <w:b/>
                 <w:bCs/>
               </w:rPr>
-              <w:t>list(</w:t>
-            </w:r>
-            <w:proofErr w:type="gramEnd"/>
-            <w:r>
-              <w:rPr>
-                <w:b/>
-                <w:bCs/>
-              </w:rPr>
-              <w:t>)</w:t>
+              <w:t>list()</w:t>
             </w:r>
           </w:p>
         </w:tc>
@@ -1673,15 +1432,7 @@
           </w:tcPr>
           <w:p>
             <w:r>
-              <w:t xml:space="preserve">Converts </w:t>
-            </w:r>
-            <w:proofErr w:type="spellStart"/>
-            <w:r>
-              <w:t>iterable</w:t>
-            </w:r>
-            <w:proofErr w:type="spellEnd"/>
-            <w:r>
-              <w:t xml:space="preserve"> to a list (ordered, mutable)</w:t>
+              <w:t>Converts iterable to a list (ordered, mutable)</w:t>
             </w:r>
           </w:p>
         </w:tc>
@@ -1709,21 +1460,12 @@
             <w:hideMark/>
           </w:tcPr>
           <w:p>
-            <w:proofErr w:type="gramStart"/>
             <w:r>
               <w:rPr>
                 <w:b/>
                 <w:bCs/>
               </w:rPr>
-              <w:t>tuple(</w:t>
-            </w:r>
-            <w:proofErr w:type="gramEnd"/>
-            <w:r>
-              <w:rPr>
-                <w:b/>
-                <w:bCs/>
-              </w:rPr>
-              <w:t>)</w:t>
+              <w:t>tuple()</w:t>
             </w:r>
           </w:p>
         </w:tc>
@@ -1747,15 +1489,7 @@
           </w:tcPr>
           <w:p>
             <w:r>
-              <w:t xml:space="preserve">Converts </w:t>
-            </w:r>
-            <w:proofErr w:type="spellStart"/>
-            <w:r>
-              <w:t>iterable</w:t>
-            </w:r>
-            <w:proofErr w:type="spellEnd"/>
-            <w:r>
-              <w:t xml:space="preserve"> to a tuple (ordered, immutable)</w:t>
+              <w:t>Converts iterable to a tuple (ordered, immutable)</w:t>
             </w:r>
           </w:p>
         </w:tc>
@@ -1783,22 +1517,13 @@
             <w:hideMark/>
           </w:tcPr>
           <w:p>
-            <w:proofErr w:type="gramStart"/>
             <w:r>
               <w:rPr>
                 <w:b/>
                 <w:bCs/>
               </w:rPr>
               <w:lastRenderedPageBreak/>
-              <w:t>set(</w:t>
-            </w:r>
-            <w:proofErr w:type="gramEnd"/>
-            <w:r>
-              <w:rPr>
-                <w:b/>
-                <w:bCs/>
-              </w:rPr>
-              <w:t>)</w:t>
+              <w:t>set()</w:t>
             </w:r>
           </w:p>
         </w:tc>
@@ -1822,15 +1547,7 @@
           </w:tcPr>
           <w:p>
             <w:r>
-              <w:t xml:space="preserve">Converts </w:t>
-            </w:r>
-            <w:proofErr w:type="spellStart"/>
-            <w:r>
-              <w:t>iterable</w:t>
-            </w:r>
-            <w:proofErr w:type="spellEnd"/>
-            <w:r>
-              <w:t xml:space="preserve"> to a set (unordered, unique elements)</w:t>
+              <w:t>Converts iterable to a set (unordered, unique elements)</w:t>
             </w:r>
           </w:p>
         </w:tc>
@@ -1841,13 +1558,8 @@
             <w:hideMark/>
           </w:tcPr>
           <w:p>
-            <w:proofErr w:type="gramStart"/>
             <w:r>
-              <w:t>set(</w:t>
-            </w:r>
-            <w:proofErr w:type="gramEnd"/>
-            <w:r>
-              <w:t>[1,2,2,3]) → {1, 2, 3}</w:t>
+              <w:t>set([1,2,2,3]) → {1, 2, 3}</w:t>
             </w:r>
           </w:p>
         </w:tc>
@@ -1863,30 +1575,12 @@
             <w:hideMark/>
           </w:tcPr>
           <w:p>
-            <w:proofErr w:type="spellStart"/>
-            <w:proofErr w:type="gramStart"/>
             <w:r>
               <w:rPr>
                 <w:b/>
                 <w:bCs/>
               </w:rPr>
-              <w:t>dict</w:t>
-            </w:r>
-            <w:proofErr w:type="spellEnd"/>
-            <w:r>
-              <w:rPr>
-                <w:b/>
-                <w:bCs/>
-              </w:rPr>
-              <w:t>(</w:t>
-            </w:r>
-            <w:proofErr w:type="gramEnd"/>
-            <w:r>
-              <w:rPr>
-                <w:b/>
-                <w:bCs/>
-              </w:rPr>
-              <w:t>)</w:t>
+              <w:t>dict()</w:t>
             </w:r>
           </w:p>
         </w:tc>
@@ -1910,21 +1604,8 @@
           </w:tcPr>
           <w:p>
             <w:r>
-              <w:t xml:space="preserve">Converts </w:t>
+              <w:t>Converts iterable of key-value pairs to a dict</w:t>
             </w:r>
-            <w:proofErr w:type="spellStart"/>
-            <w:r>
-              <w:t>iterable</w:t>
-            </w:r>
-            <w:proofErr w:type="spellEnd"/>
-            <w:r>
-              <w:t xml:space="preserve"> of key-value pairs to a </w:t>
-            </w:r>
-            <w:proofErr w:type="spellStart"/>
-            <w:r>
-              <w:t>dict</w:t>
-            </w:r>
-            <w:proofErr w:type="spellEnd"/>
           </w:p>
         </w:tc>
         <w:tc>
@@ -1934,18 +1615,8 @@
             <w:hideMark/>
           </w:tcPr>
           <w:p>
-            <w:proofErr w:type="spellStart"/>
-            <w:proofErr w:type="gramStart"/>
             <w:r>
-              <w:t>dict</w:t>
-            </w:r>
-            <w:proofErr w:type="spellEnd"/>
-            <w:r>
-              <w:t>(</w:t>
-            </w:r>
-            <w:proofErr w:type="gramEnd"/>
-            <w:r>
-              <w:t>[('a', 1), ('b', 2)]) → {'a': 1, 'b': 2}</w:t>
+              <w:t>dict([('a', 1), ('b', 2)]) → {'a': 1, 'b': 2}</w:t>
             </w:r>
           </w:p>
         </w:tc>
@@ -1961,58 +1632,24 @@
           <w:bCs/>
         </w:rPr>
       </w:pPr>
-      <w:proofErr w:type="gramStart"/>
-      <w:r>
-        <w:rPr>
-          <w:b/>
-          <w:bCs/>
-        </w:rPr>
-        <w:t>filter(</w:t>
-      </w:r>
-      <w:proofErr w:type="gramEnd"/>
-      <w:r>
-        <w:rPr>
-          <w:b/>
-          <w:bCs/>
-        </w:rPr>
-        <w:t xml:space="preserve">function, </w:t>
-      </w:r>
-      <w:proofErr w:type="spellStart"/>
-      <w:r>
-        <w:rPr>
-          <w:b/>
-          <w:bCs/>
-        </w:rPr>
-        <w:t>iterable</w:t>
-      </w:r>
-      <w:proofErr w:type="spellEnd"/>
-      <w:r>
-        <w:rPr>
-          <w:b/>
-          <w:bCs/>
-        </w:rPr>
-        <w:t>)</w:t>
+      <w:r>
+        <w:rPr>
+          <w:b/>
+          <w:bCs/>
+        </w:rPr>
+        <w:t>filter(function, iterable)</w:t>
       </w:r>
     </w:p>
     <w:p>
       <w:r>
         <w:t xml:space="preserve">The </w:t>
       </w:r>
-      <w:proofErr w:type="gramStart"/>
-      <w:r>
-        <w:rPr>
-          <w:b/>
-          <w:bCs/>
-        </w:rPr>
-        <w:t>filter(</w:t>
-      </w:r>
-      <w:proofErr w:type="gramEnd"/>
-      <w:r>
-        <w:rPr>
-          <w:b/>
-          <w:bCs/>
-        </w:rPr>
-        <w:t>)</w:t>
+      <w:r>
+        <w:rPr>
+          <w:b/>
+          <w:bCs/>
+        </w:rPr>
+        <w:t>filter()</w:t>
       </w:r>
       <w:r>
         <w:t xml:space="preserve"> function is used when you want to </w:t>
@@ -2022,17 +1659,8 @@
           <w:b/>
           <w:bCs/>
         </w:rPr>
-        <w:t xml:space="preserve">remove items from a list or </w:t>
-      </w:r>
-      <w:proofErr w:type="spellStart"/>
-      <w:r>
-        <w:rPr>
-          <w:b/>
-          <w:bCs/>
-        </w:rPr>
-        <w:t>iterable</w:t>
-      </w:r>
-      <w:proofErr w:type="spellEnd"/>
+        <w:t>remove items from a list or iterable</w:t>
+      </w:r>
       <w:r>
         <w:t xml:space="preserve"> that do </w:t>
       </w:r>
@@ -2151,21 +1779,8 @@
       </w:r>
     </w:p>
     <w:p>
-      <w:proofErr w:type="gramStart"/>
-      <w:r>
-        <w:t>filter(</w:t>
-      </w:r>
-      <w:proofErr w:type="gramEnd"/>
-      <w:r>
-        <w:t xml:space="preserve">function, </w:t>
-      </w:r>
-      <w:proofErr w:type="spellStart"/>
-      <w:r>
-        <w:t>iterable</w:t>
-      </w:r>
-      <w:proofErr w:type="spellEnd"/>
-      <w:r>
-        <w:t>)</w:t>
+      <w:r>
+        <w:t>filter(function, iterable)</w:t>
       </w:r>
     </w:p>
     <w:p>
@@ -2174,26 +1789,13 @@
       </w:r>
     </w:p>
     <w:p>
-      <w:proofErr w:type="spellStart"/>
-      <w:r>
-        <w:t>iterable</w:t>
-      </w:r>
-      <w:proofErr w:type="spellEnd"/>
-      <w:r>
-        <w:t>: A list, tuple, etc.</w:t>
-      </w:r>
-    </w:p>
-    <w:p>
-      <w:r>
-        <w:t xml:space="preserve">Returns items from an </w:t>
-      </w:r>
-      <w:proofErr w:type="spellStart"/>
-      <w:r>
-        <w:t>iterable</w:t>
-      </w:r>
-      <w:proofErr w:type="spellEnd"/>
-      <w:r>
-        <w:t xml:space="preserve"> for which the function returns True.</w:t>
+      <w:r>
+        <w:t>iterable: A list, tuple, etc.</w:t>
+      </w:r>
+    </w:p>
+    <w:p>
+      <w:r>
+        <w:t>Returns items from an iterable for which the function returns True.</w:t>
       </w:r>
     </w:p>
     <w:p>
@@ -2224,34 +1826,13 @@
       </w:r>
     </w:p>
     <w:p>
-      <w:proofErr w:type="spellStart"/>
-      <w:r>
-        <w:t>nums</w:t>
-      </w:r>
-      <w:proofErr w:type="spellEnd"/>
-      <w:r>
-        <w:t xml:space="preserve"> = [1, 2, 3, 4]</w:t>
-      </w:r>
-    </w:p>
-    <w:p>
-      <w:r>
-        <w:t xml:space="preserve">evens = </w:t>
-      </w:r>
-      <w:proofErr w:type="gramStart"/>
-      <w:r>
-        <w:t>list(filter(</w:t>
-      </w:r>
-      <w:proofErr w:type="gramEnd"/>
-      <w:r>
-        <w:t xml:space="preserve">lambda x: x % 2 == 0, </w:t>
-      </w:r>
-      <w:proofErr w:type="spellStart"/>
-      <w:r>
-        <w:t>nums</w:t>
-      </w:r>
-      <w:proofErr w:type="spellEnd"/>
-      <w:r>
-        <w:t>))</w:t>
+      <w:r>
+        <w:t>nums = [1, 2, 3, 4]</w:t>
+      </w:r>
+    </w:p>
+    <w:p>
+      <w:r>
+        <w:t>evens = list(filter(lambda x: x % 2 == 0, nums))</w:t>
       </w:r>
     </w:p>
     <w:p>
@@ -2269,38 +1850,13 @@
           <w:bCs/>
         </w:rPr>
       </w:pPr>
-      <w:proofErr w:type="gramStart"/>
       <w:r>
         <w:rPr>
           <w:b/>
           <w:bCs/>
         </w:rPr>
         <w:lastRenderedPageBreak/>
-        <w:t>reduce(</w:t>
-      </w:r>
-      <w:proofErr w:type="gramEnd"/>
-      <w:r>
-        <w:rPr>
-          <w:b/>
-          <w:bCs/>
-        </w:rPr>
-        <w:t xml:space="preserve">function, </w:t>
-      </w:r>
-      <w:proofErr w:type="spellStart"/>
-      <w:r>
-        <w:rPr>
-          <w:b/>
-          <w:bCs/>
-        </w:rPr>
-        <w:t>iterable</w:t>
-      </w:r>
-      <w:proofErr w:type="spellEnd"/>
-      <w:r>
-        <w:rPr>
-          <w:b/>
-          <w:bCs/>
-        </w:rPr>
-        <w:t>)</w:t>
+        <w:t>reduce(function, iterable)</w:t>
       </w:r>
     </w:p>
     <w:p>
@@ -2308,15 +1864,7 @@
         <w:spacing w:line="360" w:lineRule="auto"/>
       </w:pPr>
       <w:r>
-        <w:t xml:space="preserve">The </w:t>
-      </w:r>
-      <w:proofErr w:type="gramStart"/>
-      <w:r>
-        <w:t>reduce(</w:t>
-      </w:r>
-      <w:proofErr w:type="gramEnd"/>
-      <w:r>
-        <w:t>) function is used when you want to combine all elements in a list into a single result — such as a total, product, maximum, or even a custom combination of values.</w:t>
+        <w:t>The reduce() function is used when you want to combine all elements in a list into a single result — such as a total, product, maximum, or even a custom combination of values.</w:t>
       </w:r>
     </w:p>
     <w:p>
@@ -2329,17 +1877,8 @@
         <w:spacing w:line="360" w:lineRule="auto"/>
       </w:pPr>
       <w:r>
-        <w:t xml:space="preserve">you must import </w:t>
-      </w:r>
-      <w:proofErr w:type="gramStart"/>
-      <w:r>
-        <w:t>reduce(</w:t>
-      </w:r>
-      <w:proofErr w:type="gramEnd"/>
-      <w:r>
-        <w:t xml:space="preserve">) from the </w:t>
-      </w:r>
-      <w:proofErr w:type="spellStart"/>
+        <w:t xml:space="preserve">you must import reduce() from the </w:t>
+      </w:r>
       <w:r>
         <w:rPr>
           <w:b/>
@@ -2347,7 +1886,6 @@
         </w:rPr>
         <w:t>functools</w:t>
       </w:r>
-      <w:proofErr w:type="spellEnd"/>
       <w:r>
         <w:t xml:space="preserve"> module.</w:t>
       </w:r>
@@ -2374,7 +1912,6 @@
       <w:r>
         <w:t xml:space="preserve"> and an </w:t>
       </w:r>
-      <w:proofErr w:type="spellStart"/>
       <w:r>
         <w:rPr>
           <w:b/>
@@ -2382,7 +1919,6 @@
         </w:rPr>
         <w:t>iterable</w:t>
       </w:r>
-      <w:proofErr w:type="spellEnd"/>
       <w:r>
         <w:t xml:space="preserve"> (like a list).</w:t>
       </w:r>
@@ -2488,21 +2024,8 @@
       <w:pPr>
         <w:spacing w:line="360" w:lineRule="auto"/>
       </w:pPr>
-      <w:proofErr w:type="gramStart"/>
-      <w:r>
-        <w:t>reduce(</w:t>
-      </w:r>
-      <w:proofErr w:type="gramEnd"/>
-      <w:r>
-        <w:t xml:space="preserve">function, </w:t>
-      </w:r>
-      <w:proofErr w:type="spellStart"/>
-      <w:r>
-        <w:t>iterable</w:t>
-      </w:r>
-      <w:proofErr w:type="spellEnd"/>
-      <w:r>
-        <w:t>)</w:t>
+      <w:r>
+        <w:t>reduce(function, iterable)</w:t>
       </w:r>
     </w:p>
     <w:p>
@@ -2511,13 +2034,8 @@
       </w:r>
     </w:p>
     <w:p>
-      <w:proofErr w:type="spellStart"/>
-      <w:r>
-        <w:t>iterable</w:t>
-      </w:r>
-      <w:proofErr w:type="spellEnd"/>
-      <w:r>
-        <w:t>: A list, tuple, etc.</w:t>
+      <w:r>
+        <w:t>iterable: A list, tuple, etc.</w:t>
       </w:r>
     </w:p>
     <w:p/>
@@ -2540,15 +2058,7 @@
         <w:br/>
       </w:r>
       <w:r>
-        <w:t xml:space="preserve">from </w:t>
-      </w:r>
-      <w:proofErr w:type="spellStart"/>
-      <w:r>
-        <w:t>functools</w:t>
-      </w:r>
-      <w:proofErr w:type="spellEnd"/>
-      <w:r>
-        <w:t xml:space="preserve"> import reduce</w:t>
+        <w:t>from functools import reduce</w:t>
       </w:r>
     </w:p>
     <w:p>
@@ -2564,15 +2074,7 @@
         <w:spacing w:line="240" w:lineRule="auto"/>
       </w:pPr>
       <w:r>
-        <w:t xml:space="preserve">def </w:t>
-      </w:r>
-      <w:proofErr w:type="gramStart"/>
-      <w:r>
-        <w:t>add(</w:t>
-      </w:r>
-      <w:proofErr w:type="gramEnd"/>
-      <w:r>
-        <w:t>x, y):</w:t>
+        <w:t>def add(x, y):</w:t>
       </w:r>
     </w:p>
     <w:p>
@@ -2596,15 +2098,7 @@
         <w:spacing w:line="240" w:lineRule="auto"/>
       </w:pPr>
       <w:r>
-        <w:t xml:space="preserve">result = </w:t>
-      </w:r>
-      <w:proofErr w:type="gramStart"/>
-      <w:r>
-        <w:t>reduce(</w:t>
-      </w:r>
-      <w:proofErr w:type="gramEnd"/>
-      <w:r>
-        <w:t>add, numbers)</w:t>
+        <w:t>result = reduce(add, numbers)</w:t>
       </w:r>
     </w:p>
     <w:p>
@@ -2664,13 +2158,8 @@
         </w:numPr>
         <w:spacing w:line="240" w:lineRule="auto"/>
       </w:pPr>
-      <w:proofErr w:type="gramStart"/>
-      <w:r>
-        <w:t>add(</w:t>
-      </w:r>
-      <w:proofErr w:type="gramEnd"/>
-      <w:r>
-        <w:t>1, 2) → 3</w:t>
+      <w:r>
+        <w:t>add(1, 2) → 3</w:t>
       </w:r>
     </w:p>
     <w:p>
@@ -2681,13 +2170,8 @@
         </w:numPr>
         <w:spacing w:line="240" w:lineRule="auto"/>
       </w:pPr>
-      <w:proofErr w:type="gramStart"/>
-      <w:r>
-        <w:t>add(</w:t>
-      </w:r>
-      <w:proofErr w:type="gramEnd"/>
-      <w:r>
-        <w:t>3, 3) → 6</w:t>
+      <w:r>
+        <w:t>add(3, 3) → 6</w:t>
       </w:r>
     </w:p>
     <w:p>
@@ -2698,14 +2182,9 @@
         </w:numPr>
         <w:spacing w:line="240" w:lineRule="auto"/>
       </w:pPr>
-      <w:proofErr w:type="gramStart"/>
       <w:r>
         <w:lastRenderedPageBreak/>
-        <w:t>add(</w:t>
-      </w:r>
-      <w:proofErr w:type="gramEnd"/>
-      <w:r>
-        <w:t>6, 4) → 10</w:t>
+        <w:t>add(6, 4) → 10</w:t>
       </w:r>
     </w:p>
     <w:p>
@@ -2716,13 +2195,8 @@
         </w:numPr>
         <w:spacing w:line="240" w:lineRule="auto"/>
       </w:pPr>
-      <w:proofErr w:type="gramStart"/>
-      <w:r>
-        <w:t>add(</w:t>
-      </w:r>
-      <w:proofErr w:type="gramEnd"/>
-      <w:r>
-        <w:t>10, 5) → 15</w:t>
+      <w:r>
+        <w:t>add(10, 5) → 15</w:t>
       </w:r>
     </w:p>
     <w:p>
@@ -2734,13 +2208,8 @@
       <w:pPr>
         <w:spacing w:line="240" w:lineRule="auto"/>
       </w:pPr>
-      <w:proofErr w:type="gramStart"/>
-      <w:r>
-        <w:t>Question :</w:t>
-      </w:r>
-      <w:proofErr w:type="gramEnd"/>
-      <w:r>
-        <w:t xml:space="preserve"> If my Array like this then what happened</w:t>
+      <w:r>
+        <w:t>Question : If my Array like this then what happened</w:t>
       </w:r>
       <w:r>
         <w:br/>
@@ -2909,23 +2378,7 @@
           <w:b/>
           <w:bCs/>
         </w:rPr>
-        <w:t xml:space="preserve">Using </w:t>
-      </w:r>
-      <w:proofErr w:type="gramStart"/>
-      <w:r>
-        <w:rPr>
-          <w:b/>
-          <w:bCs/>
-        </w:rPr>
-        <w:t>map(</w:t>
-      </w:r>
-      <w:proofErr w:type="gramEnd"/>
-      <w:r>
-        <w:rPr>
-          <w:b/>
-          <w:bCs/>
-        </w:rPr>
-        <w:t>) in Preprocessing</w:t>
+        <w:t>Using map() in Preprocessing</w:t>
       </w:r>
     </w:p>
     <w:p>
@@ -2933,15 +2386,7 @@
         <w:spacing w:line="240" w:lineRule="auto"/>
       </w:pPr>
       <w:r>
-        <w:t xml:space="preserve">The </w:t>
-      </w:r>
-      <w:proofErr w:type="gramStart"/>
-      <w:r>
-        <w:t>map(</w:t>
-      </w:r>
-      <w:proofErr w:type="gramEnd"/>
-      <w:r>
-        <w:t>) function is used when you want to apply the same operation to every item in a data set</w:t>
+        <w:t>The map() function is used when you want to apply the same operation to every item in a data set</w:t>
       </w:r>
       <w:r>
         <w:t xml:space="preserve"> model.</w:t>
@@ -3118,15 +2563,7 @@
     </w:p>
     <w:p>
       <w:r>
-        <w:t xml:space="preserve">converted = </w:t>
-      </w:r>
-      <w:proofErr w:type="gramStart"/>
-      <w:r>
-        <w:t>list(map(</w:t>
-      </w:r>
-      <w:proofErr w:type="gramEnd"/>
-      <w:r>
-        <w:t xml:space="preserve">int, data))  </w:t>
+        <w:t xml:space="preserve">converted = list(map(int, data))  </w:t>
       </w:r>
     </w:p>
     <w:p>
@@ -3141,39 +2578,13 @@
       </w:r>
     </w:p>
     <w:p>
-      <w:proofErr w:type="spellStart"/>
-      <w:r>
-        <w:t>temps_c</w:t>
-      </w:r>
-      <w:proofErr w:type="spellEnd"/>
-      <w:r>
-        <w:t xml:space="preserve"> = [0, 20, 30]</w:t>
-      </w:r>
-    </w:p>
-    <w:p>
-      <w:proofErr w:type="spellStart"/>
-      <w:r>
-        <w:t>temps_f</w:t>
-      </w:r>
-      <w:proofErr w:type="spellEnd"/>
-      <w:r>
-        <w:t xml:space="preserve"> = </w:t>
-      </w:r>
-      <w:proofErr w:type="gramStart"/>
-      <w:r>
-        <w:t>list(map(</w:t>
-      </w:r>
-      <w:proofErr w:type="gramEnd"/>
-      <w:r>
-        <w:t xml:space="preserve">lambda c: c * 9/5 + 32, </w:t>
-      </w:r>
-      <w:proofErr w:type="spellStart"/>
-      <w:r>
-        <w:t>temps_c</w:t>
-      </w:r>
-      <w:proofErr w:type="spellEnd"/>
-      <w:r>
-        <w:t xml:space="preserve">))  </w:t>
+      <w:r>
+        <w:t>temps_c = [0, 20, 30]</w:t>
+      </w:r>
+    </w:p>
+    <w:p>
+      <w:r>
+        <w:t xml:space="preserve">temps_f = list(map(lambda c: c * 9/5 + 32, temps_c))  </w:t>
       </w:r>
     </w:p>
     <w:p>
@@ -3198,48 +2609,19 @@
           <w:sz w:val="28"/>
           <w:szCs w:val="28"/>
         </w:rPr>
-        <w:t xml:space="preserve">Using </w:t>
-      </w:r>
-      <w:proofErr w:type="gramStart"/>
-      <w:r>
-        <w:rPr>
-          <w:b/>
-          <w:bCs/>
-          <w:sz w:val="28"/>
-          <w:szCs w:val="28"/>
-        </w:rPr>
-        <w:t>filter(</w:t>
-      </w:r>
-      <w:proofErr w:type="gramEnd"/>
-      <w:r>
-        <w:rPr>
-          <w:b/>
-          <w:bCs/>
-          <w:sz w:val="28"/>
-          <w:szCs w:val="28"/>
-        </w:rPr>
-        <w:t>) in Preprocessing</w:t>
+        <w:t>Using filter() in Preprocessing</w:t>
       </w:r>
     </w:p>
     <w:p>
       <w:r>
         <w:t xml:space="preserve">The </w:t>
       </w:r>
-      <w:proofErr w:type="gramStart"/>
-      <w:r>
-        <w:rPr>
-          <w:b/>
-          <w:bCs/>
-        </w:rPr>
-        <w:t>filter(</w:t>
-      </w:r>
-      <w:proofErr w:type="gramEnd"/>
-      <w:r>
-        <w:rPr>
-          <w:b/>
-          <w:bCs/>
-        </w:rPr>
-        <w:t>)</w:t>
+      <w:r>
+        <w:rPr>
+          <w:b/>
+          <w:bCs/>
+        </w:rPr>
+        <w:t>filter()</w:t>
       </w:r>
       <w:r>
         <w:t xml:space="preserve"> function is used when you want to </w:t>
@@ -3249,17 +2631,8 @@
           <w:b/>
           <w:bCs/>
         </w:rPr>
-        <w:t xml:space="preserve">remove items from a list or </w:t>
-      </w:r>
-      <w:proofErr w:type="spellStart"/>
-      <w:r>
-        <w:rPr>
-          <w:b/>
-          <w:bCs/>
-        </w:rPr>
-        <w:t>iterable</w:t>
-      </w:r>
-      <w:proofErr w:type="spellEnd"/>
+        <w:t>remove items from a list or iterable</w:t>
+      </w:r>
       <w:r>
         <w:t xml:space="preserve"> that do </w:t>
       </w:r>
@@ -3391,23 +2764,7 @@
     </w:p>
     <w:p>
       <w:r>
-        <w:t xml:space="preserve">cleaned = </w:t>
-      </w:r>
-      <w:proofErr w:type="gramStart"/>
-      <w:r>
-        <w:t>list(filter(</w:t>
-      </w:r>
-      <w:proofErr w:type="gramEnd"/>
-      <w:r>
-        <w:t xml:space="preserve">lambda x: </w:t>
-      </w:r>
-      <w:proofErr w:type="gramStart"/>
-      <w:r>
-        <w:t>x !</w:t>
-      </w:r>
-      <w:proofErr w:type="gramEnd"/>
-      <w:r>
-        <w:t>= '', data))</w:t>
+        <w:t>cleaned = list(filter(lambda x: x != '', data))</w:t>
       </w:r>
     </w:p>
     <w:p>
@@ -3423,15 +2780,7 @@
     </w:p>
     <w:p>
       <w:r>
-        <w:t>You could also use bool(x) to remove any "</w:t>
-      </w:r>
-      <w:proofErr w:type="spellStart"/>
-      <w:r>
-        <w:t>falsy</w:t>
-      </w:r>
-      <w:proofErr w:type="spellEnd"/>
-      <w:r>
-        <w:t>" values like '', None, or 0</w:t>
+        <w:t>You could also use bool(x) to remove any "falsy" values like '', None, or 0</w:t>
       </w:r>
     </w:p>
     <w:p>
@@ -3441,15 +2790,7 @@
     </w:p>
     <w:p>
       <w:r>
-        <w:t xml:space="preserve">cleaned = </w:t>
-      </w:r>
-      <w:proofErr w:type="gramStart"/>
-      <w:r>
-        <w:t>list(filter(</w:t>
-      </w:r>
-      <w:proofErr w:type="gramEnd"/>
-      <w:r>
-        <w:t>bool, data))</w:t>
+        <w:t>cleaned = list(filter(bool, data))</w:t>
       </w:r>
     </w:p>
     <w:p>
@@ -3474,21 +2815,8 @@
       </w:r>
     </w:p>
     <w:p>
-      <w:proofErr w:type="spellStart"/>
-      <w:r>
-        <w:t>valid_emails</w:t>
-      </w:r>
-      <w:proofErr w:type="spellEnd"/>
-      <w:r>
-        <w:t xml:space="preserve"> = </w:t>
-      </w:r>
-      <w:proofErr w:type="gramStart"/>
-      <w:r>
-        <w:t>list(filter(</w:t>
-      </w:r>
-      <w:proofErr w:type="gramEnd"/>
-      <w:r>
-        <w:t>lambda x: '@' in x and '.' in x, emails))</w:t>
+      <w:r>
+        <w:t>valid_emails = list(filter(lambda x: '@' in x and '.' in x, emails))</w:t>
       </w:r>
     </w:p>
     <w:p>
@@ -3513,40 +2841,12 @@
           <w:sz w:val="28"/>
           <w:szCs w:val="28"/>
         </w:rPr>
-        <w:t xml:space="preserve">Using </w:t>
-      </w:r>
-      <w:proofErr w:type="gramStart"/>
-      <w:r>
-        <w:rPr>
-          <w:b/>
-          <w:bCs/>
-          <w:sz w:val="28"/>
-          <w:szCs w:val="28"/>
-        </w:rPr>
-        <w:t>reduce(</w:t>
-      </w:r>
-      <w:proofErr w:type="gramEnd"/>
-      <w:r>
-        <w:rPr>
-          <w:b/>
-          <w:bCs/>
-          <w:sz w:val="28"/>
-          <w:szCs w:val="28"/>
-        </w:rPr>
-        <w:t>) in Preprocessing</w:t>
-      </w:r>
-    </w:p>
-    <w:p>
-      <w:r>
-        <w:t xml:space="preserve">The </w:t>
-      </w:r>
-      <w:proofErr w:type="gramStart"/>
-      <w:r>
-        <w:t>reduce(</w:t>
-      </w:r>
-      <w:proofErr w:type="gramEnd"/>
-      <w:r>
-        <w:t>) function is used when you want to combine all elements in a list into a single result — such as a total, product, maximum, or even a custom combination of values</w:t>
+        <w:t>Using reduce() in Preprocessing</w:t>
+      </w:r>
+    </w:p>
+    <w:p>
+      <w:r>
+        <w:t>The reduce() function is used when you want to combine all elements in a list into a single result — such as a total, product, maximum, or even a custom combination of values</w:t>
       </w:r>
     </w:p>
     <w:p>
@@ -3558,33 +2858,8 @@
         </w:numPr>
       </w:pPr>
       <w:r>
-        <w:t xml:space="preserve">Unlike </w:t>
-      </w:r>
-      <w:proofErr w:type="gramStart"/>
-      <w:r>
-        <w:t>map(</w:t>
-      </w:r>
-      <w:proofErr w:type="gramEnd"/>
-      <w:r>
-        <w:t xml:space="preserve">) and </w:t>
-      </w:r>
-      <w:proofErr w:type="gramStart"/>
-      <w:r>
-        <w:t>filter(</w:t>
-      </w:r>
-      <w:proofErr w:type="gramEnd"/>
-      <w:r>
-        <w:t xml:space="preserve">), you must import </w:t>
-      </w:r>
-      <w:proofErr w:type="gramStart"/>
-      <w:r>
-        <w:t>reduce(</w:t>
-      </w:r>
-      <w:proofErr w:type="gramEnd"/>
-      <w:r>
-        <w:t xml:space="preserve">) from the </w:t>
-      </w:r>
-      <w:proofErr w:type="spellStart"/>
+        <w:t xml:space="preserve">Unlike map() and filter(), you must import reduce() from the </w:t>
+      </w:r>
       <w:r>
         <w:rPr>
           <w:b/>
@@ -3592,7 +2867,6 @@
         </w:rPr>
         <w:t>functools</w:t>
       </w:r>
-      <w:proofErr w:type="spellEnd"/>
       <w:r>
         <w:t xml:space="preserve"> module</w:t>
       </w:r>
@@ -3716,15 +2990,7 @@
     </w:p>
     <w:p>
       <w:r>
-        <w:t xml:space="preserve">from </w:t>
-      </w:r>
-      <w:proofErr w:type="spellStart"/>
-      <w:r>
-        <w:t>functools</w:t>
-      </w:r>
-      <w:proofErr w:type="spellEnd"/>
-      <w:r>
-        <w:t xml:space="preserve"> import reduce</w:t>
+        <w:t>from functools import reduce</w:t>
       </w:r>
     </w:p>
     <w:p>
@@ -3734,15 +3000,7 @@
     </w:p>
     <w:p>
       <w:r>
-        <w:t xml:space="preserve">total = </w:t>
-      </w:r>
-      <w:proofErr w:type="gramStart"/>
-      <w:r>
-        <w:t>reduce(</w:t>
-      </w:r>
-      <w:proofErr w:type="gramEnd"/>
-      <w:r>
-        <w:t>lambda x, y: x + y, data)</w:t>
+        <w:t>total = reduce(lambda x, y: x + y, data)</w:t>
       </w:r>
     </w:p>
     <w:p>
@@ -3771,15 +3029,7 @@
     </w:p>
     <w:p>
       <w:r>
-        <w:t xml:space="preserve">maximum = </w:t>
-      </w:r>
-      <w:proofErr w:type="gramStart"/>
-      <w:r>
-        <w:t>reduce(</w:t>
-      </w:r>
-      <w:proofErr w:type="gramEnd"/>
-      <w:r>
-        <w:t>lambda x, y: x if x &gt; y else y, data)</w:t>
+        <w:t>maximum = reduce(lambda x, y: x if x &gt; y else y, data)</w:t>
       </w:r>
     </w:p>
     <w:p>
@@ -3800,15 +3050,7 @@
     </w:p>
     <w:p>
       <w:r>
-        <w:t xml:space="preserve">from </w:t>
-      </w:r>
-      <w:proofErr w:type="spellStart"/>
-      <w:r>
-        <w:t>functools</w:t>
-      </w:r>
-      <w:proofErr w:type="spellEnd"/>
-      <w:r>
-        <w:t xml:space="preserve"> import reduce</w:t>
+        <w:t>from functools import reduce</w:t>
       </w:r>
     </w:p>
     <w:p>
@@ -3824,25 +3066,7 @@
     </w:p>
     <w:p>
       <w:r>
-        <w:t xml:space="preserve">cleaned = </w:t>
-      </w:r>
-      <w:proofErr w:type="gramStart"/>
-      <w:r>
-        <w:t>filter(</w:t>
-      </w:r>
-      <w:proofErr w:type="gramEnd"/>
-      <w:r>
-        <w:t xml:space="preserve">lambda x: </w:t>
-      </w:r>
-      <w:proofErr w:type="spellStart"/>
-      <w:proofErr w:type="gramStart"/>
-      <w:r>
-        <w:t>x.isdigit</w:t>
-      </w:r>
-      <w:proofErr w:type="spellEnd"/>
-      <w:proofErr w:type="gramEnd"/>
-      <w:r>
-        <w:t>(), data)</w:t>
+        <w:t>cleaned = filter(lambda x: x.isdigit(), data)</w:t>
       </w:r>
     </w:p>
     <w:p/>
@@ -3853,15 +3077,7 @@
     </w:p>
     <w:p>
       <w:r>
-        <w:t xml:space="preserve">numbers = </w:t>
-      </w:r>
-      <w:proofErr w:type="gramStart"/>
-      <w:r>
-        <w:t>map(</w:t>
-      </w:r>
-      <w:proofErr w:type="gramEnd"/>
-      <w:r>
-        <w:t>int, cleaned)</w:t>
+        <w:t>numbers = map(int, cleaned)</w:t>
       </w:r>
     </w:p>
     <w:p/>
@@ -3872,15 +3088,7 @@
     </w:p>
     <w:p>
       <w:r>
-        <w:t xml:space="preserve">total = </w:t>
-      </w:r>
-      <w:proofErr w:type="gramStart"/>
-      <w:r>
-        <w:t>reduce(</w:t>
-      </w:r>
-      <w:proofErr w:type="gramEnd"/>
-      <w:r>
-        <w:t>lambda x, y: x + y, numbers)</w:t>
+        <w:t>total = reduce(lambda x, y: x + y, numbers)</w:t>
       </w:r>
     </w:p>
     <w:p/>
@@ -4117,9 +3325,8 @@
           <w:sz w:val="28"/>
           <w:szCs w:val="28"/>
         </w:rPr>
-        <w:t xml:space="preserve">List </w:t>
-      </w:r>
-      <w:proofErr w:type="gramStart"/>
+        <w:t>List Comprehensions</w:t>
+      </w:r>
       <w:r>
         <w:rPr>
           <w:b/>
@@ -4127,18 +3334,8 @@
           <w:sz w:val="28"/>
           <w:szCs w:val="28"/>
         </w:rPr>
-        <w:t>Comprehensions</w:t>
-      </w:r>
-      <w:r>
-        <w:rPr>
-          <w:b/>
-          <w:bCs/>
-          <w:sz w:val="28"/>
-          <w:szCs w:val="28"/>
-        </w:rPr>
         <w:t xml:space="preserve"> :</w:t>
       </w:r>
-      <w:proofErr w:type="gramEnd"/>
     </w:p>
     <w:p>
       <w:r>
@@ -4161,15 +3358,7 @@
         <w:t>Quickly creates a new list</w:t>
       </w:r>
       <w:r>
-        <w:t xml:space="preserve"> by looping through an existing </w:t>
-      </w:r>
-      <w:proofErr w:type="spellStart"/>
-      <w:r>
-        <w:t>iterable</w:t>
-      </w:r>
-      <w:proofErr w:type="spellEnd"/>
-      <w:r>
-        <w:t xml:space="preserve"> (like a list or range).</w:t>
+        <w:t xml:space="preserve"> by looping through an existing iterable (like a list or range).</w:t>
       </w:r>
     </w:p>
     <w:p>
@@ -4193,11 +3382,9 @@
     </w:p>
     <w:p/>
     <w:p>
-      <w:proofErr w:type="gramStart"/>
       <w:r>
         <w:t>Syntax :</w:t>
       </w:r>
-      <w:proofErr w:type="gramEnd"/>
     </w:p>
     <w:p>
       <w:r>
@@ -4218,13 +3405,8 @@
         </w:rPr>
         <w:t xml:space="preserve">in </w:t>
       </w:r>
-      <w:proofErr w:type="spellStart"/>
-      <w:r>
-        <w:t>iterable</w:t>
-      </w:r>
-      <w:proofErr w:type="spellEnd"/>
-      <w:r>
-        <w:t xml:space="preserve"> </w:t>
+      <w:r>
+        <w:t xml:space="preserve">iterable </w:t>
       </w:r>
       <w:r>
         <w:rPr>
@@ -4249,15 +3431,7 @@
         <w:ind w:firstLine="720"/>
       </w:pPr>
       <w:r>
-        <w:t xml:space="preserve">  </w:t>
-      </w:r>
-      <w:proofErr w:type="spellStart"/>
-      <w:r>
-        <w:t>iterable</w:t>
-      </w:r>
-      <w:proofErr w:type="spellEnd"/>
-      <w:r>
-        <w:t>: the source list or data you're looping through</w:t>
+        <w:t xml:space="preserve">  iterable: the source list or data you're looping through</w:t>
       </w:r>
     </w:p>
     <w:p>
@@ -4280,15 +3454,7 @@
     </w:p>
     <w:p>
       <w:r>
-        <w:t xml:space="preserve">squares = [x**2 for x in </w:t>
-      </w:r>
-      <w:proofErr w:type="gramStart"/>
-      <w:r>
-        <w:t>range(</w:t>
-      </w:r>
-      <w:proofErr w:type="gramEnd"/>
-      <w:r>
-        <w:t>5)]</w:t>
+        <w:t>squares = [x**2 for x in range(5)]</w:t>
       </w:r>
     </w:p>
     <w:p>
@@ -4335,38 +3501,12 @@
     </w:p>
     <w:p>
       <w:r>
-        <w:t>cleaned = [</w:t>
-      </w:r>
-      <w:proofErr w:type="spellStart"/>
-      <w:proofErr w:type="gramStart"/>
-      <w:r>
-        <w:t>name.strip</w:t>
-      </w:r>
-      <w:proofErr w:type="spellEnd"/>
-      <w:proofErr w:type="gramEnd"/>
-      <w:r>
-        <w:t>(</w:t>
-      </w:r>
-      <w:proofErr w:type="gramStart"/>
-      <w:r>
-        <w:t>).lower</w:t>
-      </w:r>
-      <w:proofErr w:type="gramEnd"/>
-      <w:r>
-        <w:t>() for name in names]</w:t>
-      </w:r>
-    </w:p>
-    <w:p>
-      <w:r>
-        <w:t># Output: ['</w:t>
-      </w:r>
-      <w:proofErr w:type="spellStart"/>
-      <w:r>
-        <w:t>alice</w:t>
-      </w:r>
-      <w:proofErr w:type="spellEnd"/>
-      <w:r>
-        <w:t>', 'bob', 'eve']</w:t>
+        <w:t>cleaned = [name.strip().lower() for name in names]</w:t>
+      </w:r>
+    </w:p>
+    <w:p>
+      <w:r>
+        <w:t># Output: ['alice', 'bob', 'eve']</w:t>
       </w:r>
     </w:p>
     <w:p>
@@ -4417,15 +3557,7 @@
         <w:t>Quickly builds a dictionary</w:t>
       </w:r>
       <w:r>
-        <w:t xml:space="preserve"> by defining how to create keys and values from an </w:t>
-      </w:r>
-      <w:proofErr w:type="spellStart"/>
-      <w:r>
-        <w:t>iterable</w:t>
-      </w:r>
-      <w:proofErr w:type="spellEnd"/>
-      <w:r>
-        <w:t>.</w:t>
+        <w:t xml:space="preserve"> by defining how to create keys and values from an iterable.</w:t>
       </w:r>
     </w:p>
     <w:p>
@@ -4458,113 +3590,81 @@
     </w:p>
     <w:p>
       <w:r>
-        <w:t xml:space="preserve">{key: value for item in </w:t>
-      </w:r>
-      <w:proofErr w:type="spellStart"/>
+        <w:t>{key: value for item in iterable if condition}</w:t>
+      </w:r>
+    </w:p>
+    <w:p>
+      <w:r>
+        <w:tab/>
+        <w:t>k</w:t>
+      </w:r>
+      <w:r>
+        <w:t>ey</w:t>
+      </w:r>
+      <w:r>
+        <w:t xml:space="preserve"> : </w:t>
+      </w:r>
+      <w:r>
+        <w:t xml:space="preserve">What you want to use as the </w:t>
+      </w:r>
+      <w:r>
+        <w:rPr>
+          <w:b/>
+          <w:bCs/>
+        </w:rPr>
+        <w:t>key</w:t>
+      </w:r>
+      <w:r>
+        <w:t xml:space="preserve"> in the new dictionary</w:t>
+      </w:r>
+    </w:p>
+    <w:p>
+      <w:r>
+        <w:tab/>
+      </w:r>
+      <w:r>
+        <w:t>value</w:t>
+      </w:r>
+      <w:r>
+        <w:t xml:space="preserve"> : </w:t>
+      </w:r>
+      <w:r>
+        <w:t xml:space="preserve">What you want to use as the </w:t>
+      </w:r>
+      <w:r>
+        <w:rPr>
+          <w:b/>
+          <w:bCs/>
+        </w:rPr>
+        <w:t>value</w:t>
+      </w:r>
+      <w:r>
+        <w:t xml:space="preserve"> in the dictionary</w:t>
+      </w:r>
+    </w:p>
+    <w:p>
+      <w:pPr>
+        <w:ind w:firstLine="720"/>
+      </w:pPr>
       <w:r>
         <w:t>iterable</w:t>
       </w:r>
-      <w:proofErr w:type="spellEnd"/>
-      <w:r>
-        <w:t xml:space="preserve"> if condition}</w:t>
-      </w:r>
-    </w:p>
-    <w:p>
-      <w:r>
-        <w:tab/>
-      </w:r>
-      <w:proofErr w:type="gramStart"/>
-      <w:r>
-        <w:t>k</w:t>
-      </w:r>
-      <w:r>
-        <w:t>ey</w:t>
-      </w:r>
-      <w:r>
-        <w:t xml:space="preserve"> :</w:t>
-      </w:r>
-      <w:proofErr w:type="gramEnd"/>
-      <w:r>
-        <w:t xml:space="preserve"> </w:t>
-      </w:r>
-      <w:r>
-        <w:t xml:space="preserve">What you want to use as the </w:t>
-      </w:r>
-      <w:r>
-        <w:rPr>
-          <w:b/>
-          <w:bCs/>
-        </w:rPr>
-        <w:t>key</w:t>
-      </w:r>
-      <w:r>
-        <w:t xml:space="preserve"> in the new dictionary</w:t>
-      </w:r>
-    </w:p>
-    <w:p>
-      <w:r>
-        <w:tab/>
-      </w:r>
-      <w:proofErr w:type="gramStart"/>
-      <w:r>
-        <w:t>value</w:t>
-      </w:r>
-      <w:r>
-        <w:t xml:space="preserve"> :</w:t>
-      </w:r>
-      <w:proofErr w:type="gramEnd"/>
-      <w:r>
-        <w:t xml:space="preserve"> </w:t>
-      </w:r>
-      <w:r>
-        <w:t xml:space="preserve">What you want to use as the </w:t>
-      </w:r>
-      <w:r>
-        <w:rPr>
-          <w:b/>
-          <w:bCs/>
-        </w:rPr>
-        <w:t>value</w:t>
-      </w:r>
-      <w:r>
-        <w:t xml:space="preserve"> in the dictionary</w:t>
+      <w:r>
+        <w:t xml:space="preserve"> : </w:t>
+      </w:r>
+      <w:r>
+        <w:t>The data you're looping through — usually a list, tuple, or dictionary</w:t>
       </w:r>
     </w:p>
     <w:p>
       <w:pPr>
         <w:ind w:firstLine="720"/>
       </w:pPr>
-      <w:proofErr w:type="spellStart"/>
-      <w:proofErr w:type="gramStart"/>
-      <w:r>
-        <w:t>iterable</w:t>
-      </w:r>
-      <w:proofErr w:type="spellEnd"/>
-      <w:r>
-        <w:t xml:space="preserve"> :</w:t>
-      </w:r>
-      <w:proofErr w:type="gramEnd"/>
-      <w:r>
-        <w:t xml:space="preserve"> </w:t>
-      </w:r>
-      <w:r>
-        <w:t>The data you're looping through — usually a list, tuple, or dictionary</w:t>
-      </w:r>
-    </w:p>
-    <w:p>
-      <w:pPr>
-        <w:ind w:firstLine="720"/>
-      </w:pPr>
-      <w:proofErr w:type="gramStart"/>
       <w:r>
         <w:t>condition</w:t>
       </w:r>
       <w:r>
-        <w:t xml:space="preserve"> :</w:t>
-      </w:r>
-      <w:proofErr w:type="gramEnd"/>
-      <w:r>
-        <w:t xml:space="preserve"> </w:t>
+        <w:t xml:space="preserve"> : </w:t>
       </w:r>
       <w:r>
         <w:t>A filter to include only certain items</w:t>
@@ -4582,15 +3682,7 @@
     </w:p>
     <w:p>
       <w:r>
-        <w:t xml:space="preserve">squares = {x: x**2 for x in </w:t>
-      </w:r>
-      <w:proofErr w:type="gramStart"/>
-      <w:r>
-        <w:t>range(</w:t>
-      </w:r>
-      <w:proofErr w:type="gramEnd"/>
-      <w:r>
-        <w:t>5)}</w:t>
+        <w:t>squares = {x: x**2 for x in range(5)}</w:t>
       </w:r>
     </w:p>
     <w:p>
@@ -4613,17 +3705,7 @@
     </w:p>
     <w:p>
       <w:r>
-        <w:t xml:space="preserve">filtered = {k: v*10 for k, v in </w:t>
-      </w:r>
-      <w:proofErr w:type="spellStart"/>
-      <w:proofErr w:type="gramStart"/>
-      <w:r>
-        <w:t>original.items</w:t>
-      </w:r>
-      <w:proofErr w:type="spellEnd"/>
-      <w:proofErr w:type="gramEnd"/>
-      <w:r>
-        <w:t>() if v % 2 == 0}</w:t>
+        <w:t>filtered = {k: v*10 for k, v in original.items() if v % 2 == 0}</w:t>
       </w:r>
     </w:p>
     <w:p>
@@ -4796,26 +3878,13 @@
       </w:r>
     </w:p>
     <w:p>
-      <w:proofErr w:type="spellStart"/>
-      <w:r>
-        <w:t>even_numbers</w:t>
-      </w:r>
-      <w:proofErr w:type="spellEnd"/>
-      <w:r>
-        <w:t xml:space="preserve"> = [n for n in numbers if n % 2 == 0]</w:t>
-      </w:r>
-    </w:p>
-    <w:p>
-      <w:r>
-        <w:t>print(</w:t>
-      </w:r>
-      <w:proofErr w:type="spellStart"/>
-      <w:r>
-        <w:t>even_numbers</w:t>
-      </w:r>
-      <w:proofErr w:type="spellEnd"/>
-      <w:r>
-        <w:t>)</w:t>
+      <w:r>
+        <w:t>even_numbers = [n for n in numbers if n % 2 == 0]</w:t>
+      </w:r>
+    </w:p>
+    <w:p>
+      <w:r>
+        <w:t>print(even_numbers)</w:t>
       </w:r>
     </w:p>
     <w:p>
@@ -4839,24 +3908,14 @@
     </w:p>
     <w:p>
       <w:r>
-        <w:t>names = ["</w:t>
-      </w:r>
-      <w:proofErr w:type="spellStart"/>
-      <w:r>
-        <w:t>virat</w:t>
-      </w:r>
-      <w:proofErr w:type="spellEnd"/>
+        <w:t>names = ["virat", "</w:t>
+      </w:r>
+      <w:r>
+        <w:t>rohit</w:t>
+      </w:r>
       <w:r>
         <w:t>", "</w:t>
       </w:r>
-      <w:proofErr w:type="spellStart"/>
-      <w:r>
-        <w:t>rohit</w:t>
-      </w:r>
-      <w:proofErr w:type="spellEnd"/>
-      <w:r>
-        <w:t>", "</w:t>
-      </w:r>
       <w:r>
         <w:t>pant</w:t>
       </w:r>
@@ -4865,36 +3924,13 @@
       </w:r>
     </w:p>
     <w:p>
-      <w:proofErr w:type="spellStart"/>
-      <w:r>
-        <w:t>upper_names</w:t>
-      </w:r>
-      <w:proofErr w:type="spellEnd"/>
-      <w:r>
-        <w:t xml:space="preserve"> = [</w:t>
-      </w:r>
-      <w:proofErr w:type="spellStart"/>
-      <w:proofErr w:type="gramStart"/>
-      <w:r>
-        <w:t>name.upper</w:t>
-      </w:r>
-      <w:proofErr w:type="spellEnd"/>
-      <w:proofErr w:type="gramEnd"/>
-      <w:r>
-        <w:t>() for name in names]</w:t>
-      </w:r>
-    </w:p>
-    <w:p>
-      <w:r>
-        <w:t>print(</w:t>
-      </w:r>
-      <w:proofErr w:type="spellStart"/>
-      <w:r>
-        <w:t>upper_names</w:t>
-      </w:r>
-      <w:proofErr w:type="spellEnd"/>
-      <w:r>
-        <w:t>)</w:t>
+      <w:r>
+        <w:t>upper_names = [name.upper() for name in names]</w:t>
+      </w:r>
+    </w:p>
+    <w:p>
+      <w:r>
+        <w:t>print(upper_names)</w:t>
       </w:r>
     </w:p>
     <w:p>
@@ -5118,15 +4154,7 @@
     </w:p>
     <w:p>
       <w:r>
-        <w:t xml:space="preserve">• It uses Series for one-dimensional data structure and </w:t>
-      </w:r>
-      <w:proofErr w:type="spellStart"/>
-      <w:r>
-        <w:t>DataFrame</w:t>
-      </w:r>
-      <w:proofErr w:type="spellEnd"/>
-      <w:r>
-        <w:t xml:space="preserve"> for multi-dimensional data structure. </w:t>
+        <w:t xml:space="preserve">• It uses Series for one-dimensional data structure and DataFrame for multi-dimensional data structure. </w:t>
       </w:r>
     </w:p>
     <w:p>
@@ -5153,58 +4181,48 @@
           <w:bCs/>
           <w:highlight w:val="cyan"/>
         </w:rPr>
-        <w:t xml:space="preserve">DATA STRUCTURE IN </w:t>
-      </w:r>
-      <w:proofErr w:type="gramStart"/>
-      <w:r>
-        <w:rPr>
-          <w:b/>
-          <w:bCs/>
+        <w:t>DATA STRUCTURE IN PANDAS</w:t>
+      </w:r>
+      <w:r>
+        <w:rPr>
+          <w:b/>
+          <w:bCs/>
+        </w:rPr>
+        <w:t xml:space="preserve"> :</w:t>
+      </w:r>
+    </w:p>
+    <w:p>
+      <w:r>
+        <w:t>A data structure is a way to arrange the data in such a way that so it can be accessed quickly and we can perform various operation on this data like- retrieval, deletion, modification etc.</w:t>
+      </w:r>
+    </w:p>
+    <w:p/>
+    <w:p>
+      <w:r>
+        <w:t>Pandas deals with 3 data structure</w:t>
+      </w:r>
+    </w:p>
+    <w:p>
+      <w:r>
+        <w:t xml:space="preserve">1. Series </w:t>
+      </w:r>
+    </w:p>
+    <w:p>
+      <w:r>
+        <w:t xml:space="preserve">2. Data Frame </w:t>
+      </w:r>
+    </w:p>
+    <w:p>
+      <w:r>
+        <w:t>3. Panel</w:t>
+      </w:r>
+    </w:p>
+    <w:p/>
+    <w:p>
+      <w:r>
+        <w:rPr>
           <w:highlight w:val="cyan"/>
         </w:rPr>
-        <w:t>PANDAS</w:t>
-      </w:r>
-      <w:r>
-        <w:rPr>
-          <w:b/>
-          <w:bCs/>
-        </w:rPr>
-        <w:t xml:space="preserve"> :</w:t>
-      </w:r>
-      <w:proofErr w:type="gramEnd"/>
-    </w:p>
-    <w:p>
-      <w:r>
-        <w:t>A data structure is a way to arrange the data in such a way that so it can be accessed quickly and we can perform various operation on this data like- retrieval, deletion, modification etc.</w:t>
-      </w:r>
-    </w:p>
-    <w:p/>
-    <w:p>
-      <w:r>
-        <w:t>Pandas deals with 3 data structure</w:t>
-      </w:r>
-    </w:p>
-    <w:p>
-      <w:r>
-        <w:t xml:space="preserve">1. Series </w:t>
-      </w:r>
-    </w:p>
-    <w:p>
-      <w:r>
-        <w:t xml:space="preserve">2. Data Frame </w:t>
-      </w:r>
-    </w:p>
-    <w:p>
-      <w:r>
-        <w:t>3. Panel</w:t>
-      </w:r>
-    </w:p>
-    <w:p/>
-    <w:p>
-      <w:r>
-        <w:rPr>
-          <w:highlight w:val="cyan"/>
-        </w:rPr>
         <w:t>Series</w:t>
       </w:r>
       <w:r>
@@ -5219,15 +4237,7 @@
         <w:ind w:firstLine="720"/>
       </w:pPr>
       <w:r>
-        <w:t xml:space="preserve">Series is a one-dimensional </w:t>
-      </w:r>
-      <w:proofErr w:type="gramStart"/>
-      <w:r>
-        <w:t>array like</w:t>
-      </w:r>
-      <w:proofErr w:type="gramEnd"/>
-      <w:r>
-        <w:t xml:space="preserve"> structure with homogeneous data, which can be used to handle and manipulate data. What makes it special is its index attribute, which has incredible functionality and is heavily mutable.</w:t>
+        <w:t>Series is a one-dimensional array like structure with homogeneous data, which can be used to handle and manipulate data. What makes it special is its index attribute, which has incredible functionality and is heavily mutable.</w:t>
       </w:r>
     </w:p>
     <w:p>
@@ -5314,27 +4324,43 @@
       <w:r>
         <w:t xml:space="preserve"> is a </w:t>
       </w:r>
-      <w:proofErr w:type="spellStart"/>
       <w:r>
         <w:rPr>
           <w:color w:val="EE0000"/>
         </w:rPr>
-        <w:t>labeled</w:t>
-      </w:r>
-      <w:proofErr w:type="spellEnd"/>
+        <w:t>labeled one-dimensional array</w:t>
+      </w:r>
+      <w:r>
+        <w:t xml:space="preserve"> which can hold any type of data.</w:t>
+      </w:r>
+    </w:p>
+    <w:p>
+      <w:r>
+        <w:t xml:space="preserve">Data of </w:t>
+      </w:r>
+      <w:r>
+        <w:rPr>
+          <w:b/>
+          <w:bCs/>
+        </w:rPr>
+        <w:t>Series</w:t>
+      </w:r>
+      <w:r>
+        <w:t xml:space="preserve"> is </w:t>
+      </w:r>
       <w:r>
         <w:rPr>
           <w:color w:val="EE0000"/>
         </w:rPr>
-        <w:t xml:space="preserve"> one-dimensional array</w:t>
-      </w:r>
-      <w:r>
-        <w:t xml:space="preserve"> which can hold any type of data.</w:t>
-      </w:r>
-    </w:p>
-    <w:p>
-      <w:r>
-        <w:t xml:space="preserve">Data of </w:t>
+        <w:t>always mutable</w:t>
+      </w:r>
+      <w:r>
+        <w:t>, means it can be changed.</w:t>
+      </w:r>
+    </w:p>
+    <w:p>
+      <w:r>
+        <w:t xml:space="preserve">But the size of Data of </w:t>
       </w:r>
       <w:r>
         <w:rPr>
@@ -5350,41 +4376,6 @@
         <w:rPr>
           <w:color w:val="EE0000"/>
         </w:rPr>
-        <w:t xml:space="preserve">always </w:t>
-      </w:r>
-      <w:proofErr w:type="gramStart"/>
-      <w:r>
-        <w:rPr>
-          <w:color w:val="EE0000"/>
-        </w:rPr>
-        <w:t>mutable</w:t>
-      </w:r>
-      <w:r>
-        <w:t>,</w:t>
-      </w:r>
-      <w:proofErr w:type="gramEnd"/>
-      <w:r>
-        <w:t xml:space="preserve"> means it can be changed.</w:t>
-      </w:r>
-    </w:p>
-    <w:p>
-      <w:r>
-        <w:t xml:space="preserve">But the size of Data of </w:t>
-      </w:r>
-      <w:r>
-        <w:rPr>
-          <w:b/>
-          <w:bCs/>
-        </w:rPr>
-        <w:t>Series</w:t>
-      </w:r>
-      <w:r>
-        <w:t xml:space="preserve"> is </w:t>
-      </w:r>
-      <w:r>
-        <w:rPr>
-          <w:color w:val="EE0000"/>
-        </w:rPr>
         <w:t>always immutable</w:t>
       </w:r>
       <w:r>
@@ -5392,7 +4383,6 @@
       </w:r>
     </w:p>
     <w:p>
-      <w:proofErr w:type="gramStart"/>
       <w:r>
         <w:t>install</w:t>
       </w:r>
@@ -5400,11 +4390,7 @@
         <w:t xml:space="preserve">  </w:t>
       </w:r>
       <w:r>
-        <w:t>pandas</w:t>
-      </w:r>
-      <w:proofErr w:type="gramEnd"/>
-      <w:r>
-        <w:t xml:space="preserve"> using </w:t>
+        <w:t xml:space="preserve">pandas using </w:t>
       </w:r>
     </w:p>
     <w:p>
@@ -5437,15 +4423,7 @@
     </w:p>
     <w:p>
       <w:r>
-        <w:t xml:space="preserve"> print(</w:t>
-      </w:r>
-      <w:proofErr w:type="spellStart"/>
-      <w:r>
-        <w:t>pd.__version</w:t>
-      </w:r>
-      <w:proofErr w:type="spellEnd"/>
-      <w:r>
-        <w:t>__)</w:t>
+        <w:t xml:space="preserve"> print(pd.__version__)</w:t>
       </w:r>
     </w:p>
     <w:p/>
@@ -5456,13 +4434,8 @@
     <w:p>
       <w:r>
         <w:lastRenderedPageBreak/>
-        <w:t xml:space="preserve">#Print Values Using </w:t>
-      </w:r>
-      <w:proofErr w:type="gramStart"/>
-      <w:r>
-        <w:t>Series  ------------------</w:t>
-      </w:r>
-      <w:proofErr w:type="gramEnd"/>
+        <w:t>#Print Values Using Series  ------------------</w:t>
+      </w:r>
     </w:p>
     <w:p>
       <w:r>
@@ -5475,36 +4448,13 @@
       </w:r>
     </w:p>
     <w:p>
-      <w:proofErr w:type="spellStart"/>
-      <w:r>
-        <w:t>newSeries</w:t>
-      </w:r>
-      <w:proofErr w:type="spellEnd"/>
-      <w:r>
-        <w:t xml:space="preserve"> = </w:t>
-      </w:r>
-      <w:proofErr w:type="spellStart"/>
-      <w:proofErr w:type="gramStart"/>
-      <w:r>
-        <w:t>pd.Series</w:t>
-      </w:r>
-      <w:proofErr w:type="spellEnd"/>
-      <w:proofErr w:type="gramEnd"/>
-      <w:r>
-        <w:t>(a)</w:t>
-      </w:r>
-    </w:p>
-    <w:p>
-      <w:r>
-        <w:t>print(</w:t>
-      </w:r>
-      <w:proofErr w:type="spellStart"/>
-      <w:r>
-        <w:t>newSeries</w:t>
-      </w:r>
-      <w:proofErr w:type="spellEnd"/>
-      <w:r>
-        <w:t>)</w:t>
+      <w:r>
+        <w:t>newSeries = pd.Series(a)</w:t>
+      </w:r>
+    </w:p>
+    <w:p>
+      <w:r>
+        <w:t>print(newSeries)</w:t>
       </w:r>
     </w:p>
     <w:p/>
@@ -5524,41 +4474,13 @@
       </w:r>
     </w:p>
     <w:p>
-      <w:proofErr w:type="spellStart"/>
-      <w:r>
-        <w:t>newSeries</w:t>
-      </w:r>
-      <w:proofErr w:type="spellEnd"/>
-      <w:r>
-        <w:t xml:space="preserve"> = </w:t>
-      </w:r>
-      <w:proofErr w:type="spellStart"/>
-      <w:proofErr w:type="gramStart"/>
-      <w:r>
-        <w:t>pd.Series</w:t>
-      </w:r>
-      <w:proofErr w:type="spellEnd"/>
-      <w:proofErr w:type="gramEnd"/>
-      <w:r>
-        <w:t>(a)</w:t>
-      </w:r>
-    </w:p>
-    <w:p>
-      <w:r>
-        <w:t>print(</w:t>
-      </w:r>
-      <w:proofErr w:type="spellStart"/>
-      <w:proofErr w:type="gramStart"/>
-      <w:r>
-        <w:t>newSeries</w:t>
-      </w:r>
-      <w:proofErr w:type="spellEnd"/>
-      <w:r>
-        <w:t>[</w:t>
-      </w:r>
-      <w:proofErr w:type="gramEnd"/>
-      <w:r>
-        <w:t>0])</w:t>
+      <w:r>
+        <w:t>newSeries = pd.Series(a)</w:t>
+      </w:r>
+    </w:p>
+    <w:p>
+      <w:r>
+        <w:t>print(newSeries[0])</w:t>
       </w:r>
     </w:p>
     <w:p/>
@@ -5578,52 +4500,13 @@
       </w:r>
     </w:p>
     <w:p>
-      <w:proofErr w:type="spellStart"/>
-      <w:r>
-        <w:t>newSeries</w:t>
-      </w:r>
-      <w:proofErr w:type="spellEnd"/>
-      <w:r>
-        <w:t xml:space="preserve"> = </w:t>
-      </w:r>
-      <w:proofErr w:type="spellStart"/>
-      <w:proofErr w:type="gramStart"/>
-      <w:r>
-        <w:t>pd.Series</w:t>
-      </w:r>
-      <w:proofErr w:type="spellEnd"/>
-      <w:proofErr w:type="gramEnd"/>
-      <w:r>
-        <w:t>(</w:t>
-      </w:r>
-      <w:proofErr w:type="gramStart"/>
-      <w:r>
-        <w:t>a ,</w:t>
-      </w:r>
-      <w:proofErr w:type="gramEnd"/>
-      <w:r>
-        <w:t xml:space="preserve"> index=['</w:t>
-      </w:r>
-      <w:proofErr w:type="spellStart"/>
-      <w:r>
-        <w:t>x','y','z</w:t>
-      </w:r>
-      <w:proofErr w:type="spellEnd"/>
-      <w:r>
-        <w:t>'])</w:t>
-      </w:r>
-    </w:p>
-    <w:p>
-      <w:r>
-        <w:t>print(</w:t>
-      </w:r>
-      <w:proofErr w:type="spellStart"/>
-      <w:r>
-        <w:t>newSeries</w:t>
-      </w:r>
-      <w:proofErr w:type="spellEnd"/>
-      <w:r>
-        <w:t>)</w:t>
+      <w:r>
+        <w:t>newSeries = pd.Series(a , index=['x','y','z'])</w:t>
+      </w:r>
+    </w:p>
+    <w:p>
+      <w:r>
+        <w:t>print(newSeries)</w:t>
       </w:r>
     </w:p>
     <w:p/>
@@ -5638,44 +4521,13 @@
       </w:r>
     </w:p>
     <w:p>
-      <w:proofErr w:type="spellStart"/>
-      <w:r>
-        <w:t>newSeries</w:t>
-      </w:r>
-      <w:proofErr w:type="spellEnd"/>
-      <w:r>
-        <w:t xml:space="preserve"> = </w:t>
-      </w:r>
-      <w:proofErr w:type="spellStart"/>
-      <w:proofErr w:type="gramStart"/>
-      <w:r>
-        <w:t>pd.Series</w:t>
-      </w:r>
-      <w:proofErr w:type="spellEnd"/>
-      <w:proofErr w:type="gramEnd"/>
-      <w:r>
-        <w:t>(</w:t>
-      </w:r>
-      <w:proofErr w:type="gramStart"/>
-      <w:r>
-        <w:t>50,index=[</w:t>
-      </w:r>
-      <w:proofErr w:type="gramEnd"/>
-      <w:r>
-        <w:t xml:space="preserve">5, 1, 2, 3]) </w:t>
-      </w:r>
-    </w:p>
-    <w:p>
-      <w:r>
-        <w:t>print(</w:t>
-      </w:r>
-      <w:proofErr w:type="spellStart"/>
-      <w:r>
-        <w:t>newSeries</w:t>
-      </w:r>
-      <w:proofErr w:type="spellEnd"/>
-      <w:r>
-        <w:t>)</w:t>
+      <w:r>
+        <w:t xml:space="preserve">newSeries = pd.Series(50,index=[5, 1, 2, 3]) </w:t>
+      </w:r>
+    </w:p>
+    <w:p>
+      <w:r>
+        <w:t>print(newSeries)</w:t>
       </w:r>
     </w:p>
     <w:p/>
@@ -5691,88 +4543,23 @@
     </w:p>
     <w:p>
       <w:r>
-        <w:t>country=["</w:t>
-      </w:r>
-      <w:proofErr w:type="spellStart"/>
-      <w:r>
-        <w:t>ind</w:t>
-      </w:r>
-      <w:proofErr w:type="spellEnd"/>
-      <w:r>
-        <w:t>","</w:t>
-      </w:r>
-      <w:proofErr w:type="spellStart"/>
-      <w:r>
-        <w:t>aus</w:t>
-      </w:r>
-      <w:proofErr w:type="spellEnd"/>
-      <w:r>
-        <w:t>","</w:t>
-      </w:r>
-      <w:proofErr w:type="spellStart"/>
-      <w:r>
-        <w:t>nz</w:t>
-      </w:r>
-      <w:proofErr w:type="spellEnd"/>
-      <w:r>
-        <w:t>"]</w:t>
-      </w:r>
-    </w:p>
-    <w:p>
-      <w:r>
-        <w:t>cost</w:t>
-      </w:r>
-      <w:proofErr w:type="gramStart"/>
-      <w:r>
-        <w:t>=[</w:t>
-      </w:r>
-      <w:proofErr w:type="gramEnd"/>
-      <w:r>
-        <w:t>100,200,300]</w:t>
-      </w:r>
-    </w:p>
-    <w:p>
-      <w:proofErr w:type="spellStart"/>
-      <w:r>
-        <w:t>newSeries</w:t>
-      </w:r>
-      <w:proofErr w:type="spellEnd"/>
-      <w:r>
-        <w:t xml:space="preserve">= </w:t>
-      </w:r>
-      <w:proofErr w:type="spellStart"/>
-      <w:proofErr w:type="gramStart"/>
-      <w:r>
-        <w:t>pd.Series</w:t>
-      </w:r>
-      <w:proofErr w:type="spellEnd"/>
-      <w:proofErr w:type="gramEnd"/>
-      <w:r>
-        <w:t>(</w:t>
-      </w:r>
-      <w:proofErr w:type="spellStart"/>
-      <w:proofErr w:type="gramStart"/>
-      <w:r>
-        <w:t>cost,index</w:t>
-      </w:r>
-      <w:proofErr w:type="spellEnd"/>
-      <w:proofErr w:type="gramEnd"/>
-      <w:r>
-        <w:t>=country)</w:t>
+        <w:t>country=["ind","aus","nz"]</w:t>
+      </w:r>
+    </w:p>
+    <w:p>
+      <w:r>
+        <w:t>cost=[100,200,300]</w:t>
+      </w:r>
+    </w:p>
+    <w:p>
+      <w:r>
+        <w:t>newSeries= pd.Series(cost,index=country)</w:t>
       </w:r>
     </w:p>
     <w:p>
       <w:r>
         <w:lastRenderedPageBreak/>
-        <w:t>print(</w:t>
-      </w:r>
-      <w:proofErr w:type="spellStart"/>
-      <w:r>
-        <w:t>newSeries</w:t>
-      </w:r>
-      <w:proofErr w:type="spellEnd"/>
-      <w:r>
-        <w:t>)</w:t>
+        <w:t>print(newSeries)</w:t>
       </w:r>
     </w:p>
     <w:p/>
@@ -5787,83 +4574,18 @@
       </w:r>
     </w:p>
     <w:p>
-      <w:proofErr w:type="spellStart"/>
-      <w:r>
-        <w:t>newDictionary</w:t>
-      </w:r>
-      <w:proofErr w:type="spellEnd"/>
-      <w:r>
-        <w:t>= {'Name</w:t>
-      </w:r>
-      <w:proofErr w:type="gramStart"/>
-      <w:r>
-        <w:t>' :</w:t>
-      </w:r>
-      <w:proofErr w:type="gramEnd"/>
-      <w:r>
-        <w:t xml:space="preserve"> 'Hardik', '</w:t>
-      </w:r>
-      <w:proofErr w:type="spellStart"/>
-      <w:r>
-        <w:t>Iplteam</w:t>
-      </w:r>
-      <w:proofErr w:type="spellEnd"/>
-      <w:proofErr w:type="gramStart"/>
-      <w:r>
-        <w:t>' :</w:t>
-      </w:r>
-      <w:proofErr w:type="gramEnd"/>
-      <w:r>
-        <w:t xml:space="preserve"> 'MI', 'Runs</w:t>
-      </w:r>
-      <w:proofErr w:type="gramStart"/>
-      <w:r>
-        <w:t>' :</w:t>
-      </w:r>
-      <w:proofErr w:type="gramEnd"/>
-      <w:r>
-        <w:t xml:space="preserve"> 1500} </w:t>
-      </w:r>
-    </w:p>
-    <w:p>
-      <w:proofErr w:type="spellStart"/>
-      <w:r>
-        <w:t>newSeries</w:t>
-      </w:r>
-      <w:proofErr w:type="spellEnd"/>
-      <w:r>
-        <w:t xml:space="preserve"> = </w:t>
-      </w:r>
-      <w:proofErr w:type="spellStart"/>
-      <w:proofErr w:type="gramStart"/>
-      <w:r>
-        <w:t>pd.Series</w:t>
-      </w:r>
-      <w:proofErr w:type="spellEnd"/>
-      <w:proofErr w:type="gramEnd"/>
-      <w:r>
-        <w:t>(</w:t>
-      </w:r>
-      <w:proofErr w:type="spellStart"/>
-      <w:r>
-        <w:t>newDictionary</w:t>
-      </w:r>
-      <w:proofErr w:type="spellEnd"/>
-      <w:r>
-        <w:t>)</w:t>
-      </w:r>
-    </w:p>
-    <w:p>
-      <w:r>
-        <w:t>print(</w:t>
-      </w:r>
-      <w:proofErr w:type="spellStart"/>
-      <w:r>
-        <w:t>newSeries</w:t>
-      </w:r>
-      <w:proofErr w:type="spellEnd"/>
-      <w:r>
-        <w:t>)</w:t>
+      <w:r>
+        <w:t xml:space="preserve">newDictionary= {'Name' : 'Hardik', 'Iplteam' : 'MI', 'Runs' : 1500} </w:t>
+      </w:r>
+    </w:p>
+    <w:p>
+      <w:r>
+        <w:t>newSeries = pd.Series(newDictionary)</w:t>
+      </w:r>
+    </w:p>
+    <w:p>
+      <w:r>
+        <w:t>print(newSeries)</w:t>
       </w:r>
     </w:p>
     <w:p/>
@@ -5879,56 +4601,17 @@
     </w:p>
     <w:p>
       <w:r>
-        <w:t>calories = {"Name": 'Virat', "</w:t>
-      </w:r>
-      <w:proofErr w:type="spellStart"/>
-      <w:r>
-        <w:t>Iplteam</w:t>
-      </w:r>
-      <w:proofErr w:type="spellEnd"/>
-      <w:r>
-        <w:t>": 'RCB', "Runs": 500}</w:t>
-      </w:r>
-    </w:p>
-    <w:p>
-      <w:proofErr w:type="spellStart"/>
-      <w:r>
-        <w:t>newSeries</w:t>
-      </w:r>
-      <w:proofErr w:type="spellEnd"/>
-      <w:r>
-        <w:t xml:space="preserve"> = </w:t>
-      </w:r>
-      <w:proofErr w:type="spellStart"/>
-      <w:proofErr w:type="gramStart"/>
-      <w:r>
-        <w:t>pd.Series</w:t>
-      </w:r>
-      <w:proofErr w:type="spellEnd"/>
-      <w:proofErr w:type="gramEnd"/>
-      <w:r>
-        <w:t>(calories, index = ["Name", "</w:t>
-      </w:r>
-      <w:proofErr w:type="spellStart"/>
-      <w:r>
-        <w:t>Iplteam</w:t>
-      </w:r>
-      <w:proofErr w:type="spellEnd"/>
-      <w:r>
-        <w:t>"])</w:t>
-      </w:r>
-    </w:p>
-    <w:p>
-      <w:r>
-        <w:t>print(</w:t>
-      </w:r>
-      <w:proofErr w:type="spellStart"/>
-      <w:r>
-        <w:t>newSeries</w:t>
-      </w:r>
-      <w:proofErr w:type="spellEnd"/>
-      <w:r>
-        <w:t>)</w:t>
+        <w:t>calories = {"Name": 'Virat', "Iplteam": 'RCB', "Runs": 500}</w:t>
+      </w:r>
+    </w:p>
+    <w:p>
+      <w:r>
+        <w:t>newSeries = pd.Series(calories, index = ["Name", "Iplteam"])</w:t>
+      </w:r>
+    </w:p>
+    <w:p>
+      <w:r>
+        <w:t>print(newSeries)</w:t>
       </w:r>
     </w:p>
     <w:p>
@@ -5968,109 +4651,54 @@
     </w:p>
     <w:p>
       <w:r>
-        <w:t xml:space="preserve">s = </w:t>
-      </w:r>
-      <w:proofErr w:type="spellStart"/>
-      <w:proofErr w:type="gramStart"/>
-      <w:r>
-        <w:t>pd.Series</w:t>
-      </w:r>
-      <w:proofErr w:type="spellEnd"/>
-      <w:proofErr w:type="gramEnd"/>
-      <w:r>
-        <w:t>([1, 2, 3, 4, 5])</w:t>
-      </w:r>
-    </w:p>
-    <w:p>
-      <w:proofErr w:type="gramStart"/>
-      <w:r>
-        <w:t>print(</w:t>
-      </w:r>
-      <w:proofErr w:type="gramEnd"/>
-      <w:r>
-        <w:t>'To Multiply all values in a series by 2')</w:t>
-      </w:r>
-    </w:p>
-    <w:p>
-      <w:proofErr w:type="gramStart"/>
-      <w:r>
-        <w:t>print(</w:t>
-      </w:r>
-      <w:proofErr w:type="gramEnd"/>
-      <w:r>
-        <w:t>'------------------------------------------')</w:t>
-      </w:r>
-    </w:p>
-    <w:p>
-      <w:proofErr w:type="gramStart"/>
-      <w:r>
-        <w:t>print(</w:t>
-      </w:r>
-      <w:proofErr w:type="gramEnd"/>
-      <w:r>
-        <w:t>s * 2)</w:t>
-      </w:r>
-    </w:p>
-    <w:p/>
-    <w:p>
-      <w:proofErr w:type="gramStart"/>
-      <w:r>
-        <w:t>print(</w:t>
-      </w:r>
-      <w:proofErr w:type="gramEnd"/>
-      <w:r>
-        <w:t>'To Find the Square of all the values in a series')</w:t>
-      </w:r>
-    </w:p>
-    <w:p>
-      <w:proofErr w:type="gramStart"/>
-      <w:r>
-        <w:t>print(</w:t>
-      </w:r>
-      <w:proofErr w:type="gramEnd"/>
-      <w:r>
-        <w:t>'------------------------------------------')</w:t>
-      </w:r>
-    </w:p>
-    <w:p>
-      <w:proofErr w:type="gramStart"/>
-      <w:r>
-        <w:t>print(</w:t>
-      </w:r>
-      <w:proofErr w:type="gramEnd"/>
-      <w:r>
-        <w:t>s ** 2)</w:t>
-      </w:r>
-    </w:p>
-    <w:p/>
-    <w:p>
-      <w:proofErr w:type="gramStart"/>
-      <w:r>
-        <w:t>print(</w:t>
-      </w:r>
-      <w:proofErr w:type="gramEnd"/>
-      <w:r>
-        <w:t>'To print all the values in a series that are greater than 2')</w:t>
-      </w:r>
-    </w:p>
-    <w:p>
-      <w:proofErr w:type="gramStart"/>
-      <w:r>
-        <w:t>print(</w:t>
-      </w:r>
-      <w:proofErr w:type="gramEnd"/>
-      <w:r>
-        <w:t>'------------------------------------------')</w:t>
-      </w:r>
-    </w:p>
-    <w:p>
-      <w:proofErr w:type="gramStart"/>
-      <w:r>
-        <w:t>print(s[</w:t>
-      </w:r>
-      <w:proofErr w:type="gramEnd"/>
-      <w:r>
-        <w:t>s &gt; 2])</w:t>
+        <w:t>s = pd.Series([1, 2, 3, 4, 5])</w:t>
+      </w:r>
+    </w:p>
+    <w:p>
+      <w:r>
+        <w:t>print('To Multiply all values in a series by 2')</w:t>
+      </w:r>
+    </w:p>
+    <w:p>
+      <w:r>
+        <w:t>print('------------------------------------------')</w:t>
+      </w:r>
+    </w:p>
+    <w:p>
+      <w:r>
+        <w:t>print(s * 2)</w:t>
+      </w:r>
+    </w:p>
+    <w:p/>
+    <w:p>
+      <w:r>
+        <w:t>print('To Find the Square of all the values in a series')</w:t>
+      </w:r>
+    </w:p>
+    <w:p>
+      <w:r>
+        <w:t>print('------------------------------------------')</w:t>
+      </w:r>
+    </w:p>
+    <w:p>
+      <w:r>
+        <w:t>print(s ** 2)</w:t>
+      </w:r>
+    </w:p>
+    <w:p/>
+    <w:p>
+      <w:r>
+        <w:t>print('To print all the values in a series that are greater than 2')</w:t>
+      </w:r>
+    </w:p>
+    <w:p>
+      <w:r>
+        <w:t>print('------------------------------------------')</w:t>
+      </w:r>
+    </w:p>
+    <w:p>
+      <w:r>
+        <w:t>print(s[s &gt; 2])</w:t>
       </w:r>
     </w:p>
     <w:p/>
@@ -6081,172 +4709,65 @@
     </w:p>
     <w:p>
       <w:r>
-        <w:t xml:space="preserve">s1 = </w:t>
-      </w:r>
-      <w:proofErr w:type="spellStart"/>
-      <w:proofErr w:type="gramStart"/>
-      <w:r>
-        <w:t>pd.Series</w:t>
-      </w:r>
-      <w:proofErr w:type="spellEnd"/>
-      <w:proofErr w:type="gramEnd"/>
-      <w:r>
-        <w:t>([1, 2, 3, 4, 5], index</w:t>
-      </w:r>
-      <w:proofErr w:type="gramStart"/>
-      <w:r>
-        <w:t>=[</w:t>
-      </w:r>
-      <w:proofErr w:type="gramEnd"/>
-      <w:r>
-        <w:t>'a', 'b', 'c', 'd', 'e'])</w:t>
-      </w:r>
-    </w:p>
-    <w:p>
-      <w:r>
-        <w:t xml:space="preserve">s2 = </w:t>
-      </w:r>
-      <w:proofErr w:type="spellStart"/>
-      <w:proofErr w:type="gramStart"/>
-      <w:r>
-        <w:t>pd.Series</w:t>
-      </w:r>
-      <w:proofErr w:type="spellEnd"/>
-      <w:proofErr w:type="gramEnd"/>
-      <w:r>
-        <w:t>([10, 20, 30, 40, 50], index</w:t>
-      </w:r>
-      <w:proofErr w:type="gramStart"/>
-      <w:r>
-        <w:t>=[</w:t>
-      </w:r>
-      <w:proofErr w:type="gramEnd"/>
-      <w:r>
-        <w:t>'a', 'b', 'c', 'd', 'e'])</w:t>
-      </w:r>
-    </w:p>
-    <w:p>
-      <w:r>
-        <w:t xml:space="preserve">s3 = </w:t>
-      </w:r>
-      <w:proofErr w:type="spellStart"/>
-      <w:proofErr w:type="gramStart"/>
-      <w:r>
-        <w:t>pd.Series</w:t>
-      </w:r>
-      <w:proofErr w:type="spellEnd"/>
-      <w:proofErr w:type="gramEnd"/>
-      <w:r>
-        <w:t>([5, 14, 23, 32], index</w:t>
-      </w:r>
-      <w:proofErr w:type="gramStart"/>
-      <w:r>
-        <w:t>=[</w:t>
-      </w:r>
-      <w:proofErr w:type="gramEnd"/>
-      <w:r>
-        <w:t>'a', 'b', 'c', 'd'])</w:t>
-      </w:r>
-    </w:p>
-    <w:p/>
-    <w:p>
-      <w:proofErr w:type="gramStart"/>
-      <w:r>
-        <w:t>print(</w:t>
-      </w:r>
-      <w:proofErr w:type="gramEnd"/>
-      <w:r>
-        <w:t>'To Add Series1 &amp; Series2')</w:t>
-      </w:r>
-    </w:p>
-    <w:p>
-      <w:proofErr w:type="gramStart"/>
-      <w:r>
-        <w:t>print(</w:t>
-      </w:r>
-      <w:proofErr w:type="gramEnd"/>
-      <w:r>
-        <w:t>'------------------------------------------')</w:t>
-      </w:r>
-    </w:p>
-    <w:p>
-      <w:proofErr w:type="gramStart"/>
-      <w:r>
-        <w:t>print(</w:t>
-      </w:r>
-      <w:proofErr w:type="gramEnd"/>
-      <w:r>
-        <w:t>s1 + s2)</w:t>
-      </w:r>
-    </w:p>
-    <w:p/>
-    <w:p>
-      <w:proofErr w:type="gramStart"/>
-      <w:r>
-        <w:t>print(</w:t>
-      </w:r>
-      <w:proofErr w:type="gramEnd"/>
-      <w:r>
-        <w:t>'To Add Series2 &amp; Series3')</w:t>
-      </w:r>
-    </w:p>
-    <w:p>
-      <w:proofErr w:type="gramStart"/>
-      <w:r>
-        <w:t>print(</w:t>
-      </w:r>
-      <w:proofErr w:type="gramEnd"/>
-      <w:r>
-        <w:t>'------------------------------------------')</w:t>
-      </w:r>
-    </w:p>
-    <w:p>
-      <w:proofErr w:type="gramStart"/>
-      <w:r>
-        <w:t>print(</w:t>
-      </w:r>
-      <w:proofErr w:type="gramEnd"/>
-      <w:r>
-        <w:t>s2 + s3)</w:t>
-      </w:r>
-    </w:p>
-    <w:p/>
-    <w:p>
-      <w:proofErr w:type="gramStart"/>
-      <w:r>
-        <w:t>print(</w:t>
-      </w:r>
-      <w:proofErr w:type="gramEnd"/>
-      <w:r>
-        <w:t>'To Add Series2 &amp; Series3 and Fill Non-Matching Index with 0')</w:t>
-      </w:r>
-    </w:p>
-    <w:p>
-      <w:proofErr w:type="gramStart"/>
-      <w:r>
-        <w:t>print(</w:t>
-      </w:r>
-      <w:proofErr w:type="gramEnd"/>
-      <w:r>
-        <w:t>'------------------------------------------')</w:t>
-      </w:r>
-    </w:p>
-    <w:p>
-      <w:proofErr w:type="gramStart"/>
-      <w:r>
-        <w:t>print(s2.add(</w:t>
-      </w:r>
-      <w:proofErr w:type="gramEnd"/>
-      <w:r>
-        <w:t xml:space="preserve">s3, </w:t>
-      </w:r>
-      <w:proofErr w:type="spellStart"/>
-      <w:r>
-        <w:t>fill_value</w:t>
-      </w:r>
-      <w:proofErr w:type="spellEnd"/>
-      <w:r>
-        <w:t>=0))</w:t>
+        <w:t>s1 = pd.Series([1, 2, 3, 4, 5], index=['a', 'b', 'c', 'd', 'e'])</w:t>
+      </w:r>
+    </w:p>
+    <w:p>
+      <w:r>
+        <w:t>s2 = pd.Series([10, 20, 30, 40, 50], index=['a', 'b', 'c', 'd', 'e'])</w:t>
+      </w:r>
+    </w:p>
+    <w:p>
+      <w:r>
+        <w:t>s3 = pd.Series([5, 14, 23, 32], index=['a', 'b', 'c', 'd'])</w:t>
+      </w:r>
+    </w:p>
+    <w:p/>
+    <w:p>
+      <w:r>
+        <w:t>print('To Add Series1 &amp; Series2')</w:t>
+      </w:r>
+    </w:p>
+    <w:p>
+      <w:r>
+        <w:t>print('------------------------------------------')</w:t>
+      </w:r>
+    </w:p>
+    <w:p>
+      <w:r>
+        <w:t>print(s1 + s2)</w:t>
+      </w:r>
+    </w:p>
+    <w:p/>
+    <w:p>
+      <w:r>
+        <w:t>print('To Add Series2 &amp; Series3')</w:t>
+      </w:r>
+    </w:p>
+    <w:p>
+      <w:r>
+        <w:t>print('------------------------------------------')</w:t>
+      </w:r>
+    </w:p>
+    <w:p>
+      <w:r>
+        <w:t>print(s2 + s3)</w:t>
+      </w:r>
+    </w:p>
+    <w:p/>
+    <w:p>
+      <w:r>
+        <w:t>print('To Add Series2 &amp; Series3 and Fill Non-Matching Index with 0')</w:t>
+      </w:r>
+    </w:p>
+    <w:p>
+      <w:r>
+        <w:t>print('------------------------------------------')</w:t>
+      </w:r>
+    </w:p>
+    <w:p>
+      <w:r>
+        <w:t>print(s2.add(s3, fill_value=0))</w:t>
       </w:r>
     </w:p>
     <w:p>
@@ -6276,9 +4797,128 @@
           <w:szCs w:val="28"/>
           <w:highlight w:val="yellow"/>
         </w:rPr>
-        <w:t xml:space="preserve">-----------------------Head Tail Functions </w:t>
-      </w:r>
-      <w:proofErr w:type="gramStart"/>
+        <w:t>-----------------------Head Tail Functions In Series --------------------------------</w:t>
+      </w:r>
+    </w:p>
+    <w:p>
+      <w:r>
+        <w:t xml:space="preserve">head (): It is used to access the first 5 rows of a series. </w:t>
+      </w:r>
+    </w:p>
+    <w:p>
+      <w:r>
+        <w:t>Note :To access first 3 rows we can call series_name.head(3)</w:t>
+      </w:r>
+    </w:p>
+    <w:p>
+      <w:pPr>
+        <w:rPr>
+          <w:b/>
+          <w:bCs/>
+          <w:sz w:val="28"/>
+          <w:szCs w:val="28"/>
+        </w:rPr>
+      </w:pPr>
+    </w:p>
+    <w:p>
+      <w:r>
+        <w:t>import pandas as pd</w:t>
+      </w:r>
+    </w:p>
+    <w:p>
+      <w:r>
+        <w:t># Create a Series directly from a list</w:t>
+      </w:r>
+    </w:p>
+    <w:p>
+      <w:r>
+        <w:t>s = pd.Series([10, 15, 18, 22, 55, 77, 42, 48, 97])</w:t>
+      </w:r>
+    </w:p>
+    <w:p/>
+    <w:p>
+      <w:r>
+        <w:t># To print first 5 rows</w:t>
+      </w:r>
+    </w:p>
+    <w:p>
+      <w:r>
+        <w:t>print("First 5 rows:")</w:t>
+      </w:r>
+    </w:p>
+    <w:p>
+      <w:r>
+        <w:lastRenderedPageBreak/>
+        <w:t>print(s.head())</w:t>
+      </w:r>
+    </w:p>
+    <w:p/>
+    <w:p>
+      <w:r>
+        <w:t># To print first 3 rows</w:t>
+      </w:r>
+    </w:p>
+    <w:p>
+      <w:r>
+        <w:t>print("\nFirst 3 rows:")</w:t>
+      </w:r>
+    </w:p>
+    <w:p>
+      <w:r>
+        <w:t>print(s.head(3))</w:t>
+      </w:r>
+    </w:p>
+    <w:p/>
+    <w:p>
+      <w:r>
+        <w:t># To print last 5 rows</w:t>
+      </w:r>
+    </w:p>
+    <w:p>
+      <w:r>
+        <w:t>print("\nLast 5 rows:")</w:t>
+      </w:r>
+    </w:p>
+    <w:p>
+      <w:r>
+        <w:t>print(s.tail())</w:t>
+      </w:r>
+    </w:p>
+    <w:p/>
+    <w:p>
+      <w:r>
+        <w:t># To print last 3 rows</w:t>
+      </w:r>
+    </w:p>
+    <w:p>
+      <w:r>
+        <w:t>print("\nLast 3 rows:")</w:t>
+      </w:r>
+    </w:p>
+    <w:p>
+      <w:r>
+        <w:t>print(s.tail(3))</w:t>
+      </w:r>
+    </w:p>
+    <w:p>
+      <w:pPr>
+        <w:rPr>
+          <w:b/>
+          <w:bCs/>
+          <w:sz w:val="28"/>
+          <w:szCs w:val="28"/>
+        </w:rPr>
+      </w:pPr>
+    </w:p>
+    <w:p>
+      <w:pPr>
+        <w:rPr>
+          <w:b/>
+          <w:bCs/>
+          <w:sz w:val="28"/>
+          <w:szCs w:val="28"/>
+        </w:rPr>
+      </w:pPr>
       <w:r>
         <w:rPr>
           <w:b/>
@@ -6287,9 +4927,315 @@
           <w:szCs w:val="28"/>
           <w:highlight w:val="yellow"/>
         </w:rPr>
-        <w:t>In</w:t>
-      </w:r>
-      <w:proofErr w:type="gramEnd"/>
+        <w:t>----------------------- Selection in Series  --------------------------------</w:t>
+      </w:r>
+    </w:p>
+    <w:p>
+      <w:r>
+        <w:t xml:space="preserve">Series provides index label </w:t>
+      </w:r>
+      <w:r>
+        <w:rPr>
+          <w:highlight w:val="yellow"/>
+        </w:rPr>
+        <w:t>loc</w:t>
+      </w:r>
+      <w:r>
+        <w:t xml:space="preserve"> and </w:t>
+      </w:r>
+      <w:r>
+        <w:rPr>
+          <w:highlight w:val="yellow"/>
+        </w:rPr>
+        <w:t>iloc</w:t>
+      </w:r>
+      <w:r>
+        <w:t xml:space="preserve"> </w:t>
+      </w:r>
+      <w:r>
+        <w:t xml:space="preserve">and </w:t>
+      </w:r>
+      <w:r>
+        <w:rPr>
+          <w:highlight w:val="yellow"/>
+        </w:rPr>
+        <w:t>[]</w:t>
+      </w:r>
+      <w:r>
+        <w:t xml:space="preserve"> to access rows and columns.</w:t>
+      </w:r>
+    </w:p>
+    <w:p>
+      <w:pPr>
+        <w:rPr>
+          <w:b/>
+          <w:bCs/>
+          <w:sz w:val="28"/>
+          <w:szCs w:val="28"/>
+        </w:rPr>
+      </w:pPr>
+    </w:p>
+    <w:p>
+      <w:r>
+        <w:rPr>
+          <w:highlight w:val="magenta"/>
+        </w:rPr>
+        <w:t>1. loc index label :-</w:t>
+      </w:r>
+      <w:r>
+        <w:t xml:space="preserve"> </w:t>
+      </w:r>
+    </w:p>
+    <w:p>
+      <w:r>
+        <w:t>Syntax:-</w:t>
+      </w:r>
+      <w:r>
+        <w:t xml:space="preserve"> </w:t>
+      </w:r>
+      <w:r>
+        <w:rPr>
+          <w:highlight w:val="green"/>
+        </w:rPr>
+        <w:t>series_name.loc[StartRange: StopRange]</w:t>
+      </w:r>
+      <w:r>
+        <w:t xml:space="preserve"> </w:t>
+      </w:r>
+    </w:p>
+    <w:p/>
+    <w:p>
+      <w:r>
+        <w:t>Example</w:t>
+      </w:r>
+    </w:p>
+    <w:p>
+      <w:r>
+        <w:t>import pandas as pd</w:t>
+      </w:r>
+    </w:p>
+    <w:p>
+      <w:r>
+        <w:t># Create a Series directly from a list</w:t>
+      </w:r>
+    </w:p>
+    <w:p>
+      <w:r>
+        <w:t>s = pd.Series([10, 15, 18, 22, 55, 77])</w:t>
+      </w:r>
+    </w:p>
+    <w:p>
+      <w:r>
+        <w:t>print(s)</w:t>
+      </w:r>
+    </w:p>
+    <w:p/>
+    <w:p/>
+    <w:p/>
+    <w:p>
+      <w:r>
+        <w:lastRenderedPageBreak/>
+        <w:t># To print values from index 0 to 2</w:t>
+      </w:r>
+    </w:p>
+    <w:p>
+      <w:r>
+        <w:t>print(s.loc[:2])</w:t>
+      </w:r>
+    </w:p>
+    <w:p/>
+    <w:p>
+      <w:r>
+        <w:t># To print values from index 3 to 4</w:t>
+      </w:r>
+    </w:p>
+    <w:p>
+      <w:r>
+        <w:t>print(s.loc[3:4])</w:t>
+      </w:r>
+    </w:p>
+    <w:p>
+      <w:pPr>
+        <w:rPr>
+          <w:b/>
+          <w:bCs/>
+          <w:sz w:val="28"/>
+          <w:szCs w:val="28"/>
+        </w:rPr>
+      </w:pPr>
+    </w:p>
+    <w:p>
+      <w:r>
+        <w:rPr>
+          <w:highlight w:val="magenta"/>
+        </w:rPr>
+        <w:t>2. Selection Using iloc index label :-</w:t>
+      </w:r>
+    </w:p>
+    <w:p>
+      <w:r>
+        <w:t>Syntax:-</w:t>
+      </w:r>
+      <w:r>
+        <w:rPr>
+          <w:highlight w:val="green"/>
+        </w:rPr>
+        <w:t>series_name.iloc[StartRange : StopRange]</w:t>
+      </w:r>
+      <w:r>
+        <w:t xml:space="preserve"> </w:t>
+      </w:r>
+    </w:p>
+    <w:p/>
+    <w:p>
+      <w:r>
+        <w:t>Example</w:t>
+      </w:r>
+    </w:p>
+    <w:p>
+      <w:r>
+        <w:t>import pandas as pd</w:t>
+      </w:r>
+    </w:p>
+    <w:p>
+      <w:r>
+        <w:t># Create a Series directly from a list</w:t>
+      </w:r>
+    </w:p>
+    <w:p>
+      <w:r>
+        <w:t>s = pd.Series([10, 15, 18, 22, 55, 77])</w:t>
+      </w:r>
+    </w:p>
+    <w:p>
+      <w:r>
+        <w:t>print(s)</w:t>
+      </w:r>
+    </w:p>
+    <w:p/>
+    <w:p>
+      <w:r>
+        <w:t># To print values from index 0 to 1</w:t>
+      </w:r>
+    </w:p>
+    <w:p>
+      <w:r>
+        <w:t>print(s.iloc[:2])</w:t>
+      </w:r>
+    </w:p>
+    <w:p/>
+    <w:p>
+      <w:r>
+        <w:t># To print values from index 3 to 4</w:t>
+      </w:r>
+    </w:p>
+    <w:p>
+      <w:r>
+        <w:t>print(s.iloc[3:4])</w:t>
+      </w:r>
+    </w:p>
+    <w:p>
+      <w:pPr>
+        <w:rPr>
+          <w:b/>
+          <w:bCs/>
+          <w:sz w:val="28"/>
+          <w:szCs w:val="28"/>
+        </w:rPr>
+      </w:pPr>
+    </w:p>
+    <w:p>
+      <w:r>
+        <w:rPr>
+          <w:highlight w:val="magenta"/>
+        </w:rPr>
+        <w:t>3. Selection Using [] :</w:t>
+      </w:r>
+    </w:p>
+    <w:p>
+      <w:r>
+        <w:t>Syntax:-</w:t>
+      </w:r>
+      <w:r>
+        <w:rPr>
+          <w:highlight w:val="green"/>
+        </w:rPr>
+        <w:t xml:space="preserve">series_name[StartRange&gt; : StopRange] </w:t>
+      </w:r>
+      <w:r>
+        <w:t xml:space="preserve">or </w:t>
+      </w:r>
+      <w:r>
+        <w:rPr>
+          <w:highlight w:val="green"/>
+        </w:rPr>
+        <w:t>series_name[ index]</w:t>
+      </w:r>
+    </w:p>
+    <w:p/>
+    <w:p>
+      <w:r>
+        <w:t>import pandas as pd</w:t>
+      </w:r>
+    </w:p>
+    <w:p>
+      <w:r>
+        <w:t># Create a Series directly from a list</w:t>
+      </w:r>
+    </w:p>
+    <w:p>
+      <w:r>
+        <w:t>s = pd.Series([10, 15, 18, 22, 55, 77])</w:t>
+      </w:r>
+    </w:p>
+    <w:p>
+      <w:r>
+        <w:t>print(s)</w:t>
+      </w:r>
+    </w:p>
+    <w:p/>
+    <w:p>
+      <w:r>
+        <w:t># To print value at index 1</w:t>
+      </w:r>
+    </w:p>
+    <w:p>
+      <w:r>
+        <w:t>print(s[1])</w:t>
+      </w:r>
+    </w:p>
+    <w:p/>
+    <w:p>
+      <w:r>
+        <w:t># To print value at index 3</w:t>
+      </w:r>
+    </w:p>
+    <w:p>
+      <w:r>
+        <w:t>print(s[3:4])</w:t>
+      </w:r>
+    </w:p>
+    <w:p/>
+    <w:p>
+      <w:r>
+        <w:t># To print values from index 0 to 2</w:t>
+      </w:r>
+    </w:p>
+    <w:p>
+      <w:r>
+        <w:t>print(s[:3])</w:t>
+      </w:r>
+    </w:p>
+    <w:p/>
+    <w:p>
+      <w:pPr>
+        <w:rPr>
+          <w:b/>
+          <w:bCs/>
+          <w:sz w:val="28"/>
+          <w:szCs w:val="28"/>
+        </w:rPr>
+      </w:pPr>
       <w:r>
         <w:rPr>
           <w:b/>
@@ -6298,248 +5244,8 @@
           <w:szCs w:val="28"/>
           <w:highlight w:val="yellow"/>
         </w:rPr>
-        <w:t xml:space="preserve"> Series --------------------------------</w:t>
-      </w:r>
-    </w:p>
-    <w:p>
-      <w:r>
-        <w:t xml:space="preserve">head (): It is used to access the first 5 rows of a series. </w:t>
-      </w:r>
-    </w:p>
-    <w:p>
-      <w:proofErr w:type="gramStart"/>
-      <w:r>
-        <w:t>Note :To</w:t>
-      </w:r>
-      <w:proofErr w:type="gramEnd"/>
-      <w:r>
-        <w:t xml:space="preserve"> access first 3 </w:t>
-      </w:r>
-      <w:proofErr w:type="gramStart"/>
-      <w:r>
-        <w:t>rows</w:t>
-      </w:r>
-      <w:proofErr w:type="gramEnd"/>
-      <w:r>
-        <w:t xml:space="preserve"> we can call </w:t>
-      </w:r>
-      <w:proofErr w:type="spellStart"/>
-      <w:r>
-        <w:t>series_</w:t>
-      </w:r>
-      <w:proofErr w:type="gramStart"/>
-      <w:r>
-        <w:t>name.head</w:t>
-      </w:r>
-      <w:proofErr w:type="spellEnd"/>
-      <w:proofErr w:type="gramEnd"/>
-      <w:r>
-        <w:t>(3)</w:t>
-      </w:r>
-    </w:p>
-    <w:p>
-      <w:pPr>
-        <w:rPr>
-          <w:b/>
-          <w:bCs/>
-          <w:sz w:val="28"/>
-          <w:szCs w:val="28"/>
-        </w:rPr>
-      </w:pPr>
-    </w:p>
-    <w:p>
-      <w:r>
-        <w:t>import pandas as pd</w:t>
-      </w:r>
-    </w:p>
-    <w:p>
-      <w:r>
-        <w:t># Create a Series directly from a list</w:t>
-      </w:r>
-    </w:p>
-    <w:p>
-      <w:r>
-        <w:t xml:space="preserve">s = </w:t>
-      </w:r>
-      <w:proofErr w:type="spellStart"/>
-      <w:proofErr w:type="gramStart"/>
-      <w:r>
-        <w:t>pd.Series</w:t>
-      </w:r>
-      <w:proofErr w:type="spellEnd"/>
-      <w:proofErr w:type="gramEnd"/>
-      <w:r>
-        <w:t>([10, 15, 18, 22, 55, 77, 42, 48, 97])</w:t>
-      </w:r>
-    </w:p>
-    <w:p/>
-    <w:p>
-      <w:r>
-        <w:t># To print first 5 rows</w:t>
-      </w:r>
-    </w:p>
-    <w:p>
-      <w:proofErr w:type="gramStart"/>
-      <w:r>
-        <w:t>print(</w:t>
-      </w:r>
-      <w:proofErr w:type="gramEnd"/>
-      <w:r>
-        <w:t>"First 5 rows:")</w:t>
-      </w:r>
-    </w:p>
-    <w:p>
-      <w:r>
-        <w:lastRenderedPageBreak/>
-        <w:t>print(</w:t>
-      </w:r>
-      <w:proofErr w:type="spellStart"/>
-      <w:proofErr w:type="gramStart"/>
-      <w:r>
-        <w:t>s.head</w:t>
-      </w:r>
-      <w:proofErr w:type="spellEnd"/>
-      <w:proofErr w:type="gramEnd"/>
-      <w:r>
-        <w:t>())</w:t>
-      </w:r>
-    </w:p>
-    <w:p/>
-    <w:p>
-      <w:r>
-        <w:t># To print first 3 rows</w:t>
-      </w:r>
-    </w:p>
-    <w:p>
-      <w:proofErr w:type="gramStart"/>
-      <w:r>
-        <w:t>print(</w:t>
-      </w:r>
-      <w:proofErr w:type="gramEnd"/>
-      <w:r>
-        <w:t>"\</w:t>
-      </w:r>
-      <w:proofErr w:type="spellStart"/>
-      <w:r>
-        <w:t>nFirst</w:t>
-      </w:r>
-      <w:proofErr w:type="spellEnd"/>
-      <w:r>
-        <w:t xml:space="preserve"> 3 rows:")</w:t>
-      </w:r>
-    </w:p>
-    <w:p>
-      <w:r>
-        <w:t>print(</w:t>
-      </w:r>
-      <w:proofErr w:type="spellStart"/>
-      <w:proofErr w:type="gramStart"/>
-      <w:r>
-        <w:t>s.head</w:t>
-      </w:r>
-      <w:proofErr w:type="spellEnd"/>
-      <w:proofErr w:type="gramEnd"/>
-      <w:r>
-        <w:t>(3))</w:t>
-      </w:r>
-    </w:p>
-    <w:p/>
-    <w:p>
-      <w:r>
-        <w:t># To print last 5 rows</w:t>
-      </w:r>
-    </w:p>
-    <w:p>
-      <w:proofErr w:type="gramStart"/>
-      <w:r>
-        <w:t>print(</w:t>
-      </w:r>
-      <w:proofErr w:type="gramEnd"/>
-      <w:r>
-        <w:t>"\</w:t>
-      </w:r>
-      <w:proofErr w:type="spellStart"/>
-      <w:r>
-        <w:t>nLast</w:t>
-      </w:r>
-      <w:proofErr w:type="spellEnd"/>
-      <w:r>
-        <w:t xml:space="preserve"> 5 rows:")</w:t>
-      </w:r>
-    </w:p>
-    <w:p>
-      <w:r>
-        <w:t>print(</w:t>
-      </w:r>
-      <w:proofErr w:type="spellStart"/>
-      <w:proofErr w:type="gramStart"/>
-      <w:r>
-        <w:t>s.tail</w:t>
-      </w:r>
-      <w:proofErr w:type="spellEnd"/>
-      <w:proofErr w:type="gramEnd"/>
-      <w:r>
-        <w:t>())</w:t>
-      </w:r>
-    </w:p>
-    <w:p/>
-    <w:p>
-      <w:r>
-        <w:t># To print last 3 rows</w:t>
-      </w:r>
-    </w:p>
-    <w:p>
-      <w:proofErr w:type="gramStart"/>
-      <w:r>
-        <w:t>print(</w:t>
-      </w:r>
-      <w:proofErr w:type="gramEnd"/>
-      <w:r>
-        <w:t>"\</w:t>
-      </w:r>
-      <w:proofErr w:type="spellStart"/>
-      <w:r>
-        <w:t>nLast</w:t>
-      </w:r>
-      <w:proofErr w:type="spellEnd"/>
-      <w:r>
-        <w:t xml:space="preserve"> 3 rows:")</w:t>
-      </w:r>
-    </w:p>
-    <w:p>
-      <w:r>
-        <w:t>print(</w:t>
-      </w:r>
-      <w:proofErr w:type="spellStart"/>
-      <w:proofErr w:type="gramStart"/>
-      <w:r>
-        <w:t>s.tail</w:t>
-      </w:r>
-      <w:proofErr w:type="spellEnd"/>
-      <w:proofErr w:type="gramEnd"/>
-      <w:r>
-        <w:t>(3))</w:t>
-      </w:r>
-    </w:p>
-    <w:p>
-      <w:pPr>
-        <w:rPr>
-          <w:b/>
-          <w:bCs/>
-          <w:sz w:val="28"/>
-          <w:szCs w:val="28"/>
-        </w:rPr>
-      </w:pPr>
-    </w:p>
-    <w:p>
-      <w:pPr>
-        <w:rPr>
-          <w:b/>
-          <w:bCs/>
-          <w:sz w:val="28"/>
-          <w:szCs w:val="28"/>
-        </w:rPr>
-      </w:pPr>
+        <w:t>-----------------------</w:t>
+      </w:r>
       <w:r>
         <w:rPr>
           <w:b/>
@@ -6548,9 +5254,8 @@
           <w:szCs w:val="28"/>
           <w:highlight w:val="yellow"/>
         </w:rPr>
-        <w:t xml:space="preserve">----------------------- Selection in </w:t>
-      </w:r>
-      <w:proofErr w:type="gramStart"/>
+        <w:t xml:space="preserve"> Slicing in Series</w:t>
+      </w:r>
       <w:r>
         <w:rPr>
           <w:b/>
@@ -6559,1198 +5264,293 @@
           <w:szCs w:val="28"/>
           <w:highlight w:val="yellow"/>
         </w:rPr>
-        <w:t>Series  --------------------------------</w:t>
-      </w:r>
-      <w:proofErr w:type="gramEnd"/>
-    </w:p>
-    <w:p>
-      <w:r>
-        <w:t xml:space="preserve">Series provides index label </w:t>
-      </w:r>
-      <w:r>
-        <w:rPr>
-          <w:highlight w:val="yellow"/>
-        </w:rPr>
-        <w:t>loc</w:t>
-      </w:r>
-      <w:r>
-        <w:t xml:space="preserve"> and </w:t>
-      </w:r>
-      <w:proofErr w:type="spellStart"/>
-      <w:r>
-        <w:rPr>
-          <w:highlight w:val="yellow"/>
-        </w:rPr>
-        <w:t>iloc</w:t>
-      </w:r>
-      <w:proofErr w:type="spellEnd"/>
+        <w:t>--------------------------------</w:t>
+      </w:r>
+    </w:p>
+    <w:p>
+      <w:r>
+        <w:t xml:space="preserve">Slicing is a way to retrieve subsets of data from a pandas object. A slice object </w:t>
+      </w:r>
+    </w:p>
+    <w:p>
+      <w:r>
+        <w:t>syntax is –</w:t>
+      </w:r>
+    </w:p>
+    <w:p>
+      <w:r>
+        <w:rPr>
+          <w:highlight w:val="green"/>
+        </w:rPr>
+        <w:t>SERIES_NAME [start:end: step]</w:t>
+      </w:r>
+    </w:p>
+    <w:p>
+      <w:r>
+        <w:rPr>
+          <w:highlight w:val="lightGray"/>
+        </w:rPr>
+        <w:t>The segments start representing the first item, end representing the last item, and step representing the increment between each item that you would like</w:t>
+      </w:r>
+    </w:p>
+    <w:p/>
+    <w:p>
+      <w:r>
+        <w:t>import pandas as pd</w:t>
+      </w:r>
+    </w:p>
+    <w:p/>
+    <w:p>
+      <w:r>
+        <w:t># Create a Series directly from a list with custom indexes</w:t>
+      </w:r>
+    </w:p>
+    <w:p>
+      <w:r>
+        <w:t>s = pd.Series([10, 15, 18, 22, 55, 77], index=['A', 'B', 'C', 'D', 'E', 'F'])</w:t>
+      </w:r>
+    </w:p>
+    <w:p>
+      <w:r>
+        <w:t>print(s)</w:t>
+      </w:r>
+    </w:p>
+    <w:p/>
+    <w:p>
+      <w:r>
+        <w:t># Print values from index positions 1 to 4 with a step of 2</w:t>
+      </w:r>
+    </w:p>
+    <w:p>
+      <w:r>
+        <w:t>print(s[1:5:2])</w:t>
+      </w:r>
+    </w:p>
+    <w:p/>
+    <w:p>
+      <w:r>
+        <w:t># Print values from index positions 0 to 5 with a step of 2</w:t>
+      </w:r>
+    </w:p>
+    <w:p>
+      <w:r>
+        <w:t>print(s[0:6:2])</w:t>
+      </w:r>
+    </w:p>
+    <w:p>
+      <w:r>
+        <w:lastRenderedPageBreak/>
+        <w:t>Understanding Of loc and iloc (interger based index and normal index)</w:t>
+      </w:r>
+    </w:p>
+    <w:p>
+      <w:r>
+        <w:t>s = pd.Series(['a', 'b', 'c'], index=[10, 20, 30])</w:t>
+      </w:r>
+    </w:p>
+    <w:p>
+      <w:r>
+        <w:t>print(s)</w:t>
+      </w:r>
+    </w:p>
+    <w:p>
+      <w:r>
+        <w:t>print(s.</w:t>
+      </w:r>
+      <w:r>
+        <w:t>i</w:t>
+      </w:r>
+      <w:r>
+        <w:t>loc[0])</w:t>
+      </w:r>
+    </w:p>
+    <w:p>
+      <w:r>
+        <w:t>print(s.loc[0])</w:t>
+      </w:r>
+    </w:p>
+    <w:p/>
+    <w:p/>
+    <w:p/>
+    <w:p/>
+    <w:p>
+      <w:pPr>
+        <w:rPr>
+          <w:b/>
+          <w:bCs/>
+        </w:rPr>
+      </w:pPr>
+      <w:r>
+        <w:rPr>
+          <w:b/>
+          <w:bCs/>
+        </w:rPr>
+        <w:t>Question 1: What will this return?</w:t>
+      </w:r>
+    </w:p>
+    <w:p>
+      <w:r>
+        <w:t>import pandas as pd</w:t>
+      </w:r>
+    </w:p>
+    <w:p/>
+    <w:p>
+      <w:r>
+        <w:t>s = pd.Series([100, 200, 300, 400], index=[10, 20, 30, 40])</w:t>
+      </w:r>
+    </w:p>
+    <w:p>
+      <w:r>
+        <w:t>print(s.iloc[1:3])</w:t>
+      </w:r>
+    </w:p>
+    <w:p/>
+    <w:p>
+      <w:pPr>
+        <w:rPr>
+          <w:b/>
+          <w:bCs/>
+        </w:rPr>
+      </w:pPr>
+      <w:r>
+        <w:rPr>
+          <w:b/>
+          <w:bCs/>
+        </w:rPr>
+        <w:t xml:space="preserve">Question </w:t>
+      </w:r>
+      <w:r>
+        <w:rPr>
+          <w:b/>
+          <w:bCs/>
+        </w:rPr>
+        <w:t>2</w:t>
+      </w:r>
+      <w:r>
+        <w:rPr>
+          <w:b/>
+          <w:bCs/>
+        </w:rPr>
+        <w:t>: What will this return?</w:t>
+      </w:r>
+    </w:p>
+    <w:p/>
+    <w:p>
+      <w:r>
+        <w:t>s = pd.Series([10, 15, 18, 22, 55, 77])</w:t>
+      </w:r>
+    </w:p>
+    <w:p>
+      <w:r>
+        <w:t>print(s.loc[2:4])</w:t>
+      </w:r>
+    </w:p>
+    <w:p>
+      <w:r>
+        <w:t>print(s.iloc[2:4])</w:t>
+      </w:r>
+    </w:p>
+    <w:p/>
+    <w:p>
+      <w:pPr>
+        <w:rPr>
+          <w:b/>
+          <w:bCs/>
+        </w:rPr>
+      </w:pPr>
+      <w:r>
+        <w:rPr>
+          <w:b/>
+          <w:bCs/>
+        </w:rPr>
+        <w:t xml:space="preserve">Question </w:t>
+      </w:r>
+      <w:r>
+        <w:rPr>
+          <w:b/>
+          <w:bCs/>
+        </w:rPr>
+        <w:t>3</w:t>
+      </w:r>
+      <w:r>
+        <w:rPr>
+          <w:b/>
+          <w:bCs/>
+        </w:rPr>
+        <w:t>: What will this return?</w:t>
+      </w:r>
+    </w:p>
+    <w:p/>
+    <w:p>
+      <w:r>
+        <w:t>s = pd.Series([10, 20, 30], index=[5, 3, 1])</w:t>
+      </w:r>
+    </w:p>
+    <w:p>
+      <w:r>
+        <w:t>print(s.loc[1])</w:t>
+      </w:r>
+    </w:p>
+    <w:p>
+      <w:r>
+        <w:t>print(s.iloc[1])</w:t>
+      </w:r>
+    </w:p>
+    <w:p/>
+    <w:p>
+      <w:pPr>
+        <w:rPr>
+          <w:b/>
+          <w:bCs/>
+        </w:rPr>
+      </w:pPr>
+      <w:r>
+        <w:rPr>
+          <w:b/>
+          <w:bCs/>
+        </w:rPr>
+        <w:t xml:space="preserve">Question </w:t>
+      </w:r>
+      <w:r>
+        <w:rPr>
+          <w:b/>
+          <w:bCs/>
+        </w:rPr>
+        <w:t>4</w:t>
+      </w:r>
+      <w:r>
+        <w:rPr>
+          <w:b/>
+          <w:bCs/>
+        </w:rPr>
+        <w:t>: What will this return?</w:t>
+      </w:r>
+    </w:p>
+    <w:p/>
+    <w:p>
+      <w:r>
+        <w:t>s = pd.Series([7, 8, 9], index=['x', 'y', 'z'])</w:t>
+      </w:r>
+    </w:p>
+    <w:p>
+      <w:r>
+        <w:t>print(s.iloc['1'])</w:t>
+      </w:r>
+    </w:p>
+    <w:p/>
+    <w:p>
+      <w:r>
+        <w:rPr>
+          <w:highlight w:val="cyan"/>
+        </w:rPr>
+        <w:t>DATAFRAME</w:t>
+      </w:r>
       <w:r>
         <w:t xml:space="preserve"> </w:t>
       </w:r>
       <w:r>
-        <w:t xml:space="preserve">and </w:t>
-      </w:r>
-      <w:r>
-        <w:rPr>
-          <w:highlight w:val="yellow"/>
-        </w:rPr>
-        <w:t>[]</w:t>
-      </w:r>
-      <w:r>
-        <w:t xml:space="preserve"> to access rows and columns.</w:t>
-      </w:r>
-    </w:p>
-    <w:p>
-      <w:pPr>
-        <w:rPr>
-          <w:b/>
-          <w:bCs/>
-          <w:sz w:val="28"/>
-          <w:szCs w:val="28"/>
-        </w:rPr>
-      </w:pPr>
-    </w:p>
-    <w:p>
-      <w:r>
-        <w:rPr>
-          <w:highlight w:val="magenta"/>
-        </w:rPr>
-        <w:t xml:space="preserve">1. loc index </w:t>
-      </w:r>
-      <w:proofErr w:type="gramStart"/>
-      <w:r>
-        <w:rPr>
-          <w:highlight w:val="magenta"/>
-        </w:rPr>
-        <w:t>label :</w:t>
-      </w:r>
-      <w:proofErr w:type="gramEnd"/>
-      <w:r>
-        <w:rPr>
-          <w:highlight w:val="magenta"/>
-        </w:rPr>
         <w:t>-</w:t>
       </w:r>
-      <w:r>
-        <w:t xml:space="preserve"> </w:t>
-      </w:r>
-    </w:p>
-    <w:p>
-      <w:proofErr w:type="gramStart"/>
-      <w:r>
-        <w:t>Syntax:-</w:t>
-      </w:r>
-      <w:proofErr w:type="gramEnd"/>
-      <w:r>
-        <w:t xml:space="preserve"> </w:t>
-      </w:r>
-      <w:proofErr w:type="spellStart"/>
-      <w:proofErr w:type="gramStart"/>
-      <w:r>
-        <w:rPr>
-          <w:highlight w:val="green"/>
-        </w:rPr>
-        <w:t>series_name.loc</w:t>
-      </w:r>
-      <w:proofErr w:type="spellEnd"/>
-      <w:r>
-        <w:rPr>
-          <w:highlight w:val="green"/>
-        </w:rPr>
-        <w:t>[</w:t>
-      </w:r>
-      <w:proofErr w:type="spellStart"/>
-      <w:proofErr w:type="gramEnd"/>
-      <w:r>
-        <w:rPr>
-          <w:highlight w:val="green"/>
-        </w:rPr>
-        <w:t>StartRange</w:t>
-      </w:r>
-      <w:proofErr w:type="spellEnd"/>
-      <w:r>
-        <w:rPr>
-          <w:highlight w:val="green"/>
-        </w:rPr>
-        <w:t xml:space="preserve">: </w:t>
-      </w:r>
-      <w:proofErr w:type="spellStart"/>
-      <w:r>
-        <w:rPr>
-          <w:highlight w:val="green"/>
-        </w:rPr>
-        <w:t>StopRange</w:t>
-      </w:r>
-      <w:proofErr w:type="spellEnd"/>
-      <w:r>
-        <w:rPr>
-          <w:highlight w:val="green"/>
-        </w:rPr>
-        <w:t>]</w:t>
-      </w:r>
-      <w:r>
-        <w:t xml:space="preserve"> </w:t>
-      </w:r>
-    </w:p>
-    <w:p/>
-    <w:p>
-      <w:r>
-        <w:t>Example</w:t>
-      </w:r>
-    </w:p>
-    <w:p>
-      <w:r>
-        <w:t>import pandas as pd</w:t>
-      </w:r>
-    </w:p>
-    <w:p>
-      <w:r>
-        <w:t># Create a Series directly from a list</w:t>
-      </w:r>
-    </w:p>
-    <w:p>
-      <w:r>
-        <w:t xml:space="preserve">s = </w:t>
-      </w:r>
-      <w:proofErr w:type="spellStart"/>
-      <w:proofErr w:type="gramStart"/>
-      <w:r>
-        <w:t>pd.Series</w:t>
-      </w:r>
-      <w:proofErr w:type="spellEnd"/>
-      <w:proofErr w:type="gramEnd"/>
-      <w:r>
-        <w:t>([10, 15, 18, 22, 55, 77])</w:t>
-      </w:r>
-    </w:p>
-    <w:p>
-      <w:r>
-        <w:t>print(s)</w:t>
-      </w:r>
-    </w:p>
-    <w:p/>
-    <w:p/>
-    <w:p/>
-    <w:p>
-      <w:r>
-        <w:lastRenderedPageBreak/>
-        <w:t># To print values from index 0 to 2</w:t>
-      </w:r>
-    </w:p>
-    <w:p>
-      <w:r>
-        <w:t>print(</w:t>
-      </w:r>
-      <w:proofErr w:type="spellStart"/>
-      <w:proofErr w:type="gramStart"/>
-      <w:r>
-        <w:t>s.loc</w:t>
-      </w:r>
-      <w:proofErr w:type="spellEnd"/>
-      <w:r>
-        <w:t>[</w:t>
-      </w:r>
-      <w:proofErr w:type="gramEnd"/>
-      <w:r>
-        <w:t>:2])</w:t>
-      </w:r>
-    </w:p>
-    <w:p/>
-    <w:p>
-      <w:r>
-        <w:t># To print values from index 3 to 4</w:t>
-      </w:r>
-    </w:p>
-    <w:p>
-      <w:r>
-        <w:t>print(</w:t>
-      </w:r>
-      <w:proofErr w:type="spellStart"/>
-      <w:proofErr w:type="gramStart"/>
-      <w:r>
-        <w:t>s.loc</w:t>
-      </w:r>
-      <w:proofErr w:type="spellEnd"/>
-      <w:r>
-        <w:t>[</w:t>
-      </w:r>
-      <w:proofErr w:type="gramEnd"/>
-      <w:r>
-        <w:t>3:4])</w:t>
-      </w:r>
-    </w:p>
-    <w:p>
-      <w:pPr>
-        <w:rPr>
-          <w:b/>
-          <w:bCs/>
-          <w:sz w:val="28"/>
-          <w:szCs w:val="28"/>
-        </w:rPr>
-      </w:pPr>
-    </w:p>
-    <w:p>
-      <w:r>
-        <w:rPr>
-          <w:highlight w:val="magenta"/>
-        </w:rPr>
-        <w:t xml:space="preserve">2. Selection Using </w:t>
-      </w:r>
-      <w:proofErr w:type="spellStart"/>
-      <w:r>
-        <w:rPr>
-          <w:highlight w:val="magenta"/>
-        </w:rPr>
-        <w:t>iloc</w:t>
-      </w:r>
-      <w:proofErr w:type="spellEnd"/>
-      <w:r>
-        <w:rPr>
-          <w:highlight w:val="magenta"/>
-        </w:rPr>
-        <w:t xml:space="preserve"> index </w:t>
-      </w:r>
-      <w:proofErr w:type="gramStart"/>
-      <w:r>
-        <w:rPr>
-          <w:highlight w:val="magenta"/>
-        </w:rPr>
-        <w:t>label :</w:t>
-      </w:r>
-      <w:proofErr w:type="gramEnd"/>
-      <w:r>
-        <w:rPr>
-          <w:highlight w:val="magenta"/>
-        </w:rPr>
-        <w:t>-</w:t>
-      </w:r>
-    </w:p>
-    <w:p>
-      <w:proofErr w:type="gramStart"/>
-      <w:r>
-        <w:t>Syntax:-</w:t>
-      </w:r>
-      <w:proofErr w:type="spellStart"/>
-      <w:proofErr w:type="gramEnd"/>
-      <w:r>
-        <w:rPr>
-          <w:highlight w:val="green"/>
-        </w:rPr>
-        <w:t>series_</w:t>
-      </w:r>
-      <w:proofErr w:type="gramStart"/>
-      <w:r>
-        <w:rPr>
-          <w:highlight w:val="green"/>
-        </w:rPr>
-        <w:t>name.iloc</w:t>
-      </w:r>
-      <w:proofErr w:type="spellEnd"/>
-      <w:proofErr w:type="gramEnd"/>
-      <w:r>
-        <w:rPr>
-          <w:highlight w:val="green"/>
-        </w:rPr>
-        <w:t>[</w:t>
-      </w:r>
-      <w:proofErr w:type="spellStart"/>
-      <w:proofErr w:type="gramStart"/>
-      <w:r>
-        <w:rPr>
-          <w:highlight w:val="green"/>
-        </w:rPr>
-        <w:t>StartRange</w:t>
-      </w:r>
-      <w:proofErr w:type="spellEnd"/>
-      <w:r>
-        <w:rPr>
-          <w:highlight w:val="green"/>
-        </w:rPr>
-        <w:t xml:space="preserve"> :</w:t>
-      </w:r>
-      <w:proofErr w:type="gramEnd"/>
-      <w:r>
-        <w:rPr>
-          <w:highlight w:val="green"/>
-        </w:rPr>
-        <w:t xml:space="preserve"> </w:t>
-      </w:r>
-      <w:proofErr w:type="spellStart"/>
-      <w:r>
-        <w:rPr>
-          <w:highlight w:val="green"/>
-        </w:rPr>
-        <w:t>StopRange</w:t>
-      </w:r>
-      <w:proofErr w:type="spellEnd"/>
-      <w:r>
-        <w:rPr>
-          <w:highlight w:val="green"/>
-        </w:rPr>
-        <w:t>]</w:t>
-      </w:r>
-      <w:r>
-        <w:t xml:space="preserve"> </w:t>
-      </w:r>
-    </w:p>
-    <w:p/>
-    <w:p>
-      <w:r>
-        <w:t>Example</w:t>
-      </w:r>
-    </w:p>
-    <w:p>
-      <w:r>
-        <w:t>import pandas as pd</w:t>
-      </w:r>
-    </w:p>
-    <w:p>
-      <w:r>
-        <w:t># Create a Series directly from a list</w:t>
-      </w:r>
-    </w:p>
-    <w:p>
-      <w:r>
-        <w:t xml:space="preserve">s = </w:t>
-      </w:r>
-      <w:proofErr w:type="spellStart"/>
-      <w:proofErr w:type="gramStart"/>
-      <w:r>
-        <w:t>pd.Series</w:t>
-      </w:r>
-      <w:proofErr w:type="spellEnd"/>
-      <w:proofErr w:type="gramEnd"/>
-      <w:r>
-        <w:t>([10, 15, 18, 22, 55, 77])</w:t>
-      </w:r>
-    </w:p>
-    <w:p>
-      <w:r>
-        <w:t>print(s)</w:t>
-      </w:r>
-    </w:p>
-    <w:p/>
-    <w:p>
-      <w:r>
-        <w:t># To print values from index 0 to 1</w:t>
-      </w:r>
-    </w:p>
-    <w:p>
-      <w:r>
-        <w:t>print(</w:t>
-      </w:r>
-      <w:proofErr w:type="spellStart"/>
-      <w:proofErr w:type="gramStart"/>
-      <w:r>
-        <w:t>s.iloc</w:t>
-      </w:r>
-      <w:proofErr w:type="spellEnd"/>
-      <w:proofErr w:type="gramEnd"/>
-      <w:r>
-        <w:t>[:2])</w:t>
-      </w:r>
-    </w:p>
-    <w:p/>
-    <w:p>
-      <w:r>
-        <w:t># To print values from index 3 to 4</w:t>
-      </w:r>
-    </w:p>
-    <w:p>
-      <w:r>
-        <w:t>print(</w:t>
-      </w:r>
-      <w:proofErr w:type="spellStart"/>
-      <w:proofErr w:type="gramStart"/>
-      <w:r>
-        <w:t>s.iloc</w:t>
-      </w:r>
-      <w:proofErr w:type="spellEnd"/>
-      <w:proofErr w:type="gramEnd"/>
-      <w:r>
-        <w:t>[3:4])</w:t>
-      </w:r>
-    </w:p>
-    <w:p>
-      <w:pPr>
-        <w:rPr>
-          <w:b/>
-          <w:bCs/>
-          <w:sz w:val="28"/>
-          <w:szCs w:val="28"/>
-        </w:rPr>
-      </w:pPr>
-    </w:p>
-    <w:p>
-      <w:r>
-        <w:rPr>
-          <w:highlight w:val="magenta"/>
-        </w:rPr>
-        <w:t>3. Selection Using [</w:t>
-      </w:r>
-      <w:proofErr w:type="gramStart"/>
-      <w:r>
-        <w:rPr>
-          <w:highlight w:val="magenta"/>
-        </w:rPr>
-        <w:t>] :</w:t>
-      </w:r>
-      <w:proofErr w:type="gramEnd"/>
-    </w:p>
-    <w:p>
-      <w:proofErr w:type="gramStart"/>
-      <w:r>
-        <w:t>Syntax:-</w:t>
-      </w:r>
-      <w:proofErr w:type="spellStart"/>
-      <w:proofErr w:type="gramEnd"/>
-      <w:r>
-        <w:rPr>
-          <w:highlight w:val="green"/>
-        </w:rPr>
-        <w:t>series_</w:t>
-      </w:r>
-      <w:proofErr w:type="gramStart"/>
-      <w:r>
-        <w:rPr>
-          <w:highlight w:val="green"/>
-        </w:rPr>
-        <w:t>name</w:t>
-      </w:r>
-      <w:proofErr w:type="spellEnd"/>
-      <w:r>
-        <w:rPr>
-          <w:highlight w:val="green"/>
-        </w:rPr>
-        <w:t>[</w:t>
-      </w:r>
-      <w:proofErr w:type="spellStart"/>
-      <w:proofErr w:type="gramEnd"/>
-      <w:r>
-        <w:rPr>
-          <w:highlight w:val="green"/>
-        </w:rPr>
-        <w:t>StartRange</w:t>
-      </w:r>
-      <w:proofErr w:type="spellEnd"/>
-      <w:proofErr w:type="gramStart"/>
-      <w:r>
-        <w:rPr>
-          <w:highlight w:val="green"/>
-        </w:rPr>
-        <w:t>&gt; :</w:t>
-      </w:r>
-      <w:proofErr w:type="gramEnd"/>
-      <w:r>
-        <w:rPr>
-          <w:highlight w:val="green"/>
-        </w:rPr>
-        <w:t xml:space="preserve"> </w:t>
-      </w:r>
-      <w:proofErr w:type="spellStart"/>
-      <w:r>
-        <w:rPr>
-          <w:highlight w:val="green"/>
-        </w:rPr>
-        <w:t>StopRange</w:t>
-      </w:r>
-      <w:proofErr w:type="spellEnd"/>
-      <w:r>
-        <w:rPr>
-          <w:highlight w:val="green"/>
-        </w:rPr>
-        <w:t xml:space="preserve">] </w:t>
-      </w:r>
-      <w:r>
-        <w:t xml:space="preserve">or </w:t>
-      </w:r>
-      <w:proofErr w:type="spellStart"/>
-      <w:r>
-        <w:rPr>
-          <w:highlight w:val="green"/>
-        </w:rPr>
-        <w:t>series_</w:t>
-      </w:r>
-      <w:proofErr w:type="gramStart"/>
-      <w:r>
-        <w:rPr>
-          <w:highlight w:val="green"/>
-        </w:rPr>
-        <w:t>name</w:t>
-      </w:r>
-      <w:proofErr w:type="spellEnd"/>
-      <w:r>
-        <w:rPr>
-          <w:highlight w:val="green"/>
-        </w:rPr>
-        <w:t>[</w:t>
-      </w:r>
-      <w:proofErr w:type="gramEnd"/>
-      <w:r>
-        <w:rPr>
-          <w:highlight w:val="green"/>
-        </w:rPr>
-        <w:t xml:space="preserve"> index]</w:t>
-      </w:r>
-    </w:p>
-    <w:p/>
-    <w:p>
-      <w:r>
-        <w:t>import pandas as pd</w:t>
-      </w:r>
-    </w:p>
-    <w:p>
-      <w:r>
-        <w:t># Create a Series directly from a list</w:t>
-      </w:r>
-    </w:p>
-    <w:p>
-      <w:r>
-        <w:t xml:space="preserve">s = </w:t>
-      </w:r>
-      <w:proofErr w:type="spellStart"/>
-      <w:proofErr w:type="gramStart"/>
-      <w:r>
-        <w:t>pd.Series</w:t>
-      </w:r>
-      <w:proofErr w:type="spellEnd"/>
-      <w:proofErr w:type="gramEnd"/>
-      <w:r>
-        <w:t>([10, 15, 18, 22, 55, 77])</w:t>
-      </w:r>
-    </w:p>
-    <w:p>
-      <w:r>
-        <w:t>print(s)</w:t>
-      </w:r>
-    </w:p>
-    <w:p/>
-    <w:p>
-      <w:r>
-        <w:t># To print value at index 1</w:t>
-      </w:r>
-    </w:p>
-    <w:p>
-      <w:r>
-        <w:t>print(</w:t>
-      </w:r>
-      <w:proofErr w:type="gramStart"/>
-      <w:r>
-        <w:t>s[</w:t>
-      </w:r>
-      <w:proofErr w:type="gramEnd"/>
-      <w:r>
-        <w:t>1])</w:t>
-      </w:r>
-    </w:p>
-    <w:p/>
-    <w:p>
-      <w:r>
-        <w:t># To print value at index 3</w:t>
-      </w:r>
-    </w:p>
-    <w:p>
-      <w:r>
-        <w:t>print(</w:t>
-      </w:r>
-      <w:proofErr w:type="gramStart"/>
-      <w:r>
-        <w:t>s[</w:t>
-      </w:r>
-      <w:proofErr w:type="gramEnd"/>
-      <w:r>
-        <w:t>3:4])</w:t>
-      </w:r>
-    </w:p>
-    <w:p/>
-    <w:p>
-      <w:r>
-        <w:t># To print values from index 0 to 2</w:t>
-      </w:r>
-    </w:p>
-    <w:p>
-      <w:r>
-        <w:t>print(</w:t>
-      </w:r>
-      <w:proofErr w:type="gramStart"/>
-      <w:r>
-        <w:t>s[</w:t>
-      </w:r>
-      <w:proofErr w:type="gramEnd"/>
-      <w:r>
-        <w:t>:3])</w:t>
-      </w:r>
-    </w:p>
-    <w:p/>
-    <w:p>
-      <w:pPr>
-        <w:rPr>
-          <w:b/>
-          <w:bCs/>
-          <w:sz w:val="28"/>
-          <w:szCs w:val="28"/>
-        </w:rPr>
-      </w:pPr>
-      <w:r>
-        <w:rPr>
-          <w:b/>
-          <w:bCs/>
-          <w:sz w:val="28"/>
-          <w:szCs w:val="28"/>
-          <w:highlight w:val="yellow"/>
-        </w:rPr>
-        <w:t>-----------------------</w:t>
-      </w:r>
-      <w:r>
-        <w:rPr>
-          <w:b/>
-          <w:bCs/>
-          <w:sz w:val="28"/>
-          <w:szCs w:val="28"/>
-          <w:highlight w:val="yellow"/>
-        </w:rPr>
-        <w:t xml:space="preserve"> Slicing in Series</w:t>
-      </w:r>
-      <w:r>
-        <w:rPr>
-          <w:b/>
-          <w:bCs/>
-          <w:sz w:val="28"/>
-          <w:szCs w:val="28"/>
-          <w:highlight w:val="yellow"/>
-        </w:rPr>
-        <w:t>--------------------------------</w:t>
-      </w:r>
-    </w:p>
-    <w:p>
-      <w:r>
-        <w:t xml:space="preserve">Slicing is a way to retrieve subsets of data from a </w:t>
-      </w:r>
-      <w:proofErr w:type="gramStart"/>
-      <w:r>
-        <w:t>pandas</w:t>
-      </w:r>
-      <w:proofErr w:type="gramEnd"/>
-      <w:r>
-        <w:t xml:space="preserve"> object. A slice object </w:t>
-      </w:r>
-    </w:p>
-    <w:p>
-      <w:r>
-        <w:t>syntax is –</w:t>
-      </w:r>
-    </w:p>
-    <w:p>
-      <w:r>
-        <w:rPr>
-          <w:highlight w:val="green"/>
-        </w:rPr>
-        <w:t>SERIES_NAME [</w:t>
-      </w:r>
-      <w:proofErr w:type="spellStart"/>
-      <w:proofErr w:type="gramStart"/>
-      <w:r>
-        <w:rPr>
-          <w:highlight w:val="green"/>
-        </w:rPr>
-        <w:t>start:end</w:t>
-      </w:r>
-      <w:proofErr w:type="spellEnd"/>
-      <w:proofErr w:type="gramEnd"/>
-      <w:r>
-        <w:rPr>
-          <w:highlight w:val="green"/>
-        </w:rPr>
-        <w:t>: step]</w:t>
-      </w:r>
-    </w:p>
-    <w:p>
-      <w:r>
-        <w:rPr>
-          <w:highlight w:val="lightGray"/>
-        </w:rPr>
-        <w:t>The segments start representing the first item, end representing the last item, and step representing the increment between each item that you would like</w:t>
-      </w:r>
-    </w:p>
-    <w:p/>
-    <w:p>
-      <w:r>
-        <w:t>import pandas as pd</w:t>
-      </w:r>
-    </w:p>
-    <w:p/>
-    <w:p>
-      <w:r>
-        <w:t># Create a Series directly from a list with custom indexes</w:t>
-      </w:r>
-    </w:p>
-    <w:p>
-      <w:r>
-        <w:t xml:space="preserve">s = </w:t>
-      </w:r>
-      <w:proofErr w:type="spellStart"/>
-      <w:proofErr w:type="gramStart"/>
-      <w:r>
-        <w:t>pd.Series</w:t>
-      </w:r>
-      <w:proofErr w:type="spellEnd"/>
-      <w:proofErr w:type="gramEnd"/>
-      <w:r>
-        <w:t>([10, 15, 18, 22, 55, 77], index</w:t>
-      </w:r>
-      <w:proofErr w:type="gramStart"/>
-      <w:r>
-        <w:t>=[</w:t>
-      </w:r>
-      <w:proofErr w:type="gramEnd"/>
-      <w:r>
-        <w:t>'A', 'B', 'C', 'D', 'E', 'F'])</w:t>
-      </w:r>
-    </w:p>
-    <w:p>
-      <w:r>
-        <w:t>print(s)</w:t>
-      </w:r>
-    </w:p>
-    <w:p/>
-    <w:p>
-      <w:r>
-        <w:t># Print values from index positions 1 to 4 with a step of 2</w:t>
-      </w:r>
-    </w:p>
-    <w:p>
-      <w:r>
-        <w:t>print(</w:t>
-      </w:r>
-      <w:proofErr w:type="gramStart"/>
-      <w:r>
-        <w:t>s[</w:t>
-      </w:r>
-      <w:proofErr w:type="gramEnd"/>
-      <w:r>
-        <w:t>1:5:2])</w:t>
-      </w:r>
-    </w:p>
-    <w:p/>
-    <w:p>
-      <w:r>
-        <w:t># Print values from index positions 0 to 5 with a step of 2</w:t>
-      </w:r>
-    </w:p>
-    <w:p>
-      <w:r>
-        <w:t>print(</w:t>
-      </w:r>
-      <w:proofErr w:type="gramStart"/>
-      <w:r>
-        <w:t>s[</w:t>
-      </w:r>
-      <w:proofErr w:type="gramEnd"/>
-      <w:r>
-        <w:t>0:6:2])</w:t>
-      </w:r>
-    </w:p>
-    <w:p>
-      <w:r>
-        <w:lastRenderedPageBreak/>
-        <w:t xml:space="preserve">Understanding Of loc and </w:t>
-      </w:r>
-      <w:proofErr w:type="spellStart"/>
-      <w:r>
-        <w:t>iloc</w:t>
-      </w:r>
-      <w:proofErr w:type="spellEnd"/>
-      <w:r>
-        <w:t xml:space="preserve"> (</w:t>
-      </w:r>
-      <w:proofErr w:type="spellStart"/>
-      <w:r>
-        <w:t>interger</w:t>
-      </w:r>
-      <w:proofErr w:type="spellEnd"/>
-      <w:r>
-        <w:t xml:space="preserve"> based index and normal index)</w:t>
-      </w:r>
-    </w:p>
-    <w:p>
-      <w:r>
-        <w:t xml:space="preserve">s = </w:t>
-      </w:r>
-      <w:proofErr w:type="spellStart"/>
-      <w:proofErr w:type="gramStart"/>
-      <w:r>
-        <w:t>pd.Series</w:t>
-      </w:r>
-      <w:proofErr w:type="spellEnd"/>
-      <w:proofErr w:type="gramEnd"/>
-      <w:r>
-        <w:t>(['a', 'b', 'c'], index</w:t>
-      </w:r>
-      <w:proofErr w:type="gramStart"/>
-      <w:r>
-        <w:t>=[</w:t>
-      </w:r>
-      <w:proofErr w:type="gramEnd"/>
-      <w:r>
-        <w:t>10, 20, 30])</w:t>
-      </w:r>
-    </w:p>
-    <w:p>
-      <w:r>
-        <w:t>print(s)</w:t>
-      </w:r>
-    </w:p>
-    <w:p>
-      <w:r>
-        <w:t>print(</w:t>
-      </w:r>
-      <w:proofErr w:type="spellStart"/>
-      <w:proofErr w:type="gramStart"/>
-      <w:r>
-        <w:t>s.</w:t>
-      </w:r>
-      <w:r>
-        <w:t>i</w:t>
-      </w:r>
-      <w:r>
-        <w:t>loc</w:t>
-      </w:r>
-      <w:proofErr w:type="spellEnd"/>
-      <w:proofErr w:type="gramEnd"/>
-      <w:r>
-        <w:t>[0])</w:t>
-      </w:r>
-    </w:p>
-    <w:p>
-      <w:r>
-        <w:t>print(</w:t>
-      </w:r>
-      <w:proofErr w:type="spellStart"/>
-      <w:proofErr w:type="gramStart"/>
-      <w:r>
-        <w:t>s.loc</w:t>
-      </w:r>
-      <w:proofErr w:type="spellEnd"/>
-      <w:r>
-        <w:t>[</w:t>
-      </w:r>
-      <w:proofErr w:type="gramEnd"/>
-      <w:r>
-        <w:t>0])</w:t>
-      </w:r>
-    </w:p>
-    <w:p/>
-    <w:p/>
-    <w:p/>
-    <w:p/>
-    <w:p>
-      <w:pPr>
-        <w:rPr>
-          <w:b/>
-          <w:bCs/>
-        </w:rPr>
-      </w:pPr>
-      <w:r>
-        <w:rPr>
-          <w:b/>
-          <w:bCs/>
-        </w:rPr>
-        <w:t>Question 1: What will this return?</w:t>
-      </w:r>
-    </w:p>
-    <w:p>
-      <w:r>
-        <w:t>import pandas as pd</w:t>
-      </w:r>
-    </w:p>
-    <w:p/>
-    <w:p>
-      <w:r>
-        <w:t xml:space="preserve">s = </w:t>
-      </w:r>
-      <w:proofErr w:type="spellStart"/>
-      <w:proofErr w:type="gramStart"/>
-      <w:r>
-        <w:t>pd.Series</w:t>
-      </w:r>
-      <w:proofErr w:type="spellEnd"/>
-      <w:proofErr w:type="gramEnd"/>
-      <w:r>
-        <w:t>([100, 200, 300, 400], index</w:t>
-      </w:r>
-      <w:proofErr w:type="gramStart"/>
-      <w:r>
-        <w:t>=[</w:t>
-      </w:r>
-      <w:proofErr w:type="gramEnd"/>
-      <w:r>
-        <w:t>10, 20, 30, 40])</w:t>
-      </w:r>
-    </w:p>
-    <w:p>
-      <w:r>
-        <w:t>print(</w:t>
-      </w:r>
-      <w:proofErr w:type="spellStart"/>
-      <w:proofErr w:type="gramStart"/>
-      <w:r>
-        <w:t>s.iloc</w:t>
-      </w:r>
-      <w:proofErr w:type="spellEnd"/>
-      <w:proofErr w:type="gramEnd"/>
-      <w:r>
-        <w:t>[1:3])</w:t>
-      </w:r>
-    </w:p>
-    <w:p/>
-    <w:p>
-      <w:pPr>
-        <w:rPr>
-          <w:b/>
-          <w:bCs/>
-        </w:rPr>
-      </w:pPr>
-      <w:r>
-        <w:rPr>
-          <w:b/>
-          <w:bCs/>
-        </w:rPr>
-        <w:t xml:space="preserve">Question </w:t>
-      </w:r>
-      <w:r>
-        <w:rPr>
-          <w:b/>
-          <w:bCs/>
-        </w:rPr>
-        <w:t>2</w:t>
-      </w:r>
-      <w:r>
-        <w:rPr>
-          <w:b/>
-          <w:bCs/>
-        </w:rPr>
-        <w:t>: What will this return?</w:t>
-      </w:r>
-    </w:p>
-    <w:p/>
-    <w:p>
-      <w:r>
-        <w:t xml:space="preserve">s = </w:t>
-      </w:r>
-      <w:proofErr w:type="spellStart"/>
-      <w:proofErr w:type="gramStart"/>
-      <w:r>
-        <w:t>pd.Series</w:t>
-      </w:r>
-      <w:proofErr w:type="spellEnd"/>
-      <w:proofErr w:type="gramEnd"/>
-      <w:r>
-        <w:t>([10, 15, 18, 22, 55, 77])</w:t>
-      </w:r>
-    </w:p>
-    <w:p>
-      <w:r>
-        <w:t>print(</w:t>
-      </w:r>
-      <w:proofErr w:type="spellStart"/>
-      <w:proofErr w:type="gramStart"/>
-      <w:r>
-        <w:t>s.loc</w:t>
-      </w:r>
-      <w:proofErr w:type="spellEnd"/>
-      <w:r>
-        <w:t>[</w:t>
-      </w:r>
-      <w:proofErr w:type="gramEnd"/>
-      <w:r>
-        <w:t>2:4])</w:t>
-      </w:r>
-    </w:p>
-    <w:p>
-      <w:r>
-        <w:t>print(</w:t>
-      </w:r>
-      <w:proofErr w:type="spellStart"/>
-      <w:proofErr w:type="gramStart"/>
-      <w:r>
-        <w:t>s.iloc</w:t>
-      </w:r>
-      <w:proofErr w:type="spellEnd"/>
-      <w:proofErr w:type="gramEnd"/>
-      <w:r>
-        <w:t>[2:4])</w:t>
-      </w:r>
-    </w:p>
-    <w:p/>
-    <w:p>
-      <w:pPr>
-        <w:rPr>
-          <w:b/>
-          <w:bCs/>
-        </w:rPr>
-      </w:pPr>
-      <w:r>
-        <w:rPr>
-          <w:b/>
-          <w:bCs/>
-        </w:rPr>
-        <w:t xml:space="preserve">Question </w:t>
-      </w:r>
-      <w:r>
-        <w:rPr>
-          <w:b/>
-          <w:bCs/>
-        </w:rPr>
-        <w:t>3</w:t>
-      </w:r>
-      <w:r>
-        <w:rPr>
-          <w:b/>
-          <w:bCs/>
-        </w:rPr>
-        <w:t>: What will this return?</w:t>
-      </w:r>
-    </w:p>
-    <w:p/>
-    <w:p>
-      <w:r>
-        <w:t xml:space="preserve">s = </w:t>
-      </w:r>
-      <w:proofErr w:type="spellStart"/>
-      <w:proofErr w:type="gramStart"/>
-      <w:r>
-        <w:t>pd.Series</w:t>
-      </w:r>
-      <w:proofErr w:type="spellEnd"/>
-      <w:proofErr w:type="gramEnd"/>
-      <w:r>
-        <w:t>([10, 20, 30], index</w:t>
-      </w:r>
-      <w:proofErr w:type="gramStart"/>
-      <w:r>
-        <w:t>=[</w:t>
-      </w:r>
-      <w:proofErr w:type="gramEnd"/>
-      <w:r>
-        <w:t>5, 3, 1])</w:t>
-      </w:r>
-    </w:p>
-    <w:p>
-      <w:r>
-        <w:t>print(</w:t>
-      </w:r>
-      <w:proofErr w:type="spellStart"/>
-      <w:proofErr w:type="gramStart"/>
-      <w:r>
-        <w:t>s.loc</w:t>
-      </w:r>
-      <w:proofErr w:type="spellEnd"/>
-      <w:r>
-        <w:t>[</w:t>
-      </w:r>
-      <w:proofErr w:type="gramEnd"/>
-      <w:r>
-        <w:t>1])</w:t>
-      </w:r>
-    </w:p>
-    <w:p>
-      <w:r>
-        <w:t>print(</w:t>
-      </w:r>
-      <w:proofErr w:type="spellStart"/>
-      <w:proofErr w:type="gramStart"/>
-      <w:r>
-        <w:t>s.iloc</w:t>
-      </w:r>
-      <w:proofErr w:type="spellEnd"/>
-      <w:proofErr w:type="gramEnd"/>
-      <w:r>
-        <w:t>[1])</w:t>
-      </w:r>
-    </w:p>
-    <w:p/>
-    <w:p>
-      <w:pPr>
-        <w:rPr>
-          <w:b/>
-          <w:bCs/>
-        </w:rPr>
-      </w:pPr>
-      <w:r>
-        <w:rPr>
-          <w:b/>
-          <w:bCs/>
-        </w:rPr>
-        <w:t xml:space="preserve">Question </w:t>
-      </w:r>
-      <w:r>
-        <w:rPr>
-          <w:b/>
-          <w:bCs/>
-        </w:rPr>
-        <w:t>4</w:t>
-      </w:r>
-      <w:r>
-        <w:rPr>
-          <w:b/>
-          <w:bCs/>
-        </w:rPr>
-        <w:t>: What will this return?</w:t>
-      </w:r>
-    </w:p>
-    <w:p/>
-    <w:p>
-      <w:r>
-        <w:t xml:space="preserve">s = </w:t>
-      </w:r>
-      <w:proofErr w:type="spellStart"/>
-      <w:proofErr w:type="gramStart"/>
-      <w:r>
-        <w:t>pd.Series</w:t>
-      </w:r>
-      <w:proofErr w:type="spellEnd"/>
-      <w:proofErr w:type="gramEnd"/>
-      <w:r>
-        <w:t>([7, 8, 9], index</w:t>
-      </w:r>
-      <w:proofErr w:type="gramStart"/>
-      <w:r>
-        <w:t>=[</w:t>
-      </w:r>
-      <w:proofErr w:type="gramEnd"/>
-      <w:r>
-        <w:t>'x', 'y', 'z'])</w:t>
-      </w:r>
-    </w:p>
-    <w:p>
-      <w:r>
-        <w:t>print(</w:t>
-      </w:r>
-      <w:proofErr w:type="spellStart"/>
-      <w:proofErr w:type="gramStart"/>
-      <w:r>
-        <w:t>s.iloc</w:t>
-      </w:r>
-      <w:proofErr w:type="spellEnd"/>
-      <w:proofErr w:type="gramEnd"/>
-      <w:r>
-        <w:t>['1'])</w:t>
-      </w:r>
-    </w:p>
-    <w:p/>
-    <w:p>
-      <w:r>
-        <w:rPr>
-          <w:highlight w:val="cyan"/>
-        </w:rPr>
-        <w:t>DATAFRAME</w:t>
-      </w:r>
-      <w:r>
-        <w:t xml:space="preserve"> </w:t>
-      </w:r>
-      <w:r>
-        <w:t>-</w:t>
-      </w:r>
     </w:p>
     <w:p>
       <w:pPr>
@@ -7765,15 +5565,7 @@
         <w:ind w:firstLine="720"/>
       </w:pPr>
       <w:r>
-        <w:t xml:space="preserve"> It is similar to a spreadsheet or an SQL table. This is the most commonly used </w:t>
-      </w:r>
-      <w:proofErr w:type="gramStart"/>
-      <w:r>
-        <w:t>pandas</w:t>
-      </w:r>
-      <w:proofErr w:type="gramEnd"/>
-      <w:r>
-        <w:t xml:space="preserve"> object. </w:t>
+        <w:t xml:space="preserve"> It is similar to a spreadsheet or an SQL table. This is the most commonly used pandas object. </w:t>
       </w:r>
     </w:p>
     <w:p>
@@ -7781,23 +5573,7 @@
         <w:ind w:firstLine="720"/>
       </w:pPr>
       <w:r>
-        <w:t xml:space="preserve">Once we store the data into the </w:t>
-      </w:r>
-      <w:proofErr w:type="spellStart"/>
-      <w:r>
-        <w:t>Dataframe</w:t>
-      </w:r>
-      <w:proofErr w:type="spellEnd"/>
-      <w:r>
-        <w:t xml:space="preserve">, we can perform various operations that are useful in </w:t>
-      </w:r>
-      <w:proofErr w:type="spellStart"/>
-      <w:r>
-        <w:t>analyzing</w:t>
-      </w:r>
-      <w:proofErr w:type="spellEnd"/>
-      <w:r>
-        <w:t xml:space="preserve"> and understanding the data.</w:t>
+        <w:t>Once we store the data into the Dataframe, we can perform various operations that are useful in analyzing and understanding the data.</w:t>
       </w:r>
     </w:p>
     <w:p>
@@ -7871,21 +5647,7 @@
         <w:rPr>
           <w:color w:val="000000" w:themeColor="text1"/>
         </w:rPr>
-        <w:t xml:space="preserve">1. A </w:t>
-      </w:r>
-      <w:proofErr w:type="spellStart"/>
-      <w:r>
-        <w:rPr>
-          <w:color w:val="000000" w:themeColor="text1"/>
-        </w:rPr>
-        <w:t>Dataframe</w:t>
-      </w:r>
-      <w:proofErr w:type="spellEnd"/>
-      <w:r>
-        <w:rPr>
-          <w:color w:val="000000" w:themeColor="text1"/>
-        </w:rPr>
-        <w:t xml:space="preserve"> has axes (indices)- </w:t>
+        <w:t xml:space="preserve">1. A Dataframe has axes (indices)- </w:t>
       </w:r>
       <w:r>
         <w:rPr>
@@ -7936,87 +5698,7 @@
         <w:rPr>
           <w:color w:val="000000" w:themeColor="text1"/>
         </w:rPr>
-        <w:t xml:space="preserve">2. It is similar to a </w:t>
-      </w:r>
-      <w:proofErr w:type="gramStart"/>
-      <w:r>
-        <w:rPr>
-          <w:color w:val="000000" w:themeColor="text1"/>
-        </w:rPr>
-        <w:t>spreadsheet ,</w:t>
-      </w:r>
-      <w:proofErr w:type="gramEnd"/>
-      <w:r>
-        <w:rPr>
-          <w:color w:val="000000" w:themeColor="text1"/>
-        </w:rPr>
-        <w:t xml:space="preserve"> whose row index is called index and column index is called column name.  </w:t>
-      </w:r>
-    </w:p>
-    <w:p>
-      <w:pPr>
-        <w:rPr>
-          <w:color w:val="000000" w:themeColor="text1"/>
-        </w:rPr>
-      </w:pPr>
-      <w:r>
-        <w:rPr>
-          <w:color w:val="000000" w:themeColor="text1"/>
-        </w:rPr>
-        <w:t>3</w:t>
-      </w:r>
-      <w:r>
-        <w:rPr>
-          <w:color w:val="000000" w:themeColor="text1"/>
-        </w:rPr>
-        <w:t xml:space="preserve">. A </w:t>
-      </w:r>
-      <w:proofErr w:type="spellStart"/>
-      <w:r>
-        <w:rPr>
-          <w:color w:val="000000" w:themeColor="text1"/>
-        </w:rPr>
-        <w:t>Dataframe</w:t>
-      </w:r>
-      <w:proofErr w:type="spellEnd"/>
-      <w:r>
-        <w:rPr>
-          <w:color w:val="000000" w:themeColor="text1"/>
-        </w:rPr>
-        <w:t xml:space="preserve"> Size is Mutable. </w:t>
-      </w:r>
-    </w:p>
-    <w:p>
-      <w:pPr>
-        <w:rPr>
-          <w:color w:val="000000" w:themeColor="text1"/>
-        </w:rPr>
-      </w:pPr>
-      <w:r>
-        <w:rPr>
-          <w:color w:val="000000" w:themeColor="text1"/>
-        </w:rPr>
-        <w:t>4</w:t>
-      </w:r>
-      <w:r>
-        <w:rPr>
-          <w:color w:val="000000" w:themeColor="text1"/>
-        </w:rPr>
-        <w:t xml:space="preserve">. A </w:t>
-      </w:r>
-      <w:proofErr w:type="spellStart"/>
-      <w:r>
-        <w:rPr>
-          <w:color w:val="000000" w:themeColor="text1"/>
-        </w:rPr>
-        <w:t>Dataframe</w:t>
-      </w:r>
-      <w:proofErr w:type="spellEnd"/>
-      <w:r>
-        <w:rPr>
-          <w:color w:val="000000" w:themeColor="text1"/>
-        </w:rPr>
-        <w:t xml:space="preserve"> Data is Mutable.</w:t>
+        <w:t xml:space="preserve">2. It is similar to a spreadsheet , whose row index is called index and column index is called column name.  </w:t>
       </w:r>
     </w:p>
     <w:p>
@@ -8055,101 +5737,511 @@
         <w:rPr>
           <w:color w:val="000000" w:themeColor="text1"/>
         </w:rPr>
+        <w:t xml:space="preserve">2. Lists </w:t>
+      </w:r>
+    </w:p>
+    <w:p>
+      <w:pPr>
+        <w:rPr>
+          <w:color w:val="000000" w:themeColor="text1"/>
+        </w:rPr>
+      </w:pPr>
+      <w:r>
+        <w:rPr>
+          <w:color w:val="000000" w:themeColor="text1"/>
+        </w:rPr>
+        <w:t xml:space="preserve">3. Dictionary </w:t>
+      </w:r>
+    </w:p>
+    <w:p>
+      <w:pPr>
+        <w:rPr>
+          <w:color w:val="000000" w:themeColor="text1"/>
+        </w:rPr>
+      </w:pPr>
+      <w:r>
+        <w:rPr>
+          <w:color w:val="000000" w:themeColor="text1"/>
+        </w:rPr>
         <w:lastRenderedPageBreak/>
-        <w:t xml:space="preserve">2. Lists </w:t>
-      </w:r>
-    </w:p>
-    <w:p>
-      <w:pPr>
-        <w:rPr>
-          <w:color w:val="000000" w:themeColor="text1"/>
-        </w:rPr>
-      </w:pPr>
-      <w:r>
-        <w:rPr>
-          <w:color w:val="000000" w:themeColor="text1"/>
-        </w:rPr>
-        <w:t xml:space="preserve">3. Dictionary </w:t>
-      </w:r>
-    </w:p>
-    <w:p>
-      <w:pPr>
-        <w:rPr>
-          <w:color w:val="000000" w:themeColor="text1"/>
-        </w:rPr>
-      </w:pPr>
-      <w:r>
-        <w:rPr>
-          <w:color w:val="000000" w:themeColor="text1"/>
-        </w:rPr>
-        <w:t xml:space="preserve">4. A </w:t>
-      </w:r>
-      <w:proofErr w:type="spellStart"/>
-      <w:r>
-        <w:rPr>
-          <w:color w:val="000000" w:themeColor="text1"/>
-        </w:rPr>
-        <w:t>numpy</w:t>
-      </w:r>
-      <w:proofErr w:type="spellEnd"/>
-      <w:r>
-        <w:rPr>
-          <w:color w:val="000000" w:themeColor="text1"/>
-        </w:rPr>
-        <w:t xml:space="preserve"> 2D array</w:t>
-      </w:r>
-    </w:p>
-    <w:p>
-      <w:pPr>
-        <w:rPr>
-          <w:color w:val="000000" w:themeColor="text1"/>
-        </w:rPr>
-      </w:pPr>
-    </w:p>
-    <w:p>
-      <w:pPr>
-        <w:rPr>
-          <w:color w:val="000000" w:themeColor="text1"/>
-        </w:rPr>
-      </w:pPr>
-      <w:r>
-        <w:rPr>
-          <w:color w:val="000000" w:themeColor="text1"/>
+        <w:t>4. A numpy 2D array</w:t>
+      </w:r>
+    </w:p>
+    <w:p>
+      <w:pPr>
+        <w:rPr>
+          <w:color w:val="000000" w:themeColor="text1"/>
+        </w:rPr>
+      </w:pPr>
+    </w:p>
+    <w:p>
+      <w:pPr>
+        <w:rPr>
+          <w:color w:val="000000" w:themeColor="text1"/>
+        </w:rPr>
+      </w:pPr>
+      <w:r>
+        <w:rPr>
+          <w:noProof/>
+          <w:color w:val="000000" w:themeColor="text1"/>
+        </w:rPr>
+        <w:drawing>
+          <wp:inline distT="0" distB="0" distL="0" distR="0" wp14:anchorId="175F7AA2" wp14:editId="49F280FD">
+            <wp:extent cx="5327650" cy="5145405"/>
+            <wp:effectExtent l="0" t="0" r="6350" b="0"/>
+            <wp:docPr id="1462635522" name="Picture 1"/>
+            <wp:cNvGraphicFramePr>
+              <a:graphicFrameLocks xmlns:a="http://schemas.openxmlformats.org/drawingml/2006/main" noChangeAspect="1"/>
+            </wp:cNvGraphicFramePr>
+            <a:graphic xmlns:a="http://schemas.openxmlformats.org/drawingml/2006/main">
+              <a:graphicData uri="http://schemas.openxmlformats.org/drawingml/2006/picture">
+                <pic:pic xmlns:pic="http://schemas.openxmlformats.org/drawingml/2006/picture">
+                  <pic:nvPicPr>
+                    <pic:cNvPr id="1462635522" name=""/>
+                    <pic:cNvPicPr/>
+                  </pic:nvPicPr>
+                  <pic:blipFill rotWithShape="1">
+                    <a:blip r:embed="rId8"/>
+                    <a:srcRect l="7046" t="881"/>
+                    <a:stretch>
+                      <a:fillRect/>
+                    </a:stretch>
+                  </pic:blipFill>
+                  <pic:spPr bwMode="auto">
+                    <a:xfrm>
+                      <a:off x="0" y="0"/>
+                      <a:ext cx="5327650" cy="5145405"/>
+                    </a:xfrm>
+                    <a:prstGeom prst="rect">
+                      <a:avLst/>
+                    </a:prstGeom>
+                    <a:ln>
+                      <a:noFill/>
+                    </a:ln>
+                    <a:extLst>
+                      <a:ext uri="{53640926-AAD7-44D8-BBD7-CCE9431645EC}">
+                        <a14:shadowObscured xmlns:a14="http://schemas.microsoft.com/office/drawing/2010/main"/>
+                      </a:ext>
+                    </a:extLst>
+                  </pic:spPr>
+                </pic:pic>
+              </a:graphicData>
+            </a:graphic>
+          </wp:inline>
+        </w:drawing>
+      </w:r>
+    </w:p>
+    <w:p>
+      <w:pPr>
+        <w:rPr>
+          <w:color w:val="000000" w:themeColor="text1"/>
+        </w:rPr>
+      </w:pPr>
+      <w:r>
+        <w:rPr>
+          <w:color w:val="000000" w:themeColor="text1"/>
+        </w:rPr>
+        <w:t xml:space="preserve">s = pd.Series(['a','b','c','d']) </w:t>
+      </w:r>
+    </w:p>
+    <w:p>
+      <w:pPr>
+        <w:rPr>
+          <w:color w:val="000000" w:themeColor="text1"/>
+        </w:rPr>
+      </w:pPr>
+      <w:r>
+        <w:rPr>
+          <w:color w:val="000000" w:themeColor="text1"/>
+        </w:rPr>
+        <w:t>df=pd.DataFrame(s)</w:t>
+      </w:r>
+    </w:p>
+    <w:p>
+      <w:pPr>
+        <w:rPr>
+          <w:color w:val="000000" w:themeColor="text1"/>
+          <w:sz w:val="28"/>
+          <w:szCs w:val="28"/>
+        </w:rPr>
+      </w:pPr>
+    </w:p>
+    <w:p>
+      <w:pPr>
+        <w:rPr>
+          <w:color w:val="000000" w:themeColor="text1"/>
+          <w:sz w:val="28"/>
+          <w:szCs w:val="28"/>
+        </w:rPr>
+      </w:pPr>
+      <w:r>
+        <w:rPr>
+          <w:color w:val="000000" w:themeColor="text1"/>
+          <w:sz w:val="28"/>
+          <w:szCs w:val="28"/>
+        </w:rPr>
+        <w:t xml:space="preserve">Manually Set Column </w:t>
+      </w:r>
+      <w:r>
+        <w:rPr>
+          <w:color w:val="000000" w:themeColor="text1"/>
+          <w:sz w:val="28"/>
+          <w:szCs w:val="28"/>
+        </w:rPr>
+        <w:t>On Series Dataset</w:t>
+      </w:r>
+    </w:p>
+    <w:p>
+      <w:pPr>
+        <w:rPr>
+          <w:color w:val="000000" w:themeColor="text1"/>
+        </w:rPr>
+      </w:pPr>
+      <w:r>
+        <w:rPr>
+          <w:color w:val="000000" w:themeColor="text1"/>
+        </w:rPr>
+        <w:t>s = pd.Series(['</w:t>
+      </w:r>
+      <w:r>
+        <w:rPr>
+          <w:color w:val="000000" w:themeColor="text1"/>
+        </w:rPr>
+        <w:t>shubh</w:t>
+      </w:r>
+      <w:r>
+        <w:rPr>
+          <w:color w:val="000000" w:themeColor="text1"/>
+        </w:rPr>
+        <w:t>','</w:t>
+      </w:r>
+      <w:r>
+        <w:rPr>
+          <w:color w:val="000000" w:themeColor="text1"/>
+        </w:rPr>
+        <w:t>amit</w:t>
+      </w:r>
+      <w:r>
+        <w:rPr>
+          <w:color w:val="000000" w:themeColor="text1"/>
+        </w:rPr>
+        <w:t>','</w:t>
+      </w:r>
+      <w:r>
+        <w:rPr>
+          <w:color w:val="000000" w:themeColor="text1"/>
+        </w:rPr>
+        <w:t>herry</w:t>
+      </w:r>
+      <w:r>
+        <w:rPr>
+          <w:color w:val="000000" w:themeColor="text1"/>
+        </w:rPr>
+        <w:t>','</w:t>
+      </w:r>
+      <w:r>
+        <w:rPr>
+          <w:color w:val="000000" w:themeColor="text1"/>
+        </w:rPr>
+        <w:t>hiren</w:t>
+      </w:r>
+      <w:r>
+        <w:rPr>
+          <w:color w:val="000000" w:themeColor="text1"/>
+        </w:rPr>
+        <w:t>'])</w:t>
+      </w:r>
+    </w:p>
+    <w:p>
+      <w:pPr>
+        <w:rPr>
+          <w:color w:val="000000" w:themeColor="text1"/>
+        </w:rPr>
+      </w:pPr>
+      <w:r>
+        <w:rPr>
+          <w:color w:val="000000" w:themeColor="text1"/>
+        </w:rPr>
+        <w:t>df=pd.DataFrame(s, columns=['names'])</w:t>
+      </w:r>
+    </w:p>
+    <w:p>
+      <w:pPr>
+        <w:rPr>
+          <w:color w:val="000000" w:themeColor="text1"/>
+        </w:rPr>
+      </w:pPr>
+      <w:r>
+        <w:rPr>
+          <w:color w:val="000000" w:themeColor="text1"/>
+        </w:rPr>
+        <w:t>print(df)</w:t>
+      </w:r>
+    </w:p>
+    <w:p>
+      <w:pPr>
+        <w:rPr>
+          <w:color w:val="000000" w:themeColor="text1"/>
+        </w:rPr>
+      </w:pPr>
+    </w:p>
+    <w:p>
+      <w:pPr>
+        <w:rPr>
+          <w:color w:val="000000" w:themeColor="text1"/>
+        </w:rPr>
+      </w:pPr>
+    </w:p>
+    <w:p>
+      <w:pPr>
+        <w:rPr>
+          <w:color w:val="000000" w:themeColor="text1"/>
+          <w:sz w:val="28"/>
+          <w:szCs w:val="28"/>
+        </w:rPr>
+      </w:pPr>
+      <w:r>
+        <w:rPr>
+          <w:color w:val="000000" w:themeColor="text1"/>
+          <w:sz w:val="28"/>
+          <w:szCs w:val="28"/>
+        </w:rPr>
+        <w:lastRenderedPageBreak/>
+        <w:t>Example</w:t>
+      </w:r>
+    </w:p>
+    <w:p>
+      <w:pPr>
+        <w:rPr>
+          <w:color w:val="000000" w:themeColor="text1"/>
+        </w:rPr>
+      </w:pPr>
+      <w:r>
+        <w:rPr>
+          <w:color w:val="000000" w:themeColor="text1"/>
+        </w:rPr>
+        <w:t>Import pandas as pd</w:t>
+      </w:r>
+    </w:p>
+    <w:p>
+      <w:pPr>
+        <w:rPr>
+          <w:color w:val="000000" w:themeColor="text1"/>
+        </w:rPr>
+      </w:pPr>
+      <w:r>
+        <w:rPr>
+          <w:color w:val="000000" w:themeColor="text1"/>
+        </w:rPr>
+        <w:t>std_data = [(1,'Aman','boAt'),</w:t>
+      </w:r>
+    </w:p>
+    <w:p>
+      <w:pPr>
+        <w:rPr>
+          <w:color w:val="000000" w:themeColor="text1"/>
+        </w:rPr>
+      </w:pPr>
+      <w:r>
+        <w:rPr>
+          <w:color w:val="000000" w:themeColor="text1"/>
+        </w:rPr>
+        <w:t>            (2,'Deepinder','Zomato'),</w:t>
+      </w:r>
+    </w:p>
+    <w:p>
+      <w:pPr>
+        <w:rPr>
+          <w:color w:val="000000" w:themeColor="text1"/>
+        </w:rPr>
+      </w:pPr>
+      <w:r>
+        <w:rPr>
+          <w:color w:val="000000" w:themeColor="text1"/>
+        </w:rPr>
+        <w:t>            (3,'Bhavish','Ola'),</w:t>
+      </w:r>
+    </w:p>
+    <w:p>
+      <w:pPr>
+        <w:rPr>
+          <w:color w:val="000000" w:themeColor="text1"/>
+        </w:rPr>
+      </w:pPr>
+      <w:r>
+        <w:rPr>
+          <w:color w:val="000000" w:themeColor="text1"/>
+        </w:rPr>
+        <w:t>            (4,'Piyush','Lenskart'),</w:t>
+      </w:r>
+    </w:p>
+    <w:p>
+      <w:pPr>
+        <w:rPr>
+          <w:color w:val="000000" w:themeColor="text1"/>
+        </w:rPr>
+      </w:pPr>
+      <w:r>
+        <w:rPr>
+          <w:color w:val="000000" w:themeColor="text1"/>
+        </w:rPr>
+        <w:t>            (5,'Vijay','Paytm')]</w:t>
+      </w:r>
+    </w:p>
+    <w:p>
+      <w:pPr>
+        <w:rPr>
+          <w:color w:val="000000" w:themeColor="text1"/>
+        </w:rPr>
+      </w:pPr>
+    </w:p>
+    <w:p>
+      <w:pPr>
+        <w:rPr>
+          <w:color w:val="000000" w:themeColor="text1"/>
+        </w:rPr>
+      </w:pPr>
+      <w:r>
+        <w:rPr>
+          <w:color w:val="000000" w:themeColor="text1"/>
+        </w:rPr>
+        <w:t>df = pd.DataFrame(std_data,columns=['id','name','company'])</w:t>
+      </w:r>
+    </w:p>
+    <w:p>
+      <w:pPr>
+        <w:rPr>
+          <w:color w:val="000000" w:themeColor="text1"/>
+        </w:rPr>
+      </w:pPr>
+      <w:r>
+        <w:rPr>
+          <w:color w:val="000000" w:themeColor="text1"/>
+        </w:rPr>
+        <w:t>print(df)</w:t>
+      </w:r>
+    </w:p>
+    <w:p>
+      <w:pPr>
+        <w:rPr>
+          <w:color w:val="000000" w:themeColor="text1"/>
+        </w:rPr>
+      </w:pPr>
+      <w:r>
+        <w:rPr>
+          <w:color w:val="000000" w:themeColor="text1"/>
+        </w:rPr>
+        <w:t>df.to_csv('mydata.csv'</w:t>
+      </w:r>
+      <w:r>
+        <w:rPr>
+          <w:color w:val="000000" w:themeColor="text1"/>
+        </w:rPr>
+        <w:t>, index=False</w:t>
+      </w:r>
+      <w:r>
+        <w:rPr>
+          <w:color w:val="000000" w:themeColor="text1"/>
+        </w:rPr>
+        <w:t>)</w:t>
+      </w:r>
+    </w:p>
+    <w:p>
+      <w:pPr>
+        <w:rPr>
+          <w:color w:val="000000" w:themeColor="text1"/>
+        </w:rPr>
+      </w:pPr>
+      <w:r>
+        <w:rPr>
+          <w:color w:val="000000" w:themeColor="text1"/>
+        </w:rPr>
+        <w:t>pd</w:t>
+      </w:r>
+      <w:r>
+        <w:rPr>
+          <w:color w:val="000000" w:themeColor="text1"/>
+        </w:rPr>
+        <w:t>.read_csv(‘mydata.csv’)</w:t>
+      </w:r>
+    </w:p>
+    <w:p>
+      <w:pPr>
+        <w:rPr>
+          <w:color w:val="000000" w:themeColor="text1"/>
+        </w:rPr>
+      </w:pPr>
+    </w:p>
+    <w:p>
+      <w:pPr>
+        <w:rPr>
+          <w:color w:val="000000" w:themeColor="text1"/>
+          <w:sz w:val="28"/>
+          <w:szCs w:val="28"/>
+        </w:rPr>
+      </w:pPr>
+      <w:r>
+        <w:rPr>
+          <w:color w:val="000000" w:themeColor="text1"/>
+          <w:sz w:val="28"/>
+          <w:szCs w:val="28"/>
           <w:highlight w:val="yellow"/>
         </w:rPr>
-        <w:t xml:space="preserve">How to create </w:t>
-      </w:r>
-      <w:proofErr w:type="spellStart"/>
-      <w:r>
-        <w:rPr>
-          <w:color w:val="000000" w:themeColor="text1"/>
+        <w:t>--------------------</w:t>
+      </w:r>
+      <w:r>
+        <w:rPr>
+          <w:color w:val="000000" w:themeColor="text1"/>
+          <w:sz w:val="28"/>
+          <w:szCs w:val="28"/>
           <w:highlight w:val="yellow"/>
         </w:rPr>
-        <w:t>Dataframe</w:t>
-      </w:r>
-      <w:proofErr w:type="spellEnd"/>
-      <w:r>
-        <w:rPr>
-          <w:color w:val="000000" w:themeColor="text1"/>
+        <w:t>------</w:t>
+      </w:r>
+      <w:r>
+        <w:rPr>
+          <w:color w:val="000000" w:themeColor="text1"/>
+          <w:sz w:val="28"/>
+          <w:szCs w:val="28"/>
           <w:highlight w:val="yellow"/>
         </w:rPr>
+        <w:t>--</w:t>
+      </w:r>
+      <w:r>
+        <w:rPr>
+          <w:color w:val="000000" w:themeColor="text1"/>
+          <w:sz w:val="28"/>
+          <w:szCs w:val="28"/>
+          <w:highlight w:val="yellow"/>
+        </w:rPr>
         <w:t xml:space="preserve"> </w:t>
       </w:r>
-      <w:proofErr w:type="gramStart"/>
-      <w:r>
-        <w:rPr>
-          <w:color w:val="000000" w:themeColor="text1"/>
+      <w:r>
+        <w:rPr>
+          <w:color w:val="000000" w:themeColor="text1"/>
+          <w:sz w:val="28"/>
+          <w:szCs w:val="28"/>
           <w:highlight w:val="yellow"/>
         </w:rPr>
-        <w:t>From</w:t>
-      </w:r>
-      <w:proofErr w:type="gramEnd"/>
-      <w:r>
-        <w:rPr>
-          <w:color w:val="000000" w:themeColor="text1"/>
+        <w:t>DataFrame Operations</w:t>
+      </w:r>
+      <w:r>
+        <w:rPr>
+          <w:color w:val="000000" w:themeColor="text1"/>
+          <w:sz w:val="28"/>
+          <w:szCs w:val="28"/>
           <w:highlight w:val="yellow"/>
         </w:rPr>
-        <w:t xml:space="preserve"> Series</w:t>
+        <w:t xml:space="preserve"> </w:t>
+      </w:r>
+      <w:r>
+        <w:rPr>
+          <w:color w:val="000000" w:themeColor="text1"/>
+          <w:sz w:val="28"/>
+          <w:szCs w:val="28"/>
+          <w:highlight w:val="yellow"/>
+        </w:rPr>
+        <w:t>------------------------------------</w:t>
       </w:r>
     </w:p>
     <w:p>
@@ -8175,105 +6267,410 @@
         <w:rPr>
           <w:color w:val="000000" w:themeColor="text1"/>
         </w:rPr>
-        <w:t>s</w:t>
-      </w:r>
-      <w:r>
+        <w:t>std_data = [(1,'Aman',42,'boAt'),</w:t>
+      </w:r>
+    </w:p>
+    <w:p>
+      <w:pPr>
+        <w:rPr>
+          <w:color w:val="000000" w:themeColor="text1"/>
+        </w:rPr>
+      </w:pPr>
+      <w:r>
+        <w:rPr>
+          <w:color w:val="000000" w:themeColor="text1"/>
+        </w:rPr>
+        <w:t>            (2,'Deepinder',38,'Zomato'),</w:t>
+      </w:r>
+    </w:p>
+    <w:p>
+      <w:pPr>
+        <w:rPr>
+          <w:color w:val="000000" w:themeColor="text1"/>
+        </w:rPr>
+      </w:pPr>
+      <w:r>
+        <w:rPr>
+          <w:color w:val="000000" w:themeColor="text1"/>
+        </w:rPr>
+        <w:t>            (3,'Bhavish',45,'Ola'),</w:t>
+      </w:r>
+    </w:p>
+    <w:p>
+      <w:pPr>
+        <w:rPr>
+          <w:color w:val="000000" w:themeColor="text1"/>
+        </w:rPr>
+      </w:pPr>
+      <w:r>
+        <w:rPr>
+          <w:color w:val="000000" w:themeColor="text1"/>
+        </w:rPr>
+        <w:t>            (4,'Piyush',49,'Lenskart'),</w:t>
+      </w:r>
+    </w:p>
+    <w:p>
+      <w:pPr>
+        <w:rPr>
+          <w:color w:val="000000" w:themeColor="text1"/>
+        </w:rPr>
+      </w:pPr>
+      <w:r>
+        <w:rPr>
+          <w:color w:val="000000" w:themeColor="text1"/>
+        </w:rPr>
+        <w:t>            (5,'Vijay',30,'Paytm')]</w:t>
+      </w:r>
+    </w:p>
+    <w:p>
+      <w:pPr>
+        <w:rPr>
+          <w:color w:val="000000" w:themeColor="text1"/>
+        </w:rPr>
+      </w:pPr>
+    </w:p>
+    <w:p>
+      <w:pPr>
+        <w:rPr>
+          <w:color w:val="000000" w:themeColor="text1"/>
+        </w:rPr>
+      </w:pPr>
+      <w:r>
+        <w:rPr>
+          <w:color w:val="000000" w:themeColor="text1"/>
+        </w:rPr>
+        <w:t>df = pd.DataFrame(std_data,columns=['id','name','age','company'])</w:t>
+      </w:r>
+    </w:p>
+    <w:p>
+      <w:pPr>
+        <w:rPr>
+          <w:color w:val="000000" w:themeColor="text1"/>
+        </w:rPr>
+      </w:pPr>
+    </w:p>
+    <w:p>
+      <w:pPr>
+        <w:rPr>
+          <w:color w:val="000000" w:themeColor="text1"/>
+        </w:rPr>
+      </w:pPr>
+      <w:r>
+        <w:rPr>
+          <w:color w:val="000000" w:themeColor="text1"/>
+        </w:rPr>
+        <w:t>#select single column</w:t>
+      </w:r>
+    </w:p>
+    <w:p>
+      <w:pPr>
+        <w:rPr>
+          <w:color w:val="000000" w:themeColor="text1"/>
+        </w:rPr>
+      </w:pPr>
+      <w:r>
+        <w:rPr>
+          <w:color w:val="000000" w:themeColor="text1"/>
+        </w:rPr>
+        <w:t>df['name']</w:t>
+      </w:r>
+    </w:p>
+    <w:p>
+      <w:pPr>
+        <w:rPr>
+          <w:color w:val="000000" w:themeColor="text1"/>
+        </w:rPr>
+      </w:pPr>
+      <w:r>
+        <w:rPr>
+          <w:color w:val="000000" w:themeColor="text1"/>
+        </w:rPr>
+        <w:t>#select multiple columns</w:t>
+      </w:r>
+    </w:p>
+    <w:p>
+      <w:pPr>
+        <w:rPr>
+          <w:color w:val="000000" w:themeColor="text1"/>
+        </w:rPr>
+      </w:pPr>
+      <w:r>
+        <w:rPr>
+          <w:color w:val="000000" w:themeColor="text1"/>
+        </w:rPr>
+        <w:t>df[['name','company']]</w:t>
+      </w:r>
+    </w:p>
+    <w:p>
+      <w:pPr>
+        <w:rPr>
+          <w:color w:val="000000" w:themeColor="text1"/>
+        </w:rPr>
+      </w:pPr>
+    </w:p>
+    <w:p>
+      <w:pPr>
+        <w:rPr>
+          <w:color w:val="000000" w:themeColor="text1"/>
+        </w:rPr>
+      </w:pPr>
+      <w:r>
+        <w:rPr>
+          <w:color w:val="000000" w:themeColor="text1"/>
+        </w:rPr>
+        <w:lastRenderedPageBreak/>
+        <w:t>#select single row</w:t>
+      </w:r>
+    </w:p>
+    <w:p>
+      <w:pPr>
+        <w:rPr>
+          <w:color w:val="000000" w:themeColor="text1"/>
+        </w:rPr>
+      </w:pPr>
+      <w:r>
+        <w:rPr>
+          <w:color w:val="000000" w:themeColor="text1"/>
+        </w:rPr>
+        <w:t>df.loc[0]</w:t>
+      </w:r>
+    </w:p>
+    <w:p>
+      <w:pPr>
+        <w:rPr>
+          <w:color w:val="000000" w:themeColor="text1"/>
+        </w:rPr>
+      </w:pPr>
+      <w:r>
+        <w:rPr>
+          <w:color w:val="000000" w:themeColor="text1"/>
+        </w:rPr>
+        <w:t>#select multiple row</w:t>
+      </w:r>
+    </w:p>
+    <w:p>
+      <w:pPr>
+        <w:rPr>
+          <w:color w:val="000000" w:themeColor="text1"/>
+        </w:rPr>
+      </w:pPr>
+      <w:r>
+        <w:rPr>
+          <w:color w:val="000000" w:themeColor="text1"/>
+        </w:rPr>
+        <w:t>df.loc[[0,1]]</w:t>
+      </w:r>
+    </w:p>
+    <w:p>
+      <w:pPr>
+        <w:rPr>
+          <w:color w:val="000000" w:themeColor="text1"/>
+        </w:rPr>
+      </w:pPr>
+      <w:r>
+        <w:rPr>
+          <w:color w:val="000000" w:themeColor="text1"/>
+        </w:rPr>
+        <w:t>#select row by integer index</w:t>
+      </w:r>
+    </w:p>
+    <w:p>
+      <w:pPr>
+        <w:rPr>
+          <w:color w:val="000000" w:themeColor="text1"/>
+        </w:rPr>
+      </w:pPr>
+      <w:r>
+        <w:rPr>
+          <w:color w:val="000000" w:themeColor="text1"/>
+        </w:rPr>
+        <w:t>df.iloc[[0,1]]</w:t>
+      </w:r>
+    </w:p>
+    <w:p>
+      <w:pPr>
+        <w:rPr>
+          <w:color w:val="000000" w:themeColor="text1"/>
+        </w:rPr>
+      </w:pPr>
+    </w:p>
+    <w:p>
+      <w:pPr>
+        <w:rPr>
+          <w:color w:val="000000" w:themeColor="text1"/>
+        </w:rPr>
+      </w:pPr>
+      <w:r>
+        <w:rPr>
+          <w:color w:val="000000" w:themeColor="text1"/>
+        </w:rPr>
+        <w:t>#filtering rows</w:t>
+      </w:r>
+    </w:p>
+    <w:p>
+      <w:pPr>
+        <w:rPr>
+          <w:color w:val="000000" w:themeColor="text1"/>
+        </w:rPr>
+      </w:pPr>
+      <w:r>
+        <w:rPr>
+          <w:color w:val="000000" w:themeColor="text1"/>
+        </w:rPr>
+        <w:t>df[df['age'] &gt; 44]</w:t>
+      </w:r>
+    </w:p>
+    <w:p>
+      <w:pPr>
+        <w:rPr>
+          <w:color w:val="000000" w:themeColor="text1"/>
+        </w:rPr>
+      </w:pPr>
+    </w:p>
+    <w:p>
+      <w:pPr>
+        <w:rPr>
+          <w:color w:val="000000" w:themeColor="text1"/>
+        </w:rPr>
+      </w:pPr>
+      <w:r>
+        <w:rPr>
+          <w:color w:val="000000" w:themeColor="text1"/>
+        </w:rPr>
+        <w:t>#adding new column</w:t>
+      </w:r>
+    </w:p>
+    <w:p>
+      <w:pPr>
+        <w:rPr>
+          <w:color w:val="000000" w:themeColor="text1"/>
+        </w:rPr>
+      </w:pPr>
+      <w:r>
+        <w:rPr>
+          <w:color w:val="000000" w:themeColor="text1"/>
+        </w:rPr>
+        <w:t>df['phone']=[1234,5678,9101,11213,1234]</w:t>
+      </w:r>
+    </w:p>
+    <w:p>
+      <w:pPr>
+        <w:rPr>
+          <w:color w:val="000000" w:themeColor="text1"/>
+        </w:rPr>
+      </w:pPr>
+      <w:r>
+        <w:rPr>
+          <w:color w:val="000000" w:themeColor="text1"/>
+        </w:rPr>
+        <w:t>df['phone']=12345</w:t>
+      </w:r>
+    </w:p>
+    <w:p>
+      <w:pPr>
+        <w:rPr>
+          <w:color w:val="000000" w:themeColor="text1"/>
+        </w:rPr>
+      </w:pPr>
+    </w:p>
+    <w:p>
+      <w:pPr>
+        <w:rPr>
+          <w:color w:val="000000" w:themeColor="text1"/>
+        </w:rPr>
+      </w:pPr>
+      <w:r>
+        <w:rPr>
+          <w:color w:val="000000" w:themeColor="text1"/>
+        </w:rPr>
+        <w:t>#add column at specific location</w:t>
+      </w:r>
+    </w:p>
+    <w:p>
+      <w:pPr>
+        <w:rPr>
+          <w:color w:val="000000" w:themeColor="text1"/>
+        </w:rPr>
+      </w:pPr>
+      <w:r>
+        <w:rPr>
+          <w:color w:val="000000" w:themeColor="text1"/>
+        </w:rPr>
+        <w:t>df.insert(1,'phone',12345)</w:t>
+      </w:r>
+    </w:p>
+    <w:p>
+      <w:pPr>
+        <w:rPr>
+          <w:color w:val="000000" w:themeColor="text1"/>
+        </w:rPr>
+      </w:pPr>
+    </w:p>
+    <w:p>
+      <w:pPr>
+        <w:rPr>
+          <w:color w:val="000000" w:themeColor="text1"/>
+        </w:rPr>
+      </w:pPr>
+      <w:r>
+        <w:rPr>
+          <w:color w:val="000000" w:themeColor="text1"/>
+        </w:rPr>
+        <w:t>#rename column name</w:t>
+      </w:r>
+    </w:p>
+    <w:p>
+      <w:pPr>
+        <w:rPr>
+          <w:color w:val="000000" w:themeColor="text1"/>
+        </w:rPr>
+      </w:pPr>
+      <w:r>
+        <w:rPr>
+          <w:color w:val="000000" w:themeColor="text1"/>
+        </w:rPr>
+        <w:t>df.rename(columns={'phone':'mobile')</w:t>
+      </w:r>
+    </w:p>
+    <w:p>
+      <w:pPr>
+        <w:rPr>
+          <w:color w:val="000000" w:themeColor="text1"/>
+        </w:rPr>
+      </w:pPr>
+      <w:r>
+        <w:rPr>
+          <w:color w:val="000000" w:themeColor="text1"/>
+        </w:rPr>
+        <w:t>or</w:t>
+      </w:r>
+    </w:p>
+    <w:p>
+      <w:pPr>
+        <w:rPr>
+          <w:color w:val="000000" w:themeColor="text1"/>
+        </w:rPr>
+      </w:pPr>
+      <w:r>
+        <w:rPr>
+          <w:color w:val="000000" w:themeColor="text1"/>
+        </w:rPr>
+        <w:t>df.rename(columns={'phone':'mobile'</w:t>
+      </w:r>
+      <w:r>
+        <w:rPr>
+          <w:color w:val="000000" w:themeColor="text1"/>
+          <w:kern w:val="0"/>
+          <w14:ligatures w14:val="none"/>
+        </w:rPr>
         <w:t xml:space="preserve"> </w:t>
       </w:r>
       <w:r>
         <w:rPr>
           <w:color w:val="000000" w:themeColor="text1"/>
         </w:rPr>
-        <w:t xml:space="preserve">= </w:t>
-      </w:r>
-      <w:proofErr w:type="spellStart"/>
-      <w:proofErr w:type="gramStart"/>
-      <w:r>
-        <w:rPr>
-          <w:color w:val="000000" w:themeColor="text1"/>
-        </w:rPr>
-        <w:t>pd.Series</w:t>
-      </w:r>
-      <w:proofErr w:type="spellEnd"/>
-      <w:proofErr w:type="gramEnd"/>
-      <w:r>
-        <w:rPr>
-          <w:color w:val="000000" w:themeColor="text1"/>
-        </w:rPr>
-        <w:t>(['</w:t>
-      </w:r>
-      <w:proofErr w:type="spellStart"/>
-      <w:r>
-        <w:rPr>
-          <w:color w:val="000000" w:themeColor="text1"/>
-        </w:rPr>
-        <w:t>a','b','c','d</w:t>
-      </w:r>
-      <w:proofErr w:type="spellEnd"/>
-      <w:r>
-        <w:rPr>
-          <w:color w:val="000000" w:themeColor="text1"/>
-        </w:rPr>
-        <w:t>'])</w:t>
-      </w:r>
-    </w:p>
-    <w:p>
-      <w:pPr>
-        <w:rPr>
-          <w:color w:val="000000" w:themeColor="text1"/>
-        </w:rPr>
-      </w:pPr>
-      <w:proofErr w:type="spellStart"/>
-      <w:r>
-        <w:rPr>
-          <w:color w:val="000000" w:themeColor="text1"/>
-        </w:rPr>
-        <w:t>df</w:t>
-      </w:r>
-      <w:proofErr w:type="spellEnd"/>
-      <w:r>
-        <w:rPr>
-          <w:color w:val="000000" w:themeColor="text1"/>
-        </w:rPr>
-        <w:t>=</w:t>
-      </w:r>
-      <w:proofErr w:type="spellStart"/>
-      <w:proofErr w:type="gramStart"/>
-      <w:r>
-        <w:rPr>
-          <w:color w:val="000000" w:themeColor="text1"/>
-        </w:rPr>
-        <w:t>pd.DataFrame</w:t>
-      </w:r>
-      <w:proofErr w:type="spellEnd"/>
-      <w:proofErr w:type="gramEnd"/>
-      <w:r>
-        <w:rPr>
-          <w:color w:val="000000" w:themeColor="text1"/>
-        </w:rPr>
-        <w:t>(s)</w:t>
-      </w:r>
-    </w:p>
-    <w:p>
-      <w:pPr>
-        <w:rPr>
-          <w:color w:val="000000" w:themeColor="text1"/>
-        </w:rPr>
-      </w:pPr>
-      <w:r>
-        <w:rPr>
-          <w:color w:val="000000" w:themeColor="text1"/>
-        </w:rPr>
-        <w:t>print(</w:t>
-      </w:r>
-      <w:proofErr w:type="spellStart"/>
-      <w:r>
-        <w:rPr>
-          <w:color w:val="000000" w:themeColor="text1"/>
-        </w:rPr>
-        <w:t>df</w:t>
-      </w:r>
-      <w:proofErr w:type="spellEnd"/>
+        <w:t>},inplace=True</w:t>
+      </w:r>
       <w:r>
         <w:rPr>
           <w:color w:val="000000" w:themeColor="text1"/>
@@ -8298,146 +6695,160 @@
         <w:rPr>
           <w:color w:val="000000" w:themeColor="text1"/>
         </w:rPr>
-        <w:t>import pandas as pd</w:t>
-      </w:r>
-    </w:p>
-    <w:p>
-      <w:pPr>
-        <w:rPr>
-          <w:color w:val="000000" w:themeColor="text1"/>
-        </w:rPr>
-      </w:pPr>
-      <w:r>
-        <w:rPr>
-          <w:color w:val="000000" w:themeColor="text1"/>
-        </w:rPr>
-        <w:t>data = [(1,'herry','dotnet','pune'),</w:t>
-      </w:r>
-    </w:p>
-    <w:p>
-      <w:pPr>
-        <w:rPr>
-          <w:color w:val="000000" w:themeColor="text1"/>
-        </w:rPr>
-      </w:pPr>
-      <w:r>
-        <w:rPr>
-          <w:color w:val="000000" w:themeColor="text1"/>
-        </w:rPr>
-        <w:t>        (2,'hiren','c++','</w:t>
-      </w:r>
-      <w:proofErr w:type="spellStart"/>
-      <w:r>
-        <w:rPr>
-          <w:color w:val="000000" w:themeColor="text1"/>
-        </w:rPr>
-        <w:t>banglore</w:t>
-      </w:r>
-      <w:proofErr w:type="spellEnd"/>
-      <w:r>
-        <w:rPr>
-          <w:color w:val="000000" w:themeColor="text1"/>
-        </w:rPr>
-        <w:t>'),</w:t>
-      </w:r>
-    </w:p>
-    <w:p>
-      <w:pPr>
-        <w:rPr>
-          <w:color w:val="000000" w:themeColor="text1"/>
-        </w:rPr>
-      </w:pPr>
-      <w:r>
-        <w:rPr>
-          <w:color w:val="000000" w:themeColor="text1"/>
-        </w:rPr>
-        <w:t>        (3,'amit','react','surat')]</w:t>
-      </w:r>
-    </w:p>
-    <w:p>
-      <w:pPr>
-        <w:rPr>
-          <w:color w:val="000000" w:themeColor="text1"/>
-        </w:rPr>
-      </w:pPr>
-      <w:proofErr w:type="spellStart"/>
-      <w:r>
-        <w:rPr>
-          <w:color w:val="000000" w:themeColor="text1"/>
-        </w:rPr>
-        <w:t>df</w:t>
-      </w:r>
-      <w:proofErr w:type="spellEnd"/>
-      <w:r>
-        <w:rPr>
-          <w:color w:val="000000" w:themeColor="text1"/>
-        </w:rPr>
-        <w:t xml:space="preserve"> = </w:t>
-      </w:r>
-      <w:proofErr w:type="spellStart"/>
-      <w:proofErr w:type="gramStart"/>
-      <w:r>
-        <w:rPr>
-          <w:color w:val="000000" w:themeColor="text1"/>
-        </w:rPr>
-        <w:t>pd.DataFrame</w:t>
-      </w:r>
-      <w:proofErr w:type="spellEnd"/>
-      <w:proofErr w:type="gramEnd"/>
-      <w:r>
-        <w:rPr>
-          <w:color w:val="000000" w:themeColor="text1"/>
-        </w:rPr>
-        <w:t>(data, columns=['</w:t>
-      </w:r>
-      <w:proofErr w:type="spellStart"/>
-      <w:r>
-        <w:rPr>
-          <w:color w:val="000000" w:themeColor="text1"/>
-        </w:rPr>
-        <w:t>id','name','expertise','city</w:t>
-      </w:r>
-      <w:proofErr w:type="spellEnd"/>
-      <w:r>
-        <w:rPr>
-          <w:color w:val="000000" w:themeColor="text1"/>
-        </w:rPr>
-        <w:t>'])</w:t>
-      </w:r>
-    </w:p>
-    <w:p>
-      <w:pPr>
-        <w:rPr>
-          <w:color w:val="000000" w:themeColor="text1"/>
-        </w:rPr>
-      </w:pPr>
-      <w:r>
-        <w:rPr>
-          <w:color w:val="000000" w:themeColor="text1"/>
-        </w:rPr>
-        <w:t>print(</w:t>
-      </w:r>
-      <w:proofErr w:type="spellStart"/>
-      <w:r>
-        <w:rPr>
-          <w:color w:val="000000" w:themeColor="text1"/>
-        </w:rPr>
-        <w:t>df</w:t>
-      </w:r>
-      <w:proofErr w:type="spellEnd"/>
-      <w:r>
-        <w:rPr>
-          <w:color w:val="000000" w:themeColor="text1"/>
-        </w:rPr>
-        <w:t>)</w:t>
-      </w:r>
-    </w:p>
-    <w:p>
-      <w:pPr>
-        <w:rPr>
-          <w:color w:val="000000" w:themeColor="text1"/>
-        </w:rPr>
-      </w:pPr>
+        <w:t xml:space="preserve">#delete column </w:t>
+      </w:r>
+    </w:p>
+    <w:p>
+      <w:pPr>
+        <w:rPr>
+          <w:color w:val="000000" w:themeColor="text1"/>
+        </w:rPr>
+      </w:pPr>
+      <w:r>
+        <w:rPr>
+          <w:color w:val="000000" w:themeColor="text1"/>
+        </w:rPr>
+        <w:t>del df['company']</w:t>
+      </w:r>
+    </w:p>
+    <w:p>
+      <w:pPr>
+        <w:rPr>
+          <w:color w:val="000000" w:themeColor="text1"/>
+        </w:rPr>
+      </w:pPr>
+    </w:p>
+    <w:p>
+      <w:pPr>
+        <w:rPr>
+          <w:color w:val="000000" w:themeColor="text1"/>
+        </w:rPr>
+      </w:pPr>
+      <w:r>
+        <w:rPr>
+          <w:color w:val="000000" w:themeColor="text1"/>
+        </w:rPr>
+        <w:t xml:space="preserve">#drop </w:t>
+      </w:r>
+      <w:r>
+        <w:rPr>
+          <w:color w:val="000000" w:themeColor="text1"/>
+        </w:rPr>
+        <w:t>row</w:t>
+      </w:r>
+    </w:p>
+    <w:p>
+      <w:pPr>
+        <w:rPr>
+          <w:color w:val="000000" w:themeColor="text1"/>
+        </w:rPr>
+      </w:pPr>
+      <w:r>
+        <w:rPr>
+          <w:color w:val="000000" w:themeColor="text1"/>
+        </w:rPr>
+        <w:t>df = df.drop(2)</w:t>
+      </w:r>
+    </w:p>
+    <w:p>
+      <w:pPr>
+        <w:rPr>
+          <w:color w:val="000000" w:themeColor="text1"/>
+        </w:rPr>
+      </w:pPr>
+    </w:p>
+    <w:p>
+      <w:pPr>
+        <w:rPr>
+          <w:color w:val="000000" w:themeColor="text1"/>
+        </w:rPr>
+      </w:pPr>
+      <w:r>
+        <w:rPr>
+          <w:color w:val="000000" w:themeColor="text1"/>
+        </w:rPr>
+        <w:lastRenderedPageBreak/>
+        <w:t>#adding new row in dataframe</w:t>
+      </w:r>
+    </w:p>
+    <w:p>
+      <w:pPr>
+        <w:rPr>
+          <w:color w:val="000000" w:themeColor="text1"/>
+        </w:rPr>
+      </w:pPr>
+      <w:r>
+        <w:rPr>
+          <w:color w:val="000000" w:themeColor="text1"/>
+        </w:rPr>
+        <w:t>df.loc[1] = [2,'harsh',27,'salon']</w:t>
+      </w:r>
+    </w:p>
+    <w:p>
+      <w:pPr>
+        <w:rPr>
+          <w:color w:val="000000" w:themeColor="text1"/>
+        </w:rPr>
+      </w:pPr>
+    </w:p>
+    <w:p>
+      <w:pPr>
+        <w:rPr>
+          <w:color w:val="000000" w:themeColor="text1"/>
+        </w:rPr>
+      </w:pPr>
+      <w:r>
+        <w:rPr>
+          <w:color w:val="000000" w:themeColor="text1"/>
+        </w:rPr>
+        <w:t>#updating the values 2 is index</w:t>
+      </w:r>
+    </w:p>
+    <w:p>
+      <w:pPr>
+        <w:rPr>
+          <w:color w:val="000000" w:themeColor="text1"/>
+        </w:rPr>
+      </w:pPr>
+      <w:r>
+        <w:rPr>
+          <w:color w:val="000000" w:themeColor="text1"/>
+        </w:rPr>
+        <w:t>df.loc[2,'age'] = 28</w:t>
+      </w:r>
+    </w:p>
+    <w:p>
+      <w:pPr>
+        <w:rPr>
+          <w:color w:val="000000" w:themeColor="text1"/>
+        </w:rPr>
+      </w:pPr>
+    </w:p>
+    <w:p>
+      <w:pPr>
+        <w:rPr>
+          <w:color w:val="000000" w:themeColor="text1"/>
+        </w:rPr>
+      </w:pPr>
+      <w:r>
+        <w:rPr>
+          <w:color w:val="000000" w:themeColor="text1"/>
+        </w:rPr>
+        <w:t>#update multiple age</w:t>
+      </w:r>
+    </w:p>
+    <w:p>
+      <w:pPr>
+        <w:rPr>
+          <w:color w:val="000000" w:themeColor="text1"/>
+        </w:rPr>
+      </w:pPr>
+      <w:r>
+        <w:rPr>
+          <w:color w:val="000000" w:themeColor="text1"/>
+        </w:rPr>
+        <w:t>#df.loc[[0,1],'age'] =25</w:t>
+      </w:r>
     </w:p>
     <w:p>
       <w:pPr>
@@ -10520,7 +8931,7 @@
   <w:style w:type="paragraph" w:default="1" w:styleId="Normal">
     <w:name w:val="Normal"/>
     <w:qFormat/>
-    <w:rsid w:val="00DC515F"/>
+    <w:rsid w:val="000A0990"/>
   </w:style>
   <w:style w:type="paragraph" w:styleId="Heading1">
     <w:name w:val="heading 1"/>

--- a/Python Rv Patel.docx
+++ b/Python Rv Patel.docx
@@ -64,8 +64,16 @@
         <w:rPr>
           <w:lang w:val="en-US"/>
         </w:rPr>
-        <w:t>What Is Lambda Function ?</w:t>
-      </w:r>
+        <w:t xml:space="preserve">What Is Lambda </w:t>
+      </w:r>
+      <w:proofErr w:type="gramStart"/>
+      <w:r>
+        <w:rPr>
+          <w:lang w:val="en-US"/>
+        </w:rPr>
+        <w:t>Function ?</w:t>
+      </w:r>
+      <w:proofErr w:type="gramEnd"/>
     </w:p>
     <w:p>
       <w:pPr>
@@ -168,18 +176,28 @@
         </w:rPr>
         <w:tab/>
       </w:r>
+      <w:proofErr w:type="gramStart"/>
       <w:r>
         <w:rPr>
           <w:b/>
           <w:bCs/>
           <w:lang w:val="en-US"/>
         </w:rPr>
-        <w:t xml:space="preserve">1 ) </w:t>
-      </w:r>
-      <w:r>
-        <w:rPr>
+        <w:t>1 )</w:t>
+      </w:r>
+      <w:proofErr w:type="gramEnd"/>
+      <w:r>
+        <w:rPr>
+          <w:b/>
+          <w:bCs/>
           <w:lang w:val="en-US"/>
         </w:rPr>
+        <w:t xml:space="preserve"> </w:t>
+      </w:r>
+      <w:r>
+        <w:rPr>
+          <w:lang w:val="en-US"/>
+        </w:rPr>
         <w:t>square = lambda x: x ** 2</w:t>
       </w:r>
     </w:p>
@@ -194,7 +212,21 @@
         <w:rPr>
           <w:lang w:val="en-US"/>
         </w:rPr>
-        <w:t xml:space="preserve">print(square(5))  </w:t>
+        <w:t>print(</w:t>
+      </w:r>
+      <w:proofErr w:type="gramStart"/>
+      <w:r>
+        <w:rPr>
+          <w:lang w:val="en-US"/>
+        </w:rPr>
+        <w:t>square(</w:t>
+      </w:r>
+      <w:proofErr w:type="gramEnd"/>
+      <w:r>
+        <w:rPr>
+          <w:lang w:val="en-US"/>
+        </w:rPr>
+        <w:t xml:space="preserve">5))  </w:t>
       </w:r>
     </w:p>
     <w:p>
@@ -245,18 +277,28 @@
           <w:lang w:val="en-US"/>
         </w:rPr>
       </w:pPr>
+      <w:proofErr w:type="gramStart"/>
       <w:r>
         <w:rPr>
           <w:b/>
           <w:bCs/>
           <w:lang w:val="en-US"/>
         </w:rPr>
-        <w:t xml:space="preserve">2 ) </w:t>
-      </w:r>
-      <w:r>
-        <w:rPr>
+        <w:t>2 )</w:t>
+      </w:r>
+      <w:proofErr w:type="gramEnd"/>
+      <w:r>
+        <w:rPr>
+          <w:b/>
+          <w:bCs/>
           <w:lang w:val="en-US"/>
         </w:rPr>
+        <w:t xml:space="preserve"> </w:t>
+      </w:r>
+      <w:r>
+        <w:rPr>
+          <w:lang w:val="en-US"/>
+        </w:rPr>
         <w:t>add = lambda a, b: a + b</w:t>
       </w:r>
     </w:p>
@@ -267,11 +309,19 @@
           <w:lang w:val="en-US"/>
         </w:rPr>
       </w:pPr>
+      <w:proofErr w:type="gramStart"/>
       <w:r>
         <w:rPr>
           <w:lang w:val="en-US"/>
         </w:rPr>
-        <w:t xml:space="preserve">print(add(3, 5))  </w:t>
+        <w:t>print(add(</w:t>
+      </w:r>
+      <w:proofErr w:type="gramEnd"/>
+      <w:r>
+        <w:rPr>
+          <w:lang w:val="en-US"/>
+        </w:rPr>
+        <w:t xml:space="preserve">3, 5))  </w:t>
       </w:r>
     </w:p>
     <w:p>
@@ -505,7 +555,15 @@
           </w:tcPr>
           <w:p>
             <w:r>
-              <w:t>Has a name (e.g., def add():)</w:t>
+              <w:t xml:space="preserve">Has a name (e.g., def </w:t>
+            </w:r>
+            <w:proofErr w:type="gramStart"/>
+            <w:r>
+              <w:t>add(</w:t>
+            </w:r>
+            <w:proofErr w:type="gramEnd"/>
+            <w:r>
+              <w:t>):)</w:t>
             </w:r>
           </w:p>
         </w:tc>
@@ -678,7 +736,15 @@
     </w:p>
     <w:p>
       <w:r>
-        <w:t>def add(x, y):</w:t>
+        <w:t xml:space="preserve">def </w:t>
+      </w:r>
+      <w:proofErr w:type="gramStart"/>
+      <w:r>
+        <w:t>add(</w:t>
+      </w:r>
+      <w:proofErr w:type="gramEnd"/>
+      <w:r>
+        <w:t>x, y):</w:t>
       </w:r>
     </w:p>
     <w:p>
@@ -687,8 +753,13 @@
       </w:r>
     </w:p>
     <w:p>
-      <w:r>
-        <w:t xml:space="preserve">print(add(5, 3))  </w:t>
+      <w:proofErr w:type="gramStart"/>
+      <w:r>
+        <w:t>print(add(</w:t>
+      </w:r>
+      <w:proofErr w:type="gramEnd"/>
+      <w:r>
+        <w:t xml:space="preserve">5, 3))  </w:t>
       </w:r>
     </w:p>
     <w:p>
@@ -708,8 +779,13 @@
       </w:r>
     </w:p>
     <w:p>
-      <w:r>
-        <w:t xml:space="preserve">print(add(5, 3)) </w:t>
+      <w:proofErr w:type="gramStart"/>
+      <w:r>
+        <w:t>print(add(</w:t>
+      </w:r>
+      <w:proofErr w:type="gramEnd"/>
+      <w:r>
+        <w:t xml:space="preserve">5, 3)) </w:t>
       </w:r>
     </w:p>
     <w:p>
@@ -794,7 +870,23 @@
         </w:numPr>
       </w:pPr>
       <w:r>
-        <w:t>You need a quick, one-line function (e.g., with map(), filter()).</w:t>
+        <w:t xml:space="preserve">You need a quick, one-line function (e.g., with </w:t>
+      </w:r>
+      <w:proofErr w:type="gramStart"/>
+      <w:r>
+        <w:t>map(</w:t>
+      </w:r>
+      <w:proofErr w:type="gramEnd"/>
+      <w:r>
+        <w:t xml:space="preserve">), </w:t>
+      </w:r>
+      <w:proofErr w:type="gramStart"/>
+      <w:r>
+        <w:t>filter(</w:t>
+      </w:r>
+      <w:proofErr w:type="gramEnd"/>
+      <w:r>
+        <w:t>)).</w:t>
       </w:r>
     </w:p>
     <w:p>
@@ -833,7 +925,15 @@
         <w:tab/>
       </w:r>
       <w:r>
-        <w:t>The map() function is used when you want to apply the same operation to every item in a data set</w:t>
+        <w:t xml:space="preserve">The </w:t>
+      </w:r>
+      <w:proofErr w:type="gramStart"/>
+      <w:r>
+        <w:t>map(</w:t>
+      </w:r>
+      <w:proofErr w:type="gramEnd"/>
+      <w:r>
+        <w:t>) function is used when you want to apply the same operation to every item in a data set</w:t>
       </w:r>
       <w:r>
         <w:t xml:space="preserve"> model.</w:t>
@@ -1003,8 +1103,21 @@
       </w:r>
     </w:p>
     <w:p>
-      <w:r>
-        <w:t>map(function, iterable)</w:t>
+      <w:proofErr w:type="gramStart"/>
+      <w:r>
+        <w:t>map(</w:t>
+      </w:r>
+      <w:proofErr w:type="gramEnd"/>
+      <w:r>
+        <w:t xml:space="preserve">function, </w:t>
+      </w:r>
+      <w:proofErr w:type="spellStart"/>
+      <w:r>
+        <w:t>iterable</w:t>
+      </w:r>
+      <w:proofErr w:type="spellEnd"/>
+      <w:r>
+        <w:t>)</w:t>
       </w:r>
     </w:p>
     <w:p>
@@ -1014,12 +1127,28 @@
     </w:p>
     <w:p>
       <w:r>
-        <w:t xml:space="preserve">  iterable: A list, tuple, etc.</w:t>
-      </w:r>
-    </w:p>
-    <w:p>
-      <w:r>
-        <w:t>Applies a function to every item in an iterable.</w:t>
+        <w:t xml:space="preserve">  </w:t>
+      </w:r>
+      <w:proofErr w:type="spellStart"/>
+      <w:r>
+        <w:t>iterable</w:t>
+      </w:r>
+      <w:proofErr w:type="spellEnd"/>
+      <w:r>
+        <w:t>: A list, tuple, etc.</w:t>
+      </w:r>
+    </w:p>
+    <w:p>
+      <w:r>
+        <w:t xml:space="preserve">Applies a function to every item in an </w:t>
+      </w:r>
+      <w:proofErr w:type="spellStart"/>
+      <w:r>
+        <w:t>iterable</w:t>
+      </w:r>
+      <w:proofErr w:type="spellEnd"/>
+      <w:r>
+        <w:t>.</w:t>
       </w:r>
     </w:p>
     <w:p/>
@@ -1047,13 +1176,34 @@
       </w:r>
     </w:p>
     <w:p>
-      <w:r>
-        <w:t>nums = [1, 2, 3]</w:t>
-      </w:r>
-    </w:p>
-    <w:p>
-      <w:r>
-        <w:t>squares = list(map(lambda x: x ** 2, nums))</w:t>
+      <w:proofErr w:type="spellStart"/>
+      <w:r>
+        <w:t>nums</w:t>
+      </w:r>
+      <w:proofErr w:type="spellEnd"/>
+      <w:r>
+        <w:t xml:space="preserve"> = [1, 2, 3]</w:t>
+      </w:r>
+    </w:p>
+    <w:p>
+      <w:r>
+        <w:t xml:space="preserve">squares = </w:t>
+      </w:r>
+      <w:proofErr w:type="gramStart"/>
+      <w:r>
+        <w:t>list(map(</w:t>
+      </w:r>
+      <w:proofErr w:type="gramEnd"/>
+      <w:r>
+        <w:t xml:space="preserve">lambda x: x ** 2, </w:t>
+      </w:r>
+      <w:proofErr w:type="spellStart"/>
+      <w:r>
+        <w:t>nums</w:t>
+      </w:r>
+      <w:proofErr w:type="spellEnd"/>
+      <w:r>
+        <w:t>))</w:t>
       </w:r>
     </w:p>
     <w:p>
@@ -1064,12 +1214,22 @@
     <w:p/>
     <w:p>
       <w:r>
-        <w:t>When to use map and when to use for loop ?</w:t>
-      </w:r>
-    </w:p>
-    <w:p>
-      <w:r>
-        <w:t>map() = cleaner, shorter, good for simple transformations</w:t>
+        <w:t xml:space="preserve">When to use map and when to use for </w:t>
+      </w:r>
+      <w:proofErr w:type="gramStart"/>
+      <w:r>
+        <w:t>loop ?</w:t>
+      </w:r>
+      <w:proofErr w:type="gramEnd"/>
+    </w:p>
+    <w:p>
+      <w:proofErr w:type="gramStart"/>
+      <w:r>
+        <w:t>map(</w:t>
+      </w:r>
+      <w:proofErr w:type="gramEnd"/>
+      <w:r>
+        <w:t>) = cleaner, shorter, good for simple transformations</w:t>
       </w:r>
       <w:r>
         <w:br/>
@@ -1131,7 +1291,15 @@
     </w:p>
     <w:p>
       <w:r>
-        <w:t>result = list(map(lambda x: x * 2, numbers))</w:t>
+        <w:t xml:space="preserve">result = </w:t>
+      </w:r>
+      <w:proofErr w:type="gramStart"/>
+      <w:r>
+        <w:t>list(map(</w:t>
+      </w:r>
+      <w:proofErr w:type="gramEnd"/>
+      <w:r>
+        <w:t>lambda x: x * 2, numbers))</w:t>
       </w:r>
     </w:p>
     <w:p>
@@ -1185,7 +1353,17 @@
     </w:p>
     <w:p>
       <w:r>
-        <w:t xml:space="preserve">    result.append(x * 2)</w:t>
+        <w:t xml:space="preserve">    </w:t>
+      </w:r>
+      <w:proofErr w:type="spellStart"/>
+      <w:proofErr w:type="gramStart"/>
+      <w:r>
+        <w:t>result.append</w:t>
+      </w:r>
+      <w:proofErr w:type="spellEnd"/>
+      <w:proofErr w:type="gramEnd"/>
+      <w:r>
+        <w:t>(x * 2)</w:t>
       </w:r>
     </w:p>
     <w:p>
@@ -1212,17 +1390,55 @@
           <w:b/>
           <w:bCs/>
         </w:rPr>
-        <w:t>Why list() is used around map() ?</w:t>
-      </w:r>
-    </w:p>
-    <w:p>
-      <w:r>
-        <w:t>If we not use list then ?</w:t>
-      </w:r>
-    </w:p>
-    <w:p>
-      <w:r>
-        <w:t>result = map(lambda x: x**2, [1, 2, 3])</w:t>
+        <w:t xml:space="preserve">Why </w:t>
+      </w:r>
+      <w:proofErr w:type="gramStart"/>
+      <w:r>
+        <w:rPr>
+          <w:b/>
+          <w:bCs/>
+        </w:rPr>
+        <w:t>list(</w:t>
+      </w:r>
+      <w:proofErr w:type="gramEnd"/>
+      <w:r>
+        <w:rPr>
+          <w:b/>
+          <w:bCs/>
+        </w:rPr>
+        <w:t xml:space="preserve">) is used around </w:t>
+      </w:r>
+      <w:proofErr w:type="gramStart"/>
+      <w:r>
+        <w:rPr>
+          <w:b/>
+          <w:bCs/>
+        </w:rPr>
+        <w:t>map() ?</w:t>
+      </w:r>
+      <w:proofErr w:type="gramEnd"/>
+    </w:p>
+    <w:p>
+      <w:r>
+        <w:t xml:space="preserve">If we not use list </w:t>
+      </w:r>
+      <w:proofErr w:type="gramStart"/>
+      <w:r>
+        <w:t>then ?</w:t>
+      </w:r>
+      <w:proofErr w:type="gramEnd"/>
+    </w:p>
+    <w:p>
+      <w:r>
+        <w:t xml:space="preserve">result = </w:t>
+      </w:r>
+      <w:proofErr w:type="gramStart"/>
+      <w:r>
+        <w:t>map(</w:t>
+      </w:r>
+      <w:proofErr w:type="gramEnd"/>
+      <w:r>
+        <w:t>lambda x: x**2, [1, 2, 3])</w:t>
       </w:r>
     </w:p>
     <w:p>
@@ -1273,7 +1489,23 @@
           <w:b/>
           <w:bCs/>
         </w:rPr>
-        <w:t>Other Collection Converters Like list()</w:t>
+        <w:t xml:space="preserve">Other Collection Converters Like </w:t>
+      </w:r>
+      <w:proofErr w:type="gramStart"/>
+      <w:r>
+        <w:rPr>
+          <w:b/>
+          <w:bCs/>
+        </w:rPr>
+        <w:t>list(</w:t>
+      </w:r>
+      <w:proofErr w:type="gramEnd"/>
+      <w:r>
+        <w:rPr>
+          <w:b/>
+          <w:bCs/>
+        </w:rPr>
+        <w:t>)</w:t>
       </w:r>
     </w:p>
     <w:tbl>
@@ -1403,12 +1635,21 @@
             <w:hideMark/>
           </w:tcPr>
           <w:p>
+            <w:proofErr w:type="gramStart"/>
             <w:r>
               <w:rPr>
                 <w:b/>
                 <w:bCs/>
               </w:rPr>
-              <w:t>list()</w:t>
+              <w:t>list(</w:t>
+            </w:r>
+            <w:proofErr w:type="gramEnd"/>
+            <w:r>
+              <w:rPr>
+                <w:b/>
+                <w:bCs/>
+              </w:rPr>
+              <w:t>)</w:t>
             </w:r>
           </w:p>
         </w:tc>
@@ -1432,7 +1673,15 @@
           </w:tcPr>
           <w:p>
             <w:r>
-              <w:t>Converts iterable to a list (ordered, mutable)</w:t>
+              <w:t xml:space="preserve">Converts </w:t>
+            </w:r>
+            <w:proofErr w:type="spellStart"/>
+            <w:r>
+              <w:t>iterable</w:t>
+            </w:r>
+            <w:proofErr w:type="spellEnd"/>
+            <w:r>
+              <w:t xml:space="preserve"> to a list (ordered, mutable)</w:t>
             </w:r>
           </w:p>
         </w:tc>
@@ -1460,12 +1709,21 @@
             <w:hideMark/>
           </w:tcPr>
           <w:p>
+            <w:proofErr w:type="gramStart"/>
             <w:r>
               <w:rPr>
                 <w:b/>
                 <w:bCs/>
               </w:rPr>
-              <w:t>tuple()</w:t>
+              <w:t>tuple(</w:t>
+            </w:r>
+            <w:proofErr w:type="gramEnd"/>
+            <w:r>
+              <w:rPr>
+                <w:b/>
+                <w:bCs/>
+              </w:rPr>
+              <w:t>)</w:t>
             </w:r>
           </w:p>
         </w:tc>
@@ -1489,7 +1747,15 @@
           </w:tcPr>
           <w:p>
             <w:r>
-              <w:t>Converts iterable to a tuple (ordered, immutable)</w:t>
+              <w:t xml:space="preserve">Converts </w:t>
+            </w:r>
+            <w:proofErr w:type="spellStart"/>
+            <w:r>
+              <w:t>iterable</w:t>
+            </w:r>
+            <w:proofErr w:type="spellEnd"/>
+            <w:r>
+              <w:t xml:space="preserve"> to a tuple (ordered, immutable)</w:t>
             </w:r>
           </w:p>
         </w:tc>
@@ -1517,13 +1783,22 @@
             <w:hideMark/>
           </w:tcPr>
           <w:p>
+            <w:proofErr w:type="gramStart"/>
             <w:r>
               <w:rPr>
                 <w:b/>
                 <w:bCs/>
               </w:rPr>
               <w:lastRenderedPageBreak/>
-              <w:t>set()</w:t>
+              <w:t>set(</w:t>
+            </w:r>
+            <w:proofErr w:type="gramEnd"/>
+            <w:r>
+              <w:rPr>
+                <w:b/>
+                <w:bCs/>
+              </w:rPr>
+              <w:t>)</w:t>
             </w:r>
           </w:p>
         </w:tc>
@@ -1547,7 +1822,15 @@
           </w:tcPr>
           <w:p>
             <w:r>
-              <w:t>Converts iterable to a set (unordered, unique elements)</w:t>
+              <w:t xml:space="preserve">Converts </w:t>
+            </w:r>
+            <w:proofErr w:type="spellStart"/>
+            <w:r>
+              <w:t>iterable</w:t>
+            </w:r>
+            <w:proofErr w:type="spellEnd"/>
+            <w:r>
+              <w:t xml:space="preserve"> to a set (unordered, unique elements)</w:t>
             </w:r>
           </w:p>
         </w:tc>
@@ -1558,8 +1841,13 @@
             <w:hideMark/>
           </w:tcPr>
           <w:p>
+            <w:proofErr w:type="gramStart"/>
             <w:r>
-              <w:t>set([1,2,2,3]) → {1, 2, 3}</w:t>
+              <w:t>set(</w:t>
+            </w:r>
+            <w:proofErr w:type="gramEnd"/>
+            <w:r>
+              <w:t>[1,2,2,3]) → {1, 2, 3}</w:t>
             </w:r>
           </w:p>
         </w:tc>
@@ -1575,12 +1863,30 @@
             <w:hideMark/>
           </w:tcPr>
           <w:p>
+            <w:proofErr w:type="spellStart"/>
+            <w:proofErr w:type="gramStart"/>
             <w:r>
               <w:rPr>
                 <w:b/>
                 <w:bCs/>
               </w:rPr>
-              <w:t>dict()</w:t>
+              <w:t>dict</w:t>
+            </w:r>
+            <w:proofErr w:type="spellEnd"/>
+            <w:r>
+              <w:rPr>
+                <w:b/>
+                <w:bCs/>
+              </w:rPr>
+              <w:t>(</w:t>
+            </w:r>
+            <w:proofErr w:type="gramEnd"/>
+            <w:r>
+              <w:rPr>
+                <w:b/>
+                <w:bCs/>
+              </w:rPr>
+              <w:t>)</w:t>
             </w:r>
           </w:p>
         </w:tc>
@@ -1604,8 +1910,21 @@
           </w:tcPr>
           <w:p>
             <w:r>
-              <w:t>Converts iterable of key-value pairs to a dict</w:t>
+              <w:t xml:space="preserve">Converts </w:t>
             </w:r>
+            <w:proofErr w:type="spellStart"/>
+            <w:r>
+              <w:t>iterable</w:t>
+            </w:r>
+            <w:proofErr w:type="spellEnd"/>
+            <w:r>
+              <w:t xml:space="preserve"> of key-value pairs to a </w:t>
+            </w:r>
+            <w:proofErr w:type="spellStart"/>
+            <w:r>
+              <w:t>dict</w:t>
+            </w:r>
+            <w:proofErr w:type="spellEnd"/>
           </w:p>
         </w:tc>
         <w:tc>
@@ -1615,8 +1934,18 @@
             <w:hideMark/>
           </w:tcPr>
           <w:p>
+            <w:proofErr w:type="spellStart"/>
+            <w:proofErr w:type="gramStart"/>
             <w:r>
-              <w:t>dict([('a', 1), ('b', 2)]) → {'a': 1, 'b': 2}</w:t>
+              <w:t>dict</w:t>
+            </w:r>
+            <w:proofErr w:type="spellEnd"/>
+            <w:r>
+              <w:t>(</w:t>
+            </w:r>
+            <w:proofErr w:type="gramEnd"/>
+            <w:r>
+              <w:t>[('a', 1), ('b', 2)]) → {'a': 1, 'b': 2}</w:t>
             </w:r>
           </w:p>
         </w:tc>
@@ -1632,24 +1961,58 @@
           <w:bCs/>
         </w:rPr>
       </w:pPr>
-      <w:r>
-        <w:rPr>
-          <w:b/>
-          <w:bCs/>
-        </w:rPr>
-        <w:t>filter(function, iterable)</w:t>
+      <w:proofErr w:type="gramStart"/>
+      <w:r>
+        <w:rPr>
+          <w:b/>
+          <w:bCs/>
+        </w:rPr>
+        <w:t>filter(</w:t>
+      </w:r>
+      <w:proofErr w:type="gramEnd"/>
+      <w:r>
+        <w:rPr>
+          <w:b/>
+          <w:bCs/>
+        </w:rPr>
+        <w:t xml:space="preserve">function, </w:t>
+      </w:r>
+      <w:proofErr w:type="spellStart"/>
+      <w:r>
+        <w:rPr>
+          <w:b/>
+          <w:bCs/>
+        </w:rPr>
+        <w:t>iterable</w:t>
+      </w:r>
+      <w:proofErr w:type="spellEnd"/>
+      <w:r>
+        <w:rPr>
+          <w:b/>
+          <w:bCs/>
+        </w:rPr>
+        <w:t>)</w:t>
       </w:r>
     </w:p>
     <w:p>
       <w:r>
         <w:t xml:space="preserve">The </w:t>
       </w:r>
-      <w:r>
-        <w:rPr>
-          <w:b/>
-          <w:bCs/>
-        </w:rPr>
-        <w:t>filter()</w:t>
+      <w:proofErr w:type="gramStart"/>
+      <w:r>
+        <w:rPr>
+          <w:b/>
+          <w:bCs/>
+        </w:rPr>
+        <w:t>filter(</w:t>
+      </w:r>
+      <w:proofErr w:type="gramEnd"/>
+      <w:r>
+        <w:rPr>
+          <w:b/>
+          <w:bCs/>
+        </w:rPr>
+        <w:t>)</w:t>
       </w:r>
       <w:r>
         <w:t xml:space="preserve"> function is used when you want to </w:t>
@@ -1659,8 +2022,17 @@
           <w:b/>
           <w:bCs/>
         </w:rPr>
-        <w:t>remove items from a list or iterable</w:t>
-      </w:r>
+        <w:t xml:space="preserve">remove items from a list or </w:t>
+      </w:r>
+      <w:proofErr w:type="spellStart"/>
+      <w:r>
+        <w:rPr>
+          <w:b/>
+          <w:bCs/>
+        </w:rPr>
+        <w:t>iterable</w:t>
+      </w:r>
+      <w:proofErr w:type="spellEnd"/>
       <w:r>
         <w:t xml:space="preserve"> that do </w:t>
       </w:r>
@@ -1779,8 +2151,21 @@
       </w:r>
     </w:p>
     <w:p>
-      <w:r>
-        <w:t>filter(function, iterable)</w:t>
+      <w:proofErr w:type="gramStart"/>
+      <w:r>
+        <w:t>filter(</w:t>
+      </w:r>
+      <w:proofErr w:type="gramEnd"/>
+      <w:r>
+        <w:t xml:space="preserve">function, </w:t>
+      </w:r>
+      <w:proofErr w:type="spellStart"/>
+      <w:r>
+        <w:t>iterable</w:t>
+      </w:r>
+      <w:proofErr w:type="spellEnd"/>
+      <w:r>
+        <w:t>)</w:t>
       </w:r>
     </w:p>
     <w:p>
@@ -1789,13 +2174,26 @@
       </w:r>
     </w:p>
     <w:p>
-      <w:r>
-        <w:t>iterable: A list, tuple, etc.</w:t>
-      </w:r>
-    </w:p>
-    <w:p>
-      <w:r>
-        <w:t>Returns items from an iterable for which the function returns True.</w:t>
+      <w:proofErr w:type="spellStart"/>
+      <w:r>
+        <w:t>iterable</w:t>
+      </w:r>
+      <w:proofErr w:type="spellEnd"/>
+      <w:r>
+        <w:t>: A list, tuple, etc.</w:t>
+      </w:r>
+    </w:p>
+    <w:p>
+      <w:r>
+        <w:t xml:space="preserve">Returns items from an </w:t>
+      </w:r>
+      <w:proofErr w:type="spellStart"/>
+      <w:r>
+        <w:t>iterable</w:t>
+      </w:r>
+      <w:proofErr w:type="spellEnd"/>
+      <w:r>
+        <w:t xml:space="preserve"> for which the function returns True.</w:t>
       </w:r>
     </w:p>
     <w:p>
@@ -1826,13 +2224,34 @@
       </w:r>
     </w:p>
     <w:p>
-      <w:r>
-        <w:t>nums = [1, 2, 3, 4]</w:t>
-      </w:r>
-    </w:p>
-    <w:p>
-      <w:r>
-        <w:t>evens = list(filter(lambda x: x % 2 == 0, nums))</w:t>
+      <w:proofErr w:type="spellStart"/>
+      <w:r>
+        <w:t>nums</w:t>
+      </w:r>
+      <w:proofErr w:type="spellEnd"/>
+      <w:r>
+        <w:t xml:space="preserve"> = [1, 2, 3, 4]</w:t>
+      </w:r>
+    </w:p>
+    <w:p>
+      <w:r>
+        <w:t xml:space="preserve">evens = </w:t>
+      </w:r>
+      <w:proofErr w:type="gramStart"/>
+      <w:r>
+        <w:t>list(filter(</w:t>
+      </w:r>
+      <w:proofErr w:type="gramEnd"/>
+      <w:r>
+        <w:t xml:space="preserve">lambda x: x % 2 == 0, </w:t>
+      </w:r>
+      <w:proofErr w:type="spellStart"/>
+      <w:r>
+        <w:t>nums</w:t>
+      </w:r>
+      <w:proofErr w:type="spellEnd"/>
+      <w:r>
+        <w:t>))</w:t>
       </w:r>
     </w:p>
     <w:p>
@@ -1850,13 +2269,38 @@
           <w:bCs/>
         </w:rPr>
       </w:pPr>
+      <w:proofErr w:type="gramStart"/>
       <w:r>
         <w:rPr>
           <w:b/>
           <w:bCs/>
         </w:rPr>
         <w:lastRenderedPageBreak/>
-        <w:t>reduce(function, iterable)</w:t>
+        <w:t>reduce(</w:t>
+      </w:r>
+      <w:proofErr w:type="gramEnd"/>
+      <w:r>
+        <w:rPr>
+          <w:b/>
+          <w:bCs/>
+        </w:rPr>
+        <w:t xml:space="preserve">function, </w:t>
+      </w:r>
+      <w:proofErr w:type="spellStart"/>
+      <w:r>
+        <w:rPr>
+          <w:b/>
+          <w:bCs/>
+        </w:rPr>
+        <w:t>iterable</w:t>
+      </w:r>
+      <w:proofErr w:type="spellEnd"/>
+      <w:r>
+        <w:rPr>
+          <w:b/>
+          <w:bCs/>
+        </w:rPr>
+        <w:t>)</w:t>
       </w:r>
     </w:p>
     <w:p>
@@ -1864,7 +2308,15 @@
         <w:spacing w:line="360" w:lineRule="auto"/>
       </w:pPr>
       <w:r>
-        <w:t>The reduce() function is used when you want to combine all elements in a list into a single result — such as a total, product, maximum, or even a custom combination of values.</w:t>
+        <w:t xml:space="preserve">The </w:t>
+      </w:r>
+      <w:proofErr w:type="gramStart"/>
+      <w:r>
+        <w:t>reduce(</w:t>
+      </w:r>
+      <w:proofErr w:type="gramEnd"/>
+      <w:r>
+        <w:t>) function is used when you want to combine all elements in a list into a single result — such as a total, product, maximum, or even a custom combination of values.</w:t>
       </w:r>
     </w:p>
     <w:p>
@@ -1877,8 +2329,17 @@
         <w:spacing w:line="360" w:lineRule="auto"/>
       </w:pPr>
       <w:r>
-        <w:t xml:space="preserve">you must import reduce() from the </w:t>
-      </w:r>
+        <w:t xml:space="preserve">you must import </w:t>
+      </w:r>
+      <w:proofErr w:type="gramStart"/>
+      <w:r>
+        <w:t>reduce(</w:t>
+      </w:r>
+      <w:proofErr w:type="gramEnd"/>
+      <w:r>
+        <w:t xml:space="preserve">) from the </w:t>
+      </w:r>
+      <w:proofErr w:type="spellStart"/>
       <w:r>
         <w:rPr>
           <w:b/>
@@ -1886,6 +2347,7 @@
         </w:rPr>
         <w:t>functools</w:t>
       </w:r>
+      <w:proofErr w:type="spellEnd"/>
       <w:r>
         <w:t xml:space="preserve"> module.</w:t>
       </w:r>
@@ -1912,6 +2374,7 @@
       <w:r>
         <w:t xml:space="preserve"> and an </w:t>
       </w:r>
+      <w:proofErr w:type="spellStart"/>
       <w:r>
         <w:rPr>
           <w:b/>
@@ -1919,6 +2382,7 @@
         </w:rPr>
         <w:t>iterable</w:t>
       </w:r>
+      <w:proofErr w:type="spellEnd"/>
       <w:r>
         <w:t xml:space="preserve"> (like a list).</w:t>
       </w:r>
@@ -2024,8 +2488,21 @@
       <w:pPr>
         <w:spacing w:line="360" w:lineRule="auto"/>
       </w:pPr>
-      <w:r>
-        <w:t>reduce(function, iterable)</w:t>
+      <w:proofErr w:type="gramStart"/>
+      <w:r>
+        <w:t>reduce(</w:t>
+      </w:r>
+      <w:proofErr w:type="gramEnd"/>
+      <w:r>
+        <w:t xml:space="preserve">function, </w:t>
+      </w:r>
+      <w:proofErr w:type="spellStart"/>
+      <w:r>
+        <w:t>iterable</w:t>
+      </w:r>
+      <w:proofErr w:type="spellEnd"/>
+      <w:r>
+        <w:t>)</w:t>
       </w:r>
     </w:p>
     <w:p>
@@ -2034,8 +2511,13 @@
       </w:r>
     </w:p>
     <w:p>
-      <w:r>
-        <w:t>iterable: A list, tuple, etc.</w:t>
+      <w:proofErr w:type="spellStart"/>
+      <w:r>
+        <w:t>iterable</w:t>
+      </w:r>
+      <w:proofErr w:type="spellEnd"/>
+      <w:r>
+        <w:t>: A list, tuple, etc.</w:t>
       </w:r>
     </w:p>
     <w:p/>
@@ -2058,7 +2540,15 @@
         <w:br/>
       </w:r>
       <w:r>
-        <w:t>from functools import reduce</w:t>
+        <w:t xml:space="preserve">from </w:t>
+      </w:r>
+      <w:proofErr w:type="spellStart"/>
+      <w:r>
+        <w:t>functools</w:t>
+      </w:r>
+      <w:proofErr w:type="spellEnd"/>
+      <w:r>
+        <w:t xml:space="preserve"> import reduce</w:t>
       </w:r>
     </w:p>
     <w:p>
@@ -2074,7 +2564,15 @@
         <w:spacing w:line="240" w:lineRule="auto"/>
       </w:pPr>
       <w:r>
-        <w:t>def add(x, y):</w:t>
+        <w:t xml:space="preserve">def </w:t>
+      </w:r>
+      <w:proofErr w:type="gramStart"/>
+      <w:r>
+        <w:t>add(</w:t>
+      </w:r>
+      <w:proofErr w:type="gramEnd"/>
+      <w:r>
+        <w:t>x, y):</w:t>
       </w:r>
     </w:p>
     <w:p>
@@ -2098,7 +2596,15 @@
         <w:spacing w:line="240" w:lineRule="auto"/>
       </w:pPr>
       <w:r>
-        <w:t>result = reduce(add, numbers)</w:t>
+        <w:t xml:space="preserve">result = </w:t>
+      </w:r>
+      <w:proofErr w:type="gramStart"/>
+      <w:r>
+        <w:t>reduce(</w:t>
+      </w:r>
+      <w:proofErr w:type="gramEnd"/>
+      <w:r>
+        <w:t>add, numbers)</w:t>
       </w:r>
     </w:p>
     <w:p>
@@ -2158,8 +2664,13 @@
         </w:numPr>
         <w:spacing w:line="240" w:lineRule="auto"/>
       </w:pPr>
-      <w:r>
-        <w:t>add(1, 2) → 3</w:t>
+      <w:proofErr w:type="gramStart"/>
+      <w:r>
+        <w:t>add(</w:t>
+      </w:r>
+      <w:proofErr w:type="gramEnd"/>
+      <w:r>
+        <w:t>1, 2) → 3</w:t>
       </w:r>
     </w:p>
     <w:p>
@@ -2170,8 +2681,13 @@
         </w:numPr>
         <w:spacing w:line="240" w:lineRule="auto"/>
       </w:pPr>
-      <w:r>
-        <w:t>add(3, 3) → 6</w:t>
+      <w:proofErr w:type="gramStart"/>
+      <w:r>
+        <w:t>add(</w:t>
+      </w:r>
+      <w:proofErr w:type="gramEnd"/>
+      <w:r>
+        <w:t>3, 3) → 6</w:t>
       </w:r>
     </w:p>
     <w:p>
@@ -2182,9 +2698,14 @@
         </w:numPr>
         <w:spacing w:line="240" w:lineRule="auto"/>
       </w:pPr>
+      <w:proofErr w:type="gramStart"/>
       <w:r>
         <w:lastRenderedPageBreak/>
-        <w:t>add(6, 4) → 10</w:t>
+        <w:t>add(</w:t>
+      </w:r>
+      <w:proofErr w:type="gramEnd"/>
+      <w:r>
+        <w:t>6, 4) → 10</w:t>
       </w:r>
     </w:p>
     <w:p>
@@ -2195,8 +2716,13 @@
         </w:numPr>
         <w:spacing w:line="240" w:lineRule="auto"/>
       </w:pPr>
-      <w:r>
-        <w:t>add(10, 5) → 15</w:t>
+      <w:proofErr w:type="gramStart"/>
+      <w:r>
+        <w:t>add(</w:t>
+      </w:r>
+      <w:proofErr w:type="gramEnd"/>
+      <w:r>
+        <w:t>10, 5) → 15</w:t>
       </w:r>
     </w:p>
     <w:p>
@@ -2208,8 +2734,13 @@
       <w:pPr>
         <w:spacing w:line="240" w:lineRule="auto"/>
       </w:pPr>
-      <w:r>
-        <w:t>Question : If my Array like this then what happened</w:t>
+      <w:proofErr w:type="gramStart"/>
+      <w:r>
+        <w:t>Question :</w:t>
+      </w:r>
+      <w:proofErr w:type="gramEnd"/>
+      <w:r>
+        <w:t xml:space="preserve"> If my Array like this then what happened</w:t>
       </w:r>
       <w:r>
         <w:br/>
@@ -2378,7 +2909,23 @@
           <w:b/>
           <w:bCs/>
         </w:rPr>
-        <w:t>Using map() in Preprocessing</w:t>
+        <w:t xml:space="preserve">Using </w:t>
+      </w:r>
+      <w:proofErr w:type="gramStart"/>
+      <w:r>
+        <w:rPr>
+          <w:b/>
+          <w:bCs/>
+        </w:rPr>
+        <w:t>map(</w:t>
+      </w:r>
+      <w:proofErr w:type="gramEnd"/>
+      <w:r>
+        <w:rPr>
+          <w:b/>
+          <w:bCs/>
+        </w:rPr>
+        <w:t>) in Preprocessing</w:t>
       </w:r>
     </w:p>
     <w:p>
@@ -2386,7 +2933,15 @@
         <w:spacing w:line="240" w:lineRule="auto"/>
       </w:pPr>
       <w:r>
-        <w:t>The map() function is used when you want to apply the same operation to every item in a data set</w:t>
+        <w:t xml:space="preserve">The </w:t>
+      </w:r>
+      <w:proofErr w:type="gramStart"/>
+      <w:r>
+        <w:t>map(</w:t>
+      </w:r>
+      <w:proofErr w:type="gramEnd"/>
+      <w:r>
+        <w:t>) function is used when you want to apply the same operation to every item in a data set</w:t>
       </w:r>
       <w:r>
         <w:t xml:space="preserve"> model.</w:t>
@@ -2563,7 +3118,15 @@
     </w:p>
     <w:p>
       <w:r>
-        <w:t xml:space="preserve">converted = list(map(int, data))  </w:t>
+        <w:t xml:space="preserve">converted = </w:t>
+      </w:r>
+      <w:proofErr w:type="gramStart"/>
+      <w:r>
+        <w:t>list(map(</w:t>
+      </w:r>
+      <w:proofErr w:type="gramEnd"/>
+      <w:r>
+        <w:t xml:space="preserve">int, data))  </w:t>
       </w:r>
     </w:p>
     <w:p>
@@ -2578,13 +3141,39 @@
       </w:r>
     </w:p>
     <w:p>
-      <w:r>
-        <w:t>temps_c = [0, 20, 30]</w:t>
-      </w:r>
-    </w:p>
-    <w:p>
-      <w:r>
-        <w:t xml:space="preserve">temps_f = list(map(lambda c: c * 9/5 + 32, temps_c))  </w:t>
+      <w:proofErr w:type="spellStart"/>
+      <w:r>
+        <w:t>temps_c</w:t>
+      </w:r>
+      <w:proofErr w:type="spellEnd"/>
+      <w:r>
+        <w:t xml:space="preserve"> = [0, 20, 30]</w:t>
+      </w:r>
+    </w:p>
+    <w:p>
+      <w:proofErr w:type="spellStart"/>
+      <w:r>
+        <w:t>temps_f</w:t>
+      </w:r>
+      <w:proofErr w:type="spellEnd"/>
+      <w:r>
+        <w:t xml:space="preserve"> = </w:t>
+      </w:r>
+      <w:proofErr w:type="gramStart"/>
+      <w:r>
+        <w:t>list(map(</w:t>
+      </w:r>
+      <w:proofErr w:type="gramEnd"/>
+      <w:r>
+        <w:t xml:space="preserve">lambda c: c * 9/5 + 32, </w:t>
+      </w:r>
+      <w:proofErr w:type="spellStart"/>
+      <w:r>
+        <w:t>temps_c</w:t>
+      </w:r>
+      <w:proofErr w:type="spellEnd"/>
+      <w:r>
+        <w:t xml:space="preserve">))  </w:t>
       </w:r>
     </w:p>
     <w:p>
@@ -2609,19 +3198,48 @@
           <w:sz w:val="28"/>
           <w:szCs w:val="28"/>
         </w:rPr>
-        <w:t>Using filter() in Preprocessing</w:t>
+        <w:t xml:space="preserve">Using </w:t>
+      </w:r>
+      <w:proofErr w:type="gramStart"/>
+      <w:r>
+        <w:rPr>
+          <w:b/>
+          <w:bCs/>
+          <w:sz w:val="28"/>
+          <w:szCs w:val="28"/>
+        </w:rPr>
+        <w:t>filter(</w:t>
+      </w:r>
+      <w:proofErr w:type="gramEnd"/>
+      <w:r>
+        <w:rPr>
+          <w:b/>
+          <w:bCs/>
+          <w:sz w:val="28"/>
+          <w:szCs w:val="28"/>
+        </w:rPr>
+        <w:t>) in Preprocessing</w:t>
       </w:r>
     </w:p>
     <w:p>
       <w:r>
         <w:t xml:space="preserve">The </w:t>
       </w:r>
-      <w:r>
-        <w:rPr>
-          <w:b/>
-          <w:bCs/>
-        </w:rPr>
-        <w:t>filter()</w:t>
+      <w:proofErr w:type="gramStart"/>
+      <w:r>
+        <w:rPr>
+          <w:b/>
+          <w:bCs/>
+        </w:rPr>
+        <w:t>filter(</w:t>
+      </w:r>
+      <w:proofErr w:type="gramEnd"/>
+      <w:r>
+        <w:rPr>
+          <w:b/>
+          <w:bCs/>
+        </w:rPr>
+        <w:t>)</w:t>
       </w:r>
       <w:r>
         <w:t xml:space="preserve"> function is used when you want to </w:t>
@@ -2631,8 +3249,17 @@
           <w:b/>
           <w:bCs/>
         </w:rPr>
-        <w:t>remove items from a list or iterable</w:t>
-      </w:r>
+        <w:t xml:space="preserve">remove items from a list or </w:t>
+      </w:r>
+      <w:proofErr w:type="spellStart"/>
+      <w:r>
+        <w:rPr>
+          <w:b/>
+          <w:bCs/>
+        </w:rPr>
+        <w:t>iterable</w:t>
+      </w:r>
+      <w:proofErr w:type="spellEnd"/>
       <w:r>
         <w:t xml:space="preserve"> that do </w:t>
       </w:r>
@@ -2764,7 +3391,23 @@
     </w:p>
     <w:p>
       <w:r>
-        <w:t>cleaned = list(filter(lambda x: x != '', data))</w:t>
+        <w:t xml:space="preserve">cleaned = </w:t>
+      </w:r>
+      <w:proofErr w:type="gramStart"/>
+      <w:r>
+        <w:t>list(filter(</w:t>
+      </w:r>
+      <w:proofErr w:type="gramEnd"/>
+      <w:r>
+        <w:t xml:space="preserve">lambda x: </w:t>
+      </w:r>
+      <w:proofErr w:type="gramStart"/>
+      <w:r>
+        <w:t>x !</w:t>
+      </w:r>
+      <w:proofErr w:type="gramEnd"/>
+      <w:r>
+        <w:t>= '', data))</w:t>
       </w:r>
     </w:p>
     <w:p>
@@ -2780,7 +3423,15 @@
     </w:p>
     <w:p>
       <w:r>
-        <w:t>You could also use bool(x) to remove any "falsy" values like '', None, or 0</w:t>
+        <w:t>You could also use bool(x) to remove any "</w:t>
+      </w:r>
+      <w:proofErr w:type="spellStart"/>
+      <w:r>
+        <w:t>falsy</w:t>
+      </w:r>
+      <w:proofErr w:type="spellEnd"/>
+      <w:r>
+        <w:t>" values like '', None, or 0</w:t>
       </w:r>
     </w:p>
     <w:p>
@@ -2790,7 +3441,15 @@
     </w:p>
     <w:p>
       <w:r>
-        <w:t>cleaned = list(filter(bool, data))</w:t>
+        <w:t xml:space="preserve">cleaned = </w:t>
+      </w:r>
+      <w:proofErr w:type="gramStart"/>
+      <w:r>
+        <w:t>list(filter(</w:t>
+      </w:r>
+      <w:proofErr w:type="gramEnd"/>
+      <w:r>
+        <w:t>bool, data))</w:t>
       </w:r>
     </w:p>
     <w:p>
@@ -2815,8 +3474,21 @@
       </w:r>
     </w:p>
     <w:p>
-      <w:r>
-        <w:t>valid_emails = list(filter(lambda x: '@' in x and '.' in x, emails))</w:t>
+      <w:proofErr w:type="spellStart"/>
+      <w:r>
+        <w:t>valid_emails</w:t>
+      </w:r>
+      <w:proofErr w:type="spellEnd"/>
+      <w:r>
+        <w:t xml:space="preserve"> = </w:t>
+      </w:r>
+      <w:proofErr w:type="gramStart"/>
+      <w:r>
+        <w:t>list(filter(</w:t>
+      </w:r>
+      <w:proofErr w:type="gramEnd"/>
+      <w:r>
+        <w:t>lambda x: '@' in x and '.' in x, emails))</w:t>
       </w:r>
     </w:p>
     <w:p>
@@ -2841,12 +3513,40 @@
           <w:sz w:val="28"/>
           <w:szCs w:val="28"/>
         </w:rPr>
-        <w:t>Using reduce() in Preprocessing</w:t>
-      </w:r>
-    </w:p>
-    <w:p>
-      <w:r>
-        <w:t>The reduce() function is used when you want to combine all elements in a list into a single result — such as a total, product, maximum, or even a custom combination of values</w:t>
+        <w:t xml:space="preserve">Using </w:t>
+      </w:r>
+      <w:proofErr w:type="gramStart"/>
+      <w:r>
+        <w:rPr>
+          <w:b/>
+          <w:bCs/>
+          <w:sz w:val="28"/>
+          <w:szCs w:val="28"/>
+        </w:rPr>
+        <w:t>reduce(</w:t>
+      </w:r>
+      <w:proofErr w:type="gramEnd"/>
+      <w:r>
+        <w:rPr>
+          <w:b/>
+          <w:bCs/>
+          <w:sz w:val="28"/>
+          <w:szCs w:val="28"/>
+        </w:rPr>
+        <w:t>) in Preprocessing</w:t>
+      </w:r>
+    </w:p>
+    <w:p>
+      <w:r>
+        <w:t xml:space="preserve">The </w:t>
+      </w:r>
+      <w:proofErr w:type="gramStart"/>
+      <w:r>
+        <w:t>reduce(</w:t>
+      </w:r>
+      <w:proofErr w:type="gramEnd"/>
+      <w:r>
+        <w:t>) function is used when you want to combine all elements in a list into a single result — such as a total, product, maximum, or even a custom combination of values</w:t>
       </w:r>
     </w:p>
     <w:p>
@@ -2858,8 +3558,33 @@
         </w:numPr>
       </w:pPr>
       <w:r>
-        <w:t xml:space="preserve">Unlike map() and filter(), you must import reduce() from the </w:t>
-      </w:r>
+        <w:t xml:space="preserve">Unlike </w:t>
+      </w:r>
+      <w:proofErr w:type="gramStart"/>
+      <w:r>
+        <w:t>map(</w:t>
+      </w:r>
+      <w:proofErr w:type="gramEnd"/>
+      <w:r>
+        <w:t xml:space="preserve">) and </w:t>
+      </w:r>
+      <w:proofErr w:type="gramStart"/>
+      <w:r>
+        <w:t>filter(</w:t>
+      </w:r>
+      <w:proofErr w:type="gramEnd"/>
+      <w:r>
+        <w:t xml:space="preserve">), you must import </w:t>
+      </w:r>
+      <w:proofErr w:type="gramStart"/>
+      <w:r>
+        <w:t>reduce(</w:t>
+      </w:r>
+      <w:proofErr w:type="gramEnd"/>
+      <w:r>
+        <w:t xml:space="preserve">) from the </w:t>
+      </w:r>
+      <w:proofErr w:type="spellStart"/>
       <w:r>
         <w:rPr>
           <w:b/>
@@ -2867,6 +3592,7 @@
         </w:rPr>
         <w:t>functools</w:t>
       </w:r>
+      <w:proofErr w:type="spellEnd"/>
       <w:r>
         <w:t xml:space="preserve"> module</w:t>
       </w:r>
@@ -2990,7 +3716,15 @@
     </w:p>
     <w:p>
       <w:r>
-        <w:t>from functools import reduce</w:t>
+        <w:t xml:space="preserve">from </w:t>
+      </w:r>
+      <w:proofErr w:type="spellStart"/>
+      <w:r>
+        <w:t>functools</w:t>
+      </w:r>
+      <w:proofErr w:type="spellEnd"/>
+      <w:r>
+        <w:t xml:space="preserve"> import reduce</w:t>
       </w:r>
     </w:p>
     <w:p>
@@ -3000,7 +3734,15 @@
     </w:p>
     <w:p>
       <w:r>
-        <w:t>total = reduce(lambda x, y: x + y, data)</w:t>
+        <w:t xml:space="preserve">total = </w:t>
+      </w:r>
+      <w:proofErr w:type="gramStart"/>
+      <w:r>
+        <w:t>reduce(</w:t>
+      </w:r>
+      <w:proofErr w:type="gramEnd"/>
+      <w:r>
+        <w:t>lambda x, y: x + y, data)</w:t>
       </w:r>
     </w:p>
     <w:p>
@@ -3029,7 +3771,15 @@
     </w:p>
     <w:p>
       <w:r>
-        <w:t>maximum = reduce(lambda x, y: x if x &gt; y else y, data)</w:t>
+        <w:t xml:space="preserve">maximum = </w:t>
+      </w:r>
+      <w:proofErr w:type="gramStart"/>
+      <w:r>
+        <w:t>reduce(</w:t>
+      </w:r>
+      <w:proofErr w:type="gramEnd"/>
+      <w:r>
+        <w:t>lambda x, y: x if x &gt; y else y, data)</w:t>
       </w:r>
     </w:p>
     <w:p>
@@ -3050,7 +3800,15 @@
     </w:p>
     <w:p>
       <w:r>
-        <w:t>from functools import reduce</w:t>
+        <w:t xml:space="preserve">from </w:t>
+      </w:r>
+      <w:proofErr w:type="spellStart"/>
+      <w:r>
+        <w:t>functools</w:t>
+      </w:r>
+      <w:proofErr w:type="spellEnd"/>
+      <w:r>
+        <w:t xml:space="preserve"> import reduce</w:t>
       </w:r>
     </w:p>
     <w:p>
@@ -3066,7 +3824,25 @@
     </w:p>
     <w:p>
       <w:r>
-        <w:t>cleaned = filter(lambda x: x.isdigit(), data)</w:t>
+        <w:t xml:space="preserve">cleaned = </w:t>
+      </w:r>
+      <w:proofErr w:type="gramStart"/>
+      <w:r>
+        <w:t>filter(</w:t>
+      </w:r>
+      <w:proofErr w:type="gramEnd"/>
+      <w:r>
+        <w:t xml:space="preserve">lambda x: </w:t>
+      </w:r>
+      <w:proofErr w:type="spellStart"/>
+      <w:proofErr w:type="gramStart"/>
+      <w:r>
+        <w:t>x.isdigit</w:t>
+      </w:r>
+      <w:proofErr w:type="spellEnd"/>
+      <w:proofErr w:type="gramEnd"/>
+      <w:r>
+        <w:t>(), data)</w:t>
       </w:r>
     </w:p>
     <w:p/>
@@ -3077,7 +3853,15 @@
     </w:p>
     <w:p>
       <w:r>
-        <w:t>numbers = map(int, cleaned)</w:t>
+        <w:t xml:space="preserve">numbers = </w:t>
+      </w:r>
+      <w:proofErr w:type="gramStart"/>
+      <w:r>
+        <w:t>map(</w:t>
+      </w:r>
+      <w:proofErr w:type="gramEnd"/>
+      <w:r>
+        <w:t>int, cleaned)</w:t>
       </w:r>
     </w:p>
     <w:p/>
@@ -3088,7 +3872,15 @@
     </w:p>
     <w:p>
       <w:r>
-        <w:t>total = reduce(lambda x, y: x + y, numbers)</w:t>
+        <w:t xml:space="preserve">total = </w:t>
+      </w:r>
+      <w:proofErr w:type="gramStart"/>
+      <w:r>
+        <w:t>reduce(</w:t>
+      </w:r>
+      <w:proofErr w:type="gramEnd"/>
+      <w:r>
+        <w:t>lambda x, y: x + y, numbers)</w:t>
       </w:r>
     </w:p>
     <w:p/>
@@ -3325,8 +4117,9 @@
           <w:sz w:val="28"/>
           <w:szCs w:val="28"/>
         </w:rPr>
-        <w:t>List Comprehensions</w:t>
-      </w:r>
+        <w:t xml:space="preserve">List </w:t>
+      </w:r>
+      <w:proofErr w:type="gramStart"/>
       <w:r>
         <w:rPr>
           <w:b/>
@@ -3334,8 +4127,18 @@
           <w:sz w:val="28"/>
           <w:szCs w:val="28"/>
         </w:rPr>
+        <w:t>Comprehensions</w:t>
+      </w:r>
+      <w:r>
+        <w:rPr>
+          <w:b/>
+          <w:bCs/>
+          <w:sz w:val="28"/>
+          <w:szCs w:val="28"/>
+        </w:rPr>
         <w:t xml:space="preserve"> :</w:t>
       </w:r>
+      <w:proofErr w:type="gramEnd"/>
     </w:p>
     <w:p>
       <w:r>
@@ -3358,7 +4161,15 @@
         <w:t>Quickly creates a new list</w:t>
       </w:r>
       <w:r>
-        <w:t xml:space="preserve"> by looping through an existing iterable (like a list or range).</w:t>
+        <w:t xml:space="preserve"> by looping through an existing </w:t>
+      </w:r>
+      <w:proofErr w:type="spellStart"/>
+      <w:r>
+        <w:t>iterable</w:t>
+      </w:r>
+      <w:proofErr w:type="spellEnd"/>
+      <w:r>
+        <w:t xml:space="preserve"> (like a list or range).</w:t>
       </w:r>
     </w:p>
     <w:p>
@@ -3382,9 +4193,11 @@
     </w:p>
     <w:p/>
     <w:p>
+      <w:proofErr w:type="gramStart"/>
       <w:r>
         <w:t>Syntax :</w:t>
       </w:r>
+      <w:proofErr w:type="gramEnd"/>
     </w:p>
     <w:p>
       <w:r>
@@ -3405,8 +4218,13 @@
         </w:rPr>
         <w:t xml:space="preserve">in </w:t>
       </w:r>
-      <w:r>
-        <w:t xml:space="preserve">iterable </w:t>
+      <w:proofErr w:type="spellStart"/>
+      <w:r>
+        <w:t>iterable</w:t>
+      </w:r>
+      <w:proofErr w:type="spellEnd"/>
+      <w:r>
+        <w:t xml:space="preserve"> </w:t>
       </w:r>
       <w:r>
         <w:rPr>
@@ -3431,7 +4249,15 @@
         <w:ind w:firstLine="720"/>
       </w:pPr>
       <w:r>
-        <w:t xml:space="preserve">  iterable: the source list or data you're looping through</w:t>
+        <w:t xml:space="preserve">  </w:t>
+      </w:r>
+      <w:proofErr w:type="spellStart"/>
+      <w:r>
+        <w:t>iterable</w:t>
+      </w:r>
+      <w:proofErr w:type="spellEnd"/>
+      <w:r>
+        <w:t>: the source list or data you're looping through</w:t>
       </w:r>
     </w:p>
     <w:p>
@@ -3454,7 +4280,15 @@
     </w:p>
     <w:p>
       <w:r>
-        <w:t>squares = [x**2 for x in range(5)]</w:t>
+        <w:t xml:space="preserve">squares = [x**2 for x in </w:t>
+      </w:r>
+      <w:proofErr w:type="gramStart"/>
+      <w:r>
+        <w:t>range(</w:t>
+      </w:r>
+      <w:proofErr w:type="gramEnd"/>
+      <w:r>
+        <w:t>5)]</w:t>
       </w:r>
     </w:p>
     <w:p>
@@ -3501,12 +4335,38 @@
     </w:p>
     <w:p>
       <w:r>
-        <w:t>cleaned = [name.strip().lower() for name in names]</w:t>
-      </w:r>
-    </w:p>
-    <w:p>
-      <w:r>
-        <w:t># Output: ['alice', 'bob', 'eve']</w:t>
+        <w:t>cleaned = [</w:t>
+      </w:r>
+      <w:proofErr w:type="spellStart"/>
+      <w:proofErr w:type="gramStart"/>
+      <w:r>
+        <w:t>name.strip</w:t>
+      </w:r>
+      <w:proofErr w:type="spellEnd"/>
+      <w:proofErr w:type="gramEnd"/>
+      <w:r>
+        <w:t>(</w:t>
+      </w:r>
+      <w:proofErr w:type="gramStart"/>
+      <w:r>
+        <w:t>).lower</w:t>
+      </w:r>
+      <w:proofErr w:type="gramEnd"/>
+      <w:r>
+        <w:t>() for name in names]</w:t>
+      </w:r>
+    </w:p>
+    <w:p>
+      <w:r>
+        <w:t># Output: ['</w:t>
+      </w:r>
+      <w:proofErr w:type="spellStart"/>
+      <w:r>
+        <w:t>alice</w:t>
+      </w:r>
+      <w:proofErr w:type="spellEnd"/>
+      <w:r>
+        <w:t>', 'bob', 'eve']</w:t>
       </w:r>
     </w:p>
     <w:p>
@@ -3557,7 +4417,15 @@
         <w:t>Quickly builds a dictionary</w:t>
       </w:r>
       <w:r>
-        <w:t xml:space="preserve"> by defining how to create keys and values from an iterable.</w:t>
+        <w:t xml:space="preserve"> by defining how to create keys and values from an </w:t>
+      </w:r>
+      <w:proofErr w:type="spellStart"/>
+      <w:r>
+        <w:t>iterable</w:t>
+      </w:r>
+      <w:proofErr w:type="spellEnd"/>
+      <w:r>
+        <w:t>.</w:t>
       </w:r>
     </w:p>
     <w:p>
@@ -3590,19 +4458,34 @@
     </w:p>
     <w:p>
       <w:r>
-        <w:t>{key: value for item in iterable if condition}</w:t>
+        <w:t xml:space="preserve">{key: value for item in </w:t>
+      </w:r>
+      <w:proofErr w:type="spellStart"/>
+      <w:r>
+        <w:t>iterable</w:t>
+      </w:r>
+      <w:proofErr w:type="spellEnd"/>
+      <w:r>
+        <w:t xml:space="preserve"> if condition}</w:t>
       </w:r>
     </w:p>
     <w:p>
       <w:r>
         <w:tab/>
+      </w:r>
+      <w:proofErr w:type="gramStart"/>
+      <w:r>
         <w:t>k</w:t>
       </w:r>
       <w:r>
         <w:t>ey</w:t>
       </w:r>
       <w:r>
-        <w:t xml:space="preserve"> : </w:t>
+        <w:t xml:space="preserve"> :</w:t>
+      </w:r>
+      <w:proofErr w:type="gramEnd"/>
+      <w:r>
+        <w:t xml:space="preserve"> </w:t>
       </w:r>
       <w:r>
         <w:t xml:space="preserve">What you want to use as the </w:t>
@@ -3622,11 +4505,16 @@
       <w:r>
         <w:tab/>
       </w:r>
+      <w:proofErr w:type="gramStart"/>
       <w:r>
         <w:t>value</w:t>
       </w:r>
       <w:r>
-        <w:t xml:space="preserve"> : </w:t>
+        <w:t xml:space="preserve"> :</w:t>
+      </w:r>
+      <w:proofErr w:type="gramEnd"/>
+      <w:r>
+        <w:t xml:space="preserve"> </w:t>
       </w:r>
       <w:r>
         <w:t xml:space="preserve">What you want to use as the </w:t>
@@ -3646,11 +4534,18 @@
       <w:pPr>
         <w:ind w:firstLine="720"/>
       </w:pPr>
+      <w:proofErr w:type="spellStart"/>
+      <w:proofErr w:type="gramStart"/>
       <w:r>
         <w:t>iterable</w:t>
       </w:r>
-      <w:r>
-        <w:t xml:space="preserve"> : </w:t>
+      <w:proofErr w:type="spellEnd"/>
+      <w:r>
+        <w:t xml:space="preserve"> :</w:t>
+      </w:r>
+      <w:proofErr w:type="gramEnd"/>
+      <w:r>
+        <w:t xml:space="preserve"> </w:t>
       </w:r>
       <w:r>
         <w:t>The data you're looping through — usually a list, tuple, or dictionary</w:t>
@@ -3660,11 +4555,16 @@
       <w:pPr>
         <w:ind w:firstLine="720"/>
       </w:pPr>
+      <w:proofErr w:type="gramStart"/>
       <w:r>
         <w:t>condition</w:t>
       </w:r>
       <w:r>
-        <w:t xml:space="preserve"> : </w:t>
+        <w:t xml:space="preserve"> :</w:t>
+      </w:r>
+      <w:proofErr w:type="gramEnd"/>
+      <w:r>
+        <w:t xml:space="preserve"> </w:t>
       </w:r>
       <w:r>
         <w:t>A filter to include only certain items</w:t>
@@ -3682,7 +4582,15 @@
     </w:p>
     <w:p>
       <w:r>
-        <w:t>squares = {x: x**2 for x in range(5)}</w:t>
+        <w:t xml:space="preserve">squares = {x: x**2 for x in </w:t>
+      </w:r>
+      <w:proofErr w:type="gramStart"/>
+      <w:r>
+        <w:t>range(</w:t>
+      </w:r>
+      <w:proofErr w:type="gramEnd"/>
+      <w:r>
+        <w:t>5)}</w:t>
       </w:r>
     </w:p>
     <w:p>
@@ -3705,7 +4613,17 @@
     </w:p>
     <w:p>
       <w:r>
-        <w:t>filtered = {k: v*10 for k, v in original.items() if v % 2 == 0}</w:t>
+        <w:t xml:space="preserve">filtered = {k: v*10 for k, v in </w:t>
+      </w:r>
+      <w:proofErr w:type="spellStart"/>
+      <w:proofErr w:type="gramStart"/>
+      <w:r>
+        <w:t>original.items</w:t>
+      </w:r>
+      <w:proofErr w:type="spellEnd"/>
+      <w:proofErr w:type="gramEnd"/>
+      <w:r>
+        <w:t>() if v % 2 == 0}</w:t>
       </w:r>
     </w:p>
     <w:p>
@@ -3878,13 +4796,26 @@
       </w:r>
     </w:p>
     <w:p>
-      <w:r>
-        <w:t>even_numbers = [n for n in numbers if n % 2 == 0]</w:t>
-      </w:r>
-    </w:p>
-    <w:p>
-      <w:r>
-        <w:t>print(even_numbers)</w:t>
+      <w:proofErr w:type="spellStart"/>
+      <w:r>
+        <w:t>even_numbers</w:t>
+      </w:r>
+      <w:proofErr w:type="spellEnd"/>
+      <w:r>
+        <w:t xml:space="preserve"> = [n for n in numbers if n % 2 == 0]</w:t>
+      </w:r>
+    </w:p>
+    <w:p>
+      <w:r>
+        <w:t>print(</w:t>
+      </w:r>
+      <w:proofErr w:type="spellStart"/>
+      <w:r>
+        <w:t>even_numbers</w:t>
+      </w:r>
+      <w:proofErr w:type="spellEnd"/>
+      <w:r>
+        <w:t>)</w:t>
       </w:r>
     </w:p>
     <w:p>
@@ -3908,11 +4839,21 @@
     </w:p>
     <w:p>
       <w:r>
-        <w:t>names = ["virat", "</w:t>
-      </w:r>
+        <w:t>names = ["</w:t>
+      </w:r>
+      <w:proofErr w:type="spellStart"/>
+      <w:r>
+        <w:t>virat</w:t>
+      </w:r>
+      <w:proofErr w:type="spellEnd"/>
+      <w:r>
+        <w:t>", "</w:t>
+      </w:r>
+      <w:proofErr w:type="spellStart"/>
       <w:r>
         <w:t>rohit</w:t>
       </w:r>
+      <w:proofErr w:type="spellEnd"/>
       <w:r>
         <w:t>", "</w:t>
       </w:r>
@@ -3924,13 +4865,36 @@
       </w:r>
     </w:p>
     <w:p>
-      <w:r>
-        <w:t>upper_names = [name.upper() for name in names]</w:t>
-      </w:r>
-    </w:p>
-    <w:p>
-      <w:r>
-        <w:t>print(upper_names)</w:t>
+      <w:proofErr w:type="spellStart"/>
+      <w:r>
+        <w:t>upper_names</w:t>
+      </w:r>
+      <w:proofErr w:type="spellEnd"/>
+      <w:r>
+        <w:t xml:space="preserve"> = [</w:t>
+      </w:r>
+      <w:proofErr w:type="spellStart"/>
+      <w:proofErr w:type="gramStart"/>
+      <w:r>
+        <w:t>name.upper</w:t>
+      </w:r>
+      <w:proofErr w:type="spellEnd"/>
+      <w:proofErr w:type="gramEnd"/>
+      <w:r>
+        <w:t>() for name in names]</w:t>
+      </w:r>
+    </w:p>
+    <w:p>
+      <w:r>
+        <w:t>print(</w:t>
+      </w:r>
+      <w:proofErr w:type="spellStart"/>
+      <w:r>
+        <w:t>upper_names</w:t>
+      </w:r>
+      <w:proofErr w:type="spellEnd"/>
+      <w:r>
+        <w:t>)</w:t>
       </w:r>
     </w:p>
     <w:p>
@@ -4154,7 +5118,15 @@
     </w:p>
     <w:p>
       <w:r>
-        <w:t xml:space="preserve">• It uses Series for one-dimensional data structure and DataFrame for multi-dimensional data structure. </w:t>
+        <w:t xml:space="preserve">• It uses Series for one-dimensional data structure and </w:t>
+      </w:r>
+      <w:proofErr w:type="spellStart"/>
+      <w:r>
+        <w:t>DataFrame</w:t>
+      </w:r>
+      <w:proofErr w:type="spellEnd"/>
+      <w:r>
+        <w:t xml:space="preserve"> for multi-dimensional data structure. </w:t>
       </w:r>
     </w:p>
     <w:p>
@@ -4181,7 +5153,16 @@
           <w:bCs/>
           <w:highlight w:val="cyan"/>
         </w:rPr>
-        <w:t>DATA STRUCTURE IN PANDAS</w:t>
+        <w:t xml:space="preserve">DATA STRUCTURE IN </w:t>
+      </w:r>
+      <w:proofErr w:type="gramStart"/>
+      <w:r>
+        <w:rPr>
+          <w:b/>
+          <w:bCs/>
+          <w:highlight w:val="cyan"/>
+        </w:rPr>
+        <w:t>PANDAS</w:t>
       </w:r>
       <w:r>
         <w:rPr>
@@ -4190,6 +5171,7 @@
         </w:rPr>
         <w:t xml:space="preserve"> :</w:t>
       </w:r>
+      <w:proofErr w:type="gramEnd"/>
     </w:p>
     <w:p>
       <w:r>
@@ -4237,7 +5219,15 @@
         <w:ind w:firstLine="720"/>
       </w:pPr>
       <w:r>
-        <w:t>Series is a one-dimensional array like structure with homogeneous data, which can be used to handle and manipulate data. What makes it special is its index attribute, which has incredible functionality and is heavily mutable.</w:t>
+        <w:t xml:space="preserve">Series is a one-dimensional </w:t>
+      </w:r>
+      <w:proofErr w:type="gramStart"/>
+      <w:r>
+        <w:t>array like</w:t>
+      </w:r>
+      <w:proofErr w:type="gramEnd"/>
+      <w:r>
+        <w:t xml:space="preserve"> structure with homogeneous data, which can be used to handle and manipulate data. What makes it special is its index attribute, which has incredible functionality and is heavily mutable.</w:t>
       </w:r>
     </w:p>
     <w:p>
@@ -4324,11 +5314,19 @@
       <w:r>
         <w:t xml:space="preserve"> is a </w:t>
       </w:r>
+      <w:proofErr w:type="spellStart"/>
       <w:r>
         <w:rPr>
           <w:color w:val="EE0000"/>
         </w:rPr>
-        <w:t>labeled one-dimensional array</w:t>
+        <w:t>labeled</w:t>
+      </w:r>
+      <w:proofErr w:type="spellEnd"/>
+      <w:r>
+        <w:rPr>
+          <w:color w:val="EE0000"/>
+        </w:rPr>
+        <w:t xml:space="preserve"> one-dimensional array</w:t>
       </w:r>
       <w:r>
         <w:t xml:space="preserve"> which can hold any type of data.</w:t>
@@ -4352,10 +5350,21 @@
         <w:rPr>
           <w:color w:val="EE0000"/>
         </w:rPr>
-        <w:t>always mutable</w:t>
-      </w:r>
-      <w:r>
-        <w:t>, means it can be changed.</w:t>
+        <w:t xml:space="preserve">always </w:t>
+      </w:r>
+      <w:proofErr w:type="gramStart"/>
+      <w:r>
+        <w:rPr>
+          <w:color w:val="EE0000"/>
+        </w:rPr>
+        <w:t>mutable</w:t>
+      </w:r>
+      <w:r>
+        <w:t>,</w:t>
+      </w:r>
+      <w:proofErr w:type="gramEnd"/>
+      <w:r>
+        <w:t xml:space="preserve"> means it can be changed.</w:t>
       </w:r>
     </w:p>
     <w:p>
@@ -4383,6 +5392,7 @@
       </w:r>
     </w:p>
     <w:p>
+      <w:proofErr w:type="gramStart"/>
       <w:r>
         <w:t>install</w:t>
       </w:r>
@@ -4390,7 +5400,11 @@
         <w:t xml:space="preserve">  </w:t>
       </w:r>
       <w:r>
-        <w:t xml:space="preserve">pandas using </w:t>
+        <w:t>pandas</w:t>
+      </w:r>
+      <w:proofErr w:type="gramEnd"/>
+      <w:r>
+        <w:t xml:space="preserve"> using </w:t>
       </w:r>
     </w:p>
     <w:p>
@@ -4423,7 +5437,15 @@
     </w:p>
     <w:p>
       <w:r>
-        <w:t xml:space="preserve"> print(pd.__version__)</w:t>
+        <w:t xml:space="preserve"> print(</w:t>
+      </w:r>
+      <w:proofErr w:type="spellStart"/>
+      <w:r>
+        <w:t>pd.__version</w:t>
+      </w:r>
+      <w:proofErr w:type="spellEnd"/>
+      <w:r>
+        <w:t>__)</w:t>
       </w:r>
     </w:p>
     <w:p/>
@@ -4434,8 +5456,13 @@
     <w:p>
       <w:r>
         <w:lastRenderedPageBreak/>
-        <w:t>#Print Values Using Series  ------------------</w:t>
-      </w:r>
+        <w:t xml:space="preserve">#Print Values Using </w:t>
+      </w:r>
+      <w:proofErr w:type="gramStart"/>
+      <w:r>
+        <w:t>Series  ------------------</w:t>
+      </w:r>
+      <w:proofErr w:type="gramEnd"/>
     </w:p>
     <w:p>
       <w:r>
@@ -4448,13 +5475,36 @@
       </w:r>
     </w:p>
     <w:p>
-      <w:r>
-        <w:t>newSeries = pd.Series(a)</w:t>
-      </w:r>
-    </w:p>
-    <w:p>
-      <w:r>
-        <w:t>print(newSeries)</w:t>
+      <w:proofErr w:type="spellStart"/>
+      <w:r>
+        <w:t>newSeries</w:t>
+      </w:r>
+      <w:proofErr w:type="spellEnd"/>
+      <w:r>
+        <w:t xml:space="preserve"> = </w:t>
+      </w:r>
+      <w:proofErr w:type="spellStart"/>
+      <w:proofErr w:type="gramStart"/>
+      <w:r>
+        <w:t>pd.Series</w:t>
+      </w:r>
+      <w:proofErr w:type="spellEnd"/>
+      <w:proofErr w:type="gramEnd"/>
+      <w:r>
+        <w:t>(a)</w:t>
+      </w:r>
+    </w:p>
+    <w:p>
+      <w:r>
+        <w:t>print(</w:t>
+      </w:r>
+      <w:proofErr w:type="spellStart"/>
+      <w:r>
+        <w:t>newSeries</w:t>
+      </w:r>
+      <w:proofErr w:type="spellEnd"/>
+      <w:r>
+        <w:t>)</w:t>
       </w:r>
     </w:p>
     <w:p/>
@@ -4474,13 +5524,41 @@
       </w:r>
     </w:p>
     <w:p>
-      <w:r>
-        <w:t>newSeries = pd.Series(a)</w:t>
-      </w:r>
-    </w:p>
-    <w:p>
-      <w:r>
-        <w:t>print(newSeries[0])</w:t>
+      <w:proofErr w:type="spellStart"/>
+      <w:r>
+        <w:t>newSeries</w:t>
+      </w:r>
+      <w:proofErr w:type="spellEnd"/>
+      <w:r>
+        <w:t xml:space="preserve"> = </w:t>
+      </w:r>
+      <w:proofErr w:type="spellStart"/>
+      <w:proofErr w:type="gramStart"/>
+      <w:r>
+        <w:t>pd.Series</w:t>
+      </w:r>
+      <w:proofErr w:type="spellEnd"/>
+      <w:proofErr w:type="gramEnd"/>
+      <w:r>
+        <w:t>(a)</w:t>
+      </w:r>
+    </w:p>
+    <w:p>
+      <w:r>
+        <w:t>print(</w:t>
+      </w:r>
+      <w:proofErr w:type="spellStart"/>
+      <w:proofErr w:type="gramStart"/>
+      <w:r>
+        <w:t>newSeries</w:t>
+      </w:r>
+      <w:proofErr w:type="spellEnd"/>
+      <w:r>
+        <w:t>[</w:t>
+      </w:r>
+      <w:proofErr w:type="gramEnd"/>
+      <w:r>
+        <w:t>0])</w:t>
       </w:r>
     </w:p>
     <w:p/>
@@ -4500,13 +5578,52 @@
       </w:r>
     </w:p>
     <w:p>
-      <w:r>
-        <w:t>newSeries = pd.Series(a , index=['x','y','z'])</w:t>
-      </w:r>
-    </w:p>
-    <w:p>
-      <w:r>
-        <w:t>print(newSeries)</w:t>
+      <w:proofErr w:type="spellStart"/>
+      <w:r>
+        <w:t>newSeries</w:t>
+      </w:r>
+      <w:proofErr w:type="spellEnd"/>
+      <w:r>
+        <w:t xml:space="preserve"> = </w:t>
+      </w:r>
+      <w:proofErr w:type="spellStart"/>
+      <w:proofErr w:type="gramStart"/>
+      <w:r>
+        <w:t>pd.Series</w:t>
+      </w:r>
+      <w:proofErr w:type="spellEnd"/>
+      <w:proofErr w:type="gramEnd"/>
+      <w:r>
+        <w:t>(</w:t>
+      </w:r>
+      <w:proofErr w:type="gramStart"/>
+      <w:r>
+        <w:t>a ,</w:t>
+      </w:r>
+      <w:proofErr w:type="gramEnd"/>
+      <w:r>
+        <w:t xml:space="preserve"> index=['</w:t>
+      </w:r>
+      <w:proofErr w:type="spellStart"/>
+      <w:r>
+        <w:t>x','y','z</w:t>
+      </w:r>
+      <w:proofErr w:type="spellEnd"/>
+      <w:r>
+        <w:t>'])</w:t>
+      </w:r>
+    </w:p>
+    <w:p>
+      <w:r>
+        <w:t>print(</w:t>
+      </w:r>
+      <w:proofErr w:type="spellStart"/>
+      <w:r>
+        <w:t>newSeries</w:t>
+      </w:r>
+      <w:proofErr w:type="spellEnd"/>
+      <w:r>
+        <w:t>)</w:t>
       </w:r>
     </w:p>
     <w:p/>
@@ -4521,13 +5638,44 @@
       </w:r>
     </w:p>
     <w:p>
-      <w:r>
-        <w:t xml:space="preserve">newSeries = pd.Series(50,index=[5, 1, 2, 3]) </w:t>
-      </w:r>
-    </w:p>
-    <w:p>
-      <w:r>
-        <w:t>print(newSeries)</w:t>
+      <w:proofErr w:type="spellStart"/>
+      <w:r>
+        <w:t>newSeries</w:t>
+      </w:r>
+      <w:proofErr w:type="spellEnd"/>
+      <w:r>
+        <w:t xml:space="preserve"> = </w:t>
+      </w:r>
+      <w:proofErr w:type="spellStart"/>
+      <w:proofErr w:type="gramStart"/>
+      <w:r>
+        <w:t>pd.Series</w:t>
+      </w:r>
+      <w:proofErr w:type="spellEnd"/>
+      <w:proofErr w:type="gramEnd"/>
+      <w:r>
+        <w:t>(</w:t>
+      </w:r>
+      <w:proofErr w:type="gramStart"/>
+      <w:r>
+        <w:t>50,index=[</w:t>
+      </w:r>
+      <w:proofErr w:type="gramEnd"/>
+      <w:r>
+        <w:t xml:space="preserve">5, 1, 2, 3]) </w:t>
+      </w:r>
+    </w:p>
+    <w:p>
+      <w:r>
+        <w:t>print(</w:t>
+      </w:r>
+      <w:proofErr w:type="spellStart"/>
+      <w:r>
+        <w:t>newSeries</w:t>
+      </w:r>
+      <w:proofErr w:type="spellEnd"/>
+      <w:r>
+        <w:t>)</w:t>
       </w:r>
     </w:p>
     <w:p/>
@@ -4543,23 +5691,88 @@
     </w:p>
     <w:p>
       <w:r>
-        <w:t>country=["ind","aus","nz"]</w:t>
-      </w:r>
-    </w:p>
-    <w:p>
-      <w:r>
-        <w:t>cost=[100,200,300]</w:t>
-      </w:r>
-    </w:p>
-    <w:p>
-      <w:r>
-        <w:t>newSeries= pd.Series(cost,index=country)</w:t>
+        <w:t>country=["</w:t>
+      </w:r>
+      <w:proofErr w:type="spellStart"/>
+      <w:r>
+        <w:t>ind</w:t>
+      </w:r>
+      <w:proofErr w:type="spellEnd"/>
+      <w:r>
+        <w:t>","</w:t>
+      </w:r>
+      <w:proofErr w:type="spellStart"/>
+      <w:r>
+        <w:t>aus</w:t>
+      </w:r>
+      <w:proofErr w:type="spellEnd"/>
+      <w:r>
+        <w:t>","</w:t>
+      </w:r>
+      <w:proofErr w:type="spellStart"/>
+      <w:r>
+        <w:t>nz</w:t>
+      </w:r>
+      <w:proofErr w:type="spellEnd"/>
+      <w:r>
+        <w:t>"]</w:t>
+      </w:r>
+    </w:p>
+    <w:p>
+      <w:r>
+        <w:t>cost</w:t>
+      </w:r>
+      <w:proofErr w:type="gramStart"/>
+      <w:r>
+        <w:t>=[</w:t>
+      </w:r>
+      <w:proofErr w:type="gramEnd"/>
+      <w:r>
+        <w:t>100,200,300]</w:t>
+      </w:r>
+    </w:p>
+    <w:p>
+      <w:proofErr w:type="spellStart"/>
+      <w:r>
+        <w:t>newSeries</w:t>
+      </w:r>
+      <w:proofErr w:type="spellEnd"/>
+      <w:r>
+        <w:t xml:space="preserve">= </w:t>
+      </w:r>
+      <w:proofErr w:type="spellStart"/>
+      <w:proofErr w:type="gramStart"/>
+      <w:r>
+        <w:t>pd.Series</w:t>
+      </w:r>
+      <w:proofErr w:type="spellEnd"/>
+      <w:proofErr w:type="gramEnd"/>
+      <w:r>
+        <w:t>(</w:t>
+      </w:r>
+      <w:proofErr w:type="spellStart"/>
+      <w:proofErr w:type="gramStart"/>
+      <w:r>
+        <w:t>cost,index</w:t>
+      </w:r>
+      <w:proofErr w:type="spellEnd"/>
+      <w:proofErr w:type="gramEnd"/>
+      <w:r>
+        <w:t>=country)</w:t>
       </w:r>
     </w:p>
     <w:p>
       <w:r>
         <w:lastRenderedPageBreak/>
-        <w:t>print(newSeries)</w:t>
+        <w:t>print(</w:t>
+      </w:r>
+      <w:proofErr w:type="spellStart"/>
+      <w:r>
+        <w:t>newSeries</w:t>
+      </w:r>
+      <w:proofErr w:type="spellEnd"/>
+      <w:r>
+        <w:t>)</w:t>
       </w:r>
     </w:p>
     <w:p/>
@@ -4574,18 +5787,83 @@
       </w:r>
     </w:p>
     <w:p>
-      <w:r>
-        <w:t xml:space="preserve">newDictionary= {'Name' : 'Hardik', 'Iplteam' : 'MI', 'Runs' : 1500} </w:t>
-      </w:r>
-    </w:p>
-    <w:p>
-      <w:r>
-        <w:t>newSeries = pd.Series(newDictionary)</w:t>
-      </w:r>
-    </w:p>
-    <w:p>
-      <w:r>
-        <w:t>print(newSeries)</w:t>
+      <w:proofErr w:type="spellStart"/>
+      <w:r>
+        <w:t>newDictionary</w:t>
+      </w:r>
+      <w:proofErr w:type="spellEnd"/>
+      <w:r>
+        <w:t>= {'Name</w:t>
+      </w:r>
+      <w:proofErr w:type="gramStart"/>
+      <w:r>
+        <w:t>' :</w:t>
+      </w:r>
+      <w:proofErr w:type="gramEnd"/>
+      <w:r>
+        <w:t xml:space="preserve"> 'Hardik', '</w:t>
+      </w:r>
+      <w:proofErr w:type="spellStart"/>
+      <w:r>
+        <w:t>Iplteam</w:t>
+      </w:r>
+      <w:proofErr w:type="spellEnd"/>
+      <w:proofErr w:type="gramStart"/>
+      <w:r>
+        <w:t>' :</w:t>
+      </w:r>
+      <w:proofErr w:type="gramEnd"/>
+      <w:r>
+        <w:t xml:space="preserve"> 'MI', 'Runs</w:t>
+      </w:r>
+      <w:proofErr w:type="gramStart"/>
+      <w:r>
+        <w:t>' :</w:t>
+      </w:r>
+      <w:proofErr w:type="gramEnd"/>
+      <w:r>
+        <w:t xml:space="preserve"> 1500} </w:t>
+      </w:r>
+    </w:p>
+    <w:p>
+      <w:proofErr w:type="spellStart"/>
+      <w:r>
+        <w:t>newSeries</w:t>
+      </w:r>
+      <w:proofErr w:type="spellEnd"/>
+      <w:r>
+        <w:t xml:space="preserve"> = </w:t>
+      </w:r>
+      <w:proofErr w:type="spellStart"/>
+      <w:proofErr w:type="gramStart"/>
+      <w:r>
+        <w:t>pd.Series</w:t>
+      </w:r>
+      <w:proofErr w:type="spellEnd"/>
+      <w:proofErr w:type="gramEnd"/>
+      <w:r>
+        <w:t>(</w:t>
+      </w:r>
+      <w:proofErr w:type="spellStart"/>
+      <w:r>
+        <w:t>newDictionary</w:t>
+      </w:r>
+      <w:proofErr w:type="spellEnd"/>
+      <w:r>
+        <w:t>)</w:t>
+      </w:r>
+    </w:p>
+    <w:p>
+      <w:r>
+        <w:t>print(</w:t>
+      </w:r>
+      <w:proofErr w:type="spellStart"/>
+      <w:r>
+        <w:t>newSeries</w:t>
+      </w:r>
+      <w:proofErr w:type="spellEnd"/>
+      <w:r>
+        <w:t>)</w:t>
       </w:r>
     </w:p>
     <w:p/>
@@ -4601,17 +5879,56 @@
     </w:p>
     <w:p>
       <w:r>
-        <w:t>calories = {"Name": 'Virat', "Iplteam": 'RCB', "Runs": 500}</w:t>
-      </w:r>
-    </w:p>
-    <w:p>
-      <w:r>
-        <w:t>newSeries = pd.Series(calories, index = ["Name", "Iplteam"])</w:t>
-      </w:r>
-    </w:p>
-    <w:p>
-      <w:r>
-        <w:t>print(newSeries)</w:t>
+        <w:t>calories = {"Name": 'Virat', "</w:t>
+      </w:r>
+      <w:proofErr w:type="spellStart"/>
+      <w:r>
+        <w:t>Iplteam</w:t>
+      </w:r>
+      <w:proofErr w:type="spellEnd"/>
+      <w:r>
+        <w:t>": 'RCB', "Runs": 500}</w:t>
+      </w:r>
+    </w:p>
+    <w:p>
+      <w:proofErr w:type="spellStart"/>
+      <w:r>
+        <w:t>newSeries</w:t>
+      </w:r>
+      <w:proofErr w:type="spellEnd"/>
+      <w:r>
+        <w:t xml:space="preserve"> = </w:t>
+      </w:r>
+      <w:proofErr w:type="spellStart"/>
+      <w:proofErr w:type="gramStart"/>
+      <w:r>
+        <w:t>pd.Series</w:t>
+      </w:r>
+      <w:proofErr w:type="spellEnd"/>
+      <w:proofErr w:type="gramEnd"/>
+      <w:r>
+        <w:t>(calories, index = ["Name", "</w:t>
+      </w:r>
+      <w:proofErr w:type="spellStart"/>
+      <w:r>
+        <w:t>Iplteam</w:t>
+      </w:r>
+      <w:proofErr w:type="spellEnd"/>
+      <w:r>
+        <w:t>"])</w:t>
+      </w:r>
+    </w:p>
+    <w:p>
+      <w:r>
+        <w:t>print(</w:t>
+      </w:r>
+      <w:proofErr w:type="spellStart"/>
+      <w:r>
+        <w:t>newSeries</w:t>
+      </w:r>
+      <w:proofErr w:type="spellEnd"/>
+      <w:r>
+        <w:t>)</w:t>
       </w:r>
     </w:p>
     <w:p>
@@ -4651,54 +5968,109 @@
     </w:p>
     <w:p>
       <w:r>
-        <w:t>s = pd.Series([1, 2, 3, 4, 5])</w:t>
-      </w:r>
-    </w:p>
-    <w:p>
-      <w:r>
-        <w:t>print('To Multiply all values in a series by 2')</w:t>
-      </w:r>
-    </w:p>
-    <w:p>
-      <w:r>
-        <w:t>print('------------------------------------------')</w:t>
-      </w:r>
-    </w:p>
-    <w:p>
-      <w:r>
-        <w:t>print(s * 2)</w:t>
+        <w:t xml:space="preserve">s = </w:t>
+      </w:r>
+      <w:proofErr w:type="spellStart"/>
+      <w:proofErr w:type="gramStart"/>
+      <w:r>
+        <w:t>pd.Series</w:t>
+      </w:r>
+      <w:proofErr w:type="spellEnd"/>
+      <w:proofErr w:type="gramEnd"/>
+      <w:r>
+        <w:t>([1, 2, 3, 4, 5])</w:t>
+      </w:r>
+    </w:p>
+    <w:p>
+      <w:proofErr w:type="gramStart"/>
+      <w:r>
+        <w:t>print(</w:t>
+      </w:r>
+      <w:proofErr w:type="gramEnd"/>
+      <w:r>
+        <w:t>'To Multiply all values in a series by 2')</w:t>
+      </w:r>
+    </w:p>
+    <w:p>
+      <w:proofErr w:type="gramStart"/>
+      <w:r>
+        <w:t>print(</w:t>
+      </w:r>
+      <w:proofErr w:type="gramEnd"/>
+      <w:r>
+        <w:t>'------------------------------------------')</w:t>
+      </w:r>
+    </w:p>
+    <w:p>
+      <w:proofErr w:type="gramStart"/>
+      <w:r>
+        <w:t>print(</w:t>
+      </w:r>
+      <w:proofErr w:type="gramEnd"/>
+      <w:r>
+        <w:t>s * 2)</w:t>
       </w:r>
     </w:p>
     <w:p/>
     <w:p>
-      <w:r>
-        <w:t>print('To Find the Square of all the values in a series')</w:t>
-      </w:r>
-    </w:p>
-    <w:p>
-      <w:r>
-        <w:t>print('------------------------------------------')</w:t>
-      </w:r>
-    </w:p>
-    <w:p>
-      <w:r>
-        <w:t>print(s ** 2)</w:t>
+      <w:proofErr w:type="gramStart"/>
+      <w:r>
+        <w:t>print(</w:t>
+      </w:r>
+      <w:proofErr w:type="gramEnd"/>
+      <w:r>
+        <w:t>'To Find the Square of all the values in a series')</w:t>
+      </w:r>
+    </w:p>
+    <w:p>
+      <w:proofErr w:type="gramStart"/>
+      <w:r>
+        <w:t>print(</w:t>
+      </w:r>
+      <w:proofErr w:type="gramEnd"/>
+      <w:r>
+        <w:t>'------------------------------------------')</w:t>
+      </w:r>
+    </w:p>
+    <w:p>
+      <w:proofErr w:type="gramStart"/>
+      <w:r>
+        <w:t>print(</w:t>
+      </w:r>
+      <w:proofErr w:type="gramEnd"/>
+      <w:r>
+        <w:t>s ** 2)</w:t>
       </w:r>
     </w:p>
     <w:p/>
     <w:p>
-      <w:r>
-        <w:t>print('To print all the values in a series that are greater than 2')</w:t>
-      </w:r>
-    </w:p>
-    <w:p>
-      <w:r>
-        <w:t>print('------------------------------------------')</w:t>
-      </w:r>
-    </w:p>
-    <w:p>
-      <w:r>
-        <w:t>print(s[s &gt; 2])</w:t>
+      <w:proofErr w:type="gramStart"/>
+      <w:r>
+        <w:t>print(</w:t>
+      </w:r>
+      <w:proofErr w:type="gramEnd"/>
+      <w:r>
+        <w:t>'To print all the values in a series that are greater than 2')</w:t>
+      </w:r>
+    </w:p>
+    <w:p>
+      <w:proofErr w:type="gramStart"/>
+      <w:r>
+        <w:t>print(</w:t>
+      </w:r>
+      <w:proofErr w:type="gramEnd"/>
+      <w:r>
+        <w:t>'------------------------------------------')</w:t>
+      </w:r>
+    </w:p>
+    <w:p>
+      <w:proofErr w:type="gramStart"/>
+      <w:r>
+        <w:t>print(s[</w:t>
+      </w:r>
+      <w:proofErr w:type="gramEnd"/>
+      <w:r>
+        <w:t>s &gt; 2])</w:t>
       </w:r>
     </w:p>
     <w:p/>
@@ -4709,65 +6081,172 @@
     </w:p>
     <w:p>
       <w:r>
-        <w:t>s1 = pd.Series([1, 2, 3, 4, 5], index=['a', 'b', 'c', 'd', 'e'])</w:t>
-      </w:r>
-    </w:p>
-    <w:p>
-      <w:r>
-        <w:t>s2 = pd.Series([10, 20, 30, 40, 50], index=['a', 'b', 'c', 'd', 'e'])</w:t>
-      </w:r>
-    </w:p>
-    <w:p>
-      <w:r>
-        <w:t>s3 = pd.Series([5, 14, 23, 32], index=['a', 'b', 'c', 'd'])</w:t>
+        <w:t xml:space="preserve">s1 = </w:t>
+      </w:r>
+      <w:proofErr w:type="spellStart"/>
+      <w:proofErr w:type="gramStart"/>
+      <w:r>
+        <w:t>pd.Series</w:t>
+      </w:r>
+      <w:proofErr w:type="spellEnd"/>
+      <w:proofErr w:type="gramEnd"/>
+      <w:r>
+        <w:t>([1, 2, 3, 4, 5], index</w:t>
+      </w:r>
+      <w:proofErr w:type="gramStart"/>
+      <w:r>
+        <w:t>=[</w:t>
+      </w:r>
+      <w:proofErr w:type="gramEnd"/>
+      <w:r>
+        <w:t>'a', 'b', 'c', 'd', 'e'])</w:t>
+      </w:r>
+    </w:p>
+    <w:p>
+      <w:r>
+        <w:t xml:space="preserve">s2 = </w:t>
+      </w:r>
+      <w:proofErr w:type="spellStart"/>
+      <w:proofErr w:type="gramStart"/>
+      <w:r>
+        <w:t>pd.Series</w:t>
+      </w:r>
+      <w:proofErr w:type="spellEnd"/>
+      <w:proofErr w:type="gramEnd"/>
+      <w:r>
+        <w:t>([10, 20, 30, 40, 50], index</w:t>
+      </w:r>
+      <w:proofErr w:type="gramStart"/>
+      <w:r>
+        <w:t>=[</w:t>
+      </w:r>
+      <w:proofErr w:type="gramEnd"/>
+      <w:r>
+        <w:t>'a', 'b', 'c', 'd', 'e'])</w:t>
+      </w:r>
+    </w:p>
+    <w:p>
+      <w:r>
+        <w:t xml:space="preserve">s3 = </w:t>
+      </w:r>
+      <w:proofErr w:type="spellStart"/>
+      <w:proofErr w:type="gramStart"/>
+      <w:r>
+        <w:t>pd.Series</w:t>
+      </w:r>
+      <w:proofErr w:type="spellEnd"/>
+      <w:proofErr w:type="gramEnd"/>
+      <w:r>
+        <w:t>([5, 14, 23, 32], index</w:t>
+      </w:r>
+      <w:proofErr w:type="gramStart"/>
+      <w:r>
+        <w:t>=[</w:t>
+      </w:r>
+      <w:proofErr w:type="gramEnd"/>
+      <w:r>
+        <w:t>'a', 'b', 'c', 'd'])</w:t>
       </w:r>
     </w:p>
     <w:p/>
     <w:p>
-      <w:r>
-        <w:t>print('To Add Series1 &amp; Series2')</w:t>
-      </w:r>
-    </w:p>
-    <w:p>
-      <w:r>
-        <w:t>print('------------------------------------------')</w:t>
-      </w:r>
-    </w:p>
-    <w:p>
-      <w:r>
-        <w:t>print(s1 + s2)</w:t>
+      <w:proofErr w:type="gramStart"/>
+      <w:r>
+        <w:t>print(</w:t>
+      </w:r>
+      <w:proofErr w:type="gramEnd"/>
+      <w:r>
+        <w:t>'To Add Series1 &amp; Series2')</w:t>
+      </w:r>
+    </w:p>
+    <w:p>
+      <w:proofErr w:type="gramStart"/>
+      <w:r>
+        <w:t>print(</w:t>
+      </w:r>
+      <w:proofErr w:type="gramEnd"/>
+      <w:r>
+        <w:t>'------------------------------------------')</w:t>
+      </w:r>
+    </w:p>
+    <w:p>
+      <w:proofErr w:type="gramStart"/>
+      <w:r>
+        <w:t>print(</w:t>
+      </w:r>
+      <w:proofErr w:type="gramEnd"/>
+      <w:r>
+        <w:t>s1 + s2)</w:t>
       </w:r>
     </w:p>
     <w:p/>
     <w:p>
-      <w:r>
-        <w:t>print('To Add Series2 &amp; Series3')</w:t>
-      </w:r>
-    </w:p>
-    <w:p>
-      <w:r>
-        <w:t>print('------------------------------------------')</w:t>
-      </w:r>
-    </w:p>
-    <w:p>
-      <w:r>
-        <w:t>print(s2 + s3)</w:t>
+      <w:proofErr w:type="gramStart"/>
+      <w:r>
+        <w:t>print(</w:t>
+      </w:r>
+      <w:proofErr w:type="gramEnd"/>
+      <w:r>
+        <w:t>'To Add Series2 &amp; Series3')</w:t>
+      </w:r>
+    </w:p>
+    <w:p>
+      <w:proofErr w:type="gramStart"/>
+      <w:r>
+        <w:t>print(</w:t>
+      </w:r>
+      <w:proofErr w:type="gramEnd"/>
+      <w:r>
+        <w:t>'------------------------------------------')</w:t>
+      </w:r>
+    </w:p>
+    <w:p>
+      <w:proofErr w:type="gramStart"/>
+      <w:r>
+        <w:t>print(</w:t>
+      </w:r>
+      <w:proofErr w:type="gramEnd"/>
+      <w:r>
+        <w:t>s2 + s3)</w:t>
       </w:r>
     </w:p>
     <w:p/>
     <w:p>
-      <w:r>
-        <w:t>print('To Add Series2 &amp; Series3 and Fill Non-Matching Index with 0')</w:t>
-      </w:r>
-    </w:p>
-    <w:p>
-      <w:r>
-        <w:t>print('------------------------------------------')</w:t>
-      </w:r>
-    </w:p>
-    <w:p>
-      <w:r>
-        <w:t>print(s2.add(s3, fill_value=0))</w:t>
+      <w:proofErr w:type="gramStart"/>
+      <w:r>
+        <w:t>print(</w:t>
+      </w:r>
+      <w:proofErr w:type="gramEnd"/>
+      <w:r>
+        <w:t>'To Add Series2 &amp; Series3 and Fill Non-Matching Index with 0')</w:t>
+      </w:r>
+    </w:p>
+    <w:p>
+      <w:proofErr w:type="gramStart"/>
+      <w:r>
+        <w:t>print(</w:t>
+      </w:r>
+      <w:proofErr w:type="gramEnd"/>
+      <w:r>
+        <w:t>'------------------------------------------')</w:t>
+      </w:r>
+    </w:p>
+    <w:p>
+      <w:proofErr w:type="gramStart"/>
+      <w:r>
+        <w:t>print(s2.add(</w:t>
+      </w:r>
+      <w:proofErr w:type="gramEnd"/>
+      <w:r>
+        <w:t xml:space="preserve">s3, </w:t>
+      </w:r>
+      <w:proofErr w:type="spellStart"/>
+      <w:r>
+        <w:t>fill_value</w:t>
+      </w:r>
+      <w:proofErr w:type="spellEnd"/>
+      <w:r>
+        <w:t>=0))</w:t>
       </w:r>
     </w:p>
     <w:p>
@@ -4797,128 +6276,9 @@
           <w:szCs w:val="28"/>
           <w:highlight w:val="yellow"/>
         </w:rPr>
-        <w:t>-----------------------Head Tail Functions In Series --------------------------------</w:t>
-      </w:r>
-    </w:p>
-    <w:p>
-      <w:r>
-        <w:t xml:space="preserve">head (): It is used to access the first 5 rows of a series. </w:t>
-      </w:r>
-    </w:p>
-    <w:p>
-      <w:r>
-        <w:t>Note :To access first 3 rows we can call series_name.head(3)</w:t>
-      </w:r>
-    </w:p>
-    <w:p>
-      <w:pPr>
-        <w:rPr>
-          <w:b/>
-          <w:bCs/>
-          <w:sz w:val="28"/>
-          <w:szCs w:val="28"/>
-        </w:rPr>
-      </w:pPr>
-    </w:p>
-    <w:p>
-      <w:r>
-        <w:t>import pandas as pd</w:t>
-      </w:r>
-    </w:p>
-    <w:p>
-      <w:r>
-        <w:t># Create a Series directly from a list</w:t>
-      </w:r>
-    </w:p>
-    <w:p>
-      <w:r>
-        <w:t>s = pd.Series([10, 15, 18, 22, 55, 77, 42, 48, 97])</w:t>
-      </w:r>
-    </w:p>
-    <w:p/>
-    <w:p>
-      <w:r>
-        <w:t># To print first 5 rows</w:t>
-      </w:r>
-    </w:p>
-    <w:p>
-      <w:r>
-        <w:t>print("First 5 rows:")</w:t>
-      </w:r>
-    </w:p>
-    <w:p>
-      <w:r>
-        <w:lastRenderedPageBreak/>
-        <w:t>print(s.head())</w:t>
-      </w:r>
-    </w:p>
-    <w:p/>
-    <w:p>
-      <w:r>
-        <w:t># To print first 3 rows</w:t>
-      </w:r>
-    </w:p>
-    <w:p>
-      <w:r>
-        <w:t>print("\nFirst 3 rows:")</w:t>
-      </w:r>
-    </w:p>
-    <w:p>
-      <w:r>
-        <w:t>print(s.head(3))</w:t>
-      </w:r>
-    </w:p>
-    <w:p/>
-    <w:p>
-      <w:r>
-        <w:t># To print last 5 rows</w:t>
-      </w:r>
-    </w:p>
-    <w:p>
-      <w:r>
-        <w:t>print("\nLast 5 rows:")</w:t>
-      </w:r>
-    </w:p>
-    <w:p>
-      <w:r>
-        <w:t>print(s.tail())</w:t>
-      </w:r>
-    </w:p>
-    <w:p/>
-    <w:p>
-      <w:r>
-        <w:t># To print last 3 rows</w:t>
-      </w:r>
-    </w:p>
-    <w:p>
-      <w:r>
-        <w:t>print("\nLast 3 rows:")</w:t>
-      </w:r>
-    </w:p>
-    <w:p>
-      <w:r>
-        <w:t>print(s.tail(3))</w:t>
-      </w:r>
-    </w:p>
-    <w:p>
-      <w:pPr>
-        <w:rPr>
-          <w:b/>
-          <w:bCs/>
-          <w:sz w:val="28"/>
-          <w:szCs w:val="28"/>
-        </w:rPr>
-      </w:pPr>
-    </w:p>
-    <w:p>
-      <w:pPr>
-        <w:rPr>
-          <w:b/>
-          <w:bCs/>
-          <w:sz w:val="28"/>
-          <w:szCs w:val="28"/>
-        </w:rPr>
-      </w:pPr>
+        <w:t xml:space="preserve">-----------------------Head Tail Functions </w:t>
+      </w:r>
+      <w:proofErr w:type="gramStart"/>
       <w:r>
         <w:rPr>
           <w:b/>
@@ -4927,51 +6287,326 @@
           <w:szCs w:val="28"/>
           <w:highlight w:val="yellow"/>
         </w:rPr>
-        <w:t>----------------------- Selection in Series  --------------------------------</w:t>
-      </w:r>
-    </w:p>
-    <w:p>
-      <w:r>
-        <w:t xml:space="preserve">Series provides index label </w:t>
-      </w:r>
-      <w:r>
-        <w:rPr>
-          <w:highlight w:val="yellow"/>
-        </w:rPr>
-        <w:t>loc</w:t>
-      </w:r>
-      <w:r>
-        <w:t xml:space="preserve"> and </w:t>
-      </w:r>
-      <w:r>
-        <w:rPr>
-          <w:highlight w:val="yellow"/>
-        </w:rPr>
-        <w:t>iloc</w:t>
-      </w:r>
-      <w:r>
-        <w:t xml:space="preserve"> </w:t>
-      </w:r>
-      <w:r>
-        <w:t xml:space="preserve">and </w:t>
-      </w:r>
-      <w:r>
-        <w:rPr>
-          <w:highlight w:val="yellow"/>
-        </w:rPr>
-        <w:t>[]</w:t>
-      </w:r>
-      <w:r>
-        <w:t xml:space="preserve"> to access rows and columns.</w:t>
-      </w:r>
-    </w:p>
-    <w:p>
-      <w:pPr>
+        <w:t>In</w:t>
+      </w:r>
+      <w:proofErr w:type="gramEnd"/>
+      <w:r>
         <w:rPr>
           <w:b/>
           <w:bCs/>
           <w:sz w:val="28"/>
           <w:szCs w:val="28"/>
+          <w:highlight w:val="yellow"/>
+        </w:rPr>
+        <w:t xml:space="preserve"> Series --------------------------------</w:t>
+      </w:r>
+    </w:p>
+    <w:p>
+      <w:r>
+        <w:t xml:space="preserve">head (): It is used to access the first 5 rows of a series. </w:t>
+      </w:r>
+    </w:p>
+    <w:p>
+      <w:proofErr w:type="gramStart"/>
+      <w:r>
+        <w:t>Note :To</w:t>
+      </w:r>
+      <w:proofErr w:type="gramEnd"/>
+      <w:r>
+        <w:t xml:space="preserve"> access first 3 </w:t>
+      </w:r>
+      <w:proofErr w:type="gramStart"/>
+      <w:r>
+        <w:t>rows</w:t>
+      </w:r>
+      <w:proofErr w:type="gramEnd"/>
+      <w:r>
+        <w:t xml:space="preserve"> we can call </w:t>
+      </w:r>
+      <w:proofErr w:type="spellStart"/>
+      <w:r>
+        <w:t>series_</w:t>
+      </w:r>
+      <w:proofErr w:type="gramStart"/>
+      <w:r>
+        <w:t>name.head</w:t>
+      </w:r>
+      <w:proofErr w:type="spellEnd"/>
+      <w:proofErr w:type="gramEnd"/>
+      <w:r>
+        <w:t>(3)</w:t>
+      </w:r>
+    </w:p>
+    <w:p>
+      <w:pPr>
+        <w:rPr>
+          <w:b/>
+          <w:bCs/>
+          <w:sz w:val="28"/>
+          <w:szCs w:val="28"/>
+        </w:rPr>
+      </w:pPr>
+    </w:p>
+    <w:p>
+      <w:r>
+        <w:t>import pandas as pd</w:t>
+      </w:r>
+    </w:p>
+    <w:p>
+      <w:r>
+        <w:t># Create a Series directly from a list</w:t>
+      </w:r>
+    </w:p>
+    <w:p>
+      <w:r>
+        <w:t xml:space="preserve">s = </w:t>
+      </w:r>
+      <w:proofErr w:type="spellStart"/>
+      <w:proofErr w:type="gramStart"/>
+      <w:r>
+        <w:t>pd.Series</w:t>
+      </w:r>
+      <w:proofErr w:type="spellEnd"/>
+      <w:proofErr w:type="gramEnd"/>
+      <w:r>
+        <w:t>([10, 15, 18, 22, 55, 77, 42, 48, 97])</w:t>
+      </w:r>
+    </w:p>
+    <w:p/>
+    <w:p>
+      <w:r>
+        <w:t># To print first 5 rows</w:t>
+      </w:r>
+    </w:p>
+    <w:p>
+      <w:proofErr w:type="gramStart"/>
+      <w:r>
+        <w:t>print(</w:t>
+      </w:r>
+      <w:proofErr w:type="gramEnd"/>
+      <w:r>
+        <w:t>"First 5 rows:")</w:t>
+      </w:r>
+    </w:p>
+    <w:p>
+      <w:r>
+        <w:lastRenderedPageBreak/>
+        <w:t>print(</w:t>
+      </w:r>
+      <w:proofErr w:type="spellStart"/>
+      <w:proofErr w:type="gramStart"/>
+      <w:r>
+        <w:t>s.head</w:t>
+      </w:r>
+      <w:proofErr w:type="spellEnd"/>
+      <w:proofErr w:type="gramEnd"/>
+      <w:r>
+        <w:t>())</w:t>
+      </w:r>
+    </w:p>
+    <w:p/>
+    <w:p>
+      <w:r>
+        <w:t># To print first 3 rows</w:t>
+      </w:r>
+    </w:p>
+    <w:p>
+      <w:proofErr w:type="gramStart"/>
+      <w:r>
+        <w:t>print(</w:t>
+      </w:r>
+      <w:proofErr w:type="gramEnd"/>
+      <w:r>
+        <w:t>"\</w:t>
+      </w:r>
+      <w:proofErr w:type="spellStart"/>
+      <w:r>
+        <w:t>nFirst</w:t>
+      </w:r>
+      <w:proofErr w:type="spellEnd"/>
+      <w:r>
+        <w:t xml:space="preserve"> 3 rows:")</w:t>
+      </w:r>
+    </w:p>
+    <w:p>
+      <w:r>
+        <w:t>print(</w:t>
+      </w:r>
+      <w:proofErr w:type="spellStart"/>
+      <w:proofErr w:type="gramStart"/>
+      <w:r>
+        <w:t>s.head</w:t>
+      </w:r>
+      <w:proofErr w:type="spellEnd"/>
+      <w:proofErr w:type="gramEnd"/>
+      <w:r>
+        <w:t>(3))</w:t>
+      </w:r>
+    </w:p>
+    <w:p/>
+    <w:p>
+      <w:r>
+        <w:t># To print last 5 rows</w:t>
+      </w:r>
+    </w:p>
+    <w:p>
+      <w:proofErr w:type="gramStart"/>
+      <w:r>
+        <w:t>print(</w:t>
+      </w:r>
+      <w:proofErr w:type="gramEnd"/>
+      <w:r>
+        <w:t>"\</w:t>
+      </w:r>
+      <w:proofErr w:type="spellStart"/>
+      <w:r>
+        <w:t>nLast</w:t>
+      </w:r>
+      <w:proofErr w:type="spellEnd"/>
+      <w:r>
+        <w:t xml:space="preserve"> 5 rows:")</w:t>
+      </w:r>
+    </w:p>
+    <w:p>
+      <w:r>
+        <w:t>print(</w:t>
+      </w:r>
+      <w:proofErr w:type="spellStart"/>
+      <w:proofErr w:type="gramStart"/>
+      <w:r>
+        <w:t>s.tail</w:t>
+      </w:r>
+      <w:proofErr w:type="spellEnd"/>
+      <w:proofErr w:type="gramEnd"/>
+      <w:r>
+        <w:t>())</w:t>
+      </w:r>
+    </w:p>
+    <w:p/>
+    <w:p>
+      <w:r>
+        <w:t># To print last 3 rows</w:t>
+      </w:r>
+    </w:p>
+    <w:p>
+      <w:proofErr w:type="gramStart"/>
+      <w:r>
+        <w:t>print(</w:t>
+      </w:r>
+      <w:proofErr w:type="gramEnd"/>
+      <w:r>
+        <w:t>"\</w:t>
+      </w:r>
+      <w:proofErr w:type="spellStart"/>
+      <w:r>
+        <w:t>nLast</w:t>
+      </w:r>
+      <w:proofErr w:type="spellEnd"/>
+      <w:r>
+        <w:t xml:space="preserve"> 3 rows:")</w:t>
+      </w:r>
+    </w:p>
+    <w:p>
+      <w:r>
+        <w:t>print(</w:t>
+      </w:r>
+      <w:proofErr w:type="spellStart"/>
+      <w:proofErr w:type="gramStart"/>
+      <w:r>
+        <w:t>s.tail</w:t>
+      </w:r>
+      <w:proofErr w:type="spellEnd"/>
+      <w:proofErr w:type="gramEnd"/>
+      <w:r>
+        <w:t>(3))</w:t>
+      </w:r>
+    </w:p>
+    <w:p>
+      <w:pPr>
+        <w:rPr>
+          <w:b/>
+          <w:bCs/>
+          <w:sz w:val="28"/>
+          <w:szCs w:val="28"/>
+        </w:rPr>
+      </w:pPr>
+    </w:p>
+    <w:p>
+      <w:pPr>
+        <w:rPr>
+          <w:b/>
+          <w:bCs/>
+          <w:sz w:val="28"/>
+          <w:szCs w:val="28"/>
+        </w:rPr>
+      </w:pPr>
+      <w:r>
+        <w:rPr>
+          <w:b/>
+          <w:bCs/>
+          <w:sz w:val="28"/>
+          <w:szCs w:val="28"/>
+          <w:highlight w:val="yellow"/>
+        </w:rPr>
+        <w:t xml:space="preserve">----------------------- Selection in </w:t>
+      </w:r>
+      <w:proofErr w:type="gramStart"/>
+      <w:r>
+        <w:rPr>
+          <w:b/>
+          <w:bCs/>
+          <w:sz w:val="28"/>
+          <w:szCs w:val="28"/>
+          <w:highlight w:val="yellow"/>
+        </w:rPr>
+        <w:t>Series  --------------------------------</w:t>
+      </w:r>
+      <w:proofErr w:type="gramEnd"/>
+    </w:p>
+    <w:p>
+      <w:r>
+        <w:t xml:space="preserve">Series provides index label </w:t>
+      </w:r>
+      <w:r>
+        <w:rPr>
+          <w:highlight w:val="yellow"/>
+        </w:rPr>
+        <w:t>loc</w:t>
+      </w:r>
+      <w:r>
+        <w:t xml:space="preserve"> and </w:t>
+      </w:r>
+      <w:proofErr w:type="spellStart"/>
+      <w:r>
+        <w:rPr>
+          <w:highlight w:val="yellow"/>
+        </w:rPr>
+        <w:t>iloc</w:t>
+      </w:r>
+      <w:proofErr w:type="spellEnd"/>
+      <w:r>
+        <w:t xml:space="preserve"> </w:t>
+      </w:r>
+      <w:r>
+        <w:t xml:space="preserve">and </w:t>
+      </w:r>
+      <w:r>
+        <w:rPr>
+          <w:highlight w:val="yellow"/>
+        </w:rPr>
+        <w:t>[]</w:t>
+      </w:r>
+      <w:r>
+        <w:t xml:space="preserve"> to access rows and columns.</w:t>
+      </w:r>
+    </w:p>
+    <w:p>
+      <w:pPr>
+        <w:rPr>
+          <w:b/>
+          <w:bCs/>
+          <w:sz w:val="28"/>
+          <w:szCs w:val="28"/>
         </w:rPr>
       </w:pPr>
     </w:p>
@@ -4980,24 +6615,78 @@
         <w:rPr>
           <w:highlight w:val="magenta"/>
         </w:rPr>
-        <w:t>1. loc index label :-</w:t>
+        <w:t xml:space="preserve">1. loc index </w:t>
+      </w:r>
+      <w:proofErr w:type="gramStart"/>
+      <w:r>
+        <w:rPr>
+          <w:highlight w:val="magenta"/>
+        </w:rPr>
+        <w:t>label :</w:t>
+      </w:r>
+      <w:proofErr w:type="gramEnd"/>
+      <w:r>
+        <w:rPr>
+          <w:highlight w:val="magenta"/>
+        </w:rPr>
+        <w:t>-</w:t>
       </w:r>
       <w:r>
         <w:t xml:space="preserve"> </w:t>
       </w:r>
     </w:p>
     <w:p>
+      <w:proofErr w:type="gramStart"/>
       <w:r>
         <w:t>Syntax:-</w:t>
       </w:r>
+      <w:proofErr w:type="gramEnd"/>
       <w:r>
         <w:t xml:space="preserve"> </w:t>
       </w:r>
+      <w:proofErr w:type="spellStart"/>
+      <w:proofErr w:type="gramStart"/>
       <w:r>
         <w:rPr>
           <w:highlight w:val="green"/>
         </w:rPr>
-        <w:t>series_name.loc[StartRange: StopRange]</w:t>
+        <w:t>series_name.loc</w:t>
+      </w:r>
+      <w:proofErr w:type="spellEnd"/>
+      <w:r>
+        <w:rPr>
+          <w:highlight w:val="green"/>
+        </w:rPr>
+        <w:t>[</w:t>
+      </w:r>
+      <w:proofErr w:type="spellStart"/>
+      <w:proofErr w:type="gramEnd"/>
+      <w:r>
+        <w:rPr>
+          <w:highlight w:val="green"/>
+        </w:rPr>
+        <w:t>StartRange</w:t>
+      </w:r>
+      <w:proofErr w:type="spellEnd"/>
+      <w:r>
+        <w:rPr>
+          <w:highlight w:val="green"/>
+        </w:rPr>
+        <w:t xml:space="preserve">: </w:t>
+      </w:r>
+      <w:proofErr w:type="spellStart"/>
+      <w:r>
+        <w:rPr>
+          <w:highlight w:val="green"/>
+        </w:rPr>
+        <w:t>StopRange</w:t>
+      </w:r>
+      <w:proofErr w:type="spellEnd"/>
+      <w:r>
+        <w:rPr>
+          <w:highlight w:val="green"/>
+        </w:rPr>
+        <w:t>]</w:t>
       </w:r>
       <w:r>
         <w:t xml:space="preserve"> </w:t>
@@ -5021,7 +6710,17 @@
     </w:p>
     <w:p>
       <w:r>
-        <w:t>s = pd.Series([10, 15, 18, 22, 55, 77])</w:t>
+        <w:t xml:space="preserve">s = </w:t>
+      </w:r>
+      <w:proofErr w:type="spellStart"/>
+      <w:proofErr w:type="gramStart"/>
+      <w:r>
+        <w:t>pd.Series</w:t>
+      </w:r>
+      <w:proofErr w:type="spellEnd"/>
+      <w:proofErr w:type="gramEnd"/>
+      <w:r>
+        <w:t>([10, 15, 18, 22, 55, 77])</w:t>
       </w:r>
     </w:p>
     <w:p>
@@ -5040,7 +6739,20 @@
     </w:p>
     <w:p>
       <w:r>
-        <w:t>print(s.loc[:2])</w:t>
+        <w:t>print(</w:t>
+      </w:r>
+      <w:proofErr w:type="spellStart"/>
+      <w:proofErr w:type="gramStart"/>
+      <w:r>
+        <w:t>s.loc</w:t>
+      </w:r>
+      <w:proofErr w:type="spellEnd"/>
+      <w:r>
+        <w:t>[</w:t>
+      </w:r>
+      <w:proofErr w:type="gramEnd"/>
+      <w:r>
+        <w:t>:2])</w:t>
       </w:r>
     </w:p>
     <w:p/>
@@ -5051,7 +6763,20 @@
     </w:p>
     <w:p>
       <w:r>
-        <w:t>print(s.loc[3:4])</w:t>
+        <w:t>print(</w:t>
+      </w:r>
+      <w:proofErr w:type="spellStart"/>
+      <w:proofErr w:type="gramStart"/>
+      <w:r>
+        <w:t>s.loc</w:t>
+      </w:r>
+      <w:proofErr w:type="spellEnd"/>
+      <w:r>
+        <w:t>[</w:t>
+      </w:r>
+      <w:proofErr w:type="gramEnd"/>
+      <w:r>
+        <w:t>3:4])</w:t>
       </w:r>
     </w:p>
     <w:p>
@@ -5069,22 +6794,104 @@
         <w:rPr>
           <w:highlight w:val="magenta"/>
         </w:rPr>
-        <w:t>2. Selection Using iloc index label :-</w:t>
-      </w:r>
-    </w:p>
-    <w:p>
+        <w:t xml:space="preserve">2. Selection Using </w:t>
+      </w:r>
+      <w:proofErr w:type="spellStart"/>
+      <w:r>
+        <w:rPr>
+          <w:highlight w:val="magenta"/>
+        </w:rPr>
+        <w:t>iloc</w:t>
+      </w:r>
+      <w:proofErr w:type="spellEnd"/>
+      <w:r>
+        <w:rPr>
+          <w:highlight w:val="magenta"/>
+        </w:rPr>
+        <w:t xml:space="preserve"> index </w:t>
+      </w:r>
+      <w:proofErr w:type="gramStart"/>
+      <w:r>
+        <w:rPr>
+          <w:highlight w:val="magenta"/>
+        </w:rPr>
+        <w:t>label :</w:t>
+      </w:r>
+      <w:proofErr w:type="gramEnd"/>
+      <w:r>
+        <w:rPr>
+          <w:highlight w:val="magenta"/>
+        </w:rPr>
+        <w:t>-</w:t>
+      </w:r>
+    </w:p>
+    <w:p>
+      <w:proofErr w:type="gramStart"/>
       <w:r>
         <w:t>Syntax:-</w:t>
       </w:r>
+      <w:proofErr w:type="spellStart"/>
+      <w:proofErr w:type="gramEnd"/>
       <w:r>
         <w:rPr>
           <w:highlight w:val="green"/>
         </w:rPr>
-        <w:t>series_name.iloc[StartRange : StopRange]</w:t>
-      </w:r>
-      <w:r>
+        <w:t>series_</w:t>
+      </w:r>
+      <w:proofErr w:type="gramStart"/>
+      <w:r>
+        <w:rPr>
+          <w:highlight w:val="green"/>
+        </w:rPr>
+        <w:t>name.iloc</w:t>
+      </w:r>
+      <w:proofErr w:type="spellEnd"/>
+      <w:proofErr w:type="gramEnd"/>
+      <w:r>
+        <w:rPr>
+          <w:highlight w:val="green"/>
+        </w:rPr>
+        <w:t>[</w:t>
+      </w:r>
+      <w:proofErr w:type="spellStart"/>
+      <w:proofErr w:type="gramStart"/>
+      <w:r>
+        <w:rPr>
+          <w:highlight w:val="green"/>
+        </w:rPr>
+        <w:t>StartRange</w:t>
+      </w:r>
+      <w:proofErr w:type="spellEnd"/>
+      <w:r>
+        <w:rPr>
+          <w:highlight w:val="green"/>
+        </w:rPr>
+        <w:t xml:space="preserve"> :</w:t>
+      </w:r>
+      <w:proofErr w:type="gramEnd"/>
+      <w:r>
+        <w:rPr>
+          <w:highlight w:val="green"/>
+        </w:rPr>
         <w:t xml:space="preserve"> </w:t>
       </w:r>
+      <w:proofErr w:type="spellStart"/>
+      <w:r>
+        <w:rPr>
+          <w:highlight w:val="green"/>
+        </w:rPr>
+        <w:t>StopRange</w:t>
+      </w:r>
+      <w:proofErr w:type="spellEnd"/>
+      <w:r>
+        <w:rPr>
+          <w:highlight w:val="green"/>
+        </w:rPr>
+        <w:t>]</w:t>
+      </w:r>
+      <w:r>
+        <w:t xml:space="preserve"> </w:t>
+      </w:r>
     </w:p>
     <w:p/>
     <w:p>
@@ -5104,7 +6911,17 @@
     </w:p>
     <w:p>
       <w:r>
-        <w:t>s = pd.Series([10, 15, 18, 22, 55, 77])</w:t>
+        <w:t xml:space="preserve">s = </w:t>
+      </w:r>
+      <w:proofErr w:type="spellStart"/>
+      <w:proofErr w:type="gramStart"/>
+      <w:r>
+        <w:t>pd.Series</w:t>
+      </w:r>
+      <w:proofErr w:type="spellEnd"/>
+      <w:proofErr w:type="gramEnd"/>
+      <w:r>
+        <w:t>([10, 15, 18, 22, 55, 77])</w:t>
       </w:r>
     </w:p>
     <w:p>
@@ -5120,7 +6937,17 @@
     </w:p>
     <w:p>
       <w:r>
-        <w:t>print(s.iloc[:2])</w:t>
+        <w:t>print(</w:t>
+      </w:r>
+      <w:proofErr w:type="spellStart"/>
+      <w:proofErr w:type="gramStart"/>
+      <w:r>
+        <w:t>s.iloc</w:t>
+      </w:r>
+      <w:proofErr w:type="spellEnd"/>
+      <w:proofErr w:type="gramEnd"/>
+      <w:r>
+        <w:t>[:2])</w:t>
       </w:r>
     </w:p>
     <w:p/>
@@ -5131,7 +6958,17 @@
     </w:p>
     <w:p>
       <w:r>
-        <w:t>print(s.iloc[3:4])</w:t>
+        <w:t>print(</w:t>
+      </w:r>
+      <w:proofErr w:type="spellStart"/>
+      <w:proofErr w:type="gramStart"/>
+      <w:r>
+        <w:t>s.iloc</w:t>
+      </w:r>
+      <w:proofErr w:type="spellEnd"/>
+      <w:proofErr w:type="gramEnd"/>
+      <w:r>
+        <w:t>[3:4])</w:t>
       </w:r>
     </w:p>
     <w:p>
@@ -5149,27 +6986,111 @@
         <w:rPr>
           <w:highlight w:val="magenta"/>
         </w:rPr>
-        <w:t>3. Selection Using [] :</w:t>
-      </w:r>
-    </w:p>
-    <w:p>
+        <w:t>3. Selection Using [</w:t>
+      </w:r>
+      <w:proofErr w:type="gramStart"/>
+      <w:r>
+        <w:rPr>
+          <w:highlight w:val="magenta"/>
+        </w:rPr>
+        <w:t>] :</w:t>
+      </w:r>
+      <w:proofErr w:type="gramEnd"/>
+    </w:p>
+    <w:p>
+      <w:proofErr w:type="gramStart"/>
       <w:r>
         <w:t>Syntax:-</w:t>
       </w:r>
+      <w:proofErr w:type="spellStart"/>
+      <w:proofErr w:type="gramEnd"/>
       <w:r>
         <w:rPr>
           <w:highlight w:val="green"/>
         </w:rPr>
-        <w:t xml:space="preserve">series_name[StartRange&gt; : StopRange] </w:t>
+        <w:t>series_</w:t>
+      </w:r>
+      <w:proofErr w:type="gramStart"/>
+      <w:r>
+        <w:rPr>
+          <w:highlight w:val="green"/>
+        </w:rPr>
+        <w:t>name</w:t>
+      </w:r>
+      <w:proofErr w:type="spellEnd"/>
+      <w:r>
+        <w:rPr>
+          <w:highlight w:val="green"/>
+        </w:rPr>
+        <w:t>[</w:t>
+      </w:r>
+      <w:proofErr w:type="spellStart"/>
+      <w:proofErr w:type="gramEnd"/>
+      <w:r>
+        <w:rPr>
+          <w:highlight w:val="green"/>
+        </w:rPr>
+        <w:t>StartRange</w:t>
+      </w:r>
+      <w:proofErr w:type="spellEnd"/>
+      <w:proofErr w:type="gramStart"/>
+      <w:r>
+        <w:rPr>
+          <w:highlight w:val="green"/>
+        </w:rPr>
+        <w:t>&gt; :</w:t>
+      </w:r>
+      <w:proofErr w:type="gramEnd"/>
+      <w:r>
+        <w:rPr>
+          <w:highlight w:val="green"/>
+        </w:rPr>
+        <w:t xml:space="preserve"> </w:t>
+      </w:r>
+      <w:proofErr w:type="spellStart"/>
+      <w:r>
+        <w:rPr>
+          <w:highlight w:val="green"/>
+        </w:rPr>
+        <w:t>StopRange</w:t>
+      </w:r>
+      <w:proofErr w:type="spellEnd"/>
+      <w:r>
+        <w:rPr>
+          <w:highlight w:val="green"/>
+        </w:rPr>
+        <w:t xml:space="preserve">] </w:t>
       </w:r>
       <w:r>
         <w:t xml:space="preserve">or </w:t>
       </w:r>
+      <w:proofErr w:type="spellStart"/>
       <w:r>
         <w:rPr>
           <w:highlight w:val="green"/>
         </w:rPr>
-        <w:t>series_name[ index]</w:t>
+        <w:t>series_</w:t>
+      </w:r>
+      <w:proofErr w:type="gramStart"/>
+      <w:r>
+        <w:rPr>
+          <w:highlight w:val="green"/>
+        </w:rPr>
+        <w:t>name</w:t>
+      </w:r>
+      <w:proofErr w:type="spellEnd"/>
+      <w:r>
+        <w:rPr>
+          <w:highlight w:val="green"/>
+        </w:rPr>
+        <w:t>[</w:t>
+      </w:r>
+      <w:proofErr w:type="gramEnd"/>
+      <w:r>
+        <w:rPr>
+          <w:highlight w:val="green"/>
+        </w:rPr>
+        <w:t xml:space="preserve"> index]</w:t>
       </w:r>
     </w:p>
     <w:p/>
@@ -5185,7 +7106,17 @@
     </w:p>
     <w:p>
       <w:r>
-        <w:t>s = pd.Series([10, 15, 18, 22, 55, 77])</w:t>
+        <w:t xml:space="preserve">s = </w:t>
+      </w:r>
+      <w:proofErr w:type="spellStart"/>
+      <w:proofErr w:type="gramStart"/>
+      <w:r>
+        <w:t>pd.Series</w:t>
+      </w:r>
+      <w:proofErr w:type="spellEnd"/>
+      <w:proofErr w:type="gramEnd"/>
+      <w:r>
+        <w:t>([10, 15, 18, 22, 55, 77])</w:t>
       </w:r>
     </w:p>
     <w:p>
@@ -5201,7 +7132,15 @@
     </w:p>
     <w:p>
       <w:r>
-        <w:t>print(s[1])</w:t>
+        <w:t>print(</w:t>
+      </w:r>
+      <w:proofErr w:type="gramStart"/>
+      <w:r>
+        <w:t>s[</w:t>
+      </w:r>
+      <w:proofErr w:type="gramEnd"/>
+      <w:r>
+        <w:t>1])</w:t>
       </w:r>
     </w:p>
     <w:p/>
@@ -5212,7 +7151,15 @@
     </w:p>
     <w:p>
       <w:r>
-        <w:t>print(s[3:4])</w:t>
+        <w:t>print(</w:t>
+      </w:r>
+      <w:proofErr w:type="gramStart"/>
+      <w:r>
+        <w:t>s[</w:t>
+      </w:r>
+      <w:proofErr w:type="gramEnd"/>
+      <w:r>
+        <w:t>3:4])</w:t>
       </w:r>
     </w:p>
     <w:p/>
@@ -5223,7 +7170,15 @@
     </w:p>
     <w:p>
       <w:r>
-        <w:t>print(s[:3])</w:t>
+        <w:t>print(</w:t>
+      </w:r>
+      <w:proofErr w:type="gramStart"/>
+      <w:r>
+        <w:t>s[</w:t>
+      </w:r>
+      <w:proofErr w:type="gramEnd"/>
+      <w:r>
+        <w:t>:3])</w:t>
       </w:r>
     </w:p>
     <w:p/>
@@ -5269,7 +7224,15 @@
     </w:p>
     <w:p>
       <w:r>
-        <w:t xml:space="preserve">Slicing is a way to retrieve subsets of data from a pandas object. A slice object </w:t>
+        <w:t xml:space="preserve">Slicing is a way to retrieve subsets of data from a </w:t>
+      </w:r>
+      <w:proofErr w:type="gramStart"/>
+      <w:r>
+        <w:t>pandas</w:t>
+      </w:r>
+      <w:proofErr w:type="gramEnd"/>
+      <w:r>
+        <w:t xml:space="preserve"> object. A slice object </w:t>
       </w:r>
     </w:p>
     <w:p>
@@ -5282,7 +7245,23 @@
         <w:rPr>
           <w:highlight w:val="green"/>
         </w:rPr>
-        <w:t>SERIES_NAME [start:end: step]</w:t>
+        <w:t>SERIES_NAME [</w:t>
+      </w:r>
+      <w:proofErr w:type="spellStart"/>
+      <w:proofErr w:type="gramStart"/>
+      <w:r>
+        <w:rPr>
+          <w:highlight w:val="green"/>
+        </w:rPr>
+        <w:t>start:end</w:t>
+      </w:r>
+      <w:proofErr w:type="spellEnd"/>
+      <w:proofErr w:type="gramEnd"/>
+      <w:r>
+        <w:rPr>
+          <w:highlight w:val="green"/>
+        </w:rPr>
+        <w:t>: step]</w:t>
       </w:r>
     </w:p>
     <w:p>
@@ -5307,7 +7286,25 @@
     </w:p>
     <w:p>
       <w:r>
-        <w:t>s = pd.Series([10, 15, 18, 22, 55, 77], index=['A', 'B', 'C', 'D', 'E', 'F'])</w:t>
+        <w:t xml:space="preserve">s = </w:t>
+      </w:r>
+      <w:proofErr w:type="spellStart"/>
+      <w:proofErr w:type="gramStart"/>
+      <w:r>
+        <w:t>pd.Series</w:t>
+      </w:r>
+      <w:proofErr w:type="spellEnd"/>
+      <w:proofErr w:type="gramEnd"/>
+      <w:r>
+        <w:t>([10, 15, 18, 22, 55, 77], index</w:t>
+      </w:r>
+      <w:proofErr w:type="gramStart"/>
+      <w:r>
+        <w:t>=[</w:t>
+      </w:r>
+      <w:proofErr w:type="gramEnd"/>
+      <w:r>
+        <w:t>'A', 'B', 'C', 'D', 'E', 'F'])</w:t>
       </w:r>
     </w:p>
     <w:p>
@@ -5323,7 +7320,15 @@
     </w:p>
     <w:p>
       <w:r>
-        <w:t>print(s[1:5:2])</w:t>
+        <w:t>print(</w:t>
+      </w:r>
+      <w:proofErr w:type="gramStart"/>
+      <w:r>
+        <w:t>s[</w:t>
+      </w:r>
+      <w:proofErr w:type="gramEnd"/>
+      <w:r>
+        <w:t>1:5:2])</w:t>
       </w:r>
     </w:p>
     <w:p/>
@@ -5334,18 +7339,60 @@
     </w:p>
     <w:p>
       <w:r>
-        <w:t>print(s[0:6:2])</w:t>
+        <w:t>print(</w:t>
+      </w:r>
+      <w:proofErr w:type="gramStart"/>
+      <w:r>
+        <w:t>s[</w:t>
+      </w:r>
+      <w:proofErr w:type="gramEnd"/>
+      <w:r>
+        <w:t>0:6:2])</w:t>
       </w:r>
     </w:p>
     <w:p>
       <w:r>
         <w:lastRenderedPageBreak/>
-        <w:t>Understanding Of loc and iloc (interger based index and normal index)</w:t>
-      </w:r>
-    </w:p>
-    <w:p>
-      <w:r>
-        <w:t>s = pd.Series(['a', 'b', 'c'], index=[10, 20, 30])</w:t>
+        <w:t xml:space="preserve">Understanding Of loc and </w:t>
+      </w:r>
+      <w:proofErr w:type="spellStart"/>
+      <w:r>
+        <w:t>iloc</w:t>
+      </w:r>
+      <w:proofErr w:type="spellEnd"/>
+      <w:r>
+        <w:t xml:space="preserve"> (</w:t>
+      </w:r>
+      <w:proofErr w:type="spellStart"/>
+      <w:r>
+        <w:t>interger</w:t>
+      </w:r>
+      <w:proofErr w:type="spellEnd"/>
+      <w:r>
+        <w:t xml:space="preserve"> based index and normal index)</w:t>
+      </w:r>
+    </w:p>
+    <w:p>
+      <w:r>
+        <w:t xml:space="preserve">s = </w:t>
+      </w:r>
+      <w:proofErr w:type="spellStart"/>
+      <w:proofErr w:type="gramStart"/>
+      <w:r>
+        <w:t>pd.Series</w:t>
+      </w:r>
+      <w:proofErr w:type="spellEnd"/>
+      <w:proofErr w:type="gramEnd"/>
+      <w:r>
+        <w:t>(['a', 'b', 'c'], index</w:t>
+      </w:r>
+      <w:proofErr w:type="gramStart"/>
+      <w:r>
+        <w:t>=[</w:t>
+      </w:r>
+      <w:proofErr w:type="gramEnd"/>
+      <w:r>
+        <w:t>10, 20, 30])</w:t>
       </w:r>
     </w:p>
     <w:p>
@@ -5355,18 +7402,41 @@
     </w:p>
     <w:p>
       <w:r>
-        <w:t>print(s.</w:t>
+        <w:t>print(</w:t>
+      </w:r>
+      <w:proofErr w:type="spellStart"/>
+      <w:proofErr w:type="gramStart"/>
+      <w:r>
+        <w:t>s.</w:t>
       </w:r>
       <w:r>
         <w:t>i</w:t>
       </w:r>
       <w:r>
-        <w:t>loc[0])</w:t>
-      </w:r>
-    </w:p>
-    <w:p>
-      <w:r>
-        <w:t>print(s.loc[0])</w:t>
+        <w:t>loc</w:t>
+      </w:r>
+      <w:proofErr w:type="spellEnd"/>
+      <w:proofErr w:type="gramEnd"/>
+      <w:r>
+        <w:t>[0])</w:t>
+      </w:r>
+    </w:p>
+    <w:p>
+      <w:r>
+        <w:t>print(</w:t>
+      </w:r>
+      <w:proofErr w:type="spellStart"/>
+      <w:proofErr w:type="gramStart"/>
+      <w:r>
+        <w:t>s.loc</w:t>
+      </w:r>
+      <w:proofErr w:type="spellEnd"/>
+      <w:r>
+        <w:t>[</w:t>
+      </w:r>
+      <w:proofErr w:type="gramEnd"/>
+      <w:r>
+        <w:t>0])</w:t>
       </w:r>
     </w:p>
     <w:p/>
@@ -5396,12 +7466,40 @@
     <w:p/>
     <w:p>
       <w:r>
-        <w:t>s = pd.Series([100, 200, 300, 400], index=[10, 20, 30, 40])</w:t>
-      </w:r>
-    </w:p>
-    <w:p>
-      <w:r>
-        <w:t>print(s.iloc[1:3])</w:t>
+        <w:t xml:space="preserve">s = </w:t>
+      </w:r>
+      <w:proofErr w:type="spellStart"/>
+      <w:proofErr w:type="gramStart"/>
+      <w:r>
+        <w:t>pd.Series</w:t>
+      </w:r>
+      <w:proofErr w:type="spellEnd"/>
+      <w:proofErr w:type="gramEnd"/>
+      <w:r>
+        <w:t>([100, 200, 300, 400], index</w:t>
+      </w:r>
+      <w:proofErr w:type="gramStart"/>
+      <w:r>
+        <w:t>=[</w:t>
+      </w:r>
+      <w:proofErr w:type="gramEnd"/>
+      <w:r>
+        <w:t>10, 20, 30, 40])</w:t>
+      </w:r>
+    </w:p>
+    <w:p>
+      <w:r>
+        <w:t>print(</w:t>
+      </w:r>
+      <w:proofErr w:type="spellStart"/>
+      <w:proofErr w:type="gramStart"/>
+      <w:r>
+        <w:t>s.iloc</w:t>
+      </w:r>
+      <w:proofErr w:type="spellEnd"/>
+      <w:proofErr w:type="gramEnd"/>
+      <w:r>
+        <w:t>[1:3])</w:t>
       </w:r>
     </w:p>
     <w:p/>
@@ -5437,17 +7535,50 @@
     <w:p/>
     <w:p>
       <w:r>
-        <w:t>s = pd.Series([10, 15, 18, 22, 55, 77])</w:t>
-      </w:r>
-    </w:p>
-    <w:p>
-      <w:r>
-        <w:t>print(s.loc[2:4])</w:t>
-      </w:r>
-    </w:p>
-    <w:p>
-      <w:r>
-        <w:t>print(s.iloc[2:4])</w:t>
+        <w:t xml:space="preserve">s = </w:t>
+      </w:r>
+      <w:proofErr w:type="spellStart"/>
+      <w:proofErr w:type="gramStart"/>
+      <w:r>
+        <w:t>pd.Series</w:t>
+      </w:r>
+      <w:proofErr w:type="spellEnd"/>
+      <w:proofErr w:type="gramEnd"/>
+      <w:r>
+        <w:t>([10, 15, 18, 22, 55, 77])</w:t>
+      </w:r>
+    </w:p>
+    <w:p>
+      <w:r>
+        <w:t>print(</w:t>
+      </w:r>
+      <w:proofErr w:type="spellStart"/>
+      <w:proofErr w:type="gramStart"/>
+      <w:r>
+        <w:t>s.loc</w:t>
+      </w:r>
+      <w:proofErr w:type="spellEnd"/>
+      <w:r>
+        <w:t>[</w:t>
+      </w:r>
+      <w:proofErr w:type="gramEnd"/>
+      <w:r>
+        <w:t>2:4])</w:t>
+      </w:r>
+    </w:p>
+    <w:p>
+      <w:r>
+        <w:t>print(</w:t>
+      </w:r>
+      <w:proofErr w:type="spellStart"/>
+      <w:proofErr w:type="gramStart"/>
+      <w:r>
+        <w:t>s.iloc</w:t>
+      </w:r>
+      <w:proofErr w:type="spellEnd"/>
+      <w:proofErr w:type="gramEnd"/>
+      <w:r>
+        <w:t>[2:4])</w:t>
       </w:r>
     </w:p>
     <w:p/>
@@ -5483,17 +7614,58 @@
     <w:p/>
     <w:p>
       <w:r>
-        <w:t>s = pd.Series([10, 20, 30], index=[5, 3, 1])</w:t>
-      </w:r>
-    </w:p>
-    <w:p>
-      <w:r>
-        <w:t>print(s.loc[1])</w:t>
-      </w:r>
-    </w:p>
-    <w:p>
-      <w:r>
-        <w:t>print(s.iloc[1])</w:t>
+        <w:t xml:space="preserve">s = </w:t>
+      </w:r>
+      <w:proofErr w:type="spellStart"/>
+      <w:proofErr w:type="gramStart"/>
+      <w:r>
+        <w:t>pd.Series</w:t>
+      </w:r>
+      <w:proofErr w:type="spellEnd"/>
+      <w:proofErr w:type="gramEnd"/>
+      <w:r>
+        <w:t>([10, 20, 30], index</w:t>
+      </w:r>
+      <w:proofErr w:type="gramStart"/>
+      <w:r>
+        <w:t>=[</w:t>
+      </w:r>
+      <w:proofErr w:type="gramEnd"/>
+      <w:r>
+        <w:t>5, 3, 1])</w:t>
+      </w:r>
+    </w:p>
+    <w:p>
+      <w:r>
+        <w:t>print(</w:t>
+      </w:r>
+      <w:proofErr w:type="spellStart"/>
+      <w:proofErr w:type="gramStart"/>
+      <w:r>
+        <w:t>s.loc</w:t>
+      </w:r>
+      <w:proofErr w:type="spellEnd"/>
+      <w:r>
+        <w:t>[</w:t>
+      </w:r>
+      <w:proofErr w:type="gramEnd"/>
+      <w:r>
+        <w:t>1])</w:t>
+      </w:r>
+    </w:p>
+    <w:p>
+      <w:r>
+        <w:t>print(</w:t>
+      </w:r>
+      <w:proofErr w:type="spellStart"/>
+      <w:proofErr w:type="gramStart"/>
+      <w:r>
+        <w:t>s.iloc</w:t>
+      </w:r>
+      <w:proofErr w:type="spellEnd"/>
+      <w:proofErr w:type="gramEnd"/>
+      <w:r>
+        <w:t>[1])</w:t>
       </w:r>
     </w:p>
     <w:p/>
@@ -5529,12 +7701,40 @@
     <w:p/>
     <w:p>
       <w:r>
-        <w:t>s = pd.Series([7, 8, 9], index=['x', 'y', 'z'])</w:t>
-      </w:r>
-    </w:p>
-    <w:p>
-      <w:r>
-        <w:t>print(s.iloc['1'])</w:t>
+        <w:t xml:space="preserve">s = </w:t>
+      </w:r>
+      <w:proofErr w:type="spellStart"/>
+      <w:proofErr w:type="gramStart"/>
+      <w:r>
+        <w:t>pd.Series</w:t>
+      </w:r>
+      <w:proofErr w:type="spellEnd"/>
+      <w:proofErr w:type="gramEnd"/>
+      <w:r>
+        <w:t>([7, 8, 9], index</w:t>
+      </w:r>
+      <w:proofErr w:type="gramStart"/>
+      <w:r>
+        <w:t>=[</w:t>
+      </w:r>
+      <w:proofErr w:type="gramEnd"/>
+      <w:r>
+        <w:t>'x', 'y', 'z'])</w:t>
+      </w:r>
+    </w:p>
+    <w:p>
+      <w:r>
+        <w:t>print(</w:t>
+      </w:r>
+      <w:proofErr w:type="spellStart"/>
+      <w:proofErr w:type="gramStart"/>
+      <w:r>
+        <w:t>s.iloc</w:t>
+      </w:r>
+      <w:proofErr w:type="spellEnd"/>
+      <w:proofErr w:type="gramEnd"/>
+      <w:r>
+        <w:t>['1'])</w:t>
       </w:r>
     </w:p>
     <w:p/>
@@ -5565,7 +7765,15 @@
         <w:ind w:firstLine="720"/>
       </w:pPr>
       <w:r>
-        <w:t xml:space="preserve"> It is similar to a spreadsheet or an SQL table. This is the most commonly used pandas object. </w:t>
+        <w:t xml:space="preserve"> It is similar to a spreadsheet or an SQL table. This is the most commonly used </w:t>
+      </w:r>
+      <w:proofErr w:type="gramStart"/>
+      <w:r>
+        <w:t>pandas</w:t>
+      </w:r>
+      <w:proofErr w:type="gramEnd"/>
+      <w:r>
+        <w:t xml:space="preserve"> object. </w:t>
       </w:r>
     </w:p>
     <w:p>
@@ -5573,7 +7781,23 @@
         <w:ind w:firstLine="720"/>
       </w:pPr>
       <w:r>
-        <w:t>Once we store the data into the Dataframe, we can perform various operations that are useful in analyzing and understanding the data.</w:t>
+        <w:t xml:space="preserve">Once we store the data into the </w:t>
+      </w:r>
+      <w:proofErr w:type="spellStart"/>
+      <w:r>
+        <w:t>Dataframe</w:t>
+      </w:r>
+      <w:proofErr w:type="spellEnd"/>
+      <w:r>
+        <w:t xml:space="preserve">, we can perform various operations that are useful in </w:t>
+      </w:r>
+      <w:proofErr w:type="spellStart"/>
+      <w:r>
+        <w:t>analyzing</w:t>
+      </w:r>
+      <w:proofErr w:type="spellEnd"/>
+      <w:r>
+        <w:t xml:space="preserve"> and understanding the data.</w:t>
       </w:r>
     </w:p>
     <w:p>
@@ -5647,7 +7871,21 @@
         <w:rPr>
           <w:color w:val="000000" w:themeColor="text1"/>
         </w:rPr>
-        <w:t xml:space="preserve">1. A Dataframe has axes (indices)- </w:t>
+        <w:t xml:space="preserve">1. A </w:t>
+      </w:r>
+      <w:proofErr w:type="spellStart"/>
+      <w:r>
+        <w:rPr>
+          <w:color w:val="000000" w:themeColor="text1"/>
+        </w:rPr>
+        <w:t>Dataframe</w:t>
+      </w:r>
+      <w:proofErr w:type="spellEnd"/>
+      <w:r>
+        <w:rPr>
+          <w:color w:val="000000" w:themeColor="text1"/>
+        </w:rPr>
+        <w:t xml:space="preserve"> has axes (indices)- </w:t>
       </w:r>
       <w:r>
         <w:rPr>
@@ -5698,7 +7936,21 @@
         <w:rPr>
           <w:color w:val="000000" w:themeColor="text1"/>
         </w:rPr>
-        <w:t xml:space="preserve">2. It is similar to a spreadsheet , whose row index is called index and column index is called column name.  </w:t>
+        <w:t xml:space="preserve">2. It is similar to a </w:t>
+      </w:r>
+      <w:proofErr w:type="gramStart"/>
+      <w:r>
+        <w:rPr>
+          <w:color w:val="000000" w:themeColor="text1"/>
+        </w:rPr>
+        <w:t>spreadsheet ,</w:t>
+      </w:r>
+      <w:proofErr w:type="gramEnd"/>
+      <w:r>
+        <w:rPr>
+          <w:color w:val="000000" w:themeColor="text1"/>
+        </w:rPr>
+        <w:t xml:space="preserve"> whose row index is called index and column index is called column name.  </w:t>
       </w:r>
     </w:p>
     <w:p>
@@ -5764,7 +8016,21 @@
           <w:color w:val="000000" w:themeColor="text1"/>
         </w:rPr>
         <w:lastRenderedPageBreak/>
-        <w:t>4. A numpy 2D array</w:t>
+        <w:t xml:space="preserve">4. A </w:t>
+      </w:r>
+      <w:proofErr w:type="spellStart"/>
+      <w:r>
+        <w:rPr>
+          <w:color w:val="000000" w:themeColor="text1"/>
+        </w:rPr>
+        <w:t>numpy</w:t>
+      </w:r>
+      <w:proofErr w:type="spellEnd"/>
+      <w:r>
+        <w:rPr>
+          <w:color w:val="000000" w:themeColor="text1"/>
+        </w:rPr>
+        <w:t xml:space="preserve"> 2D array</w:t>
       </w:r>
     </w:p>
     <w:p>
@@ -5841,20 +8107,74 @@
         <w:rPr>
           <w:color w:val="000000" w:themeColor="text1"/>
         </w:rPr>
-        <w:t xml:space="preserve">s = pd.Series(['a','b','c','d']) </w:t>
-      </w:r>
-    </w:p>
-    <w:p>
-      <w:pPr>
-        <w:rPr>
-          <w:color w:val="000000" w:themeColor="text1"/>
-        </w:rPr>
-      </w:pPr>
-      <w:r>
-        <w:rPr>
-          <w:color w:val="000000" w:themeColor="text1"/>
-        </w:rPr>
-        <w:t>df=pd.DataFrame(s)</w:t>
+        <w:t xml:space="preserve">s = </w:t>
+      </w:r>
+      <w:proofErr w:type="spellStart"/>
+      <w:proofErr w:type="gramStart"/>
+      <w:r>
+        <w:rPr>
+          <w:color w:val="000000" w:themeColor="text1"/>
+        </w:rPr>
+        <w:t>pd.Series</w:t>
+      </w:r>
+      <w:proofErr w:type="spellEnd"/>
+      <w:proofErr w:type="gramEnd"/>
+      <w:r>
+        <w:rPr>
+          <w:color w:val="000000" w:themeColor="text1"/>
+        </w:rPr>
+        <w:t>(['</w:t>
+      </w:r>
+      <w:proofErr w:type="spellStart"/>
+      <w:r>
+        <w:rPr>
+          <w:color w:val="000000" w:themeColor="text1"/>
+        </w:rPr>
+        <w:t>a','b','c','d</w:t>
+      </w:r>
+      <w:proofErr w:type="spellEnd"/>
+      <w:r>
+        <w:rPr>
+          <w:color w:val="000000" w:themeColor="text1"/>
+        </w:rPr>
+        <w:t xml:space="preserve">']) </w:t>
+      </w:r>
+    </w:p>
+    <w:p>
+      <w:pPr>
+        <w:rPr>
+          <w:color w:val="000000" w:themeColor="text1"/>
+        </w:rPr>
+      </w:pPr>
+      <w:proofErr w:type="spellStart"/>
+      <w:r>
+        <w:rPr>
+          <w:color w:val="000000" w:themeColor="text1"/>
+        </w:rPr>
+        <w:t>df</w:t>
+      </w:r>
+      <w:proofErr w:type="spellEnd"/>
+      <w:r>
+        <w:rPr>
+          <w:color w:val="000000" w:themeColor="text1"/>
+        </w:rPr>
+        <w:t>=</w:t>
+      </w:r>
+      <w:proofErr w:type="spellStart"/>
+      <w:proofErr w:type="gramStart"/>
+      <w:r>
+        <w:rPr>
+          <w:color w:val="000000" w:themeColor="text1"/>
+        </w:rPr>
+        <w:t>pd.DataFrame</w:t>
+      </w:r>
+      <w:proofErr w:type="spellEnd"/>
+      <w:proofErr w:type="gramEnd"/>
+      <w:r>
+        <w:rPr>
+          <w:color w:val="000000" w:themeColor="text1"/>
+        </w:rPr>
+        <w:t>(s)</w:t>
       </w:r>
     </w:p>
     <w:p>
@@ -5882,130 +8202,202 @@
         </w:rPr>
         <w:t xml:space="preserve">Manually Set Column </w:t>
       </w:r>
+      <w:proofErr w:type="gramStart"/>
       <w:r>
         <w:rPr>
           <w:color w:val="000000" w:themeColor="text1"/>
           <w:sz w:val="28"/>
           <w:szCs w:val="28"/>
         </w:rPr>
-        <w:t>On Series Dataset</w:t>
-      </w:r>
-    </w:p>
-    <w:p>
-      <w:pPr>
-        <w:rPr>
-          <w:color w:val="000000" w:themeColor="text1"/>
-        </w:rPr>
-      </w:pPr>
-      <w:r>
-        <w:rPr>
-          <w:color w:val="000000" w:themeColor="text1"/>
-        </w:rPr>
-        <w:t>s = pd.Series(['</w:t>
-      </w:r>
-      <w:r>
-        <w:rPr>
-          <w:color w:val="000000" w:themeColor="text1"/>
-        </w:rPr>
-        <w:t>shubh</w:t>
-      </w:r>
-      <w:r>
-        <w:rPr>
-          <w:color w:val="000000" w:themeColor="text1"/>
-        </w:rPr>
-        <w:t>','</w:t>
-      </w:r>
-      <w:r>
-        <w:rPr>
-          <w:color w:val="000000" w:themeColor="text1"/>
-        </w:rPr>
-        <w:t>amit</w:t>
-      </w:r>
-      <w:r>
-        <w:rPr>
-          <w:color w:val="000000" w:themeColor="text1"/>
-        </w:rPr>
-        <w:t>','</w:t>
-      </w:r>
-      <w:r>
-        <w:rPr>
-          <w:color w:val="000000" w:themeColor="text1"/>
-        </w:rPr>
-        <w:t>herry</w:t>
-      </w:r>
-      <w:r>
-        <w:rPr>
-          <w:color w:val="000000" w:themeColor="text1"/>
-        </w:rPr>
-        <w:t>','</w:t>
-      </w:r>
-      <w:r>
-        <w:rPr>
-          <w:color w:val="000000" w:themeColor="text1"/>
-        </w:rPr>
-        <w:t>hiren</w:t>
-      </w:r>
-      <w:r>
-        <w:rPr>
-          <w:color w:val="000000" w:themeColor="text1"/>
-        </w:rPr>
-        <w:t>'])</w:t>
-      </w:r>
-    </w:p>
-    <w:p>
-      <w:pPr>
-        <w:rPr>
-          <w:color w:val="000000" w:themeColor="text1"/>
-        </w:rPr>
-      </w:pPr>
-      <w:r>
-        <w:rPr>
-          <w:color w:val="000000" w:themeColor="text1"/>
-        </w:rPr>
-        <w:t>df=pd.DataFrame(s, columns=['names'])</w:t>
-      </w:r>
-    </w:p>
-    <w:p>
-      <w:pPr>
-        <w:rPr>
-          <w:color w:val="000000" w:themeColor="text1"/>
-        </w:rPr>
-      </w:pPr>
-      <w:r>
-        <w:rPr>
-          <w:color w:val="000000" w:themeColor="text1"/>
-        </w:rPr>
-        <w:t>print(df)</w:t>
-      </w:r>
-    </w:p>
-    <w:p>
-      <w:pPr>
-        <w:rPr>
-          <w:color w:val="000000" w:themeColor="text1"/>
-        </w:rPr>
-      </w:pPr>
-    </w:p>
-    <w:p>
-      <w:pPr>
-        <w:rPr>
-          <w:color w:val="000000" w:themeColor="text1"/>
-        </w:rPr>
-      </w:pPr>
-    </w:p>
-    <w:p>
-      <w:pPr>
+        <w:t>On</w:t>
+      </w:r>
+      <w:proofErr w:type="gramEnd"/>
+      <w:r>
         <w:rPr>
           <w:color w:val="000000" w:themeColor="text1"/>
           <w:sz w:val="28"/>
           <w:szCs w:val="28"/>
         </w:rPr>
-      </w:pPr>
-      <w:r>
+        <w:t xml:space="preserve"> Series Dataset</w:t>
+      </w:r>
+    </w:p>
+    <w:p>
+      <w:pPr>
+        <w:rPr>
+          <w:color w:val="000000" w:themeColor="text1"/>
+        </w:rPr>
+      </w:pPr>
+      <w:r>
+        <w:rPr>
+          <w:color w:val="000000" w:themeColor="text1"/>
+        </w:rPr>
+        <w:t xml:space="preserve">s = </w:t>
+      </w:r>
+      <w:proofErr w:type="spellStart"/>
+      <w:proofErr w:type="gramStart"/>
+      <w:r>
+        <w:rPr>
+          <w:color w:val="000000" w:themeColor="text1"/>
+        </w:rPr>
+        <w:t>pd.Series</w:t>
+      </w:r>
+      <w:proofErr w:type="spellEnd"/>
+      <w:proofErr w:type="gramEnd"/>
+      <w:r>
+        <w:rPr>
+          <w:color w:val="000000" w:themeColor="text1"/>
+        </w:rPr>
+        <w:t>(['</w:t>
+      </w:r>
+      <w:proofErr w:type="spellStart"/>
+      <w:r>
+        <w:rPr>
+          <w:color w:val="000000" w:themeColor="text1"/>
+        </w:rPr>
+        <w:t>shubh</w:t>
+      </w:r>
+      <w:proofErr w:type="spellEnd"/>
+      <w:r>
+        <w:rPr>
+          <w:color w:val="000000" w:themeColor="text1"/>
+        </w:rPr>
+        <w:t>','</w:t>
+      </w:r>
+      <w:proofErr w:type="spellStart"/>
+      <w:r>
+        <w:rPr>
+          <w:color w:val="000000" w:themeColor="text1"/>
+        </w:rPr>
+        <w:t>amit</w:t>
+      </w:r>
+      <w:proofErr w:type="spellEnd"/>
+      <w:r>
+        <w:rPr>
+          <w:color w:val="000000" w:themeColor="text1"/>
+        </w:rPr>
+        <w:t>','</w:t>
+      </w:r>
+      <w:proofErr w:type="spellStart"/>
+      <w:r>
+        <w:rPr>
+          <w:color w:val="000000" w:themeColor="text1"/>
+        </w:rPr>
+        <w:t>herry</w:t>
+      </w:r>
+      <w:proofErr w:type="spellEnd"/>
+      <w:r>
+        <w:rPr>
+          <w:color w:val="000000" w:themeColor="text1"/>
+        </w:rPr>
+        <w:t>','</w:t>
+      </w:r>
+      <w:proofErr w:type="spellStart"/>
+      <w:r>
+        <w:rPr>
+          <w:color w:val="000000" w:themeColor="text1"/>
+        </w:rPr>
+        <w:t>hiren</w:t>
+      </w:r>
+      <w:proofErr w:type="spellEnd"/>
+      <w:r>
+        <w:rPr>
+          <w:color w:val="000000" w:themeColor="text1"/>
+        </w:rPr>
+        <w:t>'])</w:t>
+      </w:r>
+    </w:p>
+    <w:p>
+      <w:pPr>
+        <w:rPr>
+          <w:color w:val="000000" w:themeColor="text1"/>
+        </w:rPr>
+      </w:pPr>
+      <w:proofErr w:type="spellStart"/>
+      <w:r>
+        <w:rPr>
+          <w:color w:val="000000" w:themeColor="text1"/>
+        </w:rPr>
+        <w:t>df</w:t>
+      </w:r>
+      <w:proofErr w:type="spellEnd"/>
+      <w:r>
+        <w:rPr>
+          <w:color w:val="000000" w:themeColor="text1"/>
+        </w:rPr>
+        <w:t>=</w:t>
+      </w:r>
+      <w:proofErr w:type="spellStart"/>
+      <w:proofErr w:type="gramStart"/>
+      <w:r>
+        <w:rPr>
+          <w:color w:val="000000" w:themeColor="text1"/>
+        </w:rPr>
+        <w:t>pd.DataFrame</w:t>
+      </w:r>
+      <w:proofErr w:type="spellEnd"/>
+      <w:proofErr w:type="gramEnd"/>
+      <w:r>
+        <w:rPr>
+          <w:color w:val="000000" w:themeColor="text1"/>
+        </w:rPr>
+        <w:t>(s, columns=['names'])</w:t>
+      </w:r>
+    </w:p>
+    <w:p>
+      <w:pPr>
+        <w:rPr>
+          <w:color w:val="000000" w:themeColor="text1"/>
+        </w:rPr>
+      </w:pPr>
+      <w:r>
+        <w:rPr>
+          <w:color w:val="000000" w:themeColor="text1"/>
+        </w:rPr>
+        <w:t>print(</w:t>
+      </w:r>
+      <w:proofErr w:type="spellStart"/>
+      <w:r>
+        <w:rPr>
+          <w:color w:val="000000" w:themeColor="text1"/>
+        </w:rPr>
+        <w:t>df</w:t>
+      </w:r>
+      <w:proofErr w:type="spellEnd"/>
+      <w:r>
+        <w:rPr>
+          <w:color w:val="000000" w:themeColor="text1"/>
+        </w:rPr>
+        <w:t>)</w:t>
+      </w:r>
+    </w:p>
+    <w:p>
+      <w:pPr>
+        <w:rPr>
+          <w:color w:val="000000" w:themeColor="text1"/>
+        </w:rPr>
+      </w:pPr>
+    </w:p>
+    <w:p>
+      <w:pPr>
+        <w:rPr>
+          <w:color w:val="000000" w:themeColor="text1"/>
+        </w:rPr>
+      </w:pPr>
+    </w:p>
+    <w:p>
+      <w:pPr>
         <w:rPr>
           <w:color w:val="000000" w:themeColor="text1"/>
           <w:sz w:val="28"/>
           <w:szCs w:val="28"/>
         </w:rPr>
+      </w:pPr>
+      <w:r>
+        <w:rPr>
+          <w:color w:val="000000" w:themeColor="text1"/>
+          <w:sz w:val="28"/>
+          <w:szCs w:val="28"/>
+        </w:rPr>
         <w:lastRenderedPageBreak/>
         <w:t>Example</w:t>
       </w:r>
@@ -6029,11 +8421,19 @@
           <w:color w:val="000000" w:themeColor="text1"/>
         </w:rPr>
       </w:pPr>
-      <w:r>
-        <w:rPr>
-          <w:color w:val="000000" w:themeColor="text1"/>
-        </w:rPr>
-        <w:t>std_data = [(1,'Aman','boAt'),</w:t>
+      <w:proofErr w:type="spellStart"/>
+      <w:r>
+        <w:rPr>
+          <w:color w:val="000000" w:themeColor="text1"/>
+        </w:rPr>
+        <w:t>std_data</w:t>
+      </w:r>
+      <w:proofErr w:type="spellEnd"/>
+      <w:r>
+        <w:rPr>
+          <w:color w:val="000000" w:themeColor="text1"/>
+        </w:rPr>
+        <w:t xml:space="preserve"> = [(1,'Aman','boAt'),</w:t>
       </w:r>
     </w:p>
     <w:p>
@@ -6101,37 +8501,133 @@
           <w:color w:val="000000" w:themeColor="text1"/>
         </w:rPr>
       </w:pPr>
-      <w:r>
-        <w:rPr>
-          <w:color w:val="000000" w:themeColor="text1"/>
-        </w:rPr>
-        <w:t>df = pd.DataFrame(std_data,columns=['id','name','company'])</w:t>
-      </w:r>
-    </w:p>
-    <w:p>
-      <w:pPr>
-        <w:rPr>
-          <w:color w:val="000000" w:themeColor="text1"/>
-        </w:rPr>
-      </w:pPr>
-      <w:r>
-        <w:rPr>
-          <w:color w:val="000000" w:themeColor="text1"/>
-        </w:rPr>
-        <w:t>print(df)</w:t>
-      </w:r>
-    </w:p>
-    <w:p>
-      <w:pPr>
-        <w:rPr>
-          <w:color w:val="000000" w:themeColor="text1"/>
-        </w:rPr>
-      </w:pPr>
-      <w:r>
-        <w:rPr>
-          <w:color w:val="000000" w:themeColor="text1"/>
-        </w:rPr>
-        <w:t>df.to_csv('mydata.csv'</w:t>
+      <w:proofErr w:type="spellStart"/>
+      <w:r>
+        <w:rPr>
+          <w:color w:val="000000" w:themeColor="text1"/>
+        </w:rPr>
+        <w:t>df</w:t>
+      </w:r>
+      <w:proofErr w:type="spellEnd"/>
+      <w:r>
+        <w:rPr>
+          <w:color w:val="000000" w:themeColor="text1"/>
+        </w:rPr>
+        <w:t xml:space="preserve"> = </w:t>
+      </w:r>
+      <w:proofErr w:type="spellStart"/>
+      <w:proofErr w:type="gramStart"/>
+      <w:r>
+        <w:rPr>
+          <w:color w:val="000000" w:themeColor="text1"/>
+        </w:rPr>
+        <w:t>pd.DataFrame</w:t>
+      </w:r>
+      <w:proofErr w:type="spellEnd"/>
+      <w:proofErr w:type="gramEnd"/>
+      <w:r>
+        <w:rPr>
+          <w:color w:val="000000" w:themeColor="text1"/>
+        </w:rPr>
+        <w:t>(</w:t>
+      </w:r>
+      <w:proofErr w:type="spellStart"/>
+      <w:r>
+        <w:rPr>
+          <w:color w:val="000000" w:themeColor="text1"/>
+        </w:rPr>
+        <w:t>std_</w:t>
+      </w:r>
+      <w:proofErr w:type="gramStart"/>
+      <w:r>
+        <w:rPr>
+          <w:color w:val="000000" w:themeColor="text1"/>
+        </w:rPr>
+        <w:t>data,columns</w:t>
+      </w:r>
+      <w:proofErr w:type="spellEnd"/>
+      <w:proofErr w:type="gramEnd"/>
+      <w:r>
+        <w:rPr>
+          <w:color w:val="000000" w:themeColor="text1"/>
+        </w:rPr>
+        <w:t>=['</w:t>
+      </w:r>
+      <w:proofErr w:type="spellStart"/>
+      <w:r>
+        <w:rPr>
+          <w:color w:val="000000" w:themeColor="text1"/>
+        </w:rPr>
+        <w:t>id','name','company</w:t>
+      </w:r>
+      <w:proofErr w:type="spellEnd"/>
+      <w:r>
+        <w:rPr>
+          <w:color w:val="000000" w:themeColor="text1"/>
+        </w:rPr>
+        <w:t>'])</w:t>
+      </w:r>
+    </w:p>
+    <w:p>
+      <w:pPr>
+        <w:rPr>
+          <w:color w:val="000000" w:themeColor="text1"/>
+        </w:rPr>
+      </w:pPr>
+      <w:r>
+        <w:rPr>
+          <w:color w:val="000000" w:themeColor="text1"/>
+        </w:rPr>
+        <w:t>print(</w:t>
+      </w:r>
+      <w:proofErr w:type="spellStart"/>
+      <w:r>
+        <w:rPr>
+          <w:color w:val="000000" w:themeColor="text1"/>
+        </w:rPr>
+        <w:t>df</w:t>
+      </w:r>
+      <w:proofErr w:type="spellEnd"/>
+      <w:r>
+        <w:rPr>
+          <w:color w:val="000000" w:themeColor="text1"/>
+        </w:rPr>
+        <w:t>)</w:t>
+      </w:r>
+    </w:p>
+    <w:p>
+      <w:pPr>
+        <w:rPr>
+          <w:color w:val="000000" w:themeColor="text1"/>
+        </w:rPr>
+      </w:pPr>
+      <w:proofErr w:type="spellStart"/>
+      <w:r>
+        <w:rPr>
+          <w:color w:val="000000" w:themeColor="text1"/>
+        </w:rPr>
+        <w:t>df.to_</w:t>
+      </w:r>
+      <w:proofErr w:type="gramStart"/>
+      <w:r>
+        <w:rPr>
+          <w:color w:val="000000" w:themeColor="text1"/>
+        </w:rPr>
+        <w:t>csv</w:t>
+      </w:r>
+      <w:proofErr w:type="spellEnd"/>
+      <w:r>
+        <w:rPr>
+          <w:color w:val="000000" w:themeColor="text1"/>
+        </w:rPr>
+        <w:t>(</w:t>
+      </w:r>
+      <w:proofErr w:type="gramEnd"/>
+      <w:r>
+        <w:rPr>
+          <w:color w:val="000000" w:themeColor="text1"/>
+        </w:rPr>
+        <w:t>'mydata.csv'</w:t>
       </w:r>
       <w:r>
         <w:rPr>
@@ -6152,6 +8648,8 @@
           <w:color w:val="000000" w:themeColor="text1"/>
         </w:rPr>
       </w:pPr>
+      <w:proofErr w:type="spellStart"/>
+      <w:proofErr w:type="gramStart"/>
       <w:r>
         <w:rPr>
           <w:color w:val="000000" w:themeColor="text1"/>
@@ -6162,7 +8660,21 @@
         <w:rPr>
           <w:color w:val="000000" w:themeColor="text1"/>
         </w:rPr>
-        <w:t>.read_csv(‘mydata.csv’)</w:t>
+        <w:t>.read</w:t>
+      </w:r>
+      <w:proofErr w:type="gramEnd"/>
+      <w:r>
+        <w:rPr>
+          <w:color w:val="000000" w:themeColor="text1"/>
+        </w:rPr>
+        <w:t>_csv</w:t>
+      </w:r>
+      <w:proofErr w:type="spellEnd"/>
+      <w:r>
+        <w:rPr>
+          <w:color w:val="000000" w:themeColor="text1"/>
+        </w:rPr>
+        <w:t>(‘mydata.csv’)</w:t>
       </w:r>
     </w:p>
     <w:p>
@@ -6216,6 +8728,7 @@
         </w:rPr>
         <w:t xml:space="preserve"> </w:t>
       </w:r>
+      <w:proofErr w:type="spellStart"/>
       <w:r>
         <w:rPr>
           <w:color w:val="000000" w:themeColor="text1"/>
@@ -6223,8 +8736,9 @@
           <w:szCs w:val="28"/>
           <w:highlight w:val="yellow"/>
         </w:rPr>
-        <w:t>DataFrame Operations</w:t>
-      </w:r>
+        <w:t>DataFrame</w:t>
+      </w:r>
+      <w:proofErr w:type="spellEnd"/>
       <w:r>
         <w:rPr>
           <w:color w:val="000000" w:themeColor="text1"/>
@@ -6232,7 +8746,7 @@
           <w:szCs w:val="28"/>
           <w:highlight w:val="yellow"/>
         </w:rPr>
-        <w:t xml:space="preserve"> </w:t>
+        <w:t xml:space="preserve"> Operations</w:t>
       </w:r>
       <w:r>
         <w:rPr>
@@ -6241,6 +8755,15 @@
           <w:szCs w:val="28"/>
           <w:highlight w:val="yellow"/>
         </w:rPr>
+        <w:t xml:space="preserve"> </w:t>
+      </w:r>
+      <w:r>
+        <w:rPr>
+          <w:color w:val="000000" w:themeColor="text1"/>
+          <w:sz w:val="28"/>
+          <w:szCs w:val="28"/>
+          <w:highlight w:val="yellow"/>
+        </w:rPr>
         <w:t>------------------------------------</w:t>
       </w:r>
     </w:p>
@@ -6263,11 +8786,19 @@
           <w:color w:val="000000" w:themeColor="text1"/>
         </w:rPr>
       </w:pPr>
-      <w:r>
-        <w:rPr>
-          <w:color w:val="000000" w:themeColor="text1"/>
-        </w:rPr>
-        <w:t>std_data = [(1,'Aman',42,'boAt'),</w:t>
+      <w:proofErr w:type="spellStart"/>
+      <w:r>
+        <w:rPr>
+          <w:color w:val="000000" w:themeColor="text1"/>
+        </w:rPr>
+        <w:t>std_data</w:t>
+      </w:r>
+      <w:proofErr w:type="spellEnd"/>
+      <w:r>
+        <w:rPr>
+          <w:color w:val="000000" w:themeColor="text1"/>
+        </w:rPr>
+        <w:t xml:space="preserve"> = [(1,'Aman',42,'boAt'),</w:t>
       </w:r>
     </w:p>
     <w:p>
@@ -6335,70 +8866,188 @@
           <w:color w:val="000000" w:themeColor="text1"/>
         </w:rPr>
       </w:pPr>
-      <w:r>
-        <w:rPr>
-          <w:color w:val="000000" w:themeColor="text1"/>
-        </w:rPr>
-        <w:t>df = pd.DataFrame(std_data,columns=['id','name','age','company'])</w:t>
-      </w:r>
-    </w:p>
-    <w:p>
-      <w:pPr>
-        <w:rPr>
-          <w:color w:val="000000" w:themeColor="text1"/>
-        </w:rPr>
-      </w:pPr>
-    </w:p>
-    <w:p>
-      <w:pPr>
-        <w:rPr>
-          <w:color w:val="000000" w:themeColor="text1"/>
-        </w:rPr>
-      </w:pPr>
-      <w:r>
-        <w:rPr>
-          <w:color w:val="000000" w:themeColor="text1"/>
-        </w:rPr>
-        <w:t>#select single column</w:t>
-      </w:r>
-    </w:p>
-    <w:p>
-      <w:pPr>
-        <w:rPr>
-          <w:color w:val="000000" w:themeColor="text1"/>
-        </w:rPr>
-      </w:pPr>
-      <w:r>
-        <w:rPr>
-          <w:color w:val="000000" w:themeColor="text1"/>
-        </w:rPr>
-        <w:t>df['name']</w:t>
-      </w:r>
-    </w:p>
-    <w:p>
-      <w:pPr>
-        <w:rPr>
-          <w:color w:val="000000" w:themeColor="text1"/>
-        </w:rPr>
-      </w:pPr>
-      <w:r>
-        <w:rPr>
-          <w:color w:val="000000" w:themeColor="text1"/>
-        </w:rPr>
-        <w:t>#select multiple columns</w:t>
-      </w:r>
-    </w:p>
-    <w:p>
-      <w:pPr>
-        <w:rPr>
-          <w:color w:val="000000" w:themeColor="text1"/>
-        </w:rPr>
-      </w:pPr>
-      <w:r>
-        <w:rPr>
-          <w:color w:val="000000" w:themeColor="text1"/>
-        </w:rPr>
-        <w:t>df[['name','company']]</w:t>
+      <w:proofErr w:type="spellStart"/>
+      <w:r>
+        <w:rPr>
+          <w:color w:val="000000" w:themeColor="text1"/>
+        </w:rPr>
+        <w:t>df</w:t>
+      </w:r>
+      <w:proofErr w:type="spellEnd"/>
+      <w:r>
+        <w:rPr>
+          <w:color w:val="000000" w:themeColor="text1"/>
+        </w:rPr>
+        <w:t xml:space="preserve"> = </w:t>
+      </w:r>
+      <w:proofErr w:type="spellStart"/>
+      <w:proofErr w:type="gramStart"/>
+      <w:r>
+        <w:rPr>
+          <w:color w:val="000000" w:themeColor="text1"/>
+        </w:rPr>
+        <w:t>pd.DataFrame</w:t>
+      </w:r>
+      <w:proofErr w:type="spellEnd"/>
+      <w:proofErr w:type="gramEnd"/>
+      <w:r>
+        <w:rPr>
+          <w:color w:val="000000" w:themeColor="text1"/>
+        </w:rPr>
+        <w:t>(</w:t>
+      </w:r>
+      <w:proofErr w:type="spellStart"/>
+      <w:r>
+        <w:rPr>
+          <w:color w:val="000000" w:themeColor="text1"/>
+        </w:rPr>
+        <w:t>std_</w:t>
+      </w:r>
+      <w:proofErr w:type="gramStart"/>
+      <w:r>
+        <w:rPr>
+          <w:color w:val="000000" w:themeColor="text1"/>
+        </w:rPr>
+        <w:t>data,columns</w:t>
+      </w:r>
+      <w:proofErr w:type="spellEnd"/>
+      <w:proofErr w:type="gramEnd"/>
+      <w:r>
+        <w:rPr>
+          <w:color w:val="000000" w:themeColor="text1"/>
+        </w:rPr>
+        <w:t>=['</w:t>
+      </w:r>
+      <w:proofErr w:type="spellStart"/>
+      <w:r>
+        <w:rPr>
+          <w:color w:val="000000" w:themeColor="text1"/>
+        </w:rPr>
+        <w:t>id','name','age','company</w:t>
+      </w:r>
+      <w:proofErr w:type="spellEnd"/>
+      <w:r>
+        <w:rPr>
+          <w:color w:val="000000" w:themeColor="text1"/>
+        </w:rPr>
+        <w:t>'])</w:t>
+      </w:r>
+    </w:p>
+    <w:p>
+      <w:pPr>
+        <w:rPr>
+          <w:color w:val="000000" w:themeColor="text1"/>
+        </w:rPr>
+      </w:pPr>
+    </w:p>
+    <w:p>
+      <w:pPr>
+        <w:rPr>
+          <w:color w:val="000000" w:themeColor="text1"/>
+        </w:rPr>
+      </w:pPr>
+      <w:r>
+        <w:rPr>
+          <w:color w:val="000000" w:themeColor="text1"/>
+        </w:rPr>
+        <w:t>#</w:t>
+      </w:r>
+      <w:proofErr w:type="gramStart"/>
+      <w:r>
+        <w:rPr>
+          <w:color w:val="000000" w:themeColor="text1"/>
+        </w:rPr>
+        <w:t>select</w:t>
+      </w:r>
+      <w:proofErr w:type="gramEnd"/>
+      <w:r>
+        <w:rPr>
+          <w:color w:val="000000" w:themeColor="text1"/>
+        </w:rPr>
+        <w:t xml:space="preserve"> single column</w:t>
+      </w:r>
+    </w:p>
+    <w:p>
+      <w:pPr>
+        <w:rPr>
+          <w:color w:val="000000" w:themeColor="text1"/>
+        </w:rPr>
+      </w:pPr>
+      <w:proofErr w:type="spellStart"/>
+      <w:r>
+        <w:rPr>
+          <w:color w:val="000000" w:themeColor="text1"/>
+        </w:rPr>
+        <w:t>df</w:t>
+      </w:r>
+      <w:proofErr w:type="spellEnd"/>
+      <w:r>
+        <w:rPr>
+          <w:color w:val="000000" w:themeColor="text1"/>
+        </w:rPr>
+        <w:t>['name']</w:t>
+      </w:r>
+    </w:p>
+    <w:p>
+      <w:pPr>
+        <w:rPr>
+          <w:color w:val="000000" w:themeColor="text1"/>
+        </w:rPr>
+      </w:pPr>
+      <w:r>
+        <w:rPr>
+          <w:color w:val="000000" w:themeColor="text1"/>
+        </w:rPr>
+        <w:t>#</w:t>
+      </w:r>
+      <w:proofErr w:type="gramStart"/>
+      <w:r>
+        <w:rPr>
+          <w:color w:val="000000" w:themeColor="text1"/>
+        </w:rPr>
+        <w:t>select</w:t>
+      </w:r>
+      <w:proofErr w:type="gramEnd"/>
+      <w:r>
+        <w:rPr>
+          <w:color w:val="000000" w:themeColor="text1"/>
+        </w:rPr>
+        <w:t xml:space="preserve"> multiple columns</w:t>
+      </w:r>
+    </w:p>
+    <w:p>
+      <w:pPr>
+        <w:rPr>
+          <w:color w:val="000000" w:themeColor="text1"/>
+        </w:rPr>
+      </w:pPr>
+      <w:proofErr w:type="spellStart"/>
+      <w:r>
+        <w:rPr>
+          <w:color w:val="000000" w:themeColor="text1"/>
+        </w:rPr>
+        <w:t>df</w:t>
+      </w:r>
+      <w:proofErr w:type="spellEnd"/>
+      <w:r>
+        <w:rPr>
+          <w:color w:val="000000" w:themeColor="text1"/>
+        </w:rPr>
+        <w:t>[['</w:t>
+      </w:r>
+      <w:proofErr w:type="spellStart"/>
+      <w:r>
+        <w:rPr>
+          <w:color w:val="000000" w:themeColor="text1"/>
+        </w:rPr>
+        <w:t>name','company</w:t>
+      </w:r>
+      <w:proofErr w:type="spellEnd"/>
+      <w:r>
+        <w:rPr>
+          <w:color w:val="000000" w:themeColor="text1"/>
+        </w:rPr>
+        <w:t>']]</w:t>
       </w:r>
     </w:p>
     <w:p>
@@ -6419,72 +9068,156 @@
           <w:color w:val="000000" w:themeColor="text1"/>
         </w:rPr>
         <w:lastRenderedPageBreak/>
-        <w:t>#select single row</w:t>
-      </w:r>
-    </w:p>
-    <w:p>
-      <w:pPr>
-        <w:rPr>
-          <w:color w:val="000000" w:themeColor="text1"/>
-        </w:rPr>
-      </w:pPr>
-      <w:r>
-        <w:rPr>
-          <w:color w:val="000000" w:themeColor="text1"/>
-        </w:rPr>
-        <w:t>df.loc[0]</w:t>
-      </w:r>
-    </w:p>
-    <w:p>
-      <w:pPr>
-        <w:rPr>
-          <w:color w:val="000000" w:themeColor="text1"/>
-        </w:rPr>
-      </w:pPr>
-      <w:r>
-        <w:rPr>
-          <w:color w:val="000000" w:themeColor="text1"/>
-        </w:rPr>
-        <w:t>#select multiple row</w:t>
-      </w:r>
-    </w:p>
-    <w:p>
-      <w:pPr>
-        <w:rPr>
-          <w:color w:val="000000" w:themeColor="text1"/>
-        </w:rPr>
-      </w:pPr>
-      <w:r>
-        <w:rPr>
-          <w:color w:val="000000" w:themeColor="text1"/>
-        </w:rPr>
-        <w:t>df.loc[[0,1]]</w:t>
-      </w:r>
-    </w:p>
-    <w:p>
-      <w:pPr>
-        <w:rPr>
-          <w:color w:val="000000" w:themeColor="text1"/>
-        </w:rPr>
-      </w:pPr>
-      <w:r>
-        <w:rPr>
-          <w:color w:val="000000" w:themeColor="text1"/>
-        </w:rPr>
-        <w:t>#select row by integer index</w:t>
-      </w:r>
-    </w:p>
-    <w:p>
-      <w:pPr>
-        <w:rPr>
-          <w:color w:val="000000" w:themeColor="text1"/>
-        </w:rPr>
-      </w:pPr>
-      <w:r>
-        <w:rPr>
-          <w:color w:val="000000" w:themeColor="text1"/>
-        </w:rPr>
-        <w:t>df.iloc[[0,1]]</w:t>
+        <w:t>#</w:t>
+      </w:r>
+      <w:proofErr w:type="gramStart"/>
+      <w:r>
+        <w:rPr>
+          <w:color w:val="000000" w:themeColor="text1"/>
+        </w:rPr>
+        <w:t>select</w:t>
+      </w:r>
+      <w:proofErr w:type="gramEnd"/>
+      <w:r>
+        <w:rPr>
+          <w:color w:val="000000" w:themeColor="text1"/>
+        </w:rPr>
+        <w:t xml:space="preserve"> single row</w:t>
+      </w:r>
+    </w:p>
+    <w:p>
+      <w:pPr>
+        <w:rPr>
+          <w:color w:val="000000" w:themeColor="text1"/>
+        </w:rPr>
+      </w:pPr>
+      <w:proofErr w:type="spellStart"/>
+      <w:proofErr w:type="gramStart"/>
+      <w:r>
+        <w:rPr>
+          <w:color w:val="000000" w:themeColor="text1"/>
+        </w:rPr>
+        <w:t>df.loc</w:t>
+      </w:r>
+      <w:proofErr w:type="spellEnd"/>
+      <w:r>
+        <w:rPr>
+          <w:color w:val="000000" w:themeColor="text1"/>
+        </w:rPr>
+        <w:t>[</w:t>
+      </w:r>
+      <w:proofErr w:type="gramEnd"/>
+      <w:r>
+        <w:rPr>
+          <w:color w:val="000000" w:themeColor="text1"/>
+        </w:rPr>
+        <w:t>0]</w:t>
+      </w:r>
+    </w:p>
+    <w:p>
+      <w:pPr>
+        <w:rPr>
+          <w:color w:val="000000" w:themeColor="text1"/>
+        </w:rPr>
+      </w:pPr>
+      <w:r>
+        <w:rPr>
+          <w:color w:val="000000" w:themeColor="text1"/>
+        </w:rPr>
+        <w:t>#</w:t>
+      </w:r>
+      <w:proofErr w:type="gramStart"/>
+      <w:r>
+        <w:rPr>
+          <w:color w:val="000000" w:themeColor="text1"/>
+        </w:rPr>
+        <w:t>select</w:t>
+      </w:r>
+      <w:proofErr w:type="gramEnd"/>
+      <w:r>
+        <w:rPr>
+          <w:color w:val="000000" w:themeColor="text1"/>
+        </w:rPr>
+        <w:t xml:space="preserve"> multiple row</w:t>
+      </w:r>
+    </w:p>
+    <w:p>
+      <w:pPr>
+        <w:rPr>
+          <w:color w:val="000000" w:themeColor="text1"/>
+        </w:rPr>
+      </w:pPr>
+      <w:proofErr w:type="spellStart"/>
+      <w:proofErr w:type="gramStart"/>
+      <w:r>
+        <w:rPr>
+          <w:color w:val="000000" w:themeColor="text1"/>
+        </w:rPr>
+        <w:t>df.loc</w:t>
+      </w:r>
+      <w:proofErr w:type="spellEnd"/>
+      <w:r>
+        <w:rPr>
+          <w:color w:val="000000" w:themeColor="text1"/>
+        </w:rPr>
+        <w:t>[</w:t>
+      </w:r>
+      <w:proofErr w:type="gramEnd"/>
+      <w:r>
+        <w:rPr>
+          <w:color w:val="000000" w:themeColor="text1"/>
+        </w:rPr>
+        <w:t>[0,1]]</w:t>
+      </w:r>
+    </w:p>
+    <w:p>
+      <w:pPr>
+        <w:rPr>
+          <w:color w:val="000000" w:themeColor="text1"/>
+        </w:rPr>
+      </w:pPr>
+      <w:r>
+        <w:rPr>
+          <w:color w:val="000000" w:themeColor="text1"/>
+        </w:rPr>
+        <w:t>#</w:t>
+      </w:r>
+      <w:proofErr w:type="gramStart"/>
+      <w:r>
+        <w:rPr>
+          <w:color w:val="000000" w:themeColor="text1"/>
+        </w:rPr>
+        <w:t>select</w:t>
+      </w:r>
+      <w:proofErr w:type="gramEnd"/>
+      <w:r>
+        <w:rPr>
+          <w:color w:val="000000" w:themeColor="text1"/>
+        </w:rPr>
+        <w:t xml:space="preserve"> row by integer index</w:t>
+      </w:r>
+    </w:p>
+    <w:p>
+      <w:pPr>
+        <w:rPr>
+          <w:color w:val="000000" w:themeColor="text1"/>
+        </w:rPr>
+      </w:pPr>
+      <w:proofErr w:type="spellStart"/>
+      <w:proofErr w:type="gramStart"/>
+      <w:r>
+        <w:rPr>
+          <w:color w:val="000000" w:themeColor="text1"/>
+        </w:rPr>
+        <w:t>df.iloc</w:t>
+      </w:r>
+      <w:proofErr w:type="spellEnd"/>
+      <w:proofErr w:type="gramEnd"/>
+      <w:r>
+        <w:rPr>
+          <w:color w:val="000000" w:themeColor="text1"/>
+        </w:rPr>
+        <w:t>[[0,1]]</w:t>
       </w:r>
     </w:p>
     <w:p>
@@ -6513,11 +9246,33 @@
           <w:color w:val="000000" w:themeColor="text1"/>
         </w:rPr>
       </w:pPr>
-      <w:r>
-        <w:rPr>
-          <w:color w:val="000000" w:themeColor="text1"/>
-        </w:rPr>
-        <w:t>df[df['age'] &gt; 44]</w:t>
+      <w:proofErr w:type="spellStart"/>
+      <w:r>
+        <w:rPr>
+          <w:color w:val="000000" w:themeColor="text1"/>
+        </w:rPr>
+        <w:t>df</w:t>
+      </w:r>
+      <w:proofErr w:type="spellEnd"/>
+      <w:r>
+        <w:rPr>
+          <w:color w:val="000000" w:themeColor="text1"/>
+        </w:rPr>
+        <w:t>[</w:t>
+      </w:r>
+      <w:proofErr w:type="spellStart"/>
+      <w:r>
+        <w:rPr>
+          <w:color w:val="000000" w:themeColor="text1"/>
+        </w:rPr>
+        <w:t>df</w:t>
+      </w:r>
+      <w:proofErr w:type="spellEnd"/>
+      <w:r>
+        <w:rPr>
+          <w:color w:val="000000" w:themeColor="text1"/>
+        </w:rPr>
+        <w:t>['age'] &gt; 44]</w:t>
       </w:r>
     </w:p>
     <w:p>
@@ -6546,90 +9301,196 @@
           <w:color w:val="000000" w:themeColor="text1"/>
         </w:rPr>
       </w:pPr>
-      <w:r>
-        <w:rPr>
-          <w:color w:val="000000" w:themeColor="text1"/>
-        </w:rPr>
-        <w:t>df['phone']=[1234,5678,9101,11213,1234]</w:t>
-      </w:r>
-    </w:p>
-    <w:p>
-      <w:pPr>
-        <w:rPr>
-          <w:color w:val="000000" w:themeColor="text1"/>
-        </w:rPr>
-      </w:pPr>
-      <w:r>
-        <w:rPr>
-          <w:color w:val="000000" w:themeColor="text1"/>
-        </w:rPr>
-        <w:t>df['phone']=12345</w:t>
-      </w:r>
-    </w:p>
-    <w:p>
-      <w:pPr>
-        <w:rPr>
-          <w:color w:val="000000" w:themeColor="text1"/>
-        </w:rPr>
-      </w:pPr>
-    </w:p>
-    <w:p>
-      <w:pPr>
-        <w:rPr>
-          <w:color w:val="000000" w:themeColor="text1"/>
-        </w:rPr>
-      </w:pPr>
-      <w:r>
-        <w:rPr>
-          <w:color w:val="000000" w:themeColor="text1"/>
-        </w:rPr>
-        <w:t>#add column at specific location</w:t>
-      </w:r>
-    </w:p>
-    <w:p>
-      <w:pPr>
-        <w:rPr>
-          <w:color w:val="000000" w:themeColor="text1"/>
-        </w:rPr>
-      </w:pPr>
-      <w:r>
-        <w:rPr>
-          <w:color w:val="000000" w:themeColor="text1"/>
-        </w:rPr>
-        <w:t>df.insert(1,'phone',12345)</w:t>
-      </w:r>
-    </w:p>
-    <w:p>
-      <w:pPr>
-        <w:rPr>
-          <w:color w:val="000000" w:themeColor="text1"/>
-        </w:rPr>
-      </w:pPr>
-    </w:p>
-    <w:p>
-      <w:pPr>
-        <w:rPr>
-          <w:color w:val="000000" w:themeColor="text1"/>
-        </w:rPr>
-      </w:pPr>
-      <w:r>
-        <w:rPr>
-          <w:color w:val="000000" w:themeColor="text1"/>
-        </w:rPr>
-        <w:t>#rename column name</w:t>
-      </w:r>
-    </w:p>
-    <w:p>
-      <w:pPr>
-        <w:rPr>
-          <w:color w:val="000000" w:themeColor="text1"/>
-        </w:rPr>
-      </w:pPr>
-      <w:r>
-        <w:rPr>
-          <w:color w:val="000000" w:themeColor="text1"/>
-        </w:rPr>
-        <w:t>df.rename(columns={'phone':'mobile')</w:t>
+      <w:proofErr w:type="spellStart"/>
+      <w:r>
+        <w:rPr>
+          <w:color w:val="000000" w:themeColor="text1"/>
+        </w:rPr>
+        <w:t>df</w:t>
+      </w:r>
+      <w:proofErr w:type="spellEnd"/>
+      <w:r>
+        <w:rPr>
+          <w:color w:val="000000" w:themeColor="text1"/>
+        </w:rPr>
+        <w:t>['phone</w:t>
+      </w:r>
+      <w:proofErr w:type="gramStart"/>
+      <w:r>
+        <w:rPr>
+          <w:color w:val="000000" w:themeColor="text1"/>
+        </w:rPr>
+        <w:t>']=</w:t>
+      </w:r>
+      <w:proofErr w:type="gramEnd"/>
+      <w:r>
+        <w:rPr>
+          <w:color w:val="000000" w:themeColor="text1"/>
+        </w:rPr>
+        <w:t>[1234,5678,9101,11213,1234]</w:t>
+      </w:r>
+    </w:p>
+    <w:p>
+      <w:pPr>
+        <w:rPr>
+          <w:color w:val="000000" w:themeColor="text1"/>
+        </w:rPr>
+      </w:pPr>
+      <w:proofErr w:type="spellStart"/>
+      <w:r>
+        <w:rPr>
+          <w:color w:val="000000" w:themeColor="text1"/>
+        </w:rPr>
+        <w:t>df</w:t>
+      </w:r>
+      <w:proofErr w:type="spellEnd"/>
+      <w:r>
+        <w:rPr>
+          <w:color w:val="000000" w:themeColor="text1"/>
+        </w:rPr>
+        <w:t>['phone</w:t>
+      </w:r>
+      <w:proofErr w:type="gramStart"/>
+      <w:r>
+        <w:rPr>
+          <w:color w:val="000000" w:themeColor="text1"/>
+        </w:rPr>
+        <w:t>']=</w:t>
+      </w:r>
+      <w:proofErr w:type="gramEnd"/>
+      <w:r>
+        <w:rPr>
+          <w:color w:val="000000" w:themeColor="text1"/>
+        </w:rPr>
+        <w:t>12345</w:t>
+      </w:r>
+    </w:p>
+    <w:p>
+      <w:pPr>
+        <w:rPr>
+          <w:color w:val="000000" w:themeColor="text1"/>
+        </w:rPr>
+      </w:pPr>
+    </w:p>
+    <w:p>
+      <w:pPr>
+        <w:rPr>
+          <w:color w:val="000000" w:themeColor="text1"/>
+        </w:rPr>
+      </w:pPr>
+      <w:r>
+        <w:rPr>
+          <w:color w:val="000000" w:themeColor="text1"/>
+        </w:rPr>
+        <w:t>#</w:t>
+      </w:r>
+      <w:proofErr w:type="gramStart"/>
+      <w:r>
+        <w:rPr>
+          <w:color w:val="000000" w:themeColor="text1"/>
+        </w:rPr>
+        <w:t>add</w:t>
+      </w:r>
+      <w:proofErr w:type="gramEnd"/>
+      <w:r>
+        <w:rPr>
+          <w:color w:val="000000" w:themeColor="text1"/>
+        </w:rPr>
+        <w:t xml:space="preserve"> column at specific location</w:t>
+      </w:r>
+    </w:p>
+    <w:p>
+      <w:pPr>
+        <w:rPr>
+          <w:color w:val="000000" w:themeColor="text1"/>
+        </w:rPr>
+      </w:pPr>
+      <w:proofErr w:type="spellStart"/>
+      <w:proofErr w:type="gramStart"/>
+      <w:r>
+        <w:rPr>
+          <w:color w:val="000000" w:themeColor="text1"/>
+        </w:rPr>
+        <w:t>df.insert</w:t>
+      </w:r>
+      <w:proofErr w:type="spellEnd"/>
+      <w:proofErr w:type="gramEnd"/>
+      <w:r>
+        <w:rPr>
+          <w:color w:val="000000" w:themeColor="text1"/>
+        </w:rPr>
+        <w:t>(1,'phone',12345)</w:t>
+      </w:r>
+    </w:p>
+    <w:p>
+      <w:pPr>
+        <w:rPr>
+          <w:color w:val="000000" w:themeColor="text1"/>
+        </w:rPr>
+      </w:pPr>
+    </w:p>
+    <w:p>
+      <w:pPr>
+        <w:rPr>
+          <w:color w:val="000000" w:themeColor="text1"/>
+        </w:rPr>
+      </w:pPr>
+      <w:r>
+        <w:rPr>
+          <w:color w:val="000000" w:themeColor="text1"/>
+        </w:rPr>
+        <w:t>#</w:t>
+      </w:r>
+      <w:proofErr w:type="gramStart"/>
+      <w:r>
+        <w:rPr>
+          <w:color w:val="000000" w:themeColor="text1"/>
+        </w:rPr>
+        <w:t>rename</w:t>
+      </w:r>
+      <w:proofErr w:type="gramEnd"/>
+      <w:r>
+        <w:rPr>
+          <w:color w:val="000000" w:themeColor="text1"/>
+        </w:rPr>
+        <w:t xml:space="preserve"> column name</w:t>
+      </w:r>
+    </w:p>
+    <w:p>
+      <w:pPr>
+        <w:rPr>
+          <w:color w:val="000000" w:themeColor="text1"/>
+        </w:rPr>
+      </w:pPr>
+      <w:proofErr w:type="spellStart"/>
+      <w:proofErr w:type="gramStart"/>
+      <w:r>
+        <w:rPr>
+          <w:color w:val="000000" w:themeColor="text1"/>
+        </w:rPr>
+        <w:t>df.rename</w:t>
+      </w:r>
+      <w:proofErr w:type="spellEnd"/>
+      <w:proofErr w:type="gramEnd"/>
+      <w:r>
+        <w:rPr>
+          <w:color w:val="000000" w:themeColor="text1"/>
+        </w:rPr>
+        <w:t>(columns={'</w:t>
+      </w:r>
+      <w:proofErr w:type="spellStart"/>
+      <w:r>
+        <w:rPr>
+          <w:color w:val="000000" w:themeColor="text1"/>
+        </w:rPr>
+        <w:t>phone':'mobile</w:t>
+      </w:r>
+      <w:proofErr w:type="spellEnd"/>
+      <w:r>
+        <w:rPr>
+          <w:color w:val="000000" w:themeColor="text1"/>
+        </w:rPr>
+        <w:t>')</w:t>
       </w:r>
     </w:p>
     <w:p>
@@ -6651,11 +9512,50 @@
           <w:color w:val="000000" w:themeColor="text1"/>
         </w:rPr>
       </w:pPr>
-      <w:r>
-        <w:rPr>
-          <w:color w:val="000000" w:themeColor="text1"/>
-        </w:rPr>
-        <w:t>df.rename(columns={'phone':'mobile'</w:t>
+      <w:proofErr w:type="spellStart"/>
+      <w:proofErr w:type="gramStart"/>
+      <w:r>
+        <w:rPr>
+          <w:color w:val="000000" w:themeColor="text1"/>
+        </w:rPr>
+        <w:t>df.rename</w:t>
+      </w:r>
+      <w:proofErr w:type="spellEnd"/>
+      <w:proofErr w:type="gramEnd"/>
+      <w:r>
+        <w:rPr>
+          <w:color w:val="000000" w:themeColor="text1"/>
+        </w:rPr>
+        <w:t>(columns</w:t>
+      </w:r>
+      <w:proofErr w:type="gramStart"/>
+      <w:r>
+        <w:rPr>
+          <w:color w:val="000000" w:themeColor="text1"/>
+        </w:rPr>
+        <w:t>={</w:t>
+      </w:r>
+      <w:proofErr w:type="gramEnd"/>
+      <w:r>
+        <w:rPr>
+          <w:color w:val="000000" w:themeColor="text1"/>
+        </w:rPr>
+        <w:t>'</w:t>
+      </w:r>
+      <w:proofErr w:type="spellStart"/>
+      <w:r>
+        <w:rPr>
+          <w:color w:val="000000" w:themeColor="text1"/>
+        </w:rPr>
+        <w:t>phone':'mobile</w:t>
+      </w:r>
+      <w:proofErr w:type="spellEnd"/>
+      <w:proofErr w:type="gramStart"/>
+      <w:r>
+        <w:rPr>
+          <w:color w:val="000000" w:themeColor="text1"/>
+        </w:rPr>
+        <w:t>'</w:t>
       </w:r>
       <w:r>
         <w:rPr>
@@ -6669,7 +9569,22 @@
         <w:rPr>
           <w:color w:val="000000" w:themeColor="text1"/>
         </w:rPr>
-        <w:t>},inplace=True</w:t>
+        <w:t>},</w:t>
+      </w:r>
+      <w:proofErr w:type="spellStart"/>
+      <w:r>
+        <w:rPr>
+          <w:color w:val="000000" w:themeColor="text1"/>
+        </w:rPr>
+        <w:t>inplace</w:t>
+      </w:r>
+      <w:proofErr w:type="spellEnd"/>
+      <w:proofErr w:type="gramEnd"/>
+      <w:r>
+        <w:rPr>
+          <w:color w:val="000000" w:themeColor="text1"/>
+        </w:rPr>
+        <w:t>=True</w:t>
       </w:r>
       <w:r>
         <w:rPr>
@@ -6695,40 +9610,82 @@
         <w:rPr>
           <w:color w:val="000000" w:themeColor="text1"/>
         </w:rPr>
-        <w:t xml:space="preserve">#delete column </w:t>
-      </w:r>
-    </w:p>
-    <w:p>
-      <w:pPr>
-        <w:rPr>
-          <w:color w:val="000000" w:themeColor="text1"/>
-        </w:rPr>
-      </w:pPr>
-      <w:r>
-        <w:rPr>
-          <w:color w:val="000000" w:themeColor="text1"/>
-        </w:rPr>
-        <w:t>del df['company']</w:t>
-      </w:r>
-    </w:p>
-    <w:p>
-      <w:pPr>
-        <w:rPr>
-          <w:color w:val="000000" w:themeColor="text1"/>
-        </w:rPr>
-      </w:pPr>
-    </w:p>
-    <w:p>
-      <w:pPr>
-        <w:rPr>
-          <w:color w:val="000000" w:themeColor="text1"/>
-        </w:rPr>
-      </w:pPr>
-      <w:r>
-        <w:rPr>
-          <w:color w:val="000000" w:themeColor="text1"/>
-        </w:rPr>
-        <w:t xml:space="preserve">#drop </w:t>
+        <w:t>#</w:t>
+      </w:r>
+      <w:proofErr w:type="gramStart"/>
+      <w:r>
+        <w:rPr>
+          <w:color w:val="000000" w:themeColor="text1"/>
+        </w:rPr>
+        <w:t>delete</w:t>
+      </w:r>
+      <w:proofErr w:type="gramEnd"/>
+      <w:r>
+        <w:rPr>
+          <w:color w:val="000000" w:themeColor="text1"/>
+        </w:rPr>
+        <w:t xml:space="preserve"> column </w:t>
+      </w:r>
+    </w:p>
+    <w:p>
+      <w:pPr>
+        <w:rPr>
+          <w:color w:val="000000" w:themeColor="text1"/>
+        </w:rPr>
+      </w:pPr>
+      <w:r>
+        <w:rPr>
+          <w:color w:val="000000" w:themeColor="text1"/>
+        </w:rPr>
+        <w:t xml:space="preserve">del </w:t>
+      </w:r>
+      <w:proofErr w:type="spellStart"/>
+      <w:r>
+        <w:rPr>
+          <w:color w:val="000000" w:themeColor="text1"/>
+        </w:rPr>
+        <w:t>df</w:t>
+      </w:r>
+      <w:proofErr w:type="spellEnd"/>
+      <w:r>
+        <w:rPr>
+          <w:color w:val="000000" w:themeColor="text1"/>
+        </w:rPr>
+        <w:t>['company']</w:t>
+      </w:r>
+    </w:p>
+    <w:p>
+      <w:pPr>
+        <w:rPr>
+          <w:color w:val="000000" w:themeColor="text1"/>
+        </w:rPr>
+      </w:pPr>
+    </w:p>
+    <w:p>
+      <w:pPr>
+        <w:rPr>
+          <w:color w:val="000000" w:themeColor="text1"/>
+        </w:rPr>
+      </w:pPr>
+      <w:r>
+        <w:rPr>
+          <w:color w:val="000000" w:themeColor="text1"/>
+        </w:rPr>
+        <w:t>#</w:t>
+      </w:r>
+      <w:proofErr w:type="gramStart"/>
+      <w:r>
+        <w:rPr>
+          <w:color w:val="000000" w:themeColor="text1"/>
+        </w:rPr>
+        <w:t>drop</w:t>
+      </w:r>
+      <w:proofErr w:type="gramEnd"/>
+      <w:r>
+        <w:rPr>
+          <w:color w:val="000000" w:themeColor="text1"/>
+        </w:rPr>
+        <w:t xml:space="preserve"> </w:t>
       </w:r>
       <w:r>
         <w:rPr>
@@ -6743,11 +9700,35 @@
           <w:color w:val="000000" w:themeColor="text1"/>
         </w:rPr>
       </w:pPr>
-      <w:r>
-        <w:rPr>
-          <w:color w:val="000000" w:themeColor="text1"/>
-        </w:rPr>
-        <w:t>df = df.drop(2)</w:t>
+      <w:proofErr w:type="spellStart"/>
+      <w:r>
+        <w:rPr>
+          <w:color w:val="000000" w:themeColor="text1"/>
+        </w:rPr>
+        <w:t>df</w:t>
+      </w:r>
+      <w:proofErr w:type="spellEnd"/>
+      <w:r>
+        <w:rPr>
+          <w:color w:val="000000" w:themeColor="text1"/>
+        </w:rPr>
+        <w:t xml:space="preserve"> = </w:t>
+      </w:r>
+      <w:proofErr w:type="spellStart"/>
+      <w:proofErr w:type="gramStart"/>
+      <w:r>
+        <w:rPr>
+          <w:color w:val="000000" w:themeColor="text1"/>
+        </w:rPr>
+        <w:t>df.drop</w:t>
+      </w:r>
+      <w:proofErr w:type="spellEnd"/>
+      <w:proofErr w:type="gramEnd"/>
+      <w:r>
+        <w:rPr>
+          <w:color w:val="000000" w:themeColor="text1"/>
+        </w:rPr>
+        <w:t>(2)</w:t>
       </w:r>
     </w:p>
     <w:p>
@@ -6768,20 +9749,44 @@
           <w:color w:val="000000" w:themeColor="text1"/>
         </w:rPr>
         <w:lastRenderedPageBreak/>
-        <w:t>#adding new row in dataframe</w:t>
-      </w:r>
-    </w:p>
-    <w:p>
-      <w:pPr>
-        <w:rPr>
-          <w:color w:val="000000" w:themeColor="text1"/>
-        </w:rPr>
-      </w:pPr>
-      <w:r>
-        <w:rPr>
-          <w:color w:val="000000" w:themeColor="text1"/>
-        </w:rPr>
-        <w:t>df.loc[1] = [2,'harsh',27,'salon']</w:t>
+        <w:t xml:space="preserve">#adding new row in </w:t>
+      </w:r>
+      <w:proofErr w:type="spellStart"/>
+      <w:r>
+        <w:rPr>
+          <w:color w:val="000000" w:themeColor="text1"/>
+        </w:rPr>
+        <w:t>dataframe</w:t>
+      </w:r>
+      <w:proofErr w:type="spellEnd"/>
+    </w:p>
+    <w:p>
+      <w:pPr>
+        <w:rPr>
+          <w:color w:val="000000" w:themeColor="text1"/>
+        </w:rPr>
+      </w:pPr>
+      <w:proofErr w:type="spellStart"/>
+      <w:proofErr w:type="gramStart"/>
+      <w:r>
+        <w:rPr>
+          <w:color w:val="000000" w:themeColor="text1"/>
+        </w:rPr>
+        <w:t>df.loc</w:t>
+      </w:r>
+      <w:proofErr w:type="spellEnd"/>
+      <w:r>
+        <w:rPr>
+          <w:color w:val="000000" w:themeColor="text1"/>
+        </w:rPr>
+        <w:t>[</w:t>
+      </w:r>
+      <w:proofErr w:type="gramEnd"/>
+      <w:r>
+        <w:rPr>
+          <w:color w:val="000000" w:themeColor="text1"/>
+        </w:rPr>
+        <w:t>1] = [2,'harsh',27,'salon']</w:t>
       </w:r>
     </w:p>
     <w:p>
@@ -6810,11 +9815,19 @@
           <w:color w:val="000000" w:themeColor="text1"/>
         </w:rPr>
       </w:pPr>
-      <w:r>
-        <w:rPr>
-          <w:color w:val="000000" w:themeColor="text1"/>
-        </w:rPr>
-        <w:t>df.loc[2,'age'] = 28</w:t>
+      <w:proofErr w:type="spellStart"/>
+      <w:r>
+        <w:rPr>
+          <w:color w:val="000000" w:themeColor="text1"/>
+        </w:rPr>
+        <w:t>df.loc</w:t>
+      </w:r>
+      <w:proofErr w:type="spellEnd"/>
+      <w:r>
+        <w:rPr>
+          <w:color w:val="000000" w:themeColor="text1"/>
+        </w:rPr>
+        <w:t>[2,'age'] = 28</w:t>
       </w:r>
     </w:p>
     <w:p>
@@ -6860,9 +9873,1625 @@
     <w:p>
       <w:pPr>
         <w:rPr>
-          <w:color w:val="000000" w:themeColor="text1"/>
-        </w:rPr>
-      </w:pPr>
+          <w:b/>
+          <w:bCs/>
+          <w:color w:val="000000" w:themeColor="text1"/>
+          <w:sz w:val="28"/>
+          <w:szCs w:val="28"/>
+        </w:rPr>
+      </w:pPr>
+      <w:r>
+        <w:rPr>
+          <w:b/>
+          <w:bCs/>
+          <w:color w:val="000000" w:themeColor="text1"/>
+          <w:sz w:val="28"/>
+          <w:szCs w:val="28"/>
+        </w:rPr>
+        <w:t>3.3.2 Handling Missing Values and Filtering Data</w:t>
+      </w:r>
+    </w:p>
+    <w:p>
+      <w:pPr>
+        <w:rPr>
+          <w:b/>
+          <w:bCs/>
+          <w:color w:val="000000" w:themeColor="text1"/>
+        </w:rPr>
+      </w:pPr>
+    </w:p>
+    <w:p>
+      <w:pPr>
+        <w:rPr>
+          <w:b/>
+          <w:bCs/>
+          <w:color w:val="000000" w:themeColor="text1"/>
+        </w:rPr>
+      </w:pPr>
+      <w:r>
+        <w:rPr>
+          <w:b/>
+          <w:bCs/>
+          <w:color w:val="000000" w:themeColor="text1"/>
+        </w:rPr>
+        <w:t>What are Missing Values?</w:t>
+      </w:r>
+    </w:p>
+    <w:p>
+      <w:pPr>
+        <w:rPr>
+          <w:color w:val="000000" w:themeColor="text1"/>
+        </w:rPr>
+      </w:pPr>
+      <w:r>
+        <w:rPr>
+          <w:color w:val="000000" w:themeColor="text1"/>
+        </w:rPr>
+        <w:t xml:space="preserve">Missing values are empty or </w:t>
+      </w:r>
+      <w:proofErr w:type="spellStart"/>
+      <w:r>
+        <w:rPr>
+          <w:color w:val="000000" w:themeColor="text1"/>
+        </w:rPr>
+        <w:t>NaN</w:t>
+      </w:r>
+      <w:proofErr w:type="spellEnd"/>
+      <w:r>
+        <w:rPr>
+          <w:color w:val="000000" w:themeColor="text1"/>
+        </w:rPr>
+        <w:t xml:space="preserve"> (Not a Number) entries in a </w:t>
+      </w:r>
+      <w:proofErr w:type="spellStart"/>
+      <w:r>
+        <w:rPr>
+          <w:color w:val="000000" w:themeColor="text1"/>
+        </w:rPr>
+        <w:t>DataFrame</w:t>
+      </w:r>
+      <w:proofErr w:type="spellEnd"/>
+      <w:r>
+        <w:rPr>
+          <w:color w:val="000000" w:themeColor="text1"/>
+        </w:rPr>
+        <w:t>. They can cause errors or inaccurate results in data analysis.</w:t>
+      </w:r>
+    </w:p>
+    <w:p>
+      <w:pPr>
+        <w:rPr>
+          <w:color w:val="000000" w:themeColor="text1"/>
+        </w:rPr>
+      </w:pPr>
+    </w:p>
+    <w:p>
+      <w:pPr>
+        <w:rPr>
+          <w:b/>
+          <w:bCs/>
+          <w:color w:val="000000" w:themeColor="text1"/>
+        </w:rPr>
+      </w:pPr>
+      <w:r>
+        <w:rPr>
+          <w:b/>
+          <w:bCs/>
+          <w:color w:val="000000" w:themeColor="text1"/>
+        </w:rPr>
+        <w:t xml:space="preserve"> Identifying Missing Data</w:t>
+      </w:r>
+    </w:p>
+    <w:p>
+      <w:pPr>
+        <w:numPr>
+          <w:ilvl w:val="0"/>
+          <w:numId w:val="14"/>
+        </w:numPr>
+        <w:rPr>
+          <w:color w:val="000000" w:themeColor="text1"/>
+        </w:rPr>
+      </w:pPr>
+      <w:proofErr w:type="spellStart"/>
+      <w:proofErr w:type="gramStart"/>
+      <w:r>
+        <w:rPr>
+          <w:b/>
+          <w:bCs/>
+          <w:color w:val="000000" w:themeColor="text1"/>
+        </w:rPr>
+        <w:t>isnull</w:t>
+      </w:r>
+      <w:proofErr w:type="spellEnd"/>
+      <w:r>
+        <w:rPr>
+          <w:b/>
+          <w:bCs/>
+          <w:color w:val="000000" w:themeColor="text1"/>
+        </w:rPr>
+        <w:t>(</w:t>
+      </w:r>
+      <w:proofErr w:type="gramEnd"/>
+      <w:r>
+        <w:rPr>
+          <w:b/>
+          <w:bCs/>
+          <w:color w:val="000000" w:themeColor="text1"/>
+        </w:rPr>
+        <w:t>)</w:t>
+      </w:r>
+      <w:r>
+        <w:rPr>
+          <w:color w:val="000000" w:themeColor="text1"/>
+        </w:rPr>
+        <w:t>: Returns True for missing values and False otherwise.</w:t>
+      </w:r>
+    </w:p>
+    <w:p>
+      <w:pPr>
+        <w:numPr>
+          <w:ilvl w:val="0"/>
+          <w:numId w:val="14"/>
+        </w:numPr>
+        <w:rPr>
+          <w:color w:val="000000" w:themeColor="text1"/>
+        </w:rPr>
+      </w:pPr>
+      <w:proofErr w:type="spellStart"/>
+      <w:proofErr w:type="gramStart"/>
+      <w:r>
+        <w:rPr>
+          <w:b/>
+          <w:bCs/>
+          <w:color w:val="000000" w:themeColor="text1"/>
+        </w:rPr>
+        <w:t>notnull</w:t>
+      </w:r>
+      <w:proofErr w:type="spellEnd"/>
+      <w:r>
+        <w:rPr>
+          <w:b/>
+          <w:bCs/>
+          <w:color w:val="000000" w:themeColor="text1"/>
+        </w:rPr>
+        <w:t>(</w:t>
+      </w:r>
+      <w:proofErr w:type="gramEnd"/>
+      <w:r>
+        <w:rPr>
+          <w:b/>
+          <w:bCs/>
+          <w:color w:val="000000" w:themeColor="text1"/>
+        </w:rPr>
+        <w:t>)</w:t>
+      </w:r>
+      <w:r>
+        <w:rPr>
+          <w:color w:val="000000" w:themeColor="text1"/>
+        </w:rPr>
+        <w:t xml:space="preserve">: Returns the opposite of </w:t>
+      </w:r>
+      <w:proofErr w:type="spellStart"/>
+      <w:proofErr w:type="gramStart"/>
+      <w:r>
+        <w:rPr>
+          <w:color w:val="000000" w:themeColor="text1"/>
+        </w:rPr>
+        <w:t>isnull</w:t>
+      </w:r>
+      <w:proofErr w:type="spellEnd"/>
+      <w:r>
+        <w:rPr>
+          <w:color w:val="000000" w:themeColor="text1"/>
+        </w:rPr>
+        <w:t>(</w:t>
+      </w:r>
+      <w:proofErr w:type="gramEnd"/>
+      <w:r>
+        <w:rPr>
+          <w:color w:val="000000" w:themeColor="text1"/>
+        </w:rPr>
+        <w:t>), i.e., True for non-missing values.</w:t>
+      </w:r>
+    </w:p>
+    <w:p>
+      <w:pPr>
+        <w:rPr>
+          <w:color w:val="000000" w:themeColor="text1"/>
+        </w:rPr>
+      </w:pPr>
+    </w:p>
+    <w:p>
+      <w:pPr>
+        <w:rPr>
+          <w:color w:val="000000" w:themeColor="text1"/>
+        </w:rPr>
+      </w:pPr>
+      <w:r>
+        <w:rPr>
+          <w:color w:val="000000" w:themeColor="text1"/>
+        </w:rPr>
+        <w:t>import pandas as pd</w:t>
+      </w:r>
+    </w:p>
+    <w:p>
+      <w:pPr>
+        <w:rPr>
+          <w:color w:val="000000" w:themeColor="text1"/>
+        </w:rPr>
+      </w:pPr>
+      <w:r>
+        <w:rPr>
+          <w:color w:val="000000" w:themeColor="text1"/>
+        </w:rPr>
+        <w:t>data = {'Name': ['John', 'Anna', None, 'Mike'],</w:t>
+      </w:r>
+    </w:p>
+    <w:p>
+      <w:pPr>
+        <w:rPr>
+          <w:color w:val="000000" w:themeColor="text1"/>
+        </w:rPr>
+      </w:pPr>
+      <w:r>
+        <w:rPr>
+          <w:color w:val="000000" w:themeColor="text1"/>
+        </w:rPr>
+        <w:t xml:space="preserve">        'Age': [28, 22, 24, None]}</w:t>
+      </w:r>
+    </w:p>
+    <w:p>
+      <w:pPr>
+        <w:rPr>
+          <w:color w:val="000000" w:themeColor="text1"/>
+        </w:rPr>
+      </w:pPr>
+    </w:p>
+    <w:p>
+      <w:pPr>
+        <w:rPr>
+          <w:color w:val="000000" w:themeColor="text1"/>
+        </w:rPr>
+      </w:pPr>
+      <w:proofErr w:type="spellStart"/>
+      <w:r>
+        <w:rPr>
+          <w:color w:val="000000" w:themeColor="text1"/>
+        </w:rPr>
+        <w:t>df</w:t>
+      </w:r>
+      <w:proofErr w:type="spellEnd"/>
+      <w:r>
+        <w:rPr>
+          <w:color w:val="000000" w:themeColor="text1"/>
+        </w:rPr>
+        <w:t xml:space="preserve"> = </w:t>
+      </w:r>
+      <w:proofErr w:type="spellStart"/>
+      <w:proofErr w:type="gramStart"/>
+      <w:r>
+        <w:rPr>
+          <w:color w:val="000000" w:themeColor="text1"/>
+        </w:rPr>
+        <w:t>pd.DataFrame</w:t>
+      </w:r>
+      <w:proofErr w:type="spellEnd"/>
+      <w:proofErr w:type="gramEnd"/>
+      <w:r>
+        <w:rPr>
+          <w:color w:val="000000" w:themeColor="text1"/>
+        </w:rPr>
+        <w:t>(data)</w:t>
+      </w:r>
+    </w:p>
+    <w:p>
+      <w:pPr>
+        <w:rPr>
+          <w:color w:val="000000" w:themeColor="text1"/>
+        </w:rPr>
+      </w:pPr>
+      <w:r>
+        <w:rPr>
+          <w:color w:val="000000" w:themeColor="text1"/>
+        </w:rPr>
+        <w:t># Check for missing values (True where missing)</w:t>
+      </w:r>
+    </w:p>
+    <w:p>
+      <w:pPr>
+        <w:rPr>
+          <w:color w:val="000000" w:themeColor="text1"/>
+        </w:rPr>
+      </w:pPr>
+      <w:r>
+        <w:rPr>
+          <w:color w:val="000000" w:themeColor="text1"/>
+        </w:rPr>
+        <w:t>print(</w:t>
+      </w:r>
+      <w:proofErr w:type="spellStart"/>
+      <w:proofErr w:type="gramStart"/>
+      <w:r>
+        <w:rPr>
+          <w:color w:val="000000" w:themeColor="text1"/>
+        </w:rPr>
+        <w:t>df.isnull</w:t>
+      </w:r>
+      <w:proofErr w:type="spellEnd"/>
+      <w:proofErr w:type="gramEnd"/>
+      <w:r>
+        <w:rPr>
+          <w:color w:val="000000" w:themeColor="text1"/>
+        </w:rPr>
+        <w:t>())</w:t>
+      </w:r>
+    </w:p>
+    <w:p>
+      <w:pPr>
+        <w:rPr>
+          <w:color w:val="000000" w:themeColor="text1"/>
+        </w:rPr>
+      </w:pPr>
+      <w:r>
+        <w:rPr>
+          <w:color w:val="000000" w:themeColor="text1"/>
+        </w:rPr>
+        <w:t>print(</w:t>
+      </w:r>
+      <w:proofErr w:type="spellStart"/>
+      <w:proofErr w:type="gramStart"/>
+      <w:r>
+        <w:rPr>
+          <w:color w:val="000000" w:themeColor="text1"/>
+        </w:rPr>
+        <w:t>df.notnull</w:t>
+      </w:r>
+      <w:proofErr w:type="spellEnd"/>
+      <w:proofErr w:type="gramEnd"/>
+      <w:r>
+        <w:rPr>
+          <w:color w:val="000000" w:themeColor="text1"/>
+        </w:rPr>
+        <w:t>(</w:t>
+      </w:r>
+      <w:proofErr w:type="gramStart"/>
+      <w:r>
+        <w:rPr>
+          <w:color w:val="000000" w:themeColor="text1"/>
+        </w:rPr>
+        <w:t>))</w:t>
+      </w:r>
+      <w:r>
+        <w:rPr>
+          <w:color w:val="000000" w:themeColor="text1"/>
+        </w:rPr>
+        <w:t xml:space="preserve">  </w:t>
+      </w:r>
+      <w:r>
+        <w:rPr>
+          <w:color w:val="000000" w:themeColor="text1"/>
+        </w:rPr>
+        <w:t>#</w:t>
+      </w:r>
+      <w:proofErr w:type="gramEnd"/>
+      <w:r>
+        <w:rPr>
+          <w:color w:val="000000" w:themeColor="text1"/>
+        </w:rPr>
+        <w:t xml:space="preserve"> Shows True for non-missing values</w:t>
+      </w:r>
+    </w:p>
+    <w:p>
+      <w:pPr>
+        <w:rPr>
+          <w:color w:val="000000" w:themeColor="text1"/>
+        </w:rPr>
+      </w:pPr>
+    </w:p>
+    <w:p>
+      <w:pPr>
+        <w:rPr>
+          <w:color w:val="000000" w:themeColor="text1"/>
+        </w:rPr>
+      </w:pPr>
+      <w:r>
+        <w:rPr>
+          <w:color w:val="000000" w:themeColor="text1"/>
+        </w:rPr>
+        <w:lastRenderedPageBreak/>
+        <w:t># Count missing values in each column</w:t>
+      </w:r>
+    </w:p>
+    <w:p>
+      <w:pPr>
+        <w:rPr>
+          <w:color w:val="000000" w:themeColor="text1"/>
+        </w:rPr>
+      </w:pPr>
+      <w:r>
+        <w:rPr>
+          <w:color w:val="000000" w:themeColor="text1"/>
+        </w:rPr>
+        <w:t>print(</w:t>
+      </w:r>
+      <w:proofErr w:type="spellStart"/>
+      <w:proofErr w:type="gramStart"/>
+      <w:r>
+        <w:rPr>
+          <w:color w:val="000000" w:themeColor="text1"/>
+        </w:rPr>
+        <w:t>df.isnull</w:t>
+      </w:r>
+      <w:proofErr w:type="spellEnd"/>
+      <w:proofErr w:type="gramEnd"/>
+      <w:r>
+        <w:rPr>
+          <w:color w:val="000000" w:themeColor="text1"/>
+        </w:rPr>
+        <w:t>(</w:t>
+      </w:r>
+      <w:proofErr w:type="gramStart"/>
+      <w:r>
+        <w:rPr>
+          <w:color w:val="000000" w:themeColor="text1"/>
+        </w:rPr>
+        <w:t>).sum</w:t>
+      </w:r>
+      <w:proofErr w:type="gramEnd"/>
+      <w:r>
+        <w:rPr>
+          <w:color w:val="000000" w:themeColor="text1"/>
+        </w:rPr>
+        <w:t>())</w:t>
+      </w:r>
+    </w:p>
+    <w:p>
+      <w:pPr>
+        <w:rPr>
+          <w:color w:val="000000" w:themeColor="text1"/>
+        </w:rPr>
+      </w:pPr>
+    </w:p>
+    <w:p>
+      <w:pPr>
+        <w:rPr>
+          <w:b/>
+          <w:bCs/>
+          <w:color w:val="000000" w:themeColor="text1"/>
+        </w:rPr>
+      </w:pPr>
+      <w:r>
+        <w:rPr>
+          <w:b/>
+          <w:bCs/>
+          <w:color w:val="000000" w:themeColor="text1"/>
+        </w:rPr>
+        <w:t>Dropping Missing Values</w:t>
+      </w:r>
+    </w:p>
+    <w:p>
+      <w:pPr>
+        <w:rPr>
+          <w:color w:val="000000" w:themeColor="text1"/>
+        </w:rPr>
+      </w:pPr>
+      <w:r>
+        <w:rPr>
+          <w:color w:val="000000" w:themeColor="text1"/>
+        </w:rPr>
+        <w:t xml:space="preserve">You can drop rows or columns that contain missing values using the </w:t>
+      </w:r>
+      <w:proofErr w:type="spellStart"/>
+      <w:proofErr w:type="gramStart"/>
+      <w:r>
+        <w:rPr>
+          <w:color w:val="000000" w:themeColor="text1"/>
+        </w:rPr>
+        <w:t>dropna</w:t>
+      </w:r>
+      <w:proofErr w:type="spellEnd"/>
+      <w:r>
+        <w:rPr>
+          <w:color w:val="000000" w:themeColor="text1"/>
+        </w:rPr>
+        <w:t>(</w:t>
+      </w:r>
+      <w:proofErr w:type="gramEnd"/>
+      <w:r>
+        <w:rPr>
+          <w:color w:val="000000" w:themeColor="text1"/>
+        </w:rPr>
+        <w:t>) method.</w:t>
+      </w:r>
+    </w:p>
+    <w:p>
+      <w:pPr>
+        <w:pStyle w:val="ListParagraph"/>
+        <w:numPr>
+          <w:ilvl w:val="0"/>
+          <w:numId w:val="15"/>
+        </w:numPr>
+        <w:rPr>
+          <w:color w:val="000000" w:themeColor="text1"/>
+        </w:rPr>
+      </w:pPr>
+      <w:proofErr w:type="spellStart"/>
+      <w:r>
+        <w:rPr>
+          <w:b/>
+          <w:bCs/>
+          <w:color w:val="000000" w:themeColor="text1"/>
+        </w:rPr>
+        <w:t>dropna</w:t>
+      </w:r>
+      <w:proofErr w:type="spellEnd"/>
+      <w:r>
+        <w:rPr>
+          <w:b/>
+          <w:bCs/>
+          <w:color w:val="000000" w:themeColor="text1"/>
+        </w:rPr>
+        <w:t>(axis=0)</w:t>
+      </w:r>
+      <w:r>
+        <w:rPr>
+          <w:color w:val="000000" w:themeColor="text1"/>
+        </w:rPr>
+        <w:t>: Drop rows with missing values.</w:t>
+      </w:r>
+    </w:p>
+    <w:p>
+      <w:pPr>
+        <w:pStyle w:val="ListParagraph"/>
+        <w:numPr>
+          <w:ilvl w:val="0"/>
+          <w:numId w:val="15"/>
+        </w:numPr>
+        <w:rPr>
+          <w:color w:val="000000" w:themeColor="text1"/>
+        </w:rPr>
+      </w:pPr>
+      <w:proofErr w:type="spellStart"/>
+      <w:r>
+        <w:rPr>
+          <w:b/>
+          <w:bCs/>
+          <w:color w:val="000000" w:themeColor="text1"/>
+        </w:rPr>
+        <w:t>dropna</w:t>
+      </w:r>
+      <w:proofErr w:type="spellEnd"/>
+      <w:r>
+        <w:rPr>
+          <w:b/>
+          <w:bCs/>
+          <w:color w:val="000000" w:themeColor="text1"/>
+        </w:rPr>
+        <w:t>(axis=1)</w:t>
+      </w:r>
+      <w:r>
+        <w:rPr>
+          <w:color w:val="000000" w:themeColor="text1"/>
+        </w:rPr>
+        <w:t>: Drop columns with missing values.</w:t>
+      </w:r>
+    </w:p>
+    <w:p>
+      <w:pPr>
+        <w:rPr>
+          <w:color w:val="000000" w:themeColor="text1"/>
+        </w:rPr>
+      </w:pPr>
+    </w:p>
+    <w:p>
+      <w:pPr>
+        <w:rPr>
+          <w:color w:val="000000" w:themeColor="text1"/>
+        </w:rPr>
+      </w:pPr>
+      <w:r>
+        <w:rPr>
+          <w:color w:val="000000" w:themeColor="text1"/>
+        </w:rPr>
+        <w:t>Examples</w:t>
+      </w:r>
+    </w:p>
+    <w:p>
+      <w:pPr>
+        <w:rPr>
+          <w:color w:val="000000" w:themeColor="text1"/>
+        </w:rPr>
+      </w:pPr>
+      <w:r>
+        <w:rPr>
+          <w:color w:val="000000" w:themeColor="text1"/>
+        </w:rPr>
+        <w:t># Drop rows with missing values</w:t>
+      </w:r>
+    </w:p>
+    <w:p>
+      <w:pPr>
+        <w:rPr>
+          <w:color w:val="000000" w:themeColor="text1"/>
+        </w:rPr>
+      </w:pPr>
+      <w:proofErr w:type="spellStart"/>
+      <w:r>
+        <w:rPr>
+          <w:color w:val="000000" w:themeColor="text1"/>
+        </w:rPr>
+        <w:t>df_cleaned_rows</w:t>
+      </w:r>
+      <w:proofErr w:type="spellEnd"/>
+      <w:r>
+        <w:rPr>
+          <w:color w:val="000000" w:themeColor="text1"/>
+        </w:rPr>
+        <w:t xml:space="preserve"> = </w:t>
+      </w:r>
+      <w:proofErr w:type="spellStart"/>
+      <w:proofErr w:type="gramStart"/>
+      <w:r>
+        <w:rPr>
+          <w:color w:val="000000" w:themeColor="text1"/>
+        </w:rPr>
+        <w:t>df.dropna</w:t>
+      </w:r>
+      <w:proofErr w:type="spellEnd"/>
+      <w:proofErr w:type="gramEnd"/>
+      <w:r>
+        <w:rPr>
+          <w:color w:val="000000" w:themeColor="text1"/>
+        </w:rPr>
+        <w:t>(axis=0)</w:t>
+      </w:r>
+    </w:p>
+    <w:p>
+      <w:pPr>
+        <w:rPr>
+          <w:color w:val="000000" w:themeColor="text1"/>
+        </w:rPr>
+      </w:pPr>
+    </w:p>
+    <w:p>
+      <w:pPr>
+        <w:rPr>
+          <w:color w:val="000000" w:themeColor="text1"/>
+        </w:rPr>
+      </w:pPr>
+      <w:r>
+        <w:rPr>
+          <w:color w:val="000000" w:themeColor="text1"/>
+        </w:rPr>
+        <w:t># Drop columns with missing values</w:t>
+      </w:r>
+    </w:p>
+    <w:p>
+      <w:pPr>
+        <w:rPr>
+          <w:color w:val="000000" w:themeColor="text1"/>
+        </w:rPr>
+      </w:pPr>
+      <w:proofErr w:type="spellStart"/>
+      <w:r>
+        <w:rPr>
+          <w:color w:val="000000" w:themeColor="text1"/>
+        </w:rPr>
+        <w:t>df_cleaned_cols</w:t>
+      </w:r>
+      <w:proofErr w:type="spellEnd"/>
+      <w:r>
+        <w:rPr>
+          <w:color w:val="000000" w:themeColor="text1"/>
+        </w:rPr>
+        <w:t xml:space="preserve"> = </w:t>
+      </w:r>
+      <w:proofErr w:type="spellStart"/>
+      <w:proofErr w:type="gramStart"/>
+      <w:r>
+        <w:rPr>
+          <w:color w:val="000000" w:themeColor="text1"/>
+        </w:rPr>
+        <w:t>df.dropna</w:t>
+      </w:r>
+      <w:proofErr w:type="spellEnd"/>
+      <w:proofErr w:type="gramEnd"/>
+      <w:r>
+        <w:rPr>
+          <w:color w:val="000000" w:themeColor="text1"/>
+        </w:rPr>
+        <w:t>(axis=1)</w:t>
+      </w:r>
+    </w:p>
+    <w:p>
+      <w:pPr>
+        <w:rPr>
+          <w:color w:val="000000" w:themeColor="text1"/>
+        </w:rPr>
+      </w:pPr>
+    </w:p>
+    <w:p>
+      <w:pPr>
+        <w:rPr>
+          <w:color w:val="000000" w:themeColor="text1"/>
+        </w:rPr>
+      </w:pPr>
+      <w:r>
+        <w:rPr>
+          <w:color w:val="000000" w:themeColor="text1"/>
+        </w:rPr>
+        <w:t>print(</w:t>
+      </w:r>
+      <w:proofErr w:type="spellStart"/>
+      <w:r>
+        <w:rPr>
+          <w:color w:val="000000" w:themeColor="text1"/>
+        </w:rPr>
+        <w:t>df_cleaned_rows</w:t>
+      </w:r>
+      <w:proofErr w:type="spellEnd"/>
+      <w:r>
+        <w:rPr>
+          <w:color w:val="000000" w:themeColor="text1"/>
+        </w:rPr>
+        <w:t>)</w:t>
+      </w:r>
+    </w:p>
+    <w:p>
+      <w:pPr>
+        <w:rPr>
+          <w:color w:val="000000" w:themeColor="text1"/>
+        </w:rPr>
+      </w:pPr>
+      <w:r>
+        <w:rPr>
+          <w:color w:val="000000" w:themeColor="text1"/>
+        </w:rPr>
+        <w:t>print(</w:t>
+      </w:r>
+      <w:proofErr w:type="spellStart"/>
+      <w:r>
+        <w:rPr>
+          <w:color w:val="000000" w:themeColor="text1"/>
+        </w:rPr>
+        <w:t>df_cleaned_cols</w:t>
+      </w:r>
+      <w:proofErr w:type="spellEnd"/>
+      <w:r>
+        <w:rPr>
+          <w:color w:val="000000" w:themeColor="text1"/>
+        </w:rPr>
+        <w:t>)</w:t>
+      </w:r>
+    </w:p>
+    <w:p>
+      <w:pPr>
+        <w:rPr>
+          <w:color w:val="000000" w:themeColor="text1"/>
+        </w:rPr>
+      </w:pPr>
+    </w:p>
+    <w:p>
+      <w:pPr>
+        <w:rPr>
+          <w:b/>
+          <w:bCs/>
+          <w:color w:val="000000" w:themeColor="text1"/>
+        </w:rPr>
+      </w:pPr>
+      <w:r>
+        <w:rPr>
+          <w:b/>
+          <w:bCs/>
+          <w:color w:val="000000" w:themeColor="text1"/>
+        </w:rPr>
+        <w:t>Filling Missing Values</w:t>
+      </w:r>
+    </w:p>
+    <w:p>
+      <w:pPr>
+        <w:rPr>
+          <w:color w:val="000000" w:themeColor="text1"/>
+        </w:rPr>
+      </w:pPr>
+      <w:r>
+        <w:rPr>
+          <w:color w:val="000000" w:themeColor="text1"/>
+        </w:rPr>
+        <w:t>I</w:t>
+      </w:r>
+      <w:r>
+        <w:rPr>
+          <w:color w:val="000000" w:themeColor="text1"/>
+        </w:rPr>
+        <w:t xml:space="preserve">nstead of dropping missing values, you can also fill them using </w:t>
+      </w:r>
+      <w:proofErr w:type="spellStart"/>
+      <w:proofErr w:type="gramStart"/>
+      <w:r>
+        <w:rPr>
+          <w:color w:val="000000" w:themeColor="text1"/>
+        </w:rPr>
+        <w:t>fillna</w:t>
+      </w:r>
+      <w:proofErr w:type="spellEnd"/>
+      <w:r>
+        <w:rPr>
+          <w:color w:val="000000" w:themeColor="text1"/>
+        </w:rPr>
+        <w:t>(</w:t>
+      </w:r>
+      <w:proofErr w:type="gramEnd"/>
+      <w:r>
+        <w:rPr>
+          <w:color w:val="000000" w:themeColor="text1"/>
+        </w:rPr>
+        <w:t>).</w:t>
+      </w:r>
+    </w:p>
+    <w:p>
+      <w:pPr>
+        <w:pStyle w:val="ListParagraph"/>
+        <w:numPr>
+          <w:ilvl w:val="0"/>
+          <w:numId w:val="13"/>
+        </w:numPr>
+        <w:rPr>
+          <w:color w:val="000000" w:themeColor="text1"/>
+        </w:rPr>
+      </w:pPr>
+      <w:r>
+        <w:rPr>
+          <w:b/>
+          <w:bCs/>
+          <w:color w:val="000000" w:themeColor="text1"/>
+        </w:rPr>
+        <w:t>Filling with a constant value</w:t>
+      </w:r>
+      <w:r>
+        <w:rPr>
+          <w:color w:val="000000" w:themeColor="text1"/>
+        </w:rPr>
+        <w:t>: Use a specific value to replace all missing values.</w:t>
+      </w:r>
+    </w:p>
+    <w:p>
+      <w:pPr>
+        <w:pStyle w:val="ListParagraph"/>
+        <w:numPr>
+          <w:ilvl w:val="0"/>
+          <w:numId w:val="13"/>
+        </w:numPr>
+        <w:rPr>
+          <w:color w:val="000000" w:themeColor="text1"/>
+        </w:rPr>
+      </w:pPr>
+      <w:r>
+        <w:rPr>
+          <w:b/>
+          <w:bCs/>
+          <w:color w:val="000000" w:themeColor="text1"/>
+        </w:rPr>
+        <w:t>Filling with statistical values</w:t>
+      </w:r>
+      <w:r>
+        <w:rPr>
+          <w:color w:val="000000" w:themeColor="text1"/>
+        </w:rPr>
+        <w:t>: Replace missing values with the mean, median, or mode of a column.</w:t>
+      </w:r>
+    </w:p>
+    <w:p>
+      <w:pPr>
+        <w:shd w:val="clear" w:color="auto" w:fill="F7F7F7"/>
+        <w:spacing w:after="0" w:line="285" w:lineRule="atLeast"/>
+        <w:rPr>
+          <w:rFonts w:ascii="Courier New" w:eastAsia="Times New Roman" w:hAnsi="Courier New" w:cs="Courier New"/>
+          <w:color w:val="008000"/>
+          <w:kern w:val="0"/>
+          <w:sz w:val="21"/>
+          <w:szCs w:val="21"/>
+          <w:lang w:eastAsia="en-IN"/>
+          <w14:ligatures w14:val="none"/>
+        </w:rPr>
+      </w:pPr>
+    </w:p>
+    <w:p>
+      <w:pPr>
+        <w:ind w:left="360"/>
+        <w:rPr>
+          <w:color w:val="000000" w:themeColor="text1"/>
+        </w:rPr>
+      </w:pPr>
+      <w:r>
+        <w:rPr>
+          <w:color w:val="000000" w:themeColor="text1"/>
+        </w:rPr>
+        <w:t xml:space="preserve"># Fill </w:t>
+      </w:r>
+      <w:r>
+        <w:rPr>
+          <w:color w:val="000000" w:themeColor="text1"/>
+        </w:rPr>
+        <w:t>missing values with</w:t>
+      </w:r>
+      <w:r>
+        <w:rPr>
+          <w:color w:val="000000" w:themeColor="text1"/>
+        </w:rPr>
+        <w:t xml:space="preserve"> a constant</w:t>
+      </w:r>
+    </w:p>
+    <w:p>
+      <w:pPr>
+        <w:ind w:left="360"/>
+        <w:rPr>
+          <w:color w:val="000000" w:themeColor="text1"/>
+        </w:rPr>
+      </w:pPr>
+      <w:proofErr w:type="spellStart"/>
+      <w:r>
+        <w:rPr>
+          <w:color w:val="000000" w:themeColor="text1"/>
+        </w:rPr>
+        <w:t>df_filled</w:t>
+      </w:r>
+      <w:proofErr w:type="spellEnd"/>
+      <w:r>
+        <w:rPr>
+          <w:color w:val="000000" w:themeColor="text1"/>
+        </w:rPr>
+        <w:t xml:space="preserve"> = </w:t>
+      </w:r>
+      <w:proofErr w:type="spellStart"/>
+      <w:proofErr w:type="gramStart"/>
+      <w:r>
+        <w:rPr>
+          <w:color w:val="000000" w:themeColor="text1"/>
+        </w:rPr>
+        <w:t>df.fillna</w:t>
+      </w:r>
+      <w:proofErr w:type="spellEnd"/>
+      <w:proofErr w:type="gramEnd"/>
+      <w:r>
+        <w:rPr>
+          <w:color w:val="000000" w:themeColor="text1"/>
+        </w:rPr>
+        <w:t>(value</w:t>
+      </w:r>
+      <w:proofErr w:type="gramStart"/>
+      <w:r>
+        <w:rPr>
+          <w:color w:val="000000" w:themeColor="text1"/>
+        </w:rPr>
+        <w:t>={</w:t>
+      </w:r>
+      <w:proofErr w:type="gramEnd"/>
+      <w:r>
+        <w:rPr>
+          <w:color w:val="000000" w:themeColor="text1"/>
+        </w:rPr>
+        <w:t>‘Age’:</w:t>
+      </w:r>
+      <w:proofErr w:type="gramStart"/>
+      <w:r>
+        <w:rPr>
+          <w:color w:val="000000" w:themeColor="text1"/>
+        </w:rPr>
+        <w:t>30 ,</w:t>
+      </w:r>
+      <w:proofErr w:type="gramEnd"/>
+      <w:r>
+        <w:rPr>
+          <w:color w:val="000000" w:themeColor="text1"/>
+        </w:rPr>
+        <w:t xml:space="preserve"> ‘</w:t>
+      </w:r>
+      <w:proofErr w:type="spellStart"/>
+      <w:r>
+        <w:rPr>
+          <w:color w:val="000000" w:themeColor="text1"/>
+        </w:rPr>
+        <w:t>Name’:’Unknown</w:t>
+      </w:r>
+      <w:proofErr w:type="spellEnd"/>
+      <w:r>
+        <w:rPr>
+          <w:color w:val="000000" w:themeColor="text1"/>
+        </w:rPr>
+        <w:t>’})</w:t>
+      </w:r>
+    </w:p>
+    <w:p>
+      <w:pPr>
+        <w:ind w:left="360"/>
+        <w:rPr>
+          <w:color w:val="000000" w:themeColor="text1"/>
+        </w:rPr>
+      </w:pPr>
+    </w:p>
+    <w:p>
+      <w:pPr>
+        <w:ind w:left="360"/>
+        <w:rPr>
+          <w:color w:val="000000" w:themeColor="text1"/>
+        </w:rPr>
+      </w:pPr>
+      <w:r>
+        <w:rPr>
+          <w:color w:val="000000" w:themeColor="text1"/>
+        </w:rPr>
+        <w:t># Fill missing values with the mean of the 'Age' column</w:t>
+      </w:r>
+    </w:p>
+    <w:p>
+      <w:pPr>
+        <w:ind w:left="360"/>
+        <w:rPr>
+          <w:color w:val="000000" w:themeColor="text1"/>
+        </w:rPr>
+      </w:pPr>
+      <w:proofErr w:type="spellStart"/>
+      <w:r>
+        <w:rPr>
+          <w:color w:val="000000" w:themeColor="text1"/>
+        </w:rPr>
+        <w:t>df_filled_mean</w:t>
+      </w:r>
+      <w:proofErr w:type="spellEnd"/>
+      <w:r>
+        <w:rPr>
+          <w:color w:val="000000" w:themeColor="text1"/>
+        </w:rPr>
+        <w:t xml:space="preserve"> = </w:t>
+      </w:r>
+      <w:proofErr w:type="spellStart"/>
+      <w:proofErr w:type="gramStart"/>
+      <w:r>
+        <w:rPr>
+          <w:color w:val="000000" w:themeColor="text1"/>
+        </w:rPr>
+        <w:t>df.fillna</w:t>
+      </w:r>
+      <w:proofErr w:type="spellEnd"/>
+      <w:proofErr w:type="gramEnd"/>
+      <w:r>
+        <w:rPr>
+          <w:color w:val="000000" w:themeColor="text1"/>
+        </w:rPr>
+        <w:t xml:space="preserve">({'Age': </w:t>
+      </w:r>
+      <w:proofErr w:type="spellStart"/>
+      <w:r>
+        <w:rPr>
+          <w:color w:val="000000" w:themeColor="text1"/>
+        </w:rPr>
+        <w:t>df</w:t>
+      </w:r>
+      <w:proofErr w:type="spellEnd"/>
+      <w:r>
+        <w:rPr>
+          <w:color w:val="000000" w:themeColor="text1"/>
+        </w:rPr>
+        <w:t>['Age'</w:t>
+      </w:r>
+      <w:proofErr w:type="gramStart"/>
+      <w:r>
+        <w:rPr>
+          <w:color w:val="000000" w:themeColor="text1"/>
+        </w:rPr>
+        <w:t>].mean</w:t>
+      </w:r>
+      <w:proofErr w:type="gramEnd"/>
+      <w:r>
+        <w:rPr>
+          <w:color w:val="000000" w:themeColor="text1"/>
+        </w:rPr>
+        <w:t>()})</w:t>
+      </w:r>
+    </w:p>
+    <w:p>
+      <w:pPr>
+        <w:rPr>
+          <w:b/>
+          <w:bCs/>
+          <w:color w:val="000000" w:themeColor="text1"/>
+        </w:rPr>
+      </w:pPr>
+      <w:r>
+        <w:rPr>
+          <w:b/>
+          <w:bCs/>
+          <w:color w:val="000000" w:themeColor="text1"/>
+        </w:rPr>
+        <w:lastRenderedPageBreak/>
+        <w:t>Filtering Data in Pandas</w:t>
+      </w:r>
+    </w:p>
+    <w:p>
+      <w:pPr>
+        <w:ind w:firstLine="360"/>
+        <w:rPr>
+          <w:color w:val="000000" w:themeColor="text1"/>
+        </w:rPr>
+      </w:pPr>
+      <w:r>
+        <w:rPr>
+          <w:color w:val="000000" w:themeColor="text1"/>
+        </w:rPr>
+        <w:t>Filtering allows you to extract rows based on specific conditions.</w:t>
+      </w:r>
+    </w:p>
+    <w:p>
+      <w:pPr>
+        <w:rPr>
+          <w:color w:val="000000" w:themeColor="text1"/>
+        </w:rPr>
+      </w:pPr>
+    </w:p>
+    <w:p>
+      <w:pPr>
+        <w:rPr>
+          <w:color w:val="000000" w:themeColor="text1"/>
+        </w:rPr>
+      </w:pPr>
+      <w:r>
+        <w:rPr>
+          <w:color w:val="000000" w:themeColor="text1"/>
+        </w:rPr>
+        <w:t># Filter rows where Age is greater than 25</w:t>
+      </w:r>
+    </w:p>
+    <w:p>
+      <w:pPr>
+        <w:rPr>
+          <w:color w:val="000000" w:themeColor="text1"/>
+        </w:rPr>
+      </w:pPr>
+      <w:proofErr w:type="spellStart"/>
+      <w:r>
+        <w:rPr>
+          <w:color w:val="000000" w:themeColor="text1"/>
+        </w:rPr>
+        <w:t>filtered_df</w:t>
+      </w:r>
+      <w:proofErr w:type="spellEnd"/>
+      <w:r>
+        <w:rPr>
+          <w:color w:val="000000" w:themeColor="text1"/>
+        </w:rPr>
+        <w:t xml:space="preserve"> = </w:t>
+      </w:r>
+      <w:proofErr w:type="spellStart"/>
+      <w:r>
+        <w:rPr>
+          <w:color w:val="000000" w:themeColor="text1"/>
+        </w:rPr>
+        <w:t>df</w:t>
+      </w:r>
+      <w:proofErr w:type="spellEnd"/>
+      <w:r>
+        <w:rPr>
+          <w:color w:val="000000" w:themeColor="text1"/>
+        </w:rPr>
+        <w:t>[</w:t>
+      </w:r>
+      <w:proofErr w:type="spellStart"/>
+      <w:r>
+        <w:rPr>
+          <w:color w:val="000000" w:themeColor="text1"/>
+        </w:rPr>
+        <w:t>df</w:t>
+      </w:r>
+      <w:proofErr w:type="spellEnd"/>
+      <w:r>
+        <w:rPr>
+          <w:color w:val="000000" w:themeColor="text1"/>
+        </w:rPr>
+        <w:t>['Age'] &gt; 25]</w:t>
+      </w:r>
+    </w:p>
+    <w:p>
+      <w:pPr>
+        <w:rPr>
+          <w:color w:val="000000" w:themeColor="text1"/>
+        </w:rPr>
+      </w:pPr>
+    </w:p>
+    <w:p>
+      <w:pPr>
+        <w:rPr>
+          <w:b/>
+          <w:bCs/>
+          <w:color w:val="000000" w:themeColor="text1"/>
+        </w:rPr>
+      </w:pPr>
+      <w:r>
+        <w:rPr>
+          <w:b/>
+          <w:bCs/>
+          <w:color w:val="000000" w:themeColor="text1"/>
+        </w:rPr>
+        <w:t>Multiple Conditions with &amp; and |</w:t>
+      </w:r>
+    </w:p>
+    <w:p>
+      <w:pPr>
+        <w:ind w:firstLine="720"/>
+        <w:rPr>
+          <w:color w:val="000000" w:themeColor="text1"/>
+        </w:rPr>
+      </w:pPr>
+      <w:r>
+        <w:rPr>
+          <w:color w:val="000000" w:themeColor="text1"/>
+        </w:rPr>
+        <w:t>You can apply multiple conditions using &amp; (and) and | (or).</w:t>
+      </w:r>
+    </w:p>
+    <w:p>
+      <w:pPr>
+        <w:rPr>
+          <w:color w:val="000000" w:themeColor="text1"/>
+        </w:rPr>
+      </w:pPr>
+    </w:p>
+    <w:p>
+      <w:pPr>
+        <w:rPr>
+          <w:color w:val="000000" w:themeColor="text1"/>
+        </w:rPr>
+      </w:pPr>
+      <w:r>
+        <w:rPr>
+          <w:color w:val="000000" w:themeColor="text1"/>
+        </w:rPr>
+        <w:t># Filter rows where Age is greater than 25 AND Name is not null</w:t>
+      </w:r>
+    </w:p>
+    <w:p>
+      <w:pPr>
+        <w:rPr>
+          <w:color w:val="000000" w:themeColor="text1"/>
+        </w:rPr>
+      </w:pPr>
+      <w:proofErr w:type="spellStart"/>
+      <w:r>
+        <w:rPr>
+          <w:color w:val="000000" w:themeColor="text1"/>
+        </w:rPr>
+        <w:t>filtered_df</w:t>
+      </w:r>
+      <w:proofErr w:type="spellEnd"/>
+      <w:r>
+        <w:rPr>
+          <w:color w:val="000000" w:themeColor="text1"/>
+        </w:rPr>
+        <w:t xml:space="preserve"> = df[(df['Age'] &gt; 25) &amp; (</w:t>
+      </w:r>
+      <w:proofErr w:type="spellStart"/>
+      <w:r>
+        <w:rPr>
+          <w:color w:val="000000" w:themeColor="text1"/>
+        </w:rPr>
+        <w:t>df</w:t>
+      </w:r>
+      <w:proofErr w:type="spellEnd"/>
+      <w:r>
+        <w:rPr>
+          <w:color w:val="000000" w:themeColor="text1"/>
+        </w:rPr>
+        <w:t>['Name'</w:t>
+      </w:r>
+      <w:proofErr w:type="gramStart"/>
+      <w:r>
+        <w:rPr>
+          <w:color w:val="000000" w:themeColor="text1"/>
+        </w:rPr>
+        <w:t>].</w:t>
+      </w:r>
+      <w:proofErr w:type="spellStart"/>
+      <w:r>
+        <w:rPr>
+          <w:color w:val="000000" w:themeColor="text1"/>
+        </w:rPr>
+        <w:t>notnull</w:t>
+      </w:r>
+      <w:proofErr w:type="spellEnd"/>
+      <w:proofErr w:type="gramEnd"/>
+      <w:r>
+        <w:rPr>
+          <w:color w:val="000000" w:themeColor="text1"/>
+        </w:rPr>
+        <w:t>())]</w:t>
+      </w:r>
+    </w:p>
+    <w:p>
+      <w:pPr>
+        <w:rPr>
+          <w:color w:val="000000" w:themeColor="text1"/>
+        </w:rPr>
+      </w:pPr>
+    </w:p>
+    <w:p>
+      <w:pPr>
+        <w:rPr>
+          <w:color w:val="000000" w:themeColor="text1"/>
+        </w:rPr>
+      </w:pPr>
+      <w:r>
+        <w:rPr>
+          <w:color w:val="000000" w:themeColor="text1"/>
+        </w:rPr>
+        <w:t># Filter rows where Age is less than 25 OR Name is null</w:t>
+      </w:r>
+    </w:p>
+    <w:p>
+      <w:pPr>
+        <w:rPr>
+          <w:color w:val="000000" w:themeColor="text1"/>
+        </w:rPr>
+      </w:pPr>
+      <w:proofErr w:type="spellStart"/>
+      <w:r>
+        <w:rPr>
+          <w:color w:val="000000" w:themeColor="text1"/>
+        </w:rPr>
+        <w:t>filtered_df</w:t>
+      </w:r>
+      <w:proofErr w:type="spellEnd"/>
+      <w:r>
+        <w:rPr>
+          <w:color w:val="000000" w:themeColor="text1"/>
+        </w:rPr>
+        <w:t xml:space="preserve"> = </w:t>
+      </w:r>
+      <w:proofErr w:type="spellStart"/>
+      <w:r>
+        <w:rPr>
+          <w:color w:val="000000" w:themeColor="text1"/>
+        </w:rPr>
+        <w:t>df</w:t>
+      </w:r>
+      <w:proofErr w:type="spellEnd"/>
+      <w:r>
+        <w:rPr>
+          <w:color w:val="000000" w:themeColor="text1"/>
+        </w:rPr>
+        <w:t>[(</w:t>
+      </w:r>
+      <w:proofErr w:type="spellStart"/>
+      <w:r>
+        <w:rPr>
+          <w:color w:val="000000" w:themeColor="text1"/>
+        </w:rPr>
+        <w:t>df</w:t>
+      </w:r>
+      <w:proofErr w:type="spellEnd"/>
+      <w:r>
+        <w:rPr>
+          <w:color w:val="000000" w:themeColor="text1"/>
+        </w:rPr>
+        <w:t>['Age'] &lt; 25) | (</w:t>
+      </w:r>
+      <w:proofErr w:type="spellStart"/>
+      <w:r>
+        <w:rPr>
+          <w:color w:val="000000" w:themeColor="text1"/>
+        </w:rPr>
+        <w:t>df</w:t>
+      </w:r>
+      <w:proofErr w:type="spellEnd"/>
+      <w:r>
+        <w:rPr>
+          <w:color w:val="000000" w:themeColor="text1"/>
+        </w:rPr>
+        <w:t>['Name'</w:t>
+      </w:r>
+      <w:proofErr w:type="gramStart"/>
+      <w:r>
+        <w:rPr>
+          <w:color w:val="000000" w:themeColor="text1"/>
+        </w:rPr>
+        <w:t>].</w:t>
+      </w:r>
+      <w:proofErr w:type="spellStart"/>
+      <w:r>
+        <w:rPr>
+          <w:color w:val="000000" w:themeColor="text1"/>
+        </w:rPr>
+        <w:t>isnull</w:t>
+      </w:r>
+      <w:proofErr w:type="spellEnd"/>
+      <w:proofErr w:type="gramEnd"/>
+      <w:r>
+        <w:rPr>
+          <w:color w:val="000000" w:themeColor="text1"/>
+        </w:rPr>
+        <w:t>())]</w:t>
+      </w:r>
+    </w:p>
+    <w:p>
+      <w:pPr>
+        <w:rPr>
+          <w:color w:val="000000" w:themeColor="text1"/>
+        </w:rPr>
+      </w:pPr>
+    </w:p>
+    <w:p>
+      <w:pPr>
+        <w:rPr>
+          <w:b/>
+          <w:bCs/>
+          <w:color w:val="000000" w:themeColor="text1"/>
+        </w:rPr>
+      </w:pPr>
+      <w:r>
+        <w:rPr>
+          <w:b/>
+          <w:bCs/>
+          <w:color w:val="000000" w:themeColor="text1"/>
+        </w:rPr>
+        <w:t xml:space="preserve">Filtering with </w:t>
+      </w:r>
+      <w:proofErr w:type="gramStart"/>
+      <w:r>
+        <w:rPr>
+          <w:b/>
+          <w:bCs/>
+          <w:color w:val="000000" w:themeColor="text1"/>
+        </w:rPr>
+        <w:t>query(</w:t>
+      </w:r>
+      <w:proofErr w:type="gramEnd"/>
+      <w:r>
+        <w:rPr>
+          <w:b/>
+          <w:bCs/>
+          <w:color w:val="000000" w:themeColor="text1"/>
+        </w:rPr>
+        <w:t>) Method</w:t>
+      </w:r>
+    </w:p>
+    <w:p>
+      <w:pPr>
+        <w:ind w:firstLine="720"/>
+        <w:rPr>
+          <w:color w:val="000000" w:themeColor="text1"/>
+        </w:rPr>
+      </w:pPr>
+      <w:r>
+        <w:rPr>
+          <w:color w:val="000000" w:themeColor="text1"/>
+        </w:rPr>
+        <w:t xml:space="preserve">The </w:t>
+      </w:r>
+      <w:proofErr w:type="gramStart"/>
+      <w:r>
+        <w:rPr>
+          <w:color w:val="000000" w:themeColor="text1"/>
+        </w:rPr>
+        <w:t>query(</w:t>
+      </w:r>
+      <w:proofErr w:type="gramEnd"/>
+      <w:r>
+        <w:rPr>
+          <w:color w:val="000000" w:themeColor="text1"/>
+        </w:rPr>
+        <w:t>) method allows for more readable code when filtering data.</w:t>
+      </w:r>
+    </w:p>
+    <w:p>
+      <w:pPr>
+        <w:rPr>
+          <w:color w:val="000000" w:themeColor="text1"/>
+        </w:rPr>
+      </w:pPr>
+    </w:p>
+    <w:p>
+      <w:pPr>
+        <w:rPr>
+          <w:color w:val="000000" w:themeColor="text1"/>
+        </w:rPr>
+      </w:pPr>
+      <w:r>
+        <w:rPr>
+          <w:color w:val="000000" w:themeColor="text1"/>
+        </w:rPr>
+        <w:t xml:space="preserve"># Use </w:t>
+      </w:r>
+      <w:proofErr w:type="gramStart"/>
+      <w:r>
+        <w:rPr>
+          <w:color w:val="000000" w:themeColor="text1"/>
+        </w:rPr>
+        <w:t>query(</w:t>
+      </w:r>
+      <w:proofErr w:type="gramEnd"/>
+      <w:r>
+        <w:rPr>
+          <w:color w:val="000000" w:themeColor="text1"/>
+        </w:rPr>
+        <w:t>) for more readable filtering</w:t>
+      </w:r>
+    </w:p>
+    <w:p>
+      <w:pPr>
+        <w:rPr>
+          <w:color w:val="000000" w:themeColor="text1"/>
+        </w:rPr>
+      </w:pPr>
+      <w:proofErr w:type="spellStart"/>
+      <w:r>
+        <w:rPr>
+          <w:color w:val="000000" w:themeColor="text1"/>
+        </w:rPr>
+        <w:t>filtered_df</w:t>
+      </w:r>
+      <w:proofErr w:type="spellEnd"/>
+      <w:r>
+        <w:rPr>
+          <w:color w:val="000000" w:themeColor="text1"/>
+        </w:rPr>
+        <w:t xml:space="preserve"> = </w:t>
+      </w:r>
+      <w:proofErr w:type="spellStart"/>
+      <w:proofErr w:type="gramStart"/>
+      <w:r>
+        <w:rPr>
+          <w:color w:val="000000" w:themeColor="text1"/>
+        </w:rPr>
+        <w:t>df.query</w:t>
+      </w:r>
+      <w:proofErr w:type="spellEnd"/>
+      <w:proofErr w:type="gramEnd"/>
+      <w:r>
+        <w:rPr>
+          <w:color w:val="000000" w:themeColor="text1"/>
+        </w:rPr>
+        <w:t xml:space="preserve">('Age &gt; 25 and </w:t>
+      </w:r>
+      <w:proofErr w:type="gramStart"/>
+      <w:r>
+        <w:rPr>
+          <w:color w:val="000000" w:themeColor="text1"/>
+        </w:rPr>
+        <w:t>Name !</w:t>
+      </w:r>
+      <w:proofErr w:type="gramEnd"/>
+      <w:r>
+        <w:rPr>
+          <w:color w:val="000000" w:themeColor="text1"/>
+        </w:rPr>
+        <w:t>= "Unknown"')</w:t>
+      </w:r>
+    </w:p>
+    <w:p>
+      <w:pPr>
+        <w:rPr>
+          <w:color w:val="000000" w:themeColor="text1"/>
+        </w:rPr>
+      </w:pPr>
+      <w:r>
+        <w:rPr>
+          <w:color w:val="000000" w:themeColor="text1"/>
+        </w:rPr>
+        <w:t>print(</w:t>
+      </w:r>
+      <w:proofErr w:type="spellStart"/>
+      <w:r>
+        <w:rPr>
+          <w:color w:val="000000" w:themeColor="text1"/>
+        </w:rPr>
+        <w:t>filtered_df</w:t>
+      </w:r>
+      <w:proofErr w:type="spellEnd"/>
+      <w:r>
+        <w:rPr>
+          <w:color w:val="000000" w:themeColor="text1"/>
+        </w:rPr>
+        <w:t>)</w:t>
+      </w:r>
     </w:p>
     <w:sectPr>
       <w:pgSz w:w="11906" w:h="16838"/>
@@ -6877,6 +11506,232 @@
 <file path=word/numbering.xml><?xml version="1.0" encoding="utf-8"?>
 <w:numbering xmlns:wpc="http://schemas.microsoft.com/office/word/2010/wordprocessingCanvas" xmlns:cx="http://schemas.microsoft.com/office/drawing/2014/chartex" xmlns:cx1="http://schemas.microsoft.com/office/drawing/2015/9/8/chartex" xmlns:cx2="http://schemas.microsoft.com/office/drawing/2015/10/21/chartex" xmlns:cx3="http://schemas.microsoft.com/office/drawing/2016/5/9/chartex" xmlns:cx4="http://schemas.microsoft.com/office/drawing/2016/5/10/chartex" xmlns:cx5="http://schemas.microsoft.com/office/drawing/2016/5/11/chartex" xmlns:cx6="http://schemas.microsoft.com/office/drawing/2016/5/12/chartex" xmlns:cx7="http://schemas.microsoft.com/office/drawing/2016/5/13/chartex" xmlns:cx8="http://schemas.microsoft.com/office/drawing/2016/5/14/chartex" xmlns:mc="http://schemas.openxmlformats.org/markup-compatibility/2006" xmlns:aink="http://schemas.microsoft.com/office/drawing/2016/ink" xmlns:am3d="http://schemas.microsoft.com/office/drawing/2017/model3d" xmlns:o="urn:schemas-microsoft-com:office:office" xmlns:oel="http://schemas.microsoft.com/office/2019/extlst" xmlns:r="http://schemas.openxmlformats.org/officeDocument/2006/relationships" xmlns:m="http://schemas.openxmlformats.org/officeDocument/2006/math" xmlns:v="urn:schemas-microsoft-com:vml" xmlns:wp14="http://schemas.microsoft.com/office/word/2010/wordprocessingDrawing" xmlns:wp="http://schemas.openxmlformats.org/drawingml/2006/wordprocessingDrawing" xmlns:w10="urn:schemas-microsoft-com:office:word" xmlns:w="http://schemas.openxmlformats.org/wordprocessingml/2006/main" xmlns:w14="http://schemas.microsoft.com/office/word/2010/wordml" xmlns:w15="http://schemas.microsoft.com/office/word/2012/wordml" xmlns:w16cex="http://schemas.microsoft.com/office/word/2018/wordml/cex" xmlns:w16cid="http://schemas.microsoft.com/office/word/2016/wordml/cid" xmlns:w16="http://schemas.microsoft.com/office/word/2018/wordml" xmlns:w16du="http://schemas.microsoft.com/office/word/2023/wordml/word16du" xmlns:w16sdtdh="http://schemas.microsoft.com/office/word/2020/wordml/sdtdatahash" xmlns:w16sdtfl="http://schemas.microsoft.com/office/word/2024/wordml/sdtformatlock" xmlns:w16se="http://schemas.microsoft.com/office/word/2015/wordml/symex" xmlns:wpg="http://schemas.microsoft.com/office/word/2010/wordprocessingGroup" xmlns:wpi="http://schemas.microsoft.com/office/word/2010/wordprocessingInk" xmlns:wne="http://schemas.microsoft.com/office/word/2006/wordml" xmlns:wps="http://schemas.microsoft.com/office/word/2010/wordprocessingShape" mc:Ignorable="w14 w15 w16se w16cid w16 w16cex w16sdtdh w16sdtfl w16du wp14">
   <w:abstractNum w:abstractNumId="0" w15:restartNumberingAfterBreak="0">
+    <w:nsid w:val="02AF2D5F"/>
+    <w:multiLevelType w:val="multilevel"/>
+    <w:tmpl w:val="90BCF430"/>
+    <w:lvl w:ilvl="0">
+      <w:start w:val="1"/>
+      <w:numFmt w:val="decimal"/>
+      <w:lvlText w:val="%1."/>
+      <w:lvlJc w:val="left"/>
+      <w:pPr>
+        <w:tabs>
+          <w:tab w:val="num" w:pos="720"/>
+        </w:tabs>
+        <w:ind w:left="720" w:hanging="360"/>
+      </w:pPr>
+    </w:lvl>
+    <w:lvl w:ilvl="1" w:tentative="1">
+      <w:start w:val="1"/>
+      <w:numFmt w:val="decimal"/>
+      <w:lvlText w:val="%2."/>
+      <w:lvlJc w:val="left"/>
+      <w:pPr>
+        <w:tabs>
+          <w:tab w:val="num" w:pos="1440"/>
+        </w:tabs>
+        <w:ind w:left="1440" w:hanging="360"/>
+      </w:pPr>
+    </w:lvl>
+    <w:lvl w:ilvl="2" w:tentative="1">
+      <w:start w:val="1"/>
+      <w:numFmt w:val="decimal"/>
+      <w:lvlText w:val="%3."/>
+      <w:lvlJc w:val="left"/>
+      <w:pPr>
+        <w:tabs>
+          <w:tab w:val="num" w:pos="2160"/>
+        </w:tabs>
+        <w:ind w:left="2160" w:hanging="360"/>
+      </w:pPr>
+    </w:lvl>
+    <w:lvl w:ilvl="3" w:tentative="1">
+      <w:start w:val="1"/>
+      <w:numFmt w:val="decimal"/>
+      <w:lvlText w:val="%4."/>
+      <w:lvlJc w:val="left"/>
+      <w:pPr>
+        <w:tabs>
+          <w:tab w:val="num" w:pos="2880"/>
+        </w:tabs>
+        <w:ind w:left="2880" w:hanging="360"/>
+      </w:pPr>
+    </w:lvl>
+    <w:lvl w:ilvl="4" w:tentative="1">
+      <w:start w:val="1"/>
+      <w:numFmt w:val="decimal"/>
+      <w:lvlText w:val="%5."/>
+      <w:lvlJc w:val="left"/>
+      <w:pPr>
+        <w:tabs>
+          <w:tab w:val="num" w:pos="3600"/>
+        </w:tabs>
+        <w:ind w:left="3600" w:hanging="360"/>
+      </w:pPr>
+    </w:lvl>
+    <w:lvl w:ilvl="5" w:tentative="1">
+      <w:start w:val="1"/>
+      <w:numFmt w:val="decimal"/>
+      <w:lvlText w:val="%6."/>
+      <w:lvlJc w:val="left"/>
+      <w:pPr>
+        <w:tabs>
+          <w:tab w:val="num" w:pos="4320"/>
+        </w:tabs>
+        <w:ind w:left="4320" w:hanging="360"/>
+      </w:pPr>
+    </w:lvl>
+    <w:lvl w:ilvl="6" w:tentative="1">
+      <w:start w:val="1"/>
+      <w:numFmt w:val="decimal"/>
+      <w:lvlText w:val="%7."/>
+      <w:lvlJc w:val="left"/>
+      <w:pPr>
+        <w:tabs>
+          <w:tab w:val="num" w:pos="5040"/>
+        </w:tabs>
+        <w:ind w:left="5040" w:hanging="360"/>
+      </w:pPr>
+    </w:lvl>
+    <w:lvl w:ilvl="7" w:tentative="1">
+      <w:start w:val="1"/>
+      <w:numFmt w:val="decimal"/>
+      <w:lvlText w:val="%8."/>
+      <w:lvlJc w:val="left"/>
+      <w:pPr>
+        <w:tabs>
+          <w:tab w:val="num" w:pos="5760"/>
+        </w:tabs>
+        <w:ind w:left="5760" w:hanging="360"/>
+      </w:pPr>
+    </w:lvl>
+    <w:lvl w:ilvl="8" w:tentative="1">
+      <w:start w:val="1"/>
+      <w:numFmt w:val="decimal"/>
+      <w:lvlText w:val="%9."/>
+      <w:lvlJc w:val="left"/>
+      <w:pPr>
+        <w:tabs>
+          <w:tab w:val="num" w:pos="6480"/>
+        </w:tabs>
+        <w:ind w:left="6480" w:hanging="360"/>
+      </w:pPr>
+    </w:lvl>
+  </w:abstractNum>
+  <w:abstractNum w:abstractNumId="1" w15:restartNumberingAfterBreak="0">
+    <w:nsid w:val="1C81341A"/>
+    <w:multiLevelType w:val="hybridMultilevel"/>
+    <w:tmpl w:val="134240B0"/>
+    <w:lvl w:ilvl="0" w:tplc="40090001">
+      <w:start w:val="1"/>
+      <w:numFmt w:val="bullet"/>
+      <w:lvlText w:val=""/>
+      <w:lvlJc w:val="left"/>
+      <w:pPr>
+        <w:ind w:left="720" w:hanging="360"/>
+      </w:pPr>
+      <w:rPr>
+        <w:rFonts w:ascii="Symbol" w:hAnsi="Symbol" w:hint="default"/>
+      </w:rPr>
+    </w:lvl>
+    <w:lvl w:ilvl="1" w:tplc="40090003" w:tentative="1">
+      <w:start w:val="1"/>
+      <w:numFmt w:val="bullet"/>
+      <w:lvlText w:val="o"/>
+      <w:lvlJc w:val="left"/>
+      <w:pPr>
+        <w:ind w:left="1440" w:hanging="360"/>
+      </w:pPr>
+      <w:rPr>
+        <w:rFonts w:ascii="Courier New" w:hAnsi="Courier New" w:cs="Courier New" w:hint="default"/>
+      </w:rPr>
+    </w:lvl>
+    <w:lvl w:ilvl="2" w:tplc="40090005" w:tentative="1">
+      <w:start w:val="1"/>
+      <w:numFmt w:val="bullet"/>
+      <w:lvlText w:val=""/>
+      <w:lvlJc w:val="left"/>
+      <w:pPr>
+        <w:ind w:left="2160" w:hanging="360"/>
+      </w:pPr>
+      <w:rPr>
+        <w:rFonts w:ascii="Wingdings" w:hAnsi="Wingdings" w:hint="default"/>
+      </w:rPr>
+    </w:lvl>
+    <w:lvl w:ilvl="3" w:tplc="40090001" w:tentative="1">
+      <w:start w:val="1"/>
+      <w:numFmt w:val="bullet"/>
+      <w:lvlText w:val=""/>
+      <w:lvlJc w:val="left"/>
+      <w:pPr>
+        <w:ind w:left="2880" w:hanging="360"/>
+      </w:pPr>
+      <w:rPr>
+        <w:rFonts w:ascii="Symbol" w:hAnsi="Symbol" w:hint="default"/>
+      </w:rPr>
+    </w:lvl>
+    <w:lvl w:ilvl="4" w:tplc="40090003" w:tentative="1">
+      <w:start w:val="1"/>
+      <w:numFmt w:val="bullet"/>
+      <w:lvlText w:val="o"/>
+      <w:lvlJc w:val="left"/>
+      <w:pPr>
+        <w:ind w:left="3600" w:hanging="360"/>
+      </w:pPr>
+      <w:rPr>
+        <w:rFonts w:ascii="Courier New" w:hAnsi="Courier New" w:cs="Courier New" w:hint="default"/>
+      </w:rPr>
+    </w:lvl>
+    <w:lvl w:ilvl="5" w:tplc="40090005" w:tentative="1">
+      <w:start w:val="1"/>
+      <w:numFmt w:val="bullet"/>
+      <w:lvlText w:val=""/>
+      <w:lvlJc w:val="left"/>
+      <w:pPr>
+        <w:ind w:left="4320" w:hanging="360"/>
+      </w:pPr>
+      <w:rPr>
+        <w:rFonts w:ascii="Wingdings" w:hAnsi="Wingdings" w:hint="default"/>
+      </w:rPr>
+    </w:lvl>
+    <w:lvl w:ilvl="6" w:tplc="40090001" w:tentative="1">
+      <w:start w:val="1"/>
+      <w:numFmt w:val="bullet"/>
+      <w:lvlText w:val=""/>
+      <w:lvlJc w:val="left"/>
+      <w:pPr>
+        <w:ind w:left="5040" w:hanging="360"/>
+      </w:pPr>
+      <w:rPr>
+        <w:rFonts w:ascii="Symbol" w:hAnsi="Symbol" w:hint="default"/>
+      </w:rPr>
+    </w:lvl>
+    <w:lvl w:ilvl="7" w:tplc="40090003" w:tentative="1">
+      <w:start w:val="1"/>
+      <w:numFmt w:val="bullet"/>
+      <w:lvlText w:val="o"/>
+      <w:lvlJc w:val="left"/>
+      <w:pPr>
+        <w:ind w:left="5760" w:hanging="360"/>
+      </w:pPr>
+      <w:rPr>
+        <w:rFonts w:ascii="Courier New" w:hAnsi="Courier New" w:cs="Courier New" w:hint="default"/>
+      </w:rPr>
+    </w:lvl>
+    <w:lvl w:ilvl="8" w:tplc="40090005" w:tentative="1">
+      <w:start w:val="1"/>
+      <w:numFmt w:val="bullet"/>
+      <w:lvlText w:val=""/>
+      <w:lvlJc w:val="left"/>
+      <w:pPr>
+        <w:ind w:left="6480" w:hanging="360"/>
+      </w:pPr>
+      <w:rPr>
+        <w:rFonts w:ascii="Wingdings" w:hAnsi="Wingdings" w:hint="default"/>
+      </w:rPr>
+    </w:lvl>
+  </w:abstractNum>
+  <w:abstractNum w:abstractNumId="2" w15:restartNumberingAfterBreak="0">
     <w:nsid w:val="209477DA"/>
     <w:multiLevelType w:val="multilevel"/>
     <w:tmpl w:val="74FEA836"/>
@@ -7025,7 +11880,7 @@
       </w:rPr>
     </w:lvl>
   </w:abstractNum>
-  <w:abstractNum w:abstractNumId="1" w15:restartNumberingAfterBreak="0">
+  <w:abstractNum w:abstractNumId="3" w15:restartNumberingAfterBreak="0">
     <w:nsid w:val="22305130"/>
     <w:multiLevelType w:val="multilevel"/>
     <w:tmpl w:val="A4DAC2DA"/>
@@ -7174,7 +12029,93 @@
       </w:rPr>
     </w:lvl>
   </w:abstractNum>
-  <w:abstractNum w:abstractNumId="2" w15:restartNumberingAfterBreak="0">
+  <w:abstractNum w:abstractNumId="4" w15:restartNumberingAfterBreak="0">
+    <w:nsid w:val="29F265BE"/>
+    <w:multiLevelType w:val="hybridMultilevel"/>
+    <w:tmpl w:val="EED880CC"/>
+    <w:lvl w:ilvl="0" w:tplc="4009000F">
+      <w:start w:val="1"/>
+      <w:numFmt w:val="decimal"/>
+      <w:lvlText w:val="%1."/>
+      <w:lvlJc w:val="left"/>
+      <w:pPr>
+        <w:ind w:left="720" w:hanging="360"/>
+      </w:pPr>
+    </w:lvl>
+    <w:lvl w:ilvl="1" w:tplc="40090019" w:tentative="1">
+      <w:start w:val="1"/>
+      <w:numFmt w:val="lowerLetter"/>
+      <w:lvlText w:val="%2."/>
+      <w:lvlJc w:val="left"/>
+      <w:pPr>
+        <w:ind w:left="1440" w:hanging="360"/>
+      </w:pPr>
+    </w:lvl>
+    <w:lvl w:ilvl="2" w:tplc="4009001B" w:tentative="1">
+      <w:start w:val="1"/>
+      <w:numFmt w:val="lowerRoman"/>
+      <w:lvlText w:val="%3."/>
+      <w:lvlJc w:val="right"/>
+      <w:pPr>
+        <w:ind w:left="2160" w:hanging="180"/>
+      </w:pPr>
+    </w:lvl>
+    <w:lvl w:ilvl="3" w:tplc="4009000F" w:tentative="1">
+      <w:start w:val="1"/>
+      <w:numFmt w:val="decimal"/>
+      <w:lvlText w:val="%4."/>
+      <w:lvlJc w:val="left"/>
+      <w:pPr>
+        <w:ind w:left="2880" w:hanging="360"/>
+      </w:pPr>
+    </w:lvl>
+    <w:lvl w:ilvl="4" w:tplc="40090019" w:tentative="1">
+      <w:start w:val="1"/>
+      <w:numFmt w:val="lowerLetter"/>
+      <w:lvlText w:val="%5."/>
+      <w:lvlJc w:val="left"/>
+      <w:pPr>
+        <w:ind w:left="3600" w:hanging="360"/>
+      </w:pPr>
+    </w:lvl>
+    <w:lvl w:ilvl="5" w:tplc="4009001B" w:tentative="1">
+      <w:start w:val="1"/>
+      <w:numFmt w:val="lowerRoman"/>
+      <w:lvlText w:val="%6."/>
+      <w:lvlJc w:val="right"/>
+      <w:pPr>
+        <w:ind w:left="4320" w:hanging="180"/>
+      </w:pPr>
+    </w:lvl>
+    <w:lvl w:ilvl="6" w:tplc="4009000F" w:tentative="1">
+      <w:start w:val="1"/>
+      <w:numFmt w:val="decimal"/>
+      <w:lvlText w:val="%7."/>
+      <w:lvlJc w:val="left"/>
+      <w:pPr>
+        <w:ind w:left="5040" w:hanging="360"/>
+      </w:pPr>
+    </w:lvl>
+    <w:lvl w:ilvl="7" w:tplc="40090019" w:tentative="1">
+      <w:start w:val="1"/>
+      <w:numFmt w:val="lowerLetter"/>
+      <w:lvlText w:val="%8."/>
+      <w:lvlJc w:val="left"/>
+      <w:pPr>
+        <w:ind w:left="5760" w:hanging="360"/>
+      </w:pPr>
+    </w:lvl>
+    <w:lvl w:ilvl="8" w:tplc="4009001B" w:tentative="1">
+      <w:start w:val="1"/>
+      <w:numFmt w:val="lowerRoman"/>
+      <w:lvlText w:val="%9."/>
+      <w:lvlJc w:val="right"/>
+      <w:pPr>
+        <w:ind w:left="6480" w:hanging="180"/>
+      </w:pPr>
+    </w:lvl>
+  </w:abstractNum>
+  <w:abstractNum w:abstractNumId="5" w15:restartNumberingAfterBreak="0">
     <w:nsid w:val="2E7E4A71"/>
     <w:multiLevelType w:val="hybridMultilevel"/>
     <w:tmpl w:val="13201282"/>
@@ -7287,7 +12228,7 @@
       </w:rPr>
     </w:lvl>
   </w:abstractNum>
-  <w:abstractNum w:abstractNumId="3" w15:restartNumberingAfterBreak="0">
+  <w:abstractNum w:abstractNumId="6" w15:restartNumberingAfterBreak="0">
     <w:nsid w:val="32F52CF2"/>
     <w:multiLevelType w:val="hybridMultilevel"/>
     <w:tmpl w:val="F9E0AC0A"/>
@@ -7400,7 +12341,7 @@
       </w:rPr>
     </w:lvl>
   </w:abstractNum>
-  <w:abstractNum w:abstractNumId="4" w15:restartNumberingAfterBreak="0">
+  <w:abstractNum w:abstractNumId="7" w15:restartNumberingAfterBreak="0">
     <w:nsid w:val="3424029E"/>
     <w:multiLevelType w:val="multilevel"/>
     <w:tmpl w:val="2996D096"/>
@@ -7549,7 +12490,7 @@
       </w:rPr>
     </w:lvl>
   </w:abstractNum>
-  <w:abstractNum w:abstractNumId="5" w15:restartNumberingAfterBreak="0">
+  <w:abstractNum w:abstractNumId="8" w15:restartNumberingAfterBreak="0">
     <w:nsid w:val="3BD16F12"/>
     <w:multiLevelType w:val="hybridMultilevel"/>
     <w:tmpl w:val="8E34E104"/>
@@ -7662,7 +12603,7 @@
       </w:rPr>
     </w:lvl>
   </w:abstractNum>
-  <w:abstractNum w:abstractNumId="6" w15:restartNumberingAfterBreak="0">
+  <w:abstractNum w:abstractNumId="9" w15:restartNumberingAfterBreak="0">
     <w:nsid w:val="3D010FC4"/>
     <w:multiLevelType w:val="multilevel"/>
     <w:tmpl w:val="F5E03442"/>
@@ -7775,7 +12716,7 @@
       </w:pPr>
     </w:lvl>
   </w:abstractNum>
-  <w:abstractNum w:abstractNumId="7" w15:restartNumberingAfterBreak="0">
+  <w:abstractNum w:abstractNumId="10" w15:restartNumberingAfterBreak="0">
     <w:nsid w:val="4A0A13CF"/>
     <w:multiLevelType w:val="hybridMultilevel"/>
     <w:tmpl w:val="5CE89302"/>
@@ -7888,7 +12829,7 @@
       </w:rPr>
     </w:lvl>
   </w:abstractNum>
-  <w:abstractNum w:abstractNumId="8" w15:restartNumberingAfterBreak="0">
+  <w:abstractNum w:abstractNumId="11" w15:restartNumberingAfterBreak="0">
     <w:nsid w:val="4CE40B73"/>
     <w:multiLevelType w:val="hybridMultilevel"/>
     <w:tmpl w:val="CD141D20"/>
@@ -8001,7 +12942,7 @@
       </w:rPr>
     </w:lvl>
   </w:abstractNum>
-  <w:abstractNum w:abstractNumId="9" w15:restartNumberingAfterBreak="0">
+  <w:abstractNum w:abstractNumId="12" w15:restartNumberingAfterBreak="0">
     <w:nsid w:val="4FA93EC2"/>
     <w:multiLevelType w:val="hybridMultilevel"/>
     <w:tmpl w:val="D478A1AE"/>
@@ -8114,7 +13055,7 @@
       </w:rPr>
     </w:lvl>
   </w:abstractNum>
-  <w:abstractNum w:abstractNumId="10" w15:restartNumberingAfterBreak="0">
+  <w:abstractNum w:abstractNumId="13" w15:restartNumberingAfterBreak="0">
     <w:nsid w:val="63421EC1"/>
     <w:multiLevelType w:val="hybridMultilevel"/>
     <w:tmpl w:val="1FF8F534"/>
@@ -8227,7 +13168,7 @@
       </w:rPr>
     </w:lvl>
   </w:abstractNum>
-  <w:abstractNum w:abstractNumId="11" w15:restartNumberingAfterBreak="0">
+  <w:abstractNum w:abstractNumId="14" w15:restartNumberingAfterBreak="0">
     <w:nsid w:val="6617477A"/>
     <w:multiLevelType w:val="hybridMultilevel"/>
     <w:tmpl w:val="B42C7C42"/>
@@ -8340,7 +13281,7 @@
       </w:rPr>
     </w:lvl>
   </w:abstractNum>
-  <w:abstractNum w:abstractNumId="12" w15:restartNumberingAfterBreak="0">
+  <w:abstractNum w:abstractNumId="15" w15:restartNumberingAfterBreak="0">
     <w:nsid w:val="6D7276F7"/>
     <w:multiLevelType w:val="multilevel"/>
     <w:tmpl w:val="67C672A6"/>
@@ -8490,43 +13431,52 @@
     </w:lvl>
   </w:abstractNum>
   <w:num w:numId="1" w16cid:durableId="1514686034">
+    <w:abstractNumId w:val="7"/>
+  </w:num>
+  <w:num w:numId="2" w16cid:durableId="1978680384">
+    <w:abstractNumId w:val="15"/>
+  </w:num>
+  <w:num w:numId="3" w16cid:durableId="322784384">
+    <w:abstractNumId w:val="9"/>
+  </w:num>
+  <w:num w:numId="4" w16cid:durableId="945429670">
+    <w:abstractNumId w:val="6"/>
+  </w:num>
+  <w:num w:numId="5" w16cid:durableId="1607880336">
+    <w:abstractNumId w:val="8"/>
+  </w:num>
+  <w:num w:numId="6" w16cid:durableId="1819300607">
+    <w:abstractNumId w:val="12"/>
+  </w:num>
+  <w:num w:numId="7" w16cid:durableId="1059785547">
+    <w:abstractNumId w:val="13"/>
+  </w:num>
+  <w:num w:numId="8" w16cid:durableId="1884175932">
+    <w:abstractNumId w:val="11"/>
+  </w:num>
+  <w:num w:numId="9" w16cid:durableId="1899390249">
+    <w:abstractNumId w:val="5"/>
+  </w:num>
+  <w:num w:numId="10" w16cid:durableId="1804537405">
+    <w:abstractNumId w:val="3"/>
+  </w:num>
+  <w:num w:numId="11" w16cid:durableId="660472763">
+    <w:abstractNumId w:val="10"/>
+  </w:num>
+  <w:num w:numId="12" w16cid:durableId="2091809075">
+    <w:abstractNumId w:val="14"/>
+  </w:num>
+  <w:num w:numId="13" w16cid:durableId="1545824259">
+    <w:abstractNumId w:val="2"/>
+  </w:num>
+  <w:num w:numId="14" w16cid:durableId="1227644258">
+    <w:abstractNumId w:val="0"/>
+  </w:num>
+  <w:num w:numId="15" w16cid:durableId="1253124382">
     <w:abstractNumId w:val="4"/>
   </w:num>
-  <w:num w:numId="2" w16cid:durableId="1978680384">
-    <w:abstractNumId w:val="12"/>
-  </w:num>
-  <w:num w:numId="3" w16cid:durableId="322784384">
-    <w:abstractNumId w:val="6"/>
-  </w:num>
-  <w:num w:numId="4" w16cid:durableId="945429670">
-    <w:abstractNumId w:val="3"/>
-  </w:num>
-  <w:num w:numId="5" w16cid:durableId="1607880336">
-    <w:abstractNumId w:val="5"/>
-  </w:num>
-  <w:num w:numId="6" w16cid:durableId="1819300607">
-    <w:abstractNumId w:val="9"/>
-  </w:num>
-  <w:num w:numId="7" w16cid:durableId="1059785547">
-    <w:abstractNumId w:val="10"/>
-  </w:num>
-  <w:num w:numId="8" w16cid:durableId="1884175932">
-    <w:abstractNumId w:val="8"/>
-  </w:num>
-  <w:num w:numId="9" w16cid:durableId="1899390249">
-    <w:abstractNumId w:val="2"/>
-  </w:num>
-  <w:num w:numId="10" w16cid:durableId="1804537405">
+  <w:num w:numId="16" w16cid:durableId="1133406609">
     <w:abstractNumId w:val="1"/>
-  </w:num>
-  <w:num w:numId="11" w16cid:durableId="660472763">
-    <w:abstractNumId w:val="7"/>
-  </w:num>
-  <w:num w:numId="12" w16cid:durableId="2091809075">
-    <w:abstractNumId w:val="11"/>
-  </w:num>
-  <w:num w:numId="13" w16cid:durableId="1545824259">
-    <w:abstractNumId w:val="0"/>
   </w:num>
 </w:numbering>
 </file>
